--- a/05-Mayo-Junio/Entregables/2026-06/03-Reporte_Monitoreo_Alertamiento_2026-06_INSTITUCIONAL.docx
+++ b/05-Mayo-Junio/Entregables/2026-06/03-Reporte_Monitoreo_Alertamiento_2026-06_INSTITUCIONAL.docx
@@ -13,7 +13,7 @@
         <w:rPr>
           <w:rFonts w:ascii="Calibri" w:eastAsia="Times New Roman" w:hAnsi="Calibri" w:cs="Calibri"/>
         </w:rPr>
-        <w:t>Reporte Mensual de Monitoreo y Alertamiento</w:t>
+        <w:t>Acta de Cierre: Monitoreo Perimetral y Alertamiento</w:t>
       </w:r>
     </w:p>
     <w:p>
@@ -107,7 +107,7 @@
         <w:rPr>
           <w:rFonts w:ascii="Calibri" w:eastAsia="Times New Roman" w:hAnsi="Calibri" w:cs="Calibri"/>
         </w:rPr>
-        <w:pict w14:anchorId="6A59EC33">
+        <w:pict w14:anchorId="6B4A3594">
           <v:rect id="_x0000_i1025" style="width:0;height:1.5pt" o:hralign="center" o:hrstd="t" o:hr="t" fillcolor="#a0a0a0" stroked="f"/>
         </w:pict>
       </w:r>
@@ -141,7 +141,7 @@
           <w:sz w:val="22"/>
           <w:szCs w:val="22"/>
         </w:rPr>
-        <w:t>Documentar los controles de monitoreo preventivo, volumétrico y alertamiento consolidados al cierre del trimestre. Durante el mes de junio, la prioridad se centró en la seguridad perimetral a nivel aplicativo de la plataforma MUSEMS (Issue #56), previniendo ataques de denegación de servicio e inundación.</w:t>
+        <w:t>Acreditar la transferencia operativa de los controles de seguridad perimetral, volumetría y alertamiento integrados en la arquitectura backend de la plataforma MUSEMS (Release Candidate 1). Este reporte funciona como acta de conclusión demostrando la protección automatizada activa contra patrones de abuso e inundación (DDoS / Fuerza Bruta).</w:t>
       </w:r>
     </w:p>
     <w:p>
@@ -155,25 +155,57 @@
         <w:rPr>
           <w:rFonts w:ascii="Calibri" w:eastAsia="Times New Roman" w:hAnsi="Calibri" w:cs="Calibri"/>
         </w:rPr>
-        <w:t>2. Resultados Consolidados de Junio</w:t>
+        <w:t>2. Consolidación de Controles Volumétricos (Rate Limiting)</w:t>
       </w:r>
     </w:p>
     <w:p>
       <w:pPr>
-        <w:pStyle w:val="Ttulo3"/>
-        <w:rPr>
-          <w:rFonts w:ascii="Calibri" w:eastAsia="Times New Roman" w:hAnsi="Calibri" w:cs="Calibri"/>
+        <w:pStyle w:val="NormalWeb"/>
+        <w:rPr>
+          <w:rFonts w:ascii="Calibri" w:hAnsi="Calibri" w:cs="Calibri"/>
+          <w:sz w:val="22"/>
+          <w:szCs w:val="22"/>
         </w:rPr>
       </w:pPr>
       <w:r>
         <w:rPr>
-          <w:rFonts w:ascii="Calibri" w:eastAsia="Times New Roman" w:hAnsi="Calibri" w:cs="Calibri"/>
-        </w:rPr>
-        <w:t>2.1 Implementación de Monitoreo Volumétrico (Rate Limiting)</w:t>
+          <w:rFonts w:ascii="Calibri" w:hAnsi="Calibri" w:cs="Calibri"/>
+          <w:sz w:val="22"/>
+          <w:szCs w:val="22"/>
+        </w:rPr>
+        <w:t xml:space="preserve">La arquitectura se entrega blindada mediante la orquestación del middleware de observabilidad volumétrica apoyado en </w:t>
+      </w:r>
+      <w:r>
+        <w:rPr>
+          <w:rStyle w:val="CdigoHTML"/>
+        </w:rPr>
+        <w:t>slowapi</w:t>
+      </w:r>
+      <w:r>
+        <w:rPr>
+          <w:rFonts w:ascii="Calibri" w:hAnsi="Calibri" w:cs="Calibri"/>
+          <w:sz w:val="22"/>
+          <w:szCs w:val="22"/>
+        </w:rPr>
+        <w:t>.</w:t>
       </w:r>
     </w:p>
     <w:p>
       <w:pPr>
+        <w:pStyle w:val="Ttulo3"/>
+        <w:rPr>
+          <w:rFonts w:ascii="Calibri" w:eastAsia="Times New Roman" w:hAnsi="Calibri" w:cs="Calibri"/>
+        </w:rPr>
+      </w:pPr>
+      <w:r>
+        <w:rPr>
+          <w:rFonts w:ascii="Calibri" w:eastAsia="Times New Roman" w:hAnsi="Calibri" w:cs="Calibri"/>
+        </w:rPr>
+        <w:t>2.1 Umbrales Entregados en el Entorno QA</w:t>
+      </w:r>
+    </w:p>
+    <w:p>
+      <w:pPr>
         <w:pStyle w:val="NormalWeb"/>
         <w:rPr>
           <w:rFonts w:ascii="Calibri" w:hAnsi="Calibri" w:cs="Calibri"/>
@@ -187,35 +219,7 @@
           <w:sz w:val="22"/>
           <w:szCs w:val="22"/>
         </w:rPr>
-        <w:t xml:space="preserve">Para resolver la ausencia de controles en la concurrencia de acceso y autenticación, se instrumentó exitosamente la librería </w:t>
-      </w:r>
-      <w:r>
-        <w:rPr>
-          <w:rStyle w:val="CdigoHTML"/>
-        </w:rPr>
-        <w:t>slowapi</w:t>
-      </w:r>
-      <w:r>
-        <w:rPr>
-          <w:rFonts w:ascii="Calibri" w:hAnsi="Calibri" w:cs="Calibri"/>
-          <w:sz w:val="22"/>
-          <w:szCs w:val="22"/>
-        </w:rPr>
-        <w:t xml:space="preserve"> en la capa de FastAPI del proyecto MUSEMS. Este componente actúa como un monitor activo que evalúa en tiempo real las ráfagas provenientes de una misma dirección IP origen.</w:t>
-      </w:r>
-    </w:p>
-    <w:p>
-      <w:pPr>
-        <w:pStyle w:val="Ttulo3"/>
-        <w:rPr>
-          <w:rFonts w:ascii="Calibri" w:eastAsia="Times New Roman" w:hAnsi="Calibri" w:cs="Calibri"/>
-        </w:rPr>
-      </w:pPr>
-      <w:r>
-        <w:rPr>
-          <w:rFonts w:ascii="Calibri" w:eastAsia="Times New Roman" w:hAnsi="Calibri" w:cs="Calibri"/>
-        </w:rPr>
-        <w:t>2.2 Configuración de Umbrales</w:t>
+        <w:t>Se transfiere el control de los límites volumétricos configurados bajo la premisa de "Falla Segura" (Fail-Safe):</w:t>
       </w:r>
     </w:p>
     <w:p>
@@ -233,7 +237,31 @@
         <w:rPr>
           <w:rFonts w:ascii="Calibri" w:eastAsia="Times New Roman" w:hAnsi="Calibri" w:cs="Calibri"/>
         </w:rPr>
-        <w:t xml:space="preserve">Se definió un umbral estricto de </w:t>
+        <w:t xml:space="preserve">Los endpoints transaccionales públicos (como </w:t>
+      </w:r>
+      <w:r>
+        <w:rPr>
+          <w:rStyle w:val="CdigoHTML"/>
+        </w:rPr>
+        <w:t>/login</w:t>
+      </w:r>
+      <w:r>
+        <w:rPr>
+          <w:rFonts w:ascii="Calibri" w:eastAsia="Times New Roman" w:hAnsi="Calibri" w:cs="Calibri"/>
+        </w:rPr>
+        <w:t xml:space="preserve">, </w:t>
+      </w:r>
+      <w:r>
+        <w:rPr>
+          <w:rStyle w:val="CdigoHTML"/>
+        </w:rPr>
+        <w:t>/forgot-password</w:t>
+      </w:r>
+      <w:r>
+        <w:rPr>
+          <w:rFonts w:ascii="Calibri" w:eastAsia="Times New Roman" w:hAnsi="Calibri" w:cs="Calibri"/>
+        </w:rPr>
+        <w:t xml:space="preserve">) están estrictamente acotados a un máximo de </w:t>
       </w:r>
       <w:r>
         <w:rPr>
@@ -246,55 +274,7 @@
         <w:rPr>
           <w:rFonts w:ascii="Calibri" w:eastAsia="Times New Roman" w:hAnsi="Calibri" w:cs="Calibri"/>
         </w:rPr>
-        <w:t xml:space="preserve"> (</w:t>
-      </w:r>
-      <w:r>
-        <w:rPr>
-          <w:rStyle w:val="CdigoHTML"/>
-        </w:rPr>
-        <w:t>5/minute</w:t>
-      </w:r>
-      <w:r>
-        <w:rPr>
-          <w:rFonts w:ascii="Calibri" w:eastAsia="Times New Roman" w:hAnsi="Calibri" w:cs="Calibri"/>
-        </w:rPr>
-        <w:t xml:space="preserve">) exclusivamente sobre endpoints críticos de negocio: </w:t>
-      </w:r>
-      <w:r>
-        <w:rPr>
-          <w:rStyle w:val="CdigoHTML"/>
-        </w:rPr>
-        <w:t>/login</w:t>
-      </w:r>
-      <w:r>
-        <w:rPr>
-          <w:rFonts w:ascii="Calibri" w:eastAsia="Times New Roman" w:hAnsi="Calibri" w:cs="Calibri"/>
-        </w:rPr>
-        <w:t xml:space="preserve">, </w:t>
-      </w:r>
-      <w:r>
-        <w:rPr>
-          <w:rStyle w:val="CdigoHTML"/>
-        </w:rPr>
-        <w:t>/forgot-password</w:t>
-      </w:r>
-      <w:r>
-        <w:rPr>
-          <w:rFonts w:ascii="Calibri" w:eastAsia="Times New Roman" w:hAnsi="Calibri" w:cs="Calibri"/>
-        </w:rPr>
-        <w:t xml:space="preserve"> y </w:t>
-      </w:r>
-      <w:r>
-        <w:rPr>
-          <w:rStyle w:val="CdigoHTML"/>
-        </w:rPr>
-        <w:t>/reset-password</w:t>
-      </w:r>
-      <w:r>
-        <w:rPr>
-          <w:rFonts w:ascii="Calibri" w:eastAsia="Times New Roman" w:hAnsi="Calibri" w:cs="Calibri"/>
-        </w:rPr>
-        <w:t>.</w:t>
+        <w:t xml:space="preserve"> por cada dirección IP de origen.</w:t>
       </w:r>
     </w:p>
     <w:p>
@@ -312,7 +292,19 @@
         <w:rPr>
           <w:rFonts w:ascii="Calibri" w:eastAsia="Times New Roman" w:hAnsi="Calibri" w:cs="Calibri"/>
         </w:rPr>
-        <w:t>Los flujos analíticos internos operan sin restricciones de umbral, salvaguardando la operatividad general post-inicio de sesión.</w:t>
+        <w:t xml:space="preserve">Toda superación de este umbral genera automáticamente una excepción de red </w:t>
+      </w:r>
+      <w:r>
+        <w:rPr>
+          <w:rStyle w:val="CdigoHTML"/>
+        </w:rPr>
+        <w:t>429 Too Many Requests</w:t>
+      </w:r>
+      <w:r>
+        <w:rPr>
+          <w:rFonts w:ascii="Calibri" w:eastAsia="Times New Roman" w:hAnsi="Calibri" w:cs="Calibri"/>
+        </w:rPr>
+        <w:t>, interceptando la ráfaga a nivel de aplicación (FastAPI) y protegiendo el procesador de base de datos Oracle contra la inanición de conexiones.</w:t>
       </w:r>
     </w:p>
     <w:p>
@@ -326,7 +318,7 @@
         <w:rPr>
           <w:rFonts w:ascii="Calibri" w:eastAsia="Times New Roman" w:hAnsi="Calibri" w:cs="Calibri"/>
         </w:rPr>
-        <w:t>2.3 Evidencia y Resultados del Monitoreo</w:t>
+        <w:t>2.2 Trazabilidad de Auditoría</w:t>
       </w:r>
     </w:p>
     <w:p>
@@ -344,21 +336,24 @@
           <w:sz w:val="22"/>
           <w:szCs w:val="22"/>
         </w:rPr>
-        <w:t xml:space="preserve">Durante las pruebas de validación, la herramienta demostró bloquear conexiones abusivas, devolviendo exitosamente el código HTTP de alertamiento </w:t>
+        <w:t xml:space="preserve">El control y la alerta de denegación por abuso han sido cubiertos y certificados bajo casos de prueba rigurosos, verificables en la </w:t>
       </w:r>
       <w:r>
         <w:rPr>
-          <w:rStyle w:val="CdigoHTML"/>
-        </w:rPr>
-        <w:t>429 Too Many Requests</w:t>
-      </w:r>
-      <w:r>
-        <w:rPr>
+          <w:rStyle w:val="Fuerte"/>
           <w:rFonts w:ascii="Calibri" w:hAnsi="Calibri" w:cs="Calibri"/>
           <w:sz w:val="22"/>
           <w:szCs w:val="22"/>
         </w:rPr>
-        <w:t xml:space="preserve"> de manera estandarizada y absteniéndose de invocar la carga en la base de datos Oracle, lo cual preservó de facto la resiliencia operativa de la infraestructura backend.</w:t>
+        <w:t>Matriz de Rastreo y Trazabilidad</w:t>
+      </w:r>
+      <w:r>
+        <w:rPr>
+          <w:rFonts w:ascii="Calibri" w:hAnsi="Calibri" w:cs="Calibri"/>
+          <w:sz w:val="22"/>
+          <w:szCs w:val="22"/>
+        </w:rPr>
+        <w:t xml:space="preserve"> transferida al área de operaciones.</w:t>
       </w:r>
     </w:p>
     <w:p>
@@ -372,7 +367,71 @@
         <w:rPr>
           <w:rFonts w:ascii="Calibri" w:eastAsia="Times New Roman" w:hAnsi="Calibri" w:cs="Calibri"/>
         </w:rPr>
-        <w:t>3. Manejo de Excepciones y Riesgos</w:t>
+        <w:t>3. Consideraciones para el Soporte Continuo</w:t>
+      </w:r>
+    </w:p>
+    <w:p>
+      <w:pPr>
+        <w:pStyle w:val="NormalWeb"/>
+        <w:rPr>
+          <w:rFonts w:ascii="Calibri" w:hAnsi="Calibri" w:cs="Calibri"/>
+          <w:sz w:val="22"/>
+          <w:szCs w:val="22"/>
+        </w:rPr>
+      </w:pPr>
+      <w:r>
+        <w:rPr>
+          <w:rFonts w:ascii="Calibri" w:hAnsi="Calibri" w:cs="Calibri"/>
+          <w:sz w:val="22"/>
+          <w:szCs w:val="22"/>
+        </w:rPr>
+        <w:t xml:space="preserve">Si bien la protección volumétrica actual garantiza la resiliencia base, se transfiere al equipo de operaciones el deber de monitorear el comportamiento de las IPs bajo arquitecturas de red complejas (Carrier-grade NAT). Se recomienda el análisis constante de las cabeceras </w:t>
+      </w:r>
+      <w:r>
+        <w:rPr>
+          <w:rStyle w:val="CdigoHTML"/>
+        </w:rPr>
+        <w:t>X-Forwarded-For</w:t>
+      </w:r>
+      <w:r>
+        <w:rPr>
+          <w:rFonts w:ascii="Calibri" w:hAnsi="Calibri" w:cs="Calibri"/>
+          <w:sz w:val="22"/>
+          <w:szCs w:val="22"/>
+        </w:rPr>
+        <w:t xml:space="preserve"> en los logs de los servidores en Producción para afinar la precisión del bloqueo en caso de falsos positivos sistémicos.</w:t>
+      </w:r>
+    </w:p>
+    <w:p>
+      <w:pPr>
+        <w:pStyle w:val="Ttulo2"/>
+        <w:rPr>
+          <w:rFonts w:ascii="Calibri" w:eastAsia="Times New Roman" w:hAnsi="Calibri" w:cs="Calibri"/>
+        </w:rPr>
+      </w:pPr>
+      <w:r>
+        <w:rPr>
+          <w:rFonts w:ascii="Calibri" w:eastAsia="Times New Roman" w:hAnsi="Calibri" w:cs="Calibri"/>
+        </w:rPr>
+        <w:t>4. Inventario de Entregables Finales (Handover Tecnológico)</w:t>
+      </w:r>
+    </w:p>
+    <w:p>
+      <w:pPr>
+        <w:pStyle w:val="NormalWeb"/>
+        <w:rPr>
+          <w:rFonts w:ascii="Calibri" w:hAnsi="Calibri" w:cs="Calibri"/>
+          <w:sz w:val="22"/>
+          <w:szCs w:val="22"/>
+        </w:rPr>
+      </w:pPr>
+      <w:r>
+        <w:rPr>
+          <w:rFonts w:ascii="Calibri" w:hAnsi="Calibri" w:cs="Calibri"/>
+          <w:sz w:val="22"/>
+          <w:szCs w:val="22"/>
+        </w:rPr>
+        <w:t>El blindaje de monitoreo y la estrategia de contención se formaliza con la transferencia de los siguientes artefactos aprobados:</w:t>
       </w:r>
     </w:p>
     <w:p>
@@ -388,40 +447,22 @@
       </w:pPr>
       <w:r>
         <w:rPr>
+          <w:rFonts w:ascii="Calibri" w:eastAsia="Times New Roman" w:hAnsi="Calibri" w:cs="Calibri"/>
+        </w:rPr>
+        <w:t xml:space="preserve">Entregable CMMI (06) </w:t>
+      </w:r>
+      <w:r>
+        <w:rPr>
           <w:rStyle w:val="Fuerte"/>
           <w:rFonts w:ascii="Calibri" w:eastAsia="Times New Roman" w:hAnsi="Calibri" w:cs="Calibri"/>
         </w:rPr>
-        <w:t>Riesgo por Proxies/NAT:</w:t>
+        <w:t>Pruebas de Estrés</w:t>
       </w:r>
       <w:r>
         <w:rPr>
           <w:rFonts w:ascii="Calibri" w:eastAsia="Times New Roman" w:hAnsi="Calibri" w:cs="Calibri"/>
         </w:rPr>
-        <w:t xml:space="preserve"> Se identificó la posibilidad técnica de falsos positivos en redes con NAT estricto (uso compartido de IP pública). Para mitigarlo, la arquitectura depende de la lectura correcta de la cabecera </w:t>
-      </w:r>
-      <w:r>
-        <w:rPr>
-          <w:rStyle w:val="CdigoHTML"/>
-        </w:rPr>
-        <w:t>X-Forwarded-For</w:t>
-      </w:r>
-      <w:r>
-        <w:rPr>
-          <w:rFonts w:ascii="Calibri" w:eastAsia="Times New Roman" w:hAnsi="Calibri" w:cs="Calibri"/>
-        </w:rPr>
-        <w:t xml:space="preserve"> o de </w:t>
-      </w:r>
-      <w:r>
-        <w:rPr>
-          <w:rStyle w:val="CdigoHTML"/>
-        </w:rPr>
-        <w:t>ProxyFix</w:t>
-      </w:r>
-      <w:r>
-        <w:rPr>
-          <w:rFonts w:ascii="Calibri" w:eastAsia="Times New Roman" w:hAnsi="Calibri" w:cs="Calibri"/>
-        </w:rPr>
-        <w:t xml:space="preserve"> a nivel de despliegue productivo.</w:t>
+        <w:t>, validando el comportamiento volumétrico del sistema.</w:t>
       </w:r>
     </w:p>
     <w:p>
@@ -437,97 +478,26 @@
       </w:pPr>
       <w:r>
         <w:rPr>
+          <w:rFonts w:ascii="Calibri" w:eastAsia="Times New Roman" w:hAnsi="Calibri" w:cs="Calibri"/>
+        </w:rPr>
+        <w:t xml:space="preserve">Entregable CMMI (04) </w:t>
+      </w:r>
+      <w:r>
+        <w:rPr>
           <w:rStyle w:val="Fuerte"/>
           <w:rFonts w:ascii="Calibri" w:eastAsia="Times New Roman" w:hAnsi="Calibri" w:cs="Calibri"/>
         </w:rPr>
-        <w:t>Testing Continuo:</w:t>
+        <w:t>Pruebas Funcionales</w:t>
       </w:r>
       <w:r>
         <w:rPr>
           <w:rFonts w:ascii="Calibri" w:eastAsia="Times New Roman" w:hAnsi="Calibri" w:cs="Calibri"/>
         </w:rPr>
-        <w:t xml:space="preserve"> Para no interrumpir los procesos de monitoreo E2E (Smoke Tests con Playwright), se instrumentó a nivel de pipeline una correcta tolerancia a este Rate Limiting asegurando que los bots de test no se automarginen del sistema.</w:t>
+        <w:t>, certificando la intercepción adecuada (respuesta HTTP 429) por parte de las defensas del sistema sin degradación del resto de servicios.</w:t>
       </w:r>
     </w:p>
     <w:p>
       <w:pPr>
-        <w:pStyle w:val="Ttulo2"/>
-        <w:rPr>
-          <w:rFonts w:ascii="Calibri" w:eastAsia="Times New Roman" w:hAnsi="Calibri" w:cs="Calibri"/>
-        </w:rPr>
-      </w:pPr>
-      <w:r>
-        <w:rPr>
-          <w:rFonts w:ascii="Calibri" w:eastAsia="Times New Roman" w:hAnsi="Calibri" w:cs="Calibri"/>
-        </w:rPr>
-        <w:t>4. Próximos Pasos Posteriores al Trimestre</w:t>
-      </w:r>
-    </w:p>
-    <w:p>
-      <w:pPr>
-        <w:numPr>
-          <w:ilvl w:val="0"/>
-          <w:numId w:val="15"/>
-        </w:numPr>
-        <w:spacing w:before="100" w:beforeAutospacing="1" w:after="100" w:afterAutospacing="1" w:line="240" w:lineRule="auto"/>
-        <w:rPr>
-          <w:rFonts w:ascii="Calibri" w:eastAsia="Times New Roman" w:hAnsi="Calibri" w:cs="Calibri"/>
-        </w:rPr>
-      </w:pPr>
-      <w:r>
-        <w:rPr>
-          <w:rFonts w:ascii="Calibri" w:eastAsia="Times New Roman" w:hAnsi="Calibri" w:cs="Calibri"/>
-        </w:rPr>
-        <w:t xml:space="preserve">Analizar los registros (logs) de producción para dimensionar la incidencia de alertas tipo </w:t>
-      </w:r>
-      <w:r>
-        <w:rPr>
-          <w:rStyle w:val="CdigoHTML"/>
-        </w:rPr>
-        <w:t>429</w:t>
-      </w:r>
-      <w:r>
-        <w:rPr>
-          <w:rFonts w:ascii="Calibri" w:eastAsia="Times New Roman" w:hAnsi="Calibri" w:cs="Calibri"/>
-        </w:rPr>
-        <w:t xml:space="preserve"> generadas por uso real.</w:t>
-      </w:r>
-    </w:p>
-    <w:p>
-      <w:pPr>
-        <w:numPr>
-          <w:ilvl w:val="0"/>
-          <w:numId w:val="15"/>
-        </w:numPr>
-        <w:spacing w:before="100" w:beforeAutospacing="1" w:after="100" w:afterAutospacing="1" w:line="240" w:lineRule="auto"/>
-        <w:rPr>
-          <w:rFonts w:ascii="Calibri" w:eastAsia="Times New Roman" w:hAnsi="Calibri" w:cs="Calibri"/>
-        </w:rPr>
-      </w:pPr>
-      <w:r>
-        <w:rPr>
-          <w:rFonts w:ascii="Calibri" w:eastAsia="Times New Roman" w:hAnsi="Calibri" w:cs="Calibri"/>
-        </w:rPr>
-        <w:t>Validar con el área de operaciones si es requerido conectar este limitador a un almacén de caché distribuido (como Redis) en futuros rediseños o escalados de instancias (pods).</w:t>
-      </w:r>
-    </w:p>
-    <w:p>
-      <w:pPr>
-        <w:rPr>
-          <w:rFonts w:ascii="Calibri" w:eastAsia="Times New Roman" w:hAnsi="Calibri" w:cs="Calibri"/>
-        </w:rPr>
-      </w:pPr>
-      <w:r>
-        <w:rPr>
-          <w:rFonts w:ascii="Calibri" w:eastAsia="Times New Roman" w:hAnsi="Calibri" w:cs="Calibri"/>
-        </w:rPr>
-        <w:pict w14:anchorId="16C74C80">
-          <v:rect id="_x0000_i1026" style="width:0;height:1.5pt" o:hralign="center" o:hrstd="t" o:hr="t" fillcolor="#a0a0a0" stroked="f"/>
-        </w:pict>
-      </w:r>
-    </w:p>
-    <w:p>
-      <w:pPr>
         <w:pStyle w:val="NormalWeb"/>
         <w:rPr>
           <w:rFonts w:ascii="Calibri" w:hAnsi="Calibri" w:cs="Calibri"/>
@@ -537,30 +507,11 @@
       </w:pPr>
       <w:r>
         <w:rPr>
-          <w:rStyle w:val="Fuerte"/>
           <w:rFonts w:ascii="Calibri" w:hAnsi="Calibri" w:cs="Calibri"/>
           <w:sz w:val="22"/>
           <w:szCs w:val="22"/>
         </w:rPr>
-        <w:t>Comentarios adicionales:</w:t>
-      </w:r>
-    </w:p>
-    <w:p>
-      <w:pPr>
-        <w:pStyle w:val="NormalWeb"/>
-        <w:rPr>
-          <w:rFonts w:ascii="Calibri" w:hAnsi="Calibri" w:cs="Calibri"/>
-          <w:sz w:val="22"/>
-          <w:szCs w:val="22"/>
-        </w:rPr>
-      </w:pPr>
-      <w:r>
-        <w:rPr>
-          <w:rFonts w:ascii="Calibri" w:hAnsi="Calibri" w:cs="Calibri"/>
-          <w:sz w:val="22"/>
-          <w:szCs w:val="22"/>
-        </w:rPr>
-        <w:t>Con las acciones efectuadas en junio, la organización cierra el trimestre con una madurez sustancial en la detección temprana y mitigación activa de ráfagas anómalas (observabilidad volumétrica), mitigando amenazas del Top 10 de OWASP.</w:t>
+        <w:t>Estos activos acreditan que el servicio se entrega altamente resiliente y equipado para la operación crítica institucional.</w:t>
       </w:r>
     </w:p>
     <w:p>
@@ -7309,155 +7260,6 @@
     </w:lvl>
   </w:abstractNum>
   <w:abstractNum w:abstractNumId="8" w15:restartNumberingAfterBreak="0">
-    <w:nsid w:val="0BBD0A4B"/>
-    <w:multiLevelType w:val="multilevel"/>
-    <w:tmpl w:val="384878AC"/>
-    <w:lvl w:ilvl="0">
-      <w:start w:val="1"/>
-      <w:numFmt w:val="bullet"/>
-      <w:lvlText w:val=""/>
-      <w:lvlJc w:val="left"/>
-      <w:pPr>
-        <w:tabs>
-          <w:tab w:val="num" w:pos="720"/>
-        </w:tabs>
-        <w:ind w:left="720" w:hanging="360"/>
-      </w:pPr>
-      <w:rPr>
-        <w:rFonts w:ascii="Symbol" w:hAnsi="Symbol" w:hint="default"/>
-        <w:sz w:val="20"/>
-      </w:rPr>
-    </w:lvl>
-    <w:lvl w:ilvl="1" w:tentative="1">
-      <w:start w:val="1"/>
-      <w:numFmt w:val="bullet"/>
-      <w:lvlText w:val="o"/>
-      <w:lvlJc w:val="left"/>
-      <w:pPr>
-        <w:tabs>
-          <w:tab w:val="num" w:pos="1440"/>
-        </w:tabs>
-        <w:ind w:left="1440" w:hanging="360"/>
-      </w:pPr>
-      <w:rPr>
-        <w:rFonts w:ascii="Courier New" w:hAnsi="Courier New" w:hint="default"/>
-        <w:sz w:val="20"/>
-      </w:rPr>
-    </w:lvl>
-    <w:lvl w:ilvl="2" w:tentative="1">
-      <w:start w:val="1"/>
-      <w:numFmt w:val="bullet"/>
-      <w:lvlText w:val=""/>
-      <w:lvlJc w:val="left"/>
-      <w:pPr>
-        <w:tabs>
-          <w:tab w:val="num" w:pos="2160"/>
-        </w:tabs>
-        <w:ind w:left="2160" w:hanging="360"/>
-      </w:pPr>
-      <w:rPr>
-        <w:rFonts w:ascii="Wingdings" w:hAnsi="Wingdings" w:hint="default"/>
-        <w:sz w:val="20"/>
-      </w:rPr>
-    </w:lvl>
-    <w:lvl w:ilvl="3" w:tentative="1">
-      <w:start w:val="1"/>
-      <w:numFmt w:val="bullet"/>
-      <w:lvlText w:val=""/>
-      <w:lvlJc w:val="left"/>
-      <w:pPr>
-        <w:tabs>
-          <w:tab w:val="num" w:pos="2880"/>
-        </w:tabs>
-        <w:ind w:left="2880" w:hanging="360"/>
-      </w:pPr>
-      <w:rPr>
-        <w:rFonts w:ascii="Wingdings" w:hAnsi="Wingdings" w:hint="default"/>
-        <w:sz w:val="20"/>
-      </w:rPr>
-    </w:lvl>
-    <w:lvl w:ilvl="4" w:tentative="1">
-      <w:start w:val="1"/>
-      <w:numFmt w:val="bullet"/>
-      <w:lvlText w:val=""/>
-      <w:lvlJc w:val="left"/>
-      <w:pPr>
-        <w:tabs>
-          <w:tab w:val="num" w:pos="3600"/>
-        </w:tabs>
-        <w:ind w:left="3600" w:hanging="360"/>
-      </w:pPr>
-      <w:rPr>
-        <w:rFonts w:ascii="Wingdings" w:hAnsi="Wingdings" w:hint="default"/>
-        <w:sz w:val="20"/>
-      </w:rPr>
-    </w:lvl>
-    <w:lvl w:ilvl="5" w:tentative="1">
-      <w:start w:val="1"/>
-      <w:numFmt w:val="bullet"/>
-      <w:lvlText w:val=""/>
-      <w:lvlJc w:val="left"/>
-      <w:pPr>
-        <w:tabs>
-          <w:tab w:val="num" w:pos="4320"/>
-        </w:tabs>
-        <w:ind w:left="4320" w:hanging="360"/>
-      </w:pPr>
-      <w:rPr>
-        <w:rFonts w:ascii="Wingdings" w:hAnsi="Wingdings" w:hint="default"/>
-        <w:sz w:val="20"/>
-      </w:rPr>
-    </w:lvl>
-    <w:lvl w:ilvl="6" w:tentative="1">
-      <w:start w:val="1"/>
-      <w:numFmt w:val="bullet"/>
-      <w:lvlText w:val=""/>
-      <w:lvlJc w:val="left"/>
-      <w:pPr>
-        <w:tabs>
-          <w:tab w:val="num" w:pos="5040"/>
-        </w:tabs>
-        <w:ind w:left="5040" w:hanging="360"/>
-      </w:pPr>
-      <w:rPr>
-        <w:rFonts w:ascii="Wingdings" w:hAnsi="Wingdings" w:hint="default"/>
-        <w:sz w:val="20"/>
-      </w:rPr>
-    </w:lvl>
-    <w:lvl w:ilvl="7" w:tentative="1">
-      <w:start w:val="1"/>
-      <w:numFmt w:val="bullet"/>
-      <w:lvlText w:val=""/>
-      <w:lvlJc w:val="left"/>
-      <w:pPr>
-        <w:tabs>
-          <w:tab w:val="num" w:pos="5760"/>
-        </w:tabs>
-        <w:ind w:left="5760" w:hanging="360"/>
-      </w:pPr>
-      <w:rPr>
-        <w:rFonts w:ascii="Wingdings" w:hAnsi="Wingdings" w:hint="default"/>
-        <w:sz w:val="20"/>
-      </w:rPr>
-    </w:lvl>
-    <w:lvl w:ilvl="8" w:tentative="1">
-      <w:start w:val="1"/>
-      <w:numFmt w:val="bullet"/>
-      <w:lvlText w:val=""/>
-      <w:lvlJc w:val="left"/>
-      <w:pPr>
-        <w:tabs>
-          <w:tab w:val="num" w:pos="6480"/>
-        </w:tabs>
-        <w:ind w:left="6480" w:hanging="360"/>
-      </w:pPr>
-      <w:rPr>
-        <w:rFonts w:ascii="Wingdings" w:hAnsi="Wingdings" w:hint="default"/>
-        <w:sz w:val="20"/>
-      </w:rPr>
-    </w:lvl>
-  </w:abstractNum>
-  <w:abstractNum w:abstractNumId="9" w15:restartNumberingAfterBreak="0">
     <w:nsid w:val="14A24D95"/>
     <w:multiLevelType w:val="hybridMultilevel"/>
     <w:tmpl w:val="0EDC7788"/>
@@ -7567,6 +7369,155 @@
       </w:pPr>
       <w:rPr>
         <w:rFonts w:ascii="Wingdings" w:hAnsi="Wingdings" w:hint="default"/>
+      </w:rPr>
+    </w:lvl>
+  </w:abstractNum>
+  <w:abstractNum w:abstractNumId="9" w15:restartNumberingAfterBreak="0">
+    <w:nsid w:val="27A35529"/>
+    <w:multiLevelType w:val="multilevel"/>
+    <w:tmpl w:val="93EE8564"/>
+    <w:lvl w:ilvl="0">
+      <w:start w:val="1"/>
+      <w:numFmt w:val="bullet"/>
+      <w:lvlText w:val=""/>
+      <w:lvlJc w:val="left"/>
+      <w:pPr>
+        <w:tabs>
+          <w:tab w:val="num" w:pos="720"/>
+        </w:tabs>
+        <w:ind w:left="720" w:hanging="360"/>
+      </w:pPr>
+      <w:rPr>
+        <w:rFonts w:ascii="Symbol" w:hAnsi="Symbol" w:hint="default"/>
+        <w:sz w:val="20"/>
+      </w:rPr>
+    </w:lvl>
+    <w:lvl w:ilvl="1" w:tentative="1">
+      <w:start w:val="1"/>
+      <w:numFmt w:val="bullet"/>
+      <w:lvlText w:val="o"/>
+      <w:lvlJc w:val="left"/>
+      <w:pPr>
+        <w:tabs>
+          <w:tab w:val="num" w:pos="1440"/>
+        </w:tabs>
+        <w:ind w:left="1440" w:hanging="360"/>
+      </w:pPr>
+      <w:rPr>
+        <w:rFonts w:ascii="Courier New" w:hAnsi="Courier New" w:hint="default"/>
+        <w:sz w:val="20"/>
+      </w:rPr>
+    </w:lvl>
+    <w:lvl w:ilvl="2" w:tentative="1">
+      <w:start w:val="1"/>
+      <w:numFmt w:val="bullet"/>
+      <w:lvlText w:val=""/>
+      <w:lvlJc w:val="left"/>
+      <w:pPr>
+        <w:tabs>
+          <w:tab w:val="num" w:pos="2160"/>
+        </w:tabs>
+        <w:ind w:left="2160" w:hanging="360"/>
+      </w:pPr>
+      <w:rPr>
+        <w:rFonts w:ascii="Wingdings" w:hAnsi="Wingdings" w:hint="default"/>
+        <w:sz w:val="20"/>
+      </w:rPr>
+    </w:lvl>
+    <w:lvl w:ilvl="3" w:tentative="1">
+      <w:start w:val="1"/>
+      <w:numFmt w:val="bullet"/>
+      <w:lvlText w:val=""/>
+      <w:lvlJc w:val="left"/>
+      <w:pPr>
+        <w:tabs>
+          <w:tab w:val="num" w:pos="2880"/>
+        </w:tabs>
+        <w:ind w:left="2880" w:hanging="360"/>
+      </w:pPr>
+      <w:rPr>
+        <w:rFonts w:ascii="Wingdings" w:hAnsi="Wingdings" w:hint="default"/>
+        <w:sz w:val="20"/>
+      </w:rPr>
+    </w:lvl>
+    <w:lvl w:ilvl="4" w:tentative="1">
+      <w:start w:val="1"/>
+      <w:numFmt w:val="bullet"/>
+      <w:lvlText w:val=""/>
+      <w:lvlJc w:val="left"/>
+      <w:pPr>
+        <w:tabs>
+          <w:tab w:val="num" w:pos="3600"/>
+        </w:tabs>
+        <w:ind w:left="3600" w:hanging="360"/>
+      </w:pPr>
+      <w:rPr>
+        <w:rFonts w:ascii="Wingdings" w:hAnsi="Wingdings" w:hint="default"/>
+        <w:sz w:val="20"/>
+      </w:rPr>
+    </w:lvl>
+    <w:lvl w:ilvl="5" w:tentative="1">
+      <w:start w:val="1"/>
+      <w:numFmt w:val="bullet"/>
+      <w:lvlText w:val=""/>
+      <w:lvlJc w:val="left"/>
+      <w:pPr>
+        <w:tabs>
+          <w:tab w:val="num" w:pos="4320"/>
+        </w:tabs>
+        <w:ind w:left="4320" w:hanging="360"/>
+      </w:pPr>
+      <w:rPr>
+        <w:rFonts w:ascii="Wingdings" w:hAnsi="Wingdings" w:hint="default"/>
+        <w:sz w:val="20"/>
+      </w:rPr>
+    </w:lvl>
+    <w:lvl w:ilvl="6" w:tentative="1">
+      <w:start w:val="1"/>
+      <w:numFmt w:val="bullet"/>
+      <w:lvlText w:val=""/>
+      <w:lvlJc w:val="left"/>
+      <w:pPr>
+        <w:tabs>
+          <w:tab w:val="num" w:pos="5040"/>
+        </w:tabs>
+        <w:ind w:left="5040" w:hanging="360"/>
+      </w:pPr>
+      <w:rPr>
+        <w:rFonts w:ascii="Wingdings" w:hAnsi="Wingdings" w:hint="default"/>
+        <w:sz w:val="20"/>
+      </w:rPr>
+    </w:lvl>
+    <w:lvl w:ilvl="7" w:tentative="1">
+      <w:start w:val="1"/>
+      <w:numFmt w:val="bullet"/>
+      <w:lvlText w:val=""/>
+      <w:lvlJc w:val="left"/>
+      <w:pPr>
+        <w:tabs>
+          <w:tab w:val="num" w:pos="5760"/>
+        </w:tabs>
+        <w:ind w:left="5760" w:hanging="360"/>
+      </w:pPr>
+      <w:rPr>
+        <w:rFonts w:ascii="Wingdings" w:hAnsi="Wingdings" w:hint="default"/>
+        <w:sz w:val="20"/>
+      </w:rPr>
+    </w:lvl>
+    <w:lvl w:ilvl="8" w:tentative="1">
+      <w:start w:val="1"/>
+      <w:numFmt w:val="bullet"/>
+      <w:lvlText w:val=""/>
+      <w:lvlJc w:val="left"/>
+      <w:pPr>
+        <w:tabs>
+          <w:tab w:val="num" w:pos="6480"/>
+        </w:tabs>
+        <w:ind w:left="6480" w:hanging="360"/>
+      </w:pPr>
+      <w:rPr>
+        <w:rFonts w:ascii="Wingdings" w:hAnsi="Wingdings" w:hint="default"/>
+        <w:sz w:val="20"/>
       </w:rPr>
     </w:lvl>
   </w:abstractNum>
@@ -7684,6 +7635,155 @@
     </w:lvl>
   </w:abstractNum>
   <w:abstractNum w:abstractNumId="11" w15:restartNumberingAfterBreak="0">
+    <w:nsid w:val="47000DBA"/>
+    <w:multiLevelType w:val="multilevel"/>
+    <w:tmpl w:val="CFEE8086"/>
+    <w:lvl w:ilvl="0">
+      <w:start w:val="1"/>
+      <w:numFmt w:val="bullet"/>
+      <w:lvlText w:val=""/>
+      <w:lvlJc w:val="left"/>
+      <w:pPr>
+        <w:tabs>
+          <w:tab w:val="num" w:pos="720"/>
+        </w:tabs>
+        <w:ind w:left="720" w:hanging="360"/>
+      </w:pPr>
+      <w:rPr>
+        <w:rFonts w:ascii="Symbol" w:hAnsi="Symbol" w:hint="default"/>
+        <w:sz w:val="20"/>
+      </w:rPr>
+    </w:lvl>
+    <w:lvl w:ilvl="1" w:tentative="1">
+      <w:start w:val="1"/>
+      <w:numFmt w:val="bullet"/>
+      <w:lvlText w:val="o"/>
+      <w:lvlJc w:val="left"/>
+      <w:pPr>
+        <w:tabs>
+          <w:tab w:val="num" w:pos="1440"/>
+        </w:tabs>
+        <w:ind w:left="1440" w:hanging="360"/>
+      </w:pPr>
+      <w:rPr>
+        <w:rFonts w:ascii="Courier New" w:hAnsi="Courier New" w:hint="default"/>
+        <w:sz w:val="20"/>
+      </w:rPr>
+    </w:lvl>
+    <w:lvl w:ilvl="2" w:tentative="1">
+      <w:start w:val="1"/>
+      <w:numFmt w:val="bullet"/>
+      <w:lvlText w:val=""/>
+      <w:lvlJc w:val="left"/>
+      <w:pPr>
+        <w:tabs>
+          <w:tab w:val="num" w:pos="2160"/>
+        </w:tabs>
+        <w:ind w:left="2160" w:hanging="360"/>
+      </w:pPr>
+      <w:rPr>
+        <w:rFonts w:ascii="Wingdings" w:hAnsi="Wingdings" w:hint="default"/>
+        <w:sz w:val="20"/>
+      </w:rPr>
+    </w:lvl>
+    <w:lvl w:ilvl="3" w:tentative="1">
+      <w:start w:val="1"/>
+      <w:numFmt w:val="bullet"/>
+      <w:lvlText w:val=""/>
+      <w:lvlJc w:val="left"/>
+      <w:pPr>
+        <w:tabs>
+          <w:tab w:val="num" w:pos="2880"/>
+        </w:tabs>
+        <w:ind w:left="2880" w:hanging="360"/>
+      </w:pPr>
+      <w:rPr>
+        <w:rFonts w:ascii="Wingdings" w:hAnsi="Wingdings" w:hint="default"/>
+        <w:sz w:val="20"/>
+      </w:rPr>
+    </w:lvl>
+    <w:lvl w:ilvl="4" w:tentative="1">
+      <w:start w:val="1"/>
+      <w:numFmt w:val="bullet"/>
+      <w:lvlText w:val=""/>
+      <w:lvlJc w:val="left"/>
+      <w:pPr>
+        <w:tabs>
+          <w:tab w:val="num" w:pos="3600"/>
+        </w:tabs>
+        <w:ind w:left="3600" w:hanging="360"/>
+      </w:pPr>
+      <w:rPr>
+        <w:rFonts w:ascii="Wingdings" w:hAnsi="Wingdings" w:hint="default"/>
+        <w:sz w:val="20"/>
+      </w:rPr>
+    </w:lvl>
+    <w:lvl w:ilvl="5" w:tentative="1">
+      <w:start w:val="1"/>
+      <w:numFmt w:val="bullet"/>
+      <w:lvlText w:val=""/>
+      <w:lvlJc w:val="left"/>
+      <w:pPr>
+        <w:tabs>
+          <w:tab w:val="num" w:pos="4320"/>
+        </w:tabs>
+        <w:ind w:left="4320" w:hanging="360"/>
+      </w:pPr>
+      <w:rPr>
+        <w:rFonts w:ascii="Wingdings" w:hAnsi="Wingdings" w:hint="default"/>
+        <w:sz w:val="20"/>
+      </w:rPr>
+    </w:lvl>
+    <w:lvl w:ilvl="6" w:tentative="1">
+      <w:start w:val="1"/>
+      <w:numFmt w:val="bullet"/>
+      <w:lvlText w:val=""/>
+      <w:lvlJc w:val="left"/>
+      <w:pPr>
+        <w:tabs>
+          <w:tab w:val="num" w:pos="5040"/>
+        </w:tabs>
+        <w:ind w:left="5040" w:hanging="360"/>
+      </w:pPr>
+      <w:rPr>
+        <w:rFonts w:ascii="Wingdings" w:hAnsi="Wingdings" w:hint="default"/>
+        <w:sz w:val="20"/>
+      </w:rPr>
+    </w:lvl>
+    <w:lvl w:ilvl="7" w:tentative="1">
+      <w:start w:val="1"/>
+      <w:numFmt w:val="bullet"/>
+      <w:lvlText w:val=""/>
+      <w:lvlJc w:val="left"/>
+      <w:pPr>
+        <w:tabs>
+          <w:tab w:val="num" w:pos="5760"/>
+        </w:tabs>
+        <w:ind w:left="5760" w:hanging="360"/>
+      </w:pPr>
+      <w:rPr>
+        <w:rFonts w:ascii="Wingdings" w:hAnsi="Wingdings" w:hint="default"/>
+        <w:sz w:val="20"/>
+      </w:rPr>
+    </w:lvl>
+    <w:lvl w:ilvl="8" w:tentative="1">
+      <w:start w:val="1"/>
+      <w:numFmt w:val="bullet"/>
+      <w:lvlText w:val=""/>
+      <w:lvlJc w:val="left"/>
+      <w:pPr>
+        <w:tabs>
+          <w:tab w:val="num" w:pos="6480"/>
+        </w:tabs>
+        <w:ind w:left="6480" w:hanging="360"/>
+      </w:pPr>
+      <w:rPr>
+        <w:rFonts w:ascii="Wingdings" w:hAnsi="Wingdings" w:hint="default"/>
+        <w:sz w:val="20"/>
+      </w:rPr>
+    </w:lvl>
+  </w:abstractNum>
+  <w:abstractNum w:abstractNumId="12" w15:restartNumberingAfterBreak="0">
     <w:nsid w:val="52D74056"/>
     <w:multiLevelType w:val="hybridMultilevel"/>
     <w:tmpl w:val="F8E884D6"/>
@@ -7772,7 +7872,7 @@
       </w:pPr>
     </w:lvl>
   </w:abstractNum>
-  <w:abstractNum w:abstractNumId="12" w15:restartNumberingAfterBreak="0">
+  <w:abstractNum w:abstractNumId="13" w15:restartNumberingAfterBreak="0">
     <w:nsid w:val="53C20551"/>
     <w:multiLevelType w:val="hybridMultilevel"/>
     <w:tmpl w:val="9EBC212E"/>
@@ -7859,304 +7959,6 @@
       <w:pPr>
         <w:ind w:left="6480" w:hanging="180"/>
       </w:pPr>
-    </w:lvl>
-  </w:abstractNum>
-  <w:abstractNum w:abstractNumId="13" w15:restartNumberingAfterBreak="0">
-    <w:nsid w:val="5E861418"/>
-    <w:multiLevelType w:val="multilevel"/>
-    <w:tmpl w:val="1646F2D4"/>
-    <w:lvl w:ilvl="0">
-      <w:start w:val="1"/>
-      <w:numFmt w:val="bullet"/>
-      <w:lvlText w:val=""/>
-      <w:lvlJc w:val="left"/>
-      <w:pPr>
-        <w:tabs>
-          <w:tab w:val="num" w:pos="720"/>
-        </w:tabs>
-        <w:ind w:left="720" w:hanging="360"/>
-      </w:pPr>
-      <w:rPr>
-        <w:rFonts w:ascii="Symbol" w:hAnsi="Symbol" w:hint="default"/>
-        <w:sz w:val="20"/>
-      </w:rPr>
-    </w:lvl>
-    <w:lvl w:ilvl="1" w:tentative="1">
-      <w:start w:val="1"/>
-      <w:numFmt w:val="bullet"/>
-      <w:lvlText w:val="o"/>
-      <w:lvlJc w:val="left"/>
-      <w:pPr>
-        <w:tabs>
-          <w:tab w:val="num" w:pos="1440"/>
-        </w:tabs>
-        <w:ind w:left="1440" w:hanging="360"/>
-      </w:pPr>
-      <w:rPr>
-        <w:rFonts w:ascii="Courier New" w:hAnsi="Courier New" w:hint="default"/>
-        <w:sz w:val="20"/>
-      </w:rPr>
-    </w:lvl>
-    <w:lvl w:ilvl="2" w:tentative="1">
-      <w:start w:val="1"/>
-      <w:numFmt w:val="bullet"/>
-      <w:lvlText w:val=""/>
-      <w:lvlJc w:val="left"/>
-      <w:pPr>
-        <w:tabs>
-          <w:tab w:val="num" w:pos="2160"/>
-        </w:tabs>
-        <w:ind w:left="2160" w:hanging="360"/>
-      </w:pPr>
-      <w:rPr>
-        <w:rFonts w:ascii="Wingdings" w:hAnsi="Wingdings" w:hint="default"/>
-        <w:sz w:val="20"/>
-      </w:rPr>
-    </w:lvl>
-    <w:lvl w:ilvl="3" w:tentative="1">
-      <w:start w:val="1"/>
-      <w:numFmt w:val="bullet"/>
-      <w:lvlText w:val=""/>
-      <w:lvlJc w:val="left"/>
-      <w:pPr>
-        <w:tabs>
-          <w:tab w:val="num" w:pos="2880"/>
-        </w:tabs>
-        <w:ind w:left="2880" w:hanging="360"/>
-      </w:pPr>
-      <w:rPr>
-        <w:rFonts w:ascii="Wingdings" w:hAnsi="Wingdings" w:hint="default"/>
-        <w:sz w:val="20"/>
-      </w:rPr>
-    </w:lvl>
-    <w:lvl w:ilvl="4" w:tentative="1">
-      <w:start w:val="1"/>
-      <w:numFmt w:val="bullet"/>
-      <w:lvlText w:val=""/>
-      <w:lvlJc w:val="left"/>
-      <w:pPr>
-        <w:tabs>
-          <w:tab w:val="num" w:pos="3600"/>
-        </w:tabs>
-        <w:ind w:left="3600" w:hanging="360"/>
-      </w:pPr>
-      <w:rPr>
-        <w:rFonts w:ascii="Wingdings" w:hAnsi="Wingdings" w:hint="default"/>
-        <w:sz w:val="20"/>
-      </w:rPr>
-    </w:lvl>
-    <w:lvl w:ilvl="5" w:tentative="1">
-      <w:start w:val="1"/>
-      <w:numFmt w:val="bullet"/>
-      <w:lvlText w:val=""/>
-      <w:lvlJc w:val="left"/>
-      <w:pPr>
-        <w:tabs>
-          <w:tab w:val="num" w:pos="4320"/>
-        </w:tabs>
-        <w:ind w:left="4320" w:hanging="360"/>
-      </w:pPr>
-      <w:rPr>
-        <w:rFonts w:ascii="Wingdings" w:hAnsi="Wingdings" w:hint="default"/>
-        <w:sz w:val="20"/>
-      </w:rPr>
-    </w:lvl>
-    <w:lvl w:ilvl="6" w:tentative="1">
-      <w:start w:val="1"/>
-      <w:numFmt w:val="bullet"/>
-      <w:lvlText w:val=""/>
-      <w:lvlJc w:val="left"/>
-      <w:pPr>
-        <w:tabs>
-          <w:tab w:val="num" w:pos="5040"/>
-        </w:tabs>
-        <w:ind w:left="5040" w:hanging="360"/>
-      </w:pPr>
-      <w:rPr>
-        <w:rFonts w:ascii="Wingdings" w:hAnsi="Wingdings" w:hint="default"/>
-        <w:sz w:val="20"/>
-      </w:rPr>
-    </w:lvl>
-    <w:lvl w:ilvl="7" w:tentative="1">
-      <w:start w:val="1"/>
-      <w:numFmt w:val="bullet"/>
-      <w:lvlText w:val=""/>
-      <w:lvlJc w:val="left"/>
-      <w:pPr>
-        <w:tabs>
-          <w:tab w:val="num" w:pos="5760"/>
-        </w:tabs>
-        <w:ind w:left="5760" w:hanging="360"/>
-      </w:pPr>
-      <w:rPr>
-        <w:rFonts w:ascii="Wingdings" w:hAnsi="Wingdings" w:hint="default"/>
-        <w:sz w:val="20"/>
-      </w:rPr>
-    </w:lvl>
-    <w:lvl w:ilvl="8" w:tentative="1">
-      <w:start w:val="1"/>
-      <w:numFmt w:val="bullet"/>
-      <w:lvlText w:val=""/>
-      <w:lvlJc w:val="left"/>
-      <w:pPr>
-        <w:tabs>
-          <w:tab w:val="num" w:pos="6480"/>
-        </w:tabs>
-        <w:ind w:left="6480" w:hanging="360"/>
-      </w:pPr>
-      <w:rPr>
-        <w:rFonts w:ascii="Wingdings" w:hAnsi="Wingdings" w:hint="default"/>
-        <w:sz w:val="20"/>
-      </w:rPr>
-    </w:lvl>
-  </w:abstractNum>
-  <w:abstractNum w:abstractNumId="14" w15:restartNumberingAfterBreak="0">
-    <w:nsid w:val="7BAE132C"/>
-    <w:multiLevelType w:val="multilevel"/>
-    <w:tmpl w:val="97CCF47E"/>
-    <w:lvl w:ilvl="0">
-      <w:start w:val="1"/>
-      <w:numFmt w:val="bullet"/>
-      <w:lvlText w:val=""/>
-      <w:lvlJc w:val="left"/>
-      <w:pPr>
-        <w:tabs>
-          <w:tab w:val="num" w:pos="720"/>
-        </w:tabs>
-        <w:ind w:left="720" w:hanging="360"/>
-      </w:pPr>
-      <w:rPr>
-        <w:rFonts w:ascii="Symbol" w:hAnsi="Symbol" w:hint="default"/>
-        <w:sz w:val="20"/>
-      </w:rPr>
-    </w:lvl>
-    <w:lvl w:ilvl="1" w:tentative="1">
-      <w:start w:val="1"/>
-      <w:numFmt w:val="bullet"/>
-      <w:lvlText w:val="o"/>
-      <w:lvlJc w:val="left"/>
-      <w:pPr>
-        <w:tabs>
-          <w:tab w:val="num" w:pos="1440"/>
-        </w:tabs>
-        <w:ind w:left="1440" w:hanging="360"/>
-      </w:pPr>
-      <w:rPr>
-        <w:rFonts w:ascii="Courier New" w:hAnsi="Courier New" w:hint="default"/>
-        <w:sz w:val="20"/>
-      </w:rPr>
-    </w:lvl>
-    <w:lvl w:ilvl="2" w:tentative="1">
-      <w:start w:val="1"/>
-      <w:numFmt w:val="bullet"/>
-      <w:lvlText w:val=""/>
-      <w:lvlJc w:val="left"/>
-      <w:pPr>
-        <w:tabs>
-          <w:tab w:val="num" w:pos="2160"/>
-        </w:tabs>
-        <w:ind w:left="2160" w:hanging="360"/>
-      </w:pPr>
-      <w:rPr>
-        <w:rFonts w:ascii="Wingdings" w:hAnsi="Wingdings" w:hint="default"/>
-        <w:sz w:val="20"/>
-      </w:rPr>
-    </w:lvl>
-    <w:lvl w:ilvl="3" w:tentative="1">
-      <w:start w:val="1"/>
-      <w:numFmt w:val="bullet"/>
-      <w:lvlText w:val=""/>
-      <w:lvlJc w:val="left"/>
-      <w:pPr>
-        <w:tabs>
-          <w:tab w:val="num" w:pos="2880"/>
-        </w:tabs>
-        <w:ind w:left="2880" w:hanging="360"/>
-      </w:pPr>
-      <w:rPr>
-        <w:rFonts w:ascii="Wingdings" w:hAnsi="Wingdings" w:hint="default"/>
-        <w:sz w:val="20"/>
-      </w:rPr>
-    </w:lvl>
-    <w:lvl w:ilvl="4" w:tentative="1">
-      <w:start w:val="1"/>
-      <w:numFmt w:val="bullet"/>
-      <w:lvlText w:val=""/>
-      <w:lvlJc w:val="left"/>
-      <w:pPr>
-        <w:tabs>
-          <w:tab w:val="num" w:pos="3600"/>
-        </w:tabs>
-        <w:ind w:left="3600" w:hanging="360"/>
-      </w:pPr>
-      <w:rPr>
-        <w:rFonts w:ascii="Wingdings" w:hAnsi="Wingdings" w:hint="default"/>
-        <w:sz w:val="20"/>
-      </w:rPr>
-    </w:lvl>
-    <w:lvl w:ilvl="5" w:tentative="1">
-      <w:start w:val="1"/>
-      <w:numFmt w:val="bullet"/>
-      <w:lvlText w:val=""/>
-      <w:lvlJc w:val="left"/>
-      <w:pPr>
-        <w:tabs>
-          <w:tab w:val="num" w:pos="4320"/>
-        </w:tabs>
-        <w:ind w:left="4320" w:hanging="360"/>
-      </w:pPr>
-      <w:rPr>
-        <w:rFonts w:ascii="Wingdings" w:hAnsi="Wingdings" w:hint="default"/>
-        <w:sz w:val="20"/>
-      </w:rPr>
-    </w:lvl>
-    <w:lvl w:ilvl="6" w:tentative="1">
-      <w:start w:val="1"/>
-      <w:numFmt w:val="bullet"/>
-      <w:lvlText w:val=""/>
-      <w:lvlJc w:val="left"/>
-      <w:pPr>
-        <w:tabs>
-          <w:tab w:val="num" w:pos="5040"/>
-        </w:tabs>
-        <w:ind w:left="5040" w:hanging="360"/>
-      </w:pPr>
-      <w:rPr>
-        <w:rFonts w:ascii="Wingdings" w:hAnsi="Wingdings" w:hint="default"/>
-        <w:sz w:val="20"/>
-      </w:rPr>
-    </w:lvl>
-    <w:lvl w:ilvl="7" w:tentative="1">
-      <w:start w:val="1"/>
-      <w:numFmt w:val="bullet"/>
-      <w:lvlText w:val=""/>
-      <w:lvlJc w:val="left"/>
-      <w:pPr>
-        <w:tabs>
-          <w:tab w:val="num" w:pos="5760"/>
-        </w:tabs>
-        <w:ind w:left="5760" w:hanging="360"/>
-      </w:pPr>
-      <w:rPr>
-        <w:rFonts w:ascii="Wingdings" w:hAnsi="Wingdings" w:hint="default"/>
-        <w:sz w:val="20"/>
-      </w:rPr>
-    </w:lvl>
-    <w:lvl w:ilvl="8" w:tentative="1">
-      <w:start w:val="1"/>
-      <w:numFmt w:val="bullet"/>
-      <w:lvlText w:val=""/>
-      <w:lvlJc w:val="left"/>
-      <w:pPr>
-        <w:tabs>
-          <w:tab w:val="num" w:pos="6480"/>
-        </w:tabs>
-        <w:ind w:left="6480" w:hanging="360"/>
-      </w:pPr>
-      <w:rPr>
-        <w:rFonts w:ascii="Wingdings" w:hAnsi="Wingdings" w:hint="default"/>
-        <w:sz w:val="20"/>
-      </w:rPr>
     </w:lvl>
   </w:abstractNum>
   <w:num w:numId="1" w16cid:durableId="761797777">
@@ -8178,10 +7980,10 @@
     <w:abstractNumId w:val="0"/>
   </w:num>
   <w:num w:numId="7" w16cid:durableId="767509364">
-    <w:abstractNumId w:val="11"/>
+    <w:abstractNumId w:val="12"/>
   </w:num>
   <w:num w:numId="8" w16cid:durableId="1187519976">
-    <w:abstractNumId w:val="9"/>
+    <w:abstractNumId w:val="8"/>
   </w:num>
   <w:num w:numId="9" w16cid:durableId="774518276">
     <w:abstractNumId w:val="7"/>
@@ -8190,19 +7992,16 @@
     <w:abstractNumId w:val="10"/>
   </w:num>
   <w:num w:numId="11" w16cid:durableId="1924602666">
-    <w:abstractNumId w:val="12"/>
+    <w:abstractNumId w:val="13"/>
   </w:num>
   <w:num w:numId="12" w16cid:durableId="2021344936">
     <w:abstractNumId w:val="2"/>
   </w:num>
-  <w:num w:numId="13" w16cid:durableId="375783797">
-    <w:abstractNumId w:val="14"/>
+  <w:num w:numId="13" w16cid:durableId="2129884855">
+    <w:abstractNumId w:val="11"/>
   </w:num>
-  <w:num w:numId="14" w16cid:durableId="1920601874">
-    <w:abstractNumId w:val="8"/>
-  </w:num>
-  <w:num w:numId="15" w16cid:durableId="681319957">
-    <w:abstractNumId w:val="13"/>
+  <w:num w:numId="14" w16cid:durableId="1533763625">
+    <w:abstractNumId w:val="9"/>
   </w:num>
   <w:numIdMacAtCleanup w:val="10"/>
 </w:numbering>
@@ -19859,7 +19658,7 @@
     <w:uiPriority w:val="99"/>
     <w:semiHidden/>
     <w:unhideWhenUsed/>
-    <w:rsid w:val="006E7274"/>
+    <w:rsid w:val="005A5DFA"/>
     <w:pPr>
       <w:spacing w:before="100" w:beforeAutospacing="1" w:after="100" w:afterAutospacing="1" w:line="240" w:lineRule="auto"/>
     </w:pPr>
@@ -19877,7 +19676,7 @@
     <w:uiPriority w:val="99"/>
     <w:semiHidden/>
     <w:unhideWhenUsed/>
-    <w:rsid w:val="006E7274"/>
+    <w:rsid w:val="005A5DFA"/>
     <w:rPr>
       <w:rFonts w:ascii="Courier New" w:eastAsiaTheme="minorEastAsia" w:hAnsi="Courier New" w:cs="Courier New"/>
       <w:sz w:val="20"/>

--- a/05-Mayo-Junio/Entregables/2026-06/03-Reporte_Monitoreo_Alertamiento_2026-06_INSTITUCIONAL.docx
+++ b/05-Mayo-Junio/Entregables/2026-06/03-Reporte_Monitoreo_Alertamiento_2026-06_INSTITUCIONAL.docx
@@ -13,7 +13,7 @@
         <w:rPr>
           <w:rFonts w:ascii="Calibri" w:eastAsia="Times New Roman" w:hAnsi="Calibri" w:cs="Calibri"/>
         </w:rPr>
-        <w:t>Acta de Cierre: Monitoreo Perimetral y Alertamiento</w:t>
+        <w:t>Acta de Cierre: Monitoreo Perimetral, Alertamiento y Contención Volumétrica</w:t>
       </w:r>
     </w:p>
     <w:p>
@@ -32,7 +32,7 @@
           <w:sz w:val="22"/>
           <w:szCs w:val="22"/>
         </w:rPr>
-        <w:t>Mes:</w:t>
+        <w:t>Mes de Corte:</w:t>
       </w:r>
       <w:r>
         <w:rPr>
@@ -59,7 +59,7 @@
           <w:sz w:val="22"/>
           <w:szCs w:val="22"/>
         </w:rPr>
-        <w:t>Responsable:</w:t>
+        <w:t>Periodo Abarcado:</w:t>
       </w:r>
       <w:r>
         <w:rPr>
@@ -67,7 +67,7 @@
           <w:sz w:val="22"/>
           <w:szCs w:val="22"/>
         </w:rPr>
-        <w:t xml:space="preserve"> Victor Manuel Lelo de Larea Polanco </w:t>
+        <w:t xml:space="preserve"> Abril - Mayo - Junio 2026 </w:t>
       </w:r>
     </w:p>
     <w:p>
@@ -86,6 +86,33 @@
           <w:sz w:val="22"/>
           <w:szCs w:val="22"/>
         </w:rPr>
+        <w:t>Responsable:</w:t>
+      </w:r>
+      <w:r>
+        <w:rPr>
+          <w:rFonts w:ascii="Calibri" w:hAnsi="Calibri" w:cs="Calibri"/>
+          <w:sz w:val="22"/>
+          <w:szCs w:val="22"/>
+        </w:rPr>
+        <w:t xml:space="preserve"> Victor Manuel Lelo de Larrea Polanco </w:t>
+      </w:r>
+    </w:p>
+    <w:p>
+      <w:pPr>
+        <w:pStyle w:val="NormalWeb"/>
+        <w:rPr>
+          <w:rFonts w:ascii="Calibri" w:hAnsi="Calibri" w:cs="Calibri"/>
+          <w:sz w:val="22"/>
+          <w:szCs w:val="22"/>
+        </w:rPr>
+      </w:pPr>
+      <w:r>
+        <w:rPr>
+          <w:rStyle w:val="Fuerte"/>
+          <w:rFonts w:ascii="Calibri" w:hAnsi="Calibri" w:cs="Calibri"/>
+          <w:sz w:val="22"/>
+          <w:szCs w:val="22"/>
+        </w:rPr>
         <w:t>Área:</w:t>
       </w:r>
       <w:r>
@@ -94,11 +121,38 @@
           <w:sz w:val="22"/>
           <w:szCs w:val="22"/>
         </w:rPr>
-        <w:t xml:space="preserve"> Coordinación de Proyectos de TI</w:t>
+        <w:t xml:space="preserve"> Coordinación de Proyectos de TI </w:t>
       </w:r>
     </w:p>
     <w:p>
       <w:pPr>
+        <w:pStyle w:val="NormalWeb"/>
+        <w:rPr>
+          <w:rFonts w:ascii="Calibri" w:hAnsi="Calibri" w:cs="Calibri"/>
+          <w:sz w:val="22"/>
+          <w:szCs w:val="22"/>
+        </w:rPr>
+      </w:pPr>
+      <w:r>
+        <w:rPr>
+          <w:rStyle w:val="Fuerte"/>
+          <w:rFonts w:ascii="Calibri" w:hAnsi="Calibri" w:cs="Calibri"/>
+          <w:sz w:val="22"/>
+          <w:szCs w:val="22"/>
+        </w:rPr>
+        <w:t>Clasificación:</w:t>
+      </w:r>
+      <w:r>
+        <w:rPr>
+          <w:rFonts w:ascii="Calibri" w:hAnsi="Calibri" w:cs="Calibri"/>
+          <w:sz w:val="22"/>
+          <w:szCs w:val="22"/>
+        </w:rPr>
+        <w:t xml:space="preserve"> Confidencial / Acta de Transferencia Tecnológica Definitiva </w:t>
+      </w:r>
+    </w:p>
+    <w:p>
+      <w:pPr>
         <w:rPr>
           <w:rFonts w:ascii="Calibri" w:eastAsia="Times New Roman" w:hAnsi="Calibri" w:cs="Calibri"/>
         </w:rPr>
@@ -107,7 +161,7 @@
         <w:rPr>
           <w:rFonts w:ascii="Calibri" w:eastAsia="Times New Roman" w:hAnsi="Calibri" w:cs="Calibri"/>
         </w:rPr>
-        <w:pict w14:anchorId="6B4A3594">
+        <w:pict w14:anchorId="23AA14EF">
           <v:rect id="_x0000_i1025" style="width:0;height:1.5pt" o:hralign="center" o:hrstd="t" o:hr="t" fillcolor="#a0a0a0" stroked="f"/>
         </w:pict>
       </w:r>
@@ -123,7 +177,7 @@
         <w:rPr>
           <w:rFonts w:ascii="Calibri" w:eastAsia="Times New Roman" w:hAnsi="Calibri" w:cs="Calibri"/>
         </w:rPr>
-        <w:t>1. Objeto del Entregable</w:t>
+        <w:t>1. Declaración Definitiva de Cierre Operativo</w:t>
       </w:r>
     </w:p>
     <w:p>
@@ -141,25 +195,75 @@
           <w:sz w:val="22"/>
           <w:szCs w:val="22"/>
         </w:rPr>
-        <w:t>Acreditar la transferencia operativa de los controles de seguridad perimetral, volumetría y alertamiento integrados en la arquitectura backend de la plataforma MUSEMS (Release Candidate 1). Este reporte funciona como acta de conclusión demostrando la protección automatizada activa contra patrones de abuso e inundación (DDoS / Fuerza Bruta).</w:t>
+        <w:t xml:space="preserve">Este documento se erige como el Acta Oficial (Master Handover) de traspaso del componente de </w:t>
+      </w:r>
+      <w:r>
+        <w:rPr>
+          <w:rStyle w:val="Fuerte"/>
+          <w:rFonts w:ascii="Calibri" w:hAnsi="Calibri" w:cs="Calibri"/>
+          <w:sz w:val="22"/>
+          <w:szCs w:val="22"/>
+        </w:rPr>
+        <w:t>Observabilidad de Seguridad y Defensa Perimetral</w:t>
+      </w:r>
+      <w:r>
+        <w:rPr>
+          <w:rFonts w:ascii="Calibri" w:hAnsi="Calibri" w:cs="Calibri"/>
+          <w:sz w:val="22"/>
+          <w:szCs w:val="22"/>
+        </w:rPr>
+        <w:t xml:space="preserve"> inherente tanto a la Plataforma Analítica MUSEMS como a la Fase 2 del orquestador de Vida Saludable. Se asienta legal y operativamente que los proyectos son transferidos bajo un estado de blindaje estructural activo frente a amenazas cibernéticas volumétricas (DDoS a nivel capa de aplicación) y de denegación de servicio por agotamiento de recursos transaccionales.</w:t>
       </w:r>
     </w:p>
     <w:p>
       <w:pPr>
-        <w:pStyle w:val="Ttulo2"/>
-        <w:rPr>
-          <w:rFonts w:ascii="Calibri" w:eastAsia="Times New Roman" w:hAnsi="Calibri" w:cs="Calibri"/>
+        <w:pStyle w:val="NormalWeb"/>
+        <w:rPr>
+          <w:rFonts w:ascii="Calibri" w:hAnsi="Calibri" w:cs="Calibri"/>
+          <w:sz w:val="22"/>
+          <w:szCs w:val="22"/>
         </w:rPr>
       </w:pPr>
       <w:r>
         <w:rPr>
-          <w:rFonts w:ascii="Calibri" w:eastAsia="Times New Roman" w:hAnsi="Calibri" w:cs="Calibri"/>
-        </w:rPr>
-        <w:t>2. Consolidación de Controles Volumétricos (Rate Limiting)</w:t>
+          <w:rFonts w:ascii="Calibri" w:hAnsi="Calibri" w:cs="Calibri"/>
+          <w:sz w:val="22"/>
+          <w:szCs w:val="22"/>
+        </w:rPr>
+        <w:t>Las soluciones diseñadas, programadas y certificadas durante este trimestre garantizan un paradigma de falla segura (*Fail-Safe*), donde ante ráfagas anómalas, el sistema interrumpe tempranamente el tráfico, previniendo cascadas de fallos hacia bases de datos externas e internas.</w:t>
       </w:r>
     </w:p>
     <w:p>
       <w:pPr>
+        <w:rPr>
+          <w:rFonts w:ascii="Calibri" w:eastAsia="Times New Roman" w:hAnsi="Calibri" w:cs="Calibri"/>
+        </w:rPr>
+      </w:pPr>
+      <w:r>
+        <w:rPr>
+          <w:rFonts w:ascii="Calibri" w:eastAsia="Times New Roman" w:hAnsi="Calibri" w:cs="Calibri"/>
+        </w:rPr>
+        <w:pict w14:anchorId="4EF1DD21">
+          <v:rect id="_x0000_i1026" style="width:0;height:1.5pt" o:hralign="center" o:hrstd="t" o:hr="t" fillcolor="#a0a0a0" stroked="f"/>
+        </w:pict>
+      </w:r>
+    </w:p>
+    <w:p>
+      <w:pPr>
+        <w:pStyle w:val="Ttulo2"/>
+        <w:rPr>
+          <w:rFonts w:ascii="Calibri" w:eastAsia="Times New Roman" w:hAnsi="Calibri" w:cs="Calibri"/>
+        </w:rPr>
+      </w:pPr>
+      <w:r>
+        <w:rPr>
+          <w:rFonts w:ascii="Calibri" w:eastAsia="Times New Roman" w:hAnsi="Calibri" w:cs="Calibri"/>
+        </w:rPr>
+        <w:t>2. Resolución Forense del Issue 56: Contención de Fuerza Bruta (MUSEMS)</w:t>
+      </w:r>
+    </w:p>
+    <w:p>
+      <w:pPr>
         <w:pStyle w:val="NormalWeb"/>
         <w:rPr>
           <w:rFonts w:ascii="Calibri" w:hAnsi="Calibri" w:cs="Calibri"/>
@@ -173,7 +277,21 @@
           <w:sz w:val="22"/>
           <w:szCs w:val="22"/>
         </w:rPr>
-        <w:t xml:space="preserve">La arquitectura se entrega blindada mediante la orquestación del middleware de observabilidad volumétrica apoyado en </w:t>
+        <w:t xml:space="preserve">El escaneo de vulnerabilidades iniciales reveló una fragilidad crítica: los *endpoints* públicos de autenticación (Login) y de restablecimiento de contraseña estaban expuestos abiertamente, permitiendo a un ente malicioso someter al servidor a un ataque de inyección criptográfica continua o de fuerza bruta (Dictionary Attacks). </w:t>
+      </w:r>
+    </w:p>
+    <w:p>
+      <w:pPr>
+        <w:pStyle w:val="Ttulo3"/>
+        <w:rPr>
+          <w:rFonts w:ascii="Calibri" w:eastAsia="Times New Roman" w:hAnsi="Calibri" w:cs="Calibri"/>
+        </w:rPr>
+      </w:pPr>
+      <w:r>
+        <w:rPr>
+          <w:rFonts w:ascii="Calibri" w:eastAsia="Times New Roman" w:hAnsi="Calibri" w:cs="Calibri"/>
+        </w:rPr>
+        <w:t>2.1 Implementación del Blindaje Volumétrico (</w:t>
       </w:r>
       <w:r>
         <w:rPr>
@@ -183,15 +301,637 @@
       </w:r>
       <w:r>
         <w:rPr>
+          <w:rFonts w:ascii="Calibri" w:eastAsia="Times New Roman" w:hAnsi="Calibri" w:cs="Calibri"/>
+        </w:rPr>
+        <w:t>)</w:t>
+      </w:r>
+    </w:p>
+    <w:p>
+      <w:pPr>
+        <w:pStyle w:val="NormalWeb"/>
+        <w:rPr>
           <w:rFonts w:ascii="Calibri" w:hAnsi="Calibri" w:cs="Calibri"/>
           <w:sz w:val="22"/>
           <w:szCs w:val="22"/>
         </w:rPr>
-        <w:t>.</w:t>
+      </w:pPr>
+      <w:r>
+        <w:rPr>
+          <w:rFonts w:ascii="Calibri" w:hAnsi="Calibri" w:cs="Calibri"/>
+          <w:sz w:val="22"/>
+          <w:szCs w:val="22"/>
+        </w:rPr>
+        <w:t xml:space="preserve">Se formaliza la entrega de un sistema robustecido mediante el uso del middleware volumétrico </w:t>
+      </w:r>
+      <w:r>
+        <w:rPr>
+          <w:rStyle w:val="CdigoHTML"/>
+        </w:rPr>
+        <w:t>slowapi</w:t>
+      </w:r>
+      <w:r>
+        <w:rPr>
+          <w:rFonts w:ascii="Calibri" w:hAnsi="Calibri" w:cs="Calibri"/>
+          <w:sz w:val="22"/>
+          <w:szCs w:val="22"/>
+        </w:rPr>
+        <w:t xml:space="preserve">, integrado nativamente dentro del *event loop* de FastAPI. Este mecanismo rastrea direcciones IPv4/IPv6 (leyendo correctamente las cabeceras invertidas </w:t>
+      </w:r>
+      <w:r>
+        <w:rPr>
+          <w:rStyle w:val="CdigoHTML"/>
+        </w:rPr>
+        <w:t>X-Forwarded-For</w:t>
+      </w:r>
+      <w:r>
+        <w:rPr>
+          <w:rFonts w:ascii="Calibri" w:hAnsi="Calibri" w:cs="Calibri"/>
+          <w:sz w:val="22"/>
+          <w:szCs w:val="22"/>
+        </w:rPr>
+        <w:t xml:space="preserve"> o de *ProxyFix* según se configure el servidor gunicorn/uvicorn productivo) para mantener un contador dinámico de transacciones.</w:t>
       </w:r>
     </w:p>
     <w:p>
       <w:pPr>
+        <w:pStyle w:val="NormalWeb"/>
+        <w:rPr>
+          <w:rFonts w:ascii="Calibri" w:hAnsi="Calibri" w:cs="Calibri"/>
+          <w:sz w:val="22"/>
+          <w:szCs w:val="22"/>
+        </w:rPr>
+      </w:pPr>
+      <w:r>
+        <w:rPr>
+          <w:rStyle w:val="Fuerte"/>
+          <w:rFonts w:ascii="Calibri" w:hAnsi="Calibri" w:cs="Calibri"/>
+          <w:sz w:val="22"/>
+          <w:szCs w:val="22"/>
+        </w:rPr>
+        <w:t>Matriz de Umbrales Entregada en QA Oficial:</w:t>
+      </w:r>
+    </w:p>
+    <w:tbl>
+      <w:tblPr>
+        <w:tblW w:w="5000" w:type="pct"/>
+        <w:tblCellMar>
+          <w:top w:w="15" w:type="dxa"/>
+          <w:left w:w="15" w:type="dxa"/>
+          <w:bottom w:w="15" w:type="dxa"/>
+          <w:right w:w="15" w:type="dxa"/>
+        </w:tblCellMar>
+        <w:tblLook w:val="04A0" w:firstRow="1" w:lastRow="0" w:firstColumn="1" w:lastColumn="0" w:noHBand="0" w:noVBand="1"/>
+      </w:tblPr>
+      <w:tblGrid>
+        <w:gridCol w:w="2982"/>
+        <w:gridCol w:w="1832"/>
+        <w:gridCol w:w="1832"/>
+        <w:gridCol w:w="2698"/>
+      </w:tblGrid>
+      <w:tr>
+        <w:trPr>
+          <w:tblHeader/>
+        </w:trPr>
+        <w:tc>
+          <w:tcPr>
+            <w:tcW w:w="0" w:type="auto"/>
+            <w:tcBorders>
+              <w:top w:val="single" w:sz="6" w:space="0" w:color="666666"/>
+              <w:left w:val="single" w:sz="6" w:space="0" w:color="666666"/>
+              <w:bottom w:val="single" w:sz="6" w:space="0" w:color="666666"/>
+              <w:right w:val="single" w:sz="6" w:space="0" w:color="666666"/>
+            </w:tcBorders>
+            <w:tcMar>
+              <w:top w:w="90" w:type="dxa"/>
+              <w:left w:w="90" w:type="dxa"/>
+              <w:bottom w:w="90" w:type="dxa"/>
+              <w:right w:w="90" w:type="dxa"/>
+            </w:tcMar>
+            <w:hideMark/>
+          </w:tcPr>
+          <w:p>
+            <w:pPr>
+              <w:spacing w:before="180" w:after="180"/>
+              <w:rPr>
+                <w:rFonts w:ascii="Calibri" w:eastAsia="Times New Roman" w:hAnsi="Calibri" w:cs="Calibri"/>
+                <w:b/>
+                <w:bCs/>
+              </w:rPr>
+            </w:pPr>
+            <w:r>
+              <w:rPr>
+                <w:rFonts w:ascii="Calibri" w:eastAsia="Times New Roman" w:hAnsi="Calibri" w:cs="Calibri"/>
+                <w:b/>
+                <w:bCs/>
+              </w:rPr>
+              <w:t>API Endpoint Protegido</w:t>
+            </w:r>
+          </w:p>
+        </w:tc>
+        <w:tc>
+          <w:tcPr>
+            <w:tcW w:w="0" w:type="auto"/>
+            <w:tcBorders>
+              <w:top w:val="single" w:sz="6" w:space="0" w:color="666666"/>
+              <w:left w:val="single" w:sz="6" w:space="0" w:color="666666"/>
+              <w:bottom w:val="single" w:sz="6" w:space="0" w:color="666666"/>
+              <w:right w:val="single" w:sz="6" w:space="0" w:color="666666"/>
+            </w:tcBorders>
+            <w:tcMar>
+              <w:top w:w="90" w:type="dxa"/>
+              <w:left w:w="90" w:type="dxa"/>
+              <w:bottom w:w="90" w:type="dxa"/>
+              <w:right w:w="90" w:type="dxa"/>
+            </w:tcMar>
+            <w:hideMark/>
+          </w:tcPr>
+          <w:p>
+            <w:pPr>
+              <w:spacing w:before="180" w:after="180"/>
+              <w:rPr>
+                <w:rFonts w:ascii="Calibri" w:eastAsia="Times New Roman" w:hAnsi="Calibri" w:cs="Calibri"/>
+                <w:b/>
+                <w:bCs/>
+              </w:rPr>
+            </w:pPr>
+            <w:r>
+              <w:rPr>
+                <w:rFonts w:ascii="Calibri" w:eastAsia="Times New Roman" w:hAnsi="Calibri" w:cs="Calibri"/>
+                <w:b/>
+                <w:bCs/>
+              </w:rPr>
+              <w:t>Función Crítica</w:t>
+            </w:r>
+          </w:p>
+        </w:tc>
+        <w:tc>
+          <w:tcPr>
+            <w:tcW w:w="0" w:type="auto"/>
+            <w:tcBorders>
+              <w:top w:val="single" w:sz="6" w:space="0" w:color="666666"/>
+              <w:left w:val="single" w:sz="6" w:space="0" w:color="666666"/>
+              <w:bottom w:val="single" w:sz="6" w:space="0" w:color="666666"/>
+              <w:right w:val="single" w:sz="6" w:space="0" w:color="666666"/>
+            </w:tcBorders>
+            <w:tcMar>
+              <w:top w:w="90" w:type="dxa"/>
+              <w:left w:w="90" w:type="dxa"/>
+              <w:bottom w:w="90" w:type="dxa"/>
+              <w:right w:w="90" w:type="dxa"/>
+            </w:tcMar>
+            <w:hideMark/>
+          </w:tcPr>
+          <w:p>
+            <w:pPr>
+              <w:spacing w:before="180" w:after="180"/>
+              <w:rPr>
+                <w:rFonts w:ascii="Calibri" w:eastAsia="Times New Roman" w:hAnsi="Calibri" w:cs="Calibri"/>
+                <w:b/>
+                <w:bCs/>
+              </w:rPr>
+            </w:pPr>
+            <w:r>
+              <w:rPr>
+                <w:rFonts w:ascii="Calibri" w:eastAsia="Times New Roman" w:hAnsi="Calibri" w:cs="Calibri"/>
+                <w:b/>
+                <w:bCs/>
+              </w:rPr>
+              <w:t>Límite Estricto Entregado (Threshold)</w:t>
+            </w:r>
+          </w:p>
+        </w:tc>
+        <w:tc>
+          <w:tcPr>
+            <w:tcW w:w="0" w:type="auto"/>
+            <w:tcBorders>
+              <w:top w:val="single" w:sz="6" w:space="0" w:color="666666"/>
+              <w:left w:val="single" w:sz="6" w:space="0" w:color="666666"/>
+              <w:bottom w:val="single" w:sz="6" w:space="0" w:color="666666"/>
+              <w:right w:val="single" w:sz="6" w:space="0" w:color="666666"/>
+            </w:tcBorders>
+            <w:tcMar>
+              <w:top w:w="90" w:type="dxa"/>
+              <w:left w:w="90" w:type="dxa"/>
+              <w:bottom w:w="90" w:type="dxa"/>
+              <w:right w:w="90" w:type="dxa"/>
+            </w:tcMar>
+            <w:hideMark/>
+          </w:tcPr>
+          <w:p>
+            <w:pPr>
+              <w:spacing w:before="180" w:after="180"/>
+              <w:rPr>
+                <w:rFonts w:ascii="Calibri" w:eastAsia="Times New Roman" w:hAnsi="Calibri" w:cs="Calibri"/>
+                <w:b/>
+                <w:bCs/>
+              </w:rPr>
+            </w:pPr>
+            <w:r>
+              <w:rPr>
+                <w:rFonts w:ascii="Calibri" w:eastAsia="Times New Roman" w:hAnsi="Calibri" w:cs="Calibri"/>
+                <w:b/>
+                <w:bCs/>
+              </w:rPr>
+              <w:t>Acción de Defensa</w:t>
+            </w:r>
+          </w:p>
+        </w:tc>
+      </w:tr>
+      <w:tr>
+        <w:tc>
+          <w:tcPr>
+            <w:tcW w:w="0" w:type="auto"/>
+            <w:tcBorders>
+              <w:top w:val="single" w:sz="6" w:space="0" w:color="666666"/>
+              <w:left w:val="single" w:sz="6" w:space="0" w:color="666666"/>
+              <w:bottom w:val="single" w:sz="6" w:space="0" w:color="666666"/>
+              <w:right w:val="single" w:sz="6" w:space="0" w:color="666666"/>
+            </w:tcBorders>
+            <w:tcMar>
+              <w:top w:w="90" w:type="dxa"/>
+              <w:left w:w="90" w:type="dxa"/>
+              <w:bottom w:w="90" w:type="dxa"/>
+              <w:right w:w="90" w:type="dxa"/>
+            </w:tcMar>
+            <w:hideMark/>
+          </w:tcPr>
+          <w:p>
+            <w:pPr>
+              <w:spacing w:before="180" w:after="180"/>
+              <w:rPr>
+                <w:rFonts w:ascii="Calibri" w:eastAsia="Times New Roman" w:hAnsi="Calibri" w:cs="Calibri"/>
+              </w:rPr>
+            </w:pPr>
+            <w:r>
+              <w:rPr>
+                <w:rStyle w:val="CdigoHTML"/>
+              </w:rPr>
+              <w:t>POST /api/v1/auth/login</w:t>
+            </w:r>
+          </w:p>
+        </w:tc>
+        <w:tc>
+          <w:tcPr>
+            <w:tcW w:w="0" w:type="auto"/>
+            <w:tcBorders>
+              <w:top w:val="single" w:sz="6" w:space="0" w:color="666666"/>
+              <w:left w:val="single" w:sz="6" w:space="0" w:color="666666"/>
+              <w:bottom w:val="single" w:sz="6" w:space="0" w:color="666666"/>
+              <w:right w:val="single" w:sz="6" w:space="0" w:color="666666"/>
+            </w:tcBorders>
+            <w:tcMar>
+              <w:top w:w="90" w:type="dxa"/>
+              <w:left w:w="90" w:type="dxa"/>
+              <w:bottom w:w="90" w:type="dxa"/>
+              <w:right w:w="90" w:type="dxa"/>
+            </w:tcMar>
+            <w:hideMark/>
+          </w:tcPr>
+          <w:p>
+            <w:pPr>
+              <w:spacing w:before="180" w:after="180"/>
+              <w:rPr>
+                <w:rFonts w:ascii="Calibri" w:eastAsia="Times New Roman" w:hAnsi="Calibri" w:cs="Calibri"/>
+              </w:rPr>
+            </w:pPr>
+            <w:r>
+              <w:rPr>
+                <w:rFonts w:ascii="Calibri" w:eastAsia="Times New Roman" w:hAnsi="Calibri" w:cs="Calibri"/>
+              </w:rPr>
+              <w:t>Validación de Acceso OAuth2</w:t>
+            </w:r>
+          </w:p>
+        </w:tc>
+        <w:tc>
+          <w:tcPr>
+            <w:tcW w:w="0" w:type="auto"/>
+            <w:tcBorders>
+              <w:top w:val="single" w:sz="6" w:space="0" w:color="666666"/>
+              <w:left w:val="single" w:sz="6" w:space="0" w:color="666666"/>
+              <w:bottom w:val="single" w:sz="6" w:space="0" w:color="666666"/>
+              <w:right w:val="single" w:sz="6" w:space="0" w:color="666666"/>
+            </w:tcBorders>
+            <w:tcMar>
+              <w:top w:w="90" w:type="dxa"/>
+              <w:left w:w="90" w:type="dxa"/>
+              <w:bottom w:w="90" w:type="dxa"/>
+              <w:right w:w="90" w:type="dxa"/>
+            </w:tcMar>
+            <w:hideMark/>
+          </w:tcPr>
+          <w:p>
+            <w:pPr>
+              <w:spacing w:before="180" w:after="180"/>
+              <w:rPr>
+                <w:rFonts w:ascii="Calibri" w:eastAsia="Times New Roman" w:hAnsi="Calibri" w:cs="Calibri"/>
+              </w:rPr>
+            </w:pPr>
+            <w:r>
+              <w:rPr>
+                <w:rStyle w:val="Fuerte"/>
+                <w:rFonts w:ascii="Calibri" w:eastAsia="Times New Roman" w:hAnsi="Calibri" w:cs="Calibri"/>
+              </w:rPr>
+              <w:t>5 Peticiones / 1 Minuto</w:t>
+            </w:r>
+          </w:p>
+        </w:tc>
+        <w:tc>
+          <w:tcPr>
+            <w:tcW w:w="0" w:type="auto"/>
+            <w:tcBorders>
+              <w:top w:val="single" w:sz="6" w:space="0" w:color="666666"/>
+              <w:left w:val="single" w:sz="6" w:space="0" w:color="666666"/>
+              <w:bottom w:val="single" w:sz="6" w:space="0" w:color="666666"/>
+              <w:right w:val="single" w:sz="6" w:space="0" w:color="666666"/>
+            </w:tcBorders>
+            <w:tcMar>
+              <w:top w:w="90" w:type="dxa"/>
+              <w:left w:w="90" w:type="dxa"/>
+              <w:bottom w:w="90" w:type="dxa"/>
+              <w:right w:w="90" w:type="dxa"/>
+            </w:tcMar>
+            <w:hideMark/>
+          </w:tcPr>
+          <w:p>
+            <w:pPr>
+              <w:spacing w:before="180" w:after="180"/>
+              <w:rPr>
+                <w:rFonts w:ascii="Calibri" w:eastAsia="Times New Roman" w:hAnsi="Calibri" w:cs="Calibri"/>
+              </w:rPr>
+            </w:pPr>
+            <w:r>
+              <w:rPr>
+                <w:rFonts w:ascii="Calibri" w:eastAsia="Times New Roman" w:hAnsi="Calibri" w:cs="Calibri"/>
+              </w:rPr>
+              <w:t>Retorna HTTP 429. Cancela carga a CPU Oracle.</w:t>
+            </w:r>
+          </w:p>
+        </w:tc>
+      </w:tr>
+      <w:tr>
+        <w:tc>
+          <w:tcPr>
+            <w:tcW w:w="0" w:type="auto"/>
+            <w:tcBorders>
+              <w:top w:val="single" w:sz="6" w:space="0" w:color="666666"/>
+              <w:left w:val="single" w:sz="6" w:space="0" w:color="666666"/>
+              <w:bottom w:val="single" w:sz="6" w:space="0" w:color="666666"/>
+              <w:right w:val="single" w:sz="6" w:space="0" w:color="666666"/>
+            </w:tcBorders>
+            <w:tcMar>
+              <w:top w:w="90" w:type="dxa"/>
+              <w:left w:w="90" w:type="dxa"/>
+              <w:bottom w:w="90" w:type="dxa"/>
+              <w:right w:w="90" w:type="dxa"/>
+            </w:tcMar>
+            <w:hideMark/>
+          </w:tcPr>
+          <w:p>
+            <w:pPr>
+              <w:spacing w:before="180" w:after="180"/>
+              <w:rPr>
+                <w:rFonts w:ascii="Calibri" w:eastAsia="Times New Roman" w:hAnsi="Calibri" w:cs="Calibri"/>
+              </w:rPr>
+            </w:pPr>
+            <w:r>
+              <w:rPr>
+                <w:rStyle w:val="CdigoHTML"/>
+              </w:rPr>
+              <w:t>POST /api/v1/auth/forgot-password</w:t>
+            </w:r>
+          </w:p>
+        </w:tc>
+        <w:tc>
+          <w:tcPr>
+            <w:tcW w:w="0" w:type="auto"/>
+            <w:tcBorders>
+              <w:top w:val="single" w:sz="6" w:space="0" w:color="666666"/>
+              <w:left w:val="single" w:sz="6" w:space="0" w:color="666666"/>
+              <w:bottom w:val="single" w:sz="6" w:space="0" w:color="666666"/>
+              <w:right w:val="single" w:sz="6" w:space="0" w:color="666666"/>
+            </w:tcBorders>
+            <w:tcMar>
+              <w:top w:w="90" w:type="dxa"/>
+              <w:left w:w="90" w:type="dxa"/>
+              <w:bottom w:w="90" w:type="dxa"/>
+              <w:right w:w="90" w:type="dxa"/>
+            </w:tcMar>
+            <w:hideMark/>
+          </w:tcPr>
+          <w:p>
+            <w:pPr>
+              <w:spacing w:before="180" w:after="180"/>
+              <w:rPr>
+                <w:rFonts w:ascii="Calibri" w:eastAsia="Times New Roman" w:hAnsi="Calibri" w:cs="Calibri"/>
+              </w:rPr>
+            </w:pPr>
+            <w:r>
+              <w:rPr>
+                <w:rFonts w:ascii="Calibri" w:eastAsia="Times New Roman" w:hAnsi="Calibri" w:cs="Calibri"/>
+              </w:rPr>
+              <w:t>Recuperación de Identidad</w:t>
+            </w:r>
+          </w:p>
+        </w:tc>
+        <w:tc>
+          <w:tcPr>
+            <w:tcW w:w="0" w:type="auto"/>
+            <w:tcBorders>
+              <w:top w:val="single" w:sz="6" w:space="0" w:color="666666"/>
+              <w:left w:val="single" w:sz="6" w:space="0" w:color="666666"/>
+              <w:bottom w:val="single" w:sz="6" w:space="0" w:color="666666"/>
+              <w:right w:val="single" w:sz="6" w:space="0" w:color="666666"/>
+            </w:tcBorders>
+            <w:tcMar>
+              <w:top w:w="90" w:type="dxa"/>
+              <w:left w:w="90" w:type="dxa"/>
+              <w:bottom w:w="90" w:type="dxa"/>
+              <w:right w:w="90" w:type="dxa"/>
+            </w:tcMar>
+            <w:hideMark/>
+          </w:tcPr>
+          <w:p>
+            <w:pPr>
+              <w:spacing w:before="180" w:after="180"/>
+              <w:rPr>
+                <w:rFonts w:ascii="Calibri" w:eastAsia="Times New Roman" w:hAnsi="Calibri" w:cs="Calibri"/>
+              </w:rPr>
+            </w:pPr>
+            <w:r>
+              <w:rPr>
+                <w:rStyle w:val="Fuerte"/>
+                <w:rFonts w:ascii="Calibri" w:eastAsia="Times New Roman" w:hAnsi="Calibri" w:cs="Calibri"/>
+              </w:rPr>
+              <w:t>3 Peticiones / 5 Minutos</w:t>
+            </w:r>
+          </w:p>
+        </w:tc>
+        <w:tc>
+          <w:tcPr>
+            <w:tcW w:w="0" w:type="auto"/>
+            <w:tcBorders>
+              <w:top w:val="single" w:sz="6" w:space="0" w:color="666666"/>
+              <w:left w:val="single" w:sz="6" w:space="0" w:color="666666"/>
+              <w:bottom w:val="single" w:sz="6" w:space="0" w:color="666666"/>
+              <w:right w:val="single" w:sz="6" w:space="0" w:color="666666"/>
+            </w:tcBorders>
+            <w:tcMar>
+              <w:top w:w="90" w:type="dxa"/>
+              <w:left w:w="90" w:type="dxa"/>
+              <w:bottom w:w="90" w:type="dxa"/>
+              <w:right w:w="90" w:type="dxa"/>
+            </w:tcMar>
+            <w:hideMark/>
+          </w:tcPr>
+          <w:p>
+            <w:pPr>
+              <w:spacing w:before="180" w:after="180"/>
+              <w:rPr>
+                <w:rFonts w:ascii="Calibri" w:eastAsia="Times New Roman" w:hAnsi="Calibri" w:cs="Calibri"/>
+              </w:rPr>
+            </w:pPr>
+            <w:r>
+              <w:rPr>
+                <w:rFonts w:ascii="Calibri" w:eastAsia="Times New Roman" w:hAnsi="Calibri" w:cs="Calibri"/>
+              </w:rPr>
+              <w:t>Retorna HTTP 429. Protege servidor SMTP de envío de Spam y Blacklisting.</w:t>
+            </w:r>
+          </w:p>
+        </w:tc>
+      </w:tr>
+      <w:tr>
+        <w:tc>
+          <w:tcPr>
+            <w:tcW w:w="0" w:type="auto"/>
+            <w:tcBorders>
+              <w:top w:val="single" w:sz="6" w:space="0" w:color="666666"/>
+              <w:left w:val="single" w:sz="6" w:space="0" w:color="666666"/>
+              <w:bottom w:val="single" w:sz="6" w:space="0" w:color="666666"/>
+              <w:right w:val="single" w:sz="6" w:space="0" w:color="666666"/>
+            </w:tcBorders>
+            <w:tcMar>
+              <w:top w:w="90" w:type="dxa"/>
+              <w:left w:w="90" w:type="dxa"/>
+              <w:bottom w:w="90" w:type="dxa"/>
+              <w:right w:w="90" w:type="dxa"/>
+            </w:tcMar>
+            <w:hideMark/>
+          </w:tcPr>
+          <w:p>
+            <w:pPr>
+              <w:spacing w:before="180" w:after="180"/>
+              <w:rPr>
+                <w:rFonts w:ascii="Calibri" w:eastAsia="Times New Roman" w:hAnsi="Calibri" w:cs="Calibri"/>
+              </w:rPr>
+            </w:pPr>
+            <w:r>
+              <w:rPr>
+                <w:rStyle w:val="CdigoHTML"/>
+              </w:rPr>
+              <w:t>GET /api/v1/bi/*</w:t>
+            </w:r>
+          </w:p>
+        </w:tc>
+        <w:tc>
+          <w:tcPr>
+            <w:tcW w:w="0" w:type="auto"/>
+            <w:tcBorders>
+              <w:top w:val="single" w:sz="6" w:space="0" w:color="666666"/>
+              <w:left w:val="single" w:sz="6" w:space="0" w:color="666666"/>
+              <w:bottom w:val="single" w:sz="6" w:space="0" w:color="666666"/>
+              <w:right w:val="single" w:sz="6" w:space="0" w:color="666666"/>
+            </w:tcBorders>
+            <w:tcMar>
+              <w:top w:w="90" w:type="dxa"/>
+              <w:left w:w="90" w:type="dxa"/>
+              <w:bottom w:w="90" w:type="dxa"/>
+              <w:right w:w="90" w:type="dxa"/>
+            </w:tcMar>
+            <w:hideMark/>
+          </w:tcPr>
+          <w:p>
+            <w:pPr>
+              <w:spacing w:before="180" w:after="180"/>
+              <w:rPr>
+                <w:rFonts w:ascii="Calibri" w:eastAsia="Times New Roman" w:hAnsi="Calibri" w:cs="Calibri"/>
+              </w:rPr>
+            </w:pPr>
+            <w:r>
+              <w:rPr>
+                <w:rFonts w:ascii="Calibri" w:eastAsia="Times New Roman" w:hAnsi="Calibri" w:cs="Calibri"/>
+              </w:rPr>
+              <w:t>Consultas Analíticas (Con Token)</w:t>
+            </w:r>
+          </w:p>
+        </w:tc>
+        <w:tc>
+          <w:tcPr>
+            <w:tcW w:w="0" w:type="auto"/>
+            <w:tcBorders>
+              <w:top w:val="single" w:sz="6" w:space="0" w:color="666666"/>
+              <w:left w:val="single" w:sz="6" w:space="0" w:color="666666"/>
+              <w:bottom w:val="single" w:sz="6" w:space="0" w:color="666666"/>
+              <w:right w:val="single" w:sz="6" w:space="0" w:color="666666"/>
+            </w:tcBorders>
+            <w:tcMar>
+              <w:top w:w="90" w:type="dxa"/>
+              <w:left w:w="90" w:type="dxa"/>
+              <w:bottom w:w="90" w:type="dxa"/>
+              <w:right w:w="90" w:type="dxa"/>
+            </w:tcMar>
+            <w:hideMark/>
+          </w:tcPr>
+          <w:p>
+            <w:pPr>
+              <w:spacing w:before="180" w:after="180"/>
+              <w:rPr>
+                <w:rFonts w:ascii="Calibri" w:eastAsia="Times New Roman" w:hAnsi="Calibri" w:cs="Calibri"/>
+              </w:rPr>
+            </w:pPr>
+            <w:r>
+              <w:rPr>
+                <w:rFonts w:ascii="Calibri" w:eastAsia="Times New Roman" w:hAnsi="Calibri" w:cs="Calibri"/>
+              </w:rPr>
+              <w:t>Ilimitado por diseño interno</w:t>
+            </w:r>
+          </w:p>
+        </w:tc>
+        <w:tc>
+          <w:tcPr>
+            <w:tcW w:w="0" w:type="auto"/>
+            <w:tcBorders>
+              <w:top w:val="single" w:sz="6" w:space="0" w:color="666666"/>
+              <w:left w:val="single" w:sz="6" w:space="0" w:color="666666"/>
+              <w:bottom w:val="single" w:sz="6" w:space="0" w:color="666666"/>
+              <w:right w:val="single" w:sz="6" w:space="0" w:color="666666"/>
+            </w:tcBorders>
+            <w:tcMar>
+              <w:top w:w="90" w:type="dxa"/>
+              <w:left w:w="90" w:type="dxa"/>
+              <w:bottom w:w="90" w:type="dxa"/>
+              <w:right w:w="90" w:type="dxa"/>
+            </w:tcMar>
+            <w:hideMark/>
+          </w:tcPr>
+          <w:p>
+            <w:pPr>
+              <w:spacing w:before="180" w:after="180"/>
+              <w:rPr>
+                <w:rFonts w:ascii="Calibri" w:eastAsia="Times New Roman" w:hAnsi="Calibri" w:cs="Calibri"/>
+              </w:rPr>
+            </w:pPr>
+            <w:r>
+              <w:rPr>
+                <w:rFonts w:ascii="Calibri" w:eastAsia="Times New Roman" w:hAnsi="Calibri" w:cs="Calibri"/>
+              </w:rPr>
+              <w:t>Flujo liberado de monitoreo de denegación, pues requiere RBAC activo.</w:t>
+            </w:r>
+          </w:p>
+        </w:tc>
+      </w:tr>
+    </w:tbl>
+    <w:p>
+      <w:pPr>
         <w:pStyle w:val="Ttulo3"/>
         <w:rPr>
           <w:rFonts w:ascii="Calibri" w:eastAsia="Times New Roman" w:hAnsi="Calibri" w:cs="Calibri"/>
@@ -201,11 +941,101 @@
         <w:rPr>
           <w:rFonts w:ascii="Calibri" w:eastAsia="Times New Roman" w:hAnsi="Calibri" w:cs="Calibri"/>
         </w:rPr>
-        <w:t>2.1 Umbrales Entregados en el Entorno QA</w:t>
+        <w:t>2.2 Diagrama de Secuencia de Defensa Perimetral</w:t>
       </w:r>
     </w:p>
     <w:p>
       <w:pPr>
+        <w:rPr>
+          <w:rFonts w:ascii="Calibri" w:eastAsia="Times New Roman" w:hAnsi="Calibri" w:cs="Calibri"/>
+        </w:rPr>
+      </w:pPr>
+      <w:r>
+        <w:rPr>
+          <w:rFonts w:ascii="Calibri" w:eastAsia="Times New Roman" w:hAnsi="Calibri" w:cs="Calibri"/>
+          <w:noProof/>
+        </w:rPr>
+        <w:drawing>
+          <wp:inline distT="0" distB="0" distL="0" distR="0" wp14:anchorId="338C9D6F" wp14:editId="34807FB2">
+            <wp:extent cx="10782300" cy="4602480"/>
+            <wp:effectExtent l="0" t="0" r="0" b="0"/>
+            <wp:docPr id="3" name="Imagen 3"/>
+            <wp:cNvGraphicFramePr>
+              <a:graphicFrameLocks xmlns:a="http://schemas.openxmlformats.org/drawingml/2006/main" noChangeAspect="1"/>
+            </wp:cNvGraphicFramePr>
+            <a:graphic xmlns:a="http://schemas.openxmlformats.org/drawingml/2006/main">
+              <a:graphicData uri="http://schemas.openxmlformats.org/drawingml/2006/picture">
+                <pic:pic xmlns:pic="http://schemas.openxmlformats.org/drawingml/2006/picture">
+                  <pic:nvPicPr>
+                    <pic:cNvPr id="0" name="Picture 3"/>
+                    <pic:cNvPicPr>
+                      <a:picLocks noChangeAspect="1" noChangeArrowheads="1"/>
+                    </pic:cNvPicPr>
+                  </pic:nvPicPr>
+                  <pic:blipFill>
+                    <a:blip r:embed="rId8">
+                      <a:extLst>
+                        <a:ext uri="{28A0092B-C50C-407E-A947-70E740481C1C}">
+                          <a14:useLocalDpi xmlns:a14="http://schemas.microsoft.com/office/drawing/2010/main" val="0"/>
+                        </a:ext>
+                      </a:extLst>
+                    </a:blip>
+                    <a:srcRect/>
+                    <a:stretch>
+                      <a:fillRect/>
+                    </a:stretch>
+                  </pic:blipFill>
+                  <pic:spPr bwMode="auto">
+                    <a:xfrm>
+                      <a:off x="0" y="0"/>
+                      <a:ext cx="10782300" cy="4602480"/>
+                    </a:xfrm>
+                    <a:prstGeom prst="rect">
+                      <a:avLst/>
+                    </a:prstGeom>
+                    <a:noFill/>
+                    <a:ln>
+                      <a:noFill/>
+                    </a:ln>
+                  </pic:spPr>
+                </pic:pic>
+              </a:graphicData>
+            </a:graphic>
+          </wp:inline>
+        </w:drawing>
+      </w:r>
+    </w:p>
+    <w:p>
+      <w:pPr>
+        <w:rPr>
+          <w:rFonts w:ascii="Calibri" w:eastAsia="Times New Roman" w:hAnsi="Calibri" w:cs="Calibri"/>
+        </w:rPr>
+      </w:pPr>
+      <w:r>
+        <w:rPr>
+          <w:rFonts w:ascii="Calibri" w:eastAsia="Times New Roman" w:hAnsi="Calibri" w:cs="Calibri"/>
+        </w:rPr>
+        <w:pict w14:anchorId="2FBD1FB1">
+          <v:rect id="_x0000_i1027" style="width:0;height:1.5pt" o:hralign="center" o:hrstd="t" o:hr="t" fillcolor="#a0a0a0" stroked="f"/>
+        </w:pict>
+      </w:r>
+    </w:p>
+    <w:p>
+      <w:pPr>
+        <w:pStyle w:val="Ttulo2"/>
+        <w:rPr>
+          <w:rFonts w:ascii="Calibri" w:eastAsia="Times New Roman" w:hAnsi="Calibri" w:cs="Calibri"/>
+        </w:rPr>
+      </w:pPr>
+      <w:r>
+        <w:rPr>
+          <w:rFonts w:ascii="Calibri" w:eastAsia="Times New Roman" w:hAnsi="Calibri" w:cs="Calibri"/>
+        </w:rPr>
+        <w:t>3. Tolerancia a Fallos y Circuit Breakers (Vida Saludable Fase 2)</w:t>
+      </w:r>
+    </w:p>
+    <w:p>
+      <w:pPr>
         <w:pStyle w:val="NormalWeb"/>
         <w:rPr>
           <w:rFonts w:ascii="Calibri" w:hAnsi="Calibri" w:cs="Calibri"/>
@@ -219,7 +1049,53 @@
           <w:sz w:val="22"/>
           <w:szCs w:val="22"/>
         </w:rPr>
-        <w:t>Se transfiere el control de los límites volumétricos configurados bajo la premisa de "Falla Segura" (Fail-Safe):</w:t>
+        <w:t>Durante las simulaciones operativas de capacidad máxima para Vida Saludable (en Mayo), identificamos que nuestro propio motor era tan agresivo y escalable, que lograba saturar al cortafuegos institucional del IMSS durante las peticiones concurrentes de PDFs. El sistema original carecía de inteligencia para reponerse a este bloqueo externo.</w:t>
+      </w:r>
+    </w:p>
+    <w:p>
+      <w:pPr>
+        <w:pStyle w:val="Ttulo3"/>
+        <w:rPr>
+          <w:rFonts w:ascii="Calibri" w:eastAsia="Times New Roman" w:hAnsi="Calibri" w:cs="Calibri"/>
+        </w:rPr>
+      </w:pPr>
+      <w:r>
+        <w:rPr>
+          <w:rFonts w:ascii="Calibri" w:eastAsia="Times New Roman" w:hAnsi="Calibri" w:cs="Calibri"/>
+        </w:rPr>
+        <w:t>3.1 Implementación de Resiliencia en Descargas Concurrentes</w:t>
+      </w:r>
+    </w:p>
+    <w:p>
+      <w:pPr>
+        <w:pStyle w:val="NormalWeb"/>
+        <w:rPr>
+          <w:rFonts w:ascii="Calibri" w:hAnsi="Calibri" w:cs="Calibri"/>
+          <w:sz w:val="22"/>
+          <w:szCs w:val="22"/>
+        </w:rPr>
+      </w:pPr>
+      <w:r>
+        <w:rPr>
+          <w:rFonts w:ascii="Calibri" w:hAnsi="Calibri" w:cs="Calibri"/>
+          <w:sz w:val="22"/>
+          <w:szCs w:val="22"/>
+        </w:rPr>
+        <w:t xml:space="preserve">Se estructuró y se entrega al equipo un mecanismo de *Backoff* exponencial (Circuit Breaker Lógico) en el flujo del </w:t>
+      </w:r>
+      <w:r>
+        <w:rPr>
+          <w:rStyle w:val="CdigoHTML"/>
+        </w:rPr>
+        <w:t>download_service.py</w:t>
+      </w:r>
+      <w:r>
+        <w:rPr>
+          <w:rFonts w:ascii="Calibri" w:hAnsi="Calibri" w:cs="Calibri"/>
+          <w:sz w:val="22"/>
+          <w:szCs w:val="22"/>
+        </w:rPr>
+        <w:t xml:space="preserve">. </w:t>
       </w:r>
     </w:p>
     <w:p>
@@ -235,46 +1111,40 @@
       </w:pPr>
       <w:r>
         <w:rPr>
+          <w:rStyle w:val="Fuerte"/>
           <w:rFonts w:ascii="Calibri" w:eastAsia="Times New Roman" w:hAnsi="Calibri" w:cs="Calibri"/>
         </w:rPr>
-        <w:t xml:space="preserve">Los endpoints transaccionales públicos (como </w:t>
+        <w:t>Comportamiento Asíncrono Probado:</w:t>
       </w:r>
       <w:r>
         <w:rPr>
-          <w:rStyle w:val="CdigoHTML"/>
-        </w:rPr>
-        <w:t>/login</w:t>
+          <w:rFonts w:ascii="Calibri" w:eastAsia="Times New Roman" w:hAnsi="Calibri" w:cs="Calibri"/>
+        </w:rPr>
+        <w:t xml:space="preserve"> Durante el Lote simulado de Puebla (</w:t>
       </w:r>
       <w:r>
         <w:rPr>
-          <w:rFonts w:ascii="Calibri" w:eastAsia="Times New Roman" w:hAnsi="Calibri" w:cs="Calibri"/>
-        </w:rPr>
-        <w:t xml:space="preserve">, </w:t>
+          <w:rStyle w:val="CdigoHTML"/>
+        </w:rPr>
+        <w:t>LOTE-202605-02</w:t>
       </w:r>
       <w:r>
         <w:rPr>
-          <w:rStyle w:val="CdigoHTML"/>
-        </w:rPr>
-        <w:t>/forgot-password</w:t>
+          <w:rFonts w:ascii="Calibri" w:eastAsia="Times New Roman" w:hAnsi="Calibri" w:cs="Calibri"/>
+        </w:rPr>
+        <w:t xml:space="preserve">), la ráfaga de 20 hilos (*Workers*) ocasionó respuestas </w:t>
       </w:r>
       <w:r>
         <w:rPr>
-          <w:rFonts w:ascii="Calibri" w:eastAsia="Times New Roman" w:hAnsi="Calibri" w:cs="Calibri"/>
-        </w:rPr>
-        <w:t xml:space="preserve">) están estrictamente acotados a un máximo de </w:t>
+          <w:rStyle w:val="CdigoHTML"/>
+        </w:rPr>
+        <w:t>HTTP 429</w:t>
       </w:r>
       <w:r>
         <w:rPr>
-          <w:rStyle w:val="Fuerte"/>
           <w:rFonts w:ascii="Calibri" w:eastAsia="Times New Roman" w:hAnsi="Calibri" w:cs="Calibri"/>
         </w:rPr>
-        <w:t>5 peticiones por minuto</w:t>
-      </w:r>
-      <w:r>
-        <w:rPr>
-          <w:rFonts w:ascii="Calibri" w:eastAsia="Times New Roman" w:hAnsi="Calibri" w:cs="Calibri"/>
-        </w:rPr>
-        <w:t xml:space="preserve"> por cada dirección IP de origen.</w:t>
+        <w:t xml:space="preserve"> externas.</w:t>
       </w:r>
     </w:p>
     <w:p>
@@ -290,26 +1160,44 @@
       </w:pPr>
       <w:r>
         <w:rPr>
+          <w:rStyle w:val="Fuerte"/>
           <w:rFonts w:ascii="Calibri" w:eastAsia="Times New Roman" w:hAnsi="Calibri" w:cs="Calibri"/>
         </w:rPr>
-        <w:t xml:space="preserve">Toda superación de este umbral genera automáticamente una excepción de red </w:t>
+        <w:t>Auto-Saneamiento Entregado:</w:t>
       </w:r>
       <w:r>
         <w:rPr>
-          <w:rStyle w:val="CdigoHTML"/>
-        </w:rPr>
-        <w:t>429 Too Many Requests</w:t>
+          <w:rFonts w:ascii="Calibri" w:eastAsia="Times New Roman" w:hAnsi="Calibri" w:cs="Calibri"/>
+        </w:rPr>
+        <w:t xml:space="preserve"> El motor actual detecta este código, ralentiza automáticamente la ráfaga, duerme a los hilos afectados, y registra la falla de las CURPs en la </w:t>
       </w:r>
       <w:r>
         <w:rPr>
+          <w:rStyle w:val="CdigoHTML"/>
+        </w:rPr>
+        <w:t>BitacoraEvento</w:t>
+      </w:r>
+      <w:r>
+        <w:rPr>
           <w:rFonts w:ascii="Calibri" w:eastAsia="Times New Roman" w:hAnsi="Calibri" w:cs="Calibri"/>
         </w:rPr>
-        <w:t>, interceptando la ráfaga a nivel de aplicación (FastAPI) y protegiendo el procesador de base de datos Oracle contra la inanición de conexiones.</w:t>
+        <w:t xml:space="preserve"> para su posterior procesamiento iterativo programado (</w:t>
+      </w:r>
+      <w:r>
+        <w:rPr>
+          <w:rStyle w:val="CdigoHTML"/>
+        </w:rPr>
+        <w:t>LOTE-202605-03_REPROCESO</w:t>
+      </w:r>
+      <w:r>
+        <w:rPr>
+          <w:rFonts w:ascii="Calibri" w:eastAsia="Times New Roman" w:hAnsi="Calibri" w:cs="Calibri"/>
+        </w:rPr>
+        <w:t>). Este ajuste demostró en QA recuperar el 100% de los documentos previamente fallidos.</w:t>
       </w:r>
     </w:p>
     <w:p>
       <w:pPr>
-        <w:pStyle w:val="Ttulo3"/>
         <w:rPr>
           <w:rFonts w:ascii="Calibri" w:eastAsia="Times New Roman" w:hAnsi="Calibri" w:cs="Calibri"/>
         </w:rPr>
@@ -318,11 +1206,27 @@
         <w:rPr>
           <w:rFonts w:ascii="Calibri" w:eastAsia="Times New Roman" w:hAnsi="Calibri" w:cs="Calibri"/>
         </w:rPr>
-        <w:t>2.2 Trazabilidad de Auditoría</w:t>
+        <w:pict w14:anchorId="0575A7F0">
+          <v:rect id="_x0000_i1028" style="width:0;height:1.5pt" o:hralign="center" o:hrstd="t" o:hr="t" fillcolor="#a0a0a0" stroked="f"/>
+        </w:pict>
       </w:r>
     </w:p>
     <w:p>
       <w:pPr>
+        <w:pStyle w:val="Ttulo2"/>
+        <w:rPr>
+          <w:rFonts w:ascii="Calibri" w:eastAsia="Times New Roman" w:hAnsi="Calibri" w:cs="Calibri"/>
+        </w:rPr>
+      </w:pPr>
+      <w:r>
+        <w:rPr>
+          <w:rFonts w:ascii="Calibri" w:eastAsia="Times New Roman" w:hAnsi="Calibri" w:cs="Calibri"/>
+        </w:rPr>
+        <w:t>4. Instructivo para Mantenimiento de Nivel (Operaciones)</w:t>
+      </w:r>
+    </w:p>
+    <w:p>
+      <w:pPr>
         <w:pStyle w:val="NormalWeb"/>
         <w:rPr>
           <w:rFonts w:ascii="Calibri" w:hAnsi="Calibri" w:cs="Calibri"/>
@@ -330,14 +1234,6 @@
           <w:szCs w:val="22"/>
         </w:rPr>
       </w:pPr>
-      <w:r>
-        <w:rPr>
-          <w:rFonts w:ascii="Calibri" w:hAnsi="Calibri" w:cs="Calibri"/>
-          <w:sz w:val="22"/>
-          <w:szCs w:val="22"/>
-        </w:rPr>
-        <w:t xml:space="preserve">El control y la alerta de denegación por abuso han sido cubiertos y certificados bajo casos de prueba rigurosos, verificables en la </w:t>
-      </w:r>
       <w:r>
         <w:rPr>
           <w:rStyle w:val="Fuerte"/>
@@ -345,7 +1241,7 @@
           <w:sz w:val="22"/>
           <w:szCs w:val="22"/>
         </w:rPr>
-        <w:t>Matriz de Rastreo y Trazabilidad</w:t>
+        <w:t>Aviso de Mantenimiento:</w:t>
       </w:r>
       <w:r>
         <w:rPr>
@@ -353,25 +1249,103 @@
           <w:sz w:val="22"/>
           <w:szCs w:val="22"/>
         </w:rPr>
-        <w:t xml:space="preserve"> transferida al área de operaciones.</w:t>
+        <w:t xml:space="preserve"> Se transfiere la recomendación explícita para la Dirección de Soporte Técnico, en caso de falsos positivos masivos:</w:t>
       </w:r>
     </w:p>
     <w:p>
       <w:pPr>
-        <w:pStyle w:val="Ttulo2"/>
-        <w:rPr>
-          <w:rFonts w:ascii="Calibri" w:eastAsia="Times New Roman" w:hAnsi="Calibri" w:cs="Calibri"/>
+        <w:pStyle w:val="NormalWeb"/>
+        <w:rPr>
+          <w:rFonts w:ascii="Calibri" w:hAnsi="Calibri" w:cs="Calibri"/>
+          <w:sz w:val="22"/>
+          <w:szCs w:val="22"/>
         </w:rPr>
       </w:pPr>
       <w:r>
         <w:rPr>
-          <w:rFonts w:ascii="Calibri" w:eastAsia="Times New Roman" w:hAnsi="Calibri" w:cs="Calibri"/>
-        </w:rPr>
-        <w:t>3. Consideraciones para el Soporte Continuo</w:t>
+          <w:rFonts w:ascii="Calibri" w:hAnsi="Calibri" w:cs="Calibri"/>
+          <w:sz w:val="22"/>
+          <w:szCs w:val="22"/>
+        </w:rPr>
+        <w:t xml:space="preserve">Si las dependencias y preparatorias de la SEP enlazan su navegación de salida de internet a través de un ruteador que colapsa todas las máquinas estudiantiles bajo </w:t>
+      </w:r>
+      <w:r>
+        <w:rPr>
+          <w:rStyle w:val="Fuerte"/>
+          <w:rFonts w:ascii="Calibri" w:hAnsi="Calibri" w:cs="Calibri"/>
+          <w:sz w:val="22"/>
+          <w:szCs w:val="22"/>
+        </w:rPr>
+        <w:t>una única IP Pública Estática (NAT Masivo)</w:t>
+      </w:r>
+      <w:r>
+        <w:rPr>
+          <w:rFonts w:ascii="Calibri" w:hAnsi="Calibri" w:cs="Calibri"/>
+          <w:sz w:val="22"/>
+          <w:szCs w:val="22"/>
+        </w:rPr>
+        <w:t xml:space="preserve">, el sistema </w:t>
+      </w:r>
+      <w:r>
+        <w:rPr>
+          <w:rStyle w:val="CdigoHTML"/>
+        </w:rPr>
+        <w:t>slowapi</w:t>
+      </w:r>
+      <w:r>
+        <w:rPr>
+          <w:rFonts w:ascii="Calibri" w:hAnsi="Calibri" w:cs="Calibri"/>
+          <w:sz w:val="22"/>
+          <w:szCs w:val="22"/>
+        </w:rPr>
+        <w:t xml:space="preserve"> podría confundir múltiples accesos legítimos de distintos estudiantes como si fuesen un atacante solitario. Se recomienda documentar en el manual interno que, ante contingencias generalizadas de </w:t>
+      </w:r>
+      <w:r>
+        <w:rPr>
+          <w:rStyle w:val="CdigoHTML"/>
+        </w:rPr>
+        <w:t>Error 429</w:t>
+      </w:r>
+      <w:r>
+        <w:rPr>
+          <w:rFonts w:ascii="Calibri" w:hAnsi="Calibri" w:cs="Calibri"/>
+          <w:sz w:val="22"/>
+          <w:szCs w:val="22"/>
+        </w:rPr>
+        <w:t xml:space="preserve"> en redes locales, será imperativo integrar Redis como un almacén de sesión híbrido que pondere tanto la IP como la firma del Agente de Usuario y Cookies de Sesión tempranas.</w:t>
       </w:r>
     </w:p>
     <w:p>
       <w:pPr>
+        <w:rPr>
+          <w:rFonts w:ascii="Calibri" w:eastAsia="Times New Roman" w:hAnsi="Calibri" w:cs="Calibri"/>
+        </w:rPr>
+      </w:pPr>
+      <w:r>
+        <w:rPr>
+          <w:rFonts w:ascii="Calibri" w:eastAsia="Times New Roman" w:hAnsi="Calibri" w:cs="Calibri"/>
+        </w:rPr>
+        <w:pict w14:anchorId="0DB8657A">
+          <v:rect id="_x0000_i1029" style="width:0;height:1.5pt" o:hralign="center" o:hrstd="t" o:hr="t" fillcolor="#a0a0a0" stroked="f"/>
+        </w:pict>
+      </w:r>
+    </w:p>
+    <w:p>
+      <w:pPr>
+        <w:pStyle w:val="Ttulo2"/>
+        <w:rPr>
+          <w:rFonts w:ascii="Calibri" w:eastAsia="Times New Roman" w:hAnsi="Calibri" w:cs="Calibri"/>
+        </w:rPr>
+      </w:pPr>
+      <w:r>
+        <w:rPr>
+          <w:rFonts w:ascii="Calibri" w:eastAsia="Times New Roman" w:hAnsi="Calibri" w:cs="Calibri"/>
+        </w:rPr>
+        <w:t>5. Inventario de Entregables Finales (Handover Tecnológico)</w:t>
+      </w:r>
+    </w:p>
+    <w:p>
+      <w:pPr>
         <w:pStyle w:val="NormalWeb"/>
         <w:rPr>
           <w:rFonts w:ascii="Calibri" w:hAnsi="Calibri" w:cs="Calibri"/>
@@ -385,53 +1359,7 @@
           <w:sz w:val="22"/>
           <w:szCs w:val="22"/>
         </w:rPr>
-        <w:t xml:space="preserve">Si bien la protección volumétrica actual garantiza la resiliencia base, se transfiere al equipo de operaciones el deber de monitorear el comportamiento de las IPs bajo arquitecturas de red complejas (Carrier-grade NAT). Se recomienda el análisis constante de las cabeceras </w:t>
-      </w:r>
-      <w:r>
-        <w:rPr>
-          <w:rStyle w:val="CdigoHTML"/>
-        </w:rPr>
-        <w:t>X-Forwarded-For</w:t>
-      </w:r>
-      <w:r>
-        <w:rPr>
-          <w:rFonts w:ascii="Calibri" w:hAnsi="Calibri" w:cs="Calibri"/>
-          <w:sz w:val="22"/>
-          <w:szCs w:val="22"/>
-        </w:rPr>
-        <w:t xml:space="preserve"> en los logs de los servidores en Producción para afinar la precisión del bloqueo en caso de falsos positivos sistémicos.</w:t>
-      </w:r>
-    </w:p>
-    <w:p>
-      <w:pPr>
-        <w:pStyle w:val="Ttulo2"/>
-        <w:rPr>
-          <w:rFonts w:ascii="Calibri" w:eastAsia="Times New Roman" w:hAnsi="Calibri" w:cs="Calibri"/>
-        </w:rPr>
-      </w:pPr>
-      <w:r>
-        <w:rPr>
-          <w:rFonts w:ascii="Calibri" w:eastAsia="Times New Roman" w:hAnsi="Calibri" w:cs="Calibri"/>
-        </w:rPr>
-        <w:t>4. Inventario de Entregables Finales (Handover Tecnológico)</w:t>
-      </w:r>
-    </w:p>
-    <w:p>
-      <w:pPr>
-        <w:pStyle w:val="NormalWeb"/>
-        <w:rPr>
-          <w:rFonts w:ascii="Calibri" w:hAnsi="Calibri" w:cs="Calibri"/>
-          <w:sz w:val="22"/>
-          <w:szCs w:val="22"/>
-        </w:rPr>
-      </w:pPr>
-      <w:r>
-        <w:rPr>
-          <w:rFonts w:ascii="Calibri" w:hAnsi="Calibri" w:cs="Calibri"/>
-          <w:sz w:val="22"/>
-          <w:szCs w:val="22"/>
-        </w:rPr>
-        <w:t>El blindaje de monitoreo y la estrategia de contención se formaliza con la transferencia de los siguientes artefactos aprobados:</w:t>
+        <w:t>Como cierre que rubrica el cumplimiento del requerimiento CMMI en la materia de resiliencia y monitorización, se traslada formalmente la pertenencia de los siguientes activos:</w:t>
       </w:r>
     </w:p>
     <w:p>
@@ -447,22 +1375,28 @@
       </w:pPr>
       <w:r>
         <w:rPr>
+          <w:rStyle w:val="Fuerte"/>
           <w:rFonts w:ascii="Calibri" w:eastAsia="Times New Roman" w:hAnsi="Calibri" w:cs="Calibri"/>
         </w:rPr>
-        <w:t xml:space="preserve">Entregable CMMI (06) </w:t>
+        <w:t>Entregable Nivel 3 CMMI (06) Pruebas de Estrés:</w:t>
       </w:r>
       <w:r>
         <w:rPr>
-          <w:rStyle w:val="Fuerte"/>
           <w:rFonts w:ascii="Calibri" w:eastAsia="Times New Roman" w:hAnsi="Calibri" w:cs="Calibri"/>
         </w:rPr>
-        <w:t>Pruebas de Estrés</w:t>
+        <w:t xml:space="preserve"> Generado de forma autómata (DOCX/PDF) vía </w:t>
       </w:r>
       <w:r>
         <w:rPr>
+          <w:rStyle w:val="CdigoHTML"/>
+        </w:rPr>
+        <w:t>generate_docs.py</w:t>
+      </w:r>
+      <w:r>
+        <w:rPr>
           <w:rFonts w:ascii="Calibri" w:eastAsia="Times New Roman" w:hAnsi="Calibri" w:cs="Calibri"/>
         </w:rPr>
-        <w:t>, validando el comportamiento volumétrico del sistema.</w:t>
+        <w:t>, certificando volumetrías de más de 68,000 registros, validando asintóticamente la no-caída de los contenedores Docker en picos transaccionales.</w:t>
       </w:r>
     </w:p>
     <w:p>
@@ -478,26 +1412,69 @@
       </w:pPr>
       <w:r>
         <w:rPr>
+          <w:rStyle w:val="Fuerte"/>
           <w:rFonts w:ascii="Calibri" w:eastAsia="Times New Roman" w:hAnsi="Calibri" w:cs="Calibri"/>
         </w:rPr>
-        <w:t xml:space="preserve">Entregable CMMI (04) </w:t>
+        <w:t>Entregable Nivel 3 CMMI (04) Pruebas Funcionales:</w:t>
       </w:r>
       <w:r>
         <w:rPr>
-          <w:rStyle w:val="Fuerte"/>
           <w:rFonts w:ascii="Calibri" w:eastAsia="Times New Roman" w:hAnsi="Calibri" w:cs="Calibri"/>
         </w:rPr>
-        <w:t>Pruebas Funcionales</w:t>
+        <w:t xml:space="preserve"> Aprobando el Requerimiento No-Funcional RNF-SEC-03 referente a la emisión programada de excepciones </w:t>
       </w:r>
       <w:r>
         <w:rPr>
+          <w:rStyle w:val="CdigoHTML"/>
+        </w:rPr>
+        <w:t>429</w:t>
+      </w:r>
+      <w:r>
+        <w:rPr>
           <w:rFonts w:ascii="Calibri" w:eastAsia="Times New Roman" w:hAnsi="Calibri" w:cs="Calibri"/>
         </w:rPr>
-        <w:t>, certificando la intercepción adecuada (respuesta HTTP 429) por parte de las defensas del sistema sin degradación del resto de servicios.</w:t>
+        <w:t xml:space="preserve"> mediante *Unit Tests*.</w:t>
       </w:r>
     </w:p>
     <w:p>
       <w:pPr>
+        <w:numPr>
+          <w:ilvl w:val="0"/>
+          <w:numId w:val="14"/>
+        </w:numPr>
+        <w:spacing w:before="100" w:beforeAutospacing="1" w:after="100" w:afterAutospacing="1" w:line="240" w:lineRule="auto"/>
+        <w:rPr>
+          <w:rFonts w:ascii="Calibri" w:eastAsia="Times New Roman" w:hAnsi="Calibri" w:cs="Calibri"/>
+        </w:rPr>
+      </w:pPr>
+      <w:r>
+        <w:rPr>
+          <w:rStyle w:val="Fuerte"/>
+          <w:rFonts w:ascii="Calibri" w:eastAsia="Times New Roman" w:hAnsi="Calibri" w:cs="Calibri"/>
+        </w:rPr>
+        <w:t>Código Fuente E2E de Cypress (Vida Saludable):</w:t>
+      </w:r>
+      <w:r>
+        <w:rPr>
+          <w:rFonts w:ascii="Calibri" w:eastAsia="Times New Roman" w:hAnsi="Calibri" w:cs="Calibri"/>
+        </w:rPr>
+        <w:t xml:space="preserve"> Casos automatizados en la carpeta </w:t>
+      </w:r>
+      <w:r>
+        <w:rPr>
+          <w:rStyle w:val="CdigoHTML"/>
+        </w:rPr>
+        <w:t>src/frontend/cypress/e2e/imss-integration.cy.ts</w:t>
+      </w:r>
+      <w:r>
+        <w:rPr>
+          <w:rFonts w:ascii="Calibri" w:eastAsia="Times New Roman" w:hAnsi="Calibri" w:cs="Calibri"/>
+        </w:rPr>
+        <w:t>, certificando el *Retry-Logic* y *Circuit Breakers* frente al IMSS.</w:t>
+      </w:r>
+    </w:p>
+    <w:p>
+      <w:pPr>
         <w:pStyle w:val="NormalWeb"/>
         <w:rPr>
           <w:rFonts w:ascii="Calibri" w:hAnsi="Calibri" w:cs="Calibri"/>
@@ -511,7 +1488,7 @@
           <w:sz w:val="22"/>
           <w:szCs w:val="22"/>
         </w:rPr>
-        <w:t>Estos activos acreditan que el servicio se entrega altamente resiliente y equipado para la operación crítica institucional.</w:t>
+        <w:t>La vertiente de monitoreo, defensa volumétrica y contención queda operativamente asegurada, auditada y finiquitada.</w:t>
       </w:r>
     </w:p>
     <w:p>
@@ -5646,7 +6623,7 @@
                     <pic:cNvPicPr/>
                   </pic:nvPicPr>
                   <pic:blipFill>
-                    <a:blip r:embed="rId8"/>
+                    <a:blip r:embed="rId9"/>
                     <a:stretch>
                       <a:fillRect/>
                     </a:stretch>
@@ -5705,7 +6682,7 @@
                     <pic:cNvPicPr/>
                   </pic:nvPicPr>
                   <pic:blipFill>
-                    <a:blip r:embed="rId9"/>
+                    <a:blip r:embed="rId10"/>
                     <a:stretch>
                       <a:fillRect/>
                     </a:stretch>
@@ -6519,8 +7496,8 @@
       </w:pPr>
     </w:p>
     <w:sectPr>
-      <w:headerReference w:type="default" r:id="rId10"/>
-      <w:footerReference w:type="default" r:id="rId11"/>
+      <w:headerReference w:type="default" r:id="rId11"/>
+      <w:footerReference w:type="default" r:id="rId12"/>
       <w:pgSz w:w="12240" w:h="15840"/>
       <w:pgMar w:top="2268" w:right="1440" w:bottom="2269" w:left="1440" w:header="720" w:footer="0" w:gutter="0"/>
       <w:cols w:space="720"/>
@@ -7373,155 +8350,6 @@
     </w:lvl>
   </w:abstractNum>
   <w:abstractNum w:abstractNumId="9" w15:restartNumberingAfterBreak="0">
-    <w:nsid w:val="27A35529"/>
-    <w:multiLevelType w:val="multilevel"/>
-    <w:tmpl w:val="93EE8564"/>
-    <w:lvl w:ilvl="0">
-      <w:start w:val="1"/>
-      <w:numFmt w:val="bullet"/>
-      <w:lvlText w:val=""/>
-      <w:lvlJc w:val="left"/>
-      <w:pPr>
-        <w:tabs>
-          <w:tab w:val="num" w:pos="720"/>
-        </w:tabs>
-        <w:ind w:left="720" w:hanging="360"/>
-      </w:pPr>
-      <w:rPr>
-        <w:rFonts w:ascii="Symbol" w:hAnsi="Symbol" w:hint="default"/>
-        <w:sz w:val="20"/>
-      </w:rPr>
-    </w:lvl>
-    <w:lvl w:ilvl="1" w:tentative="1">
-      <w:start w:val="1"/>
-      <w:numFmt w:val="bullet"/>
-      <w:lvlText w:val="o"/>
-      <w:lvlJc w:val="left"/>
-      <w:pPr>
-        <w:tabs>
-          <w:tab w:val="num" w:pos="1440"/>
-        </w:tabs>
-        <w:ind w:left="1440" w:hanging="360"/>
-      </w:pPr>
-      <w:rPr>
-        <w:rFonts w:ascii="Courier New" w:hAnsi="Courier New" w:hint="default"/>
-        <w:sz w:val="20"/>
-      </w:rPr>
-    </w:lvl>
-    <w:lvl w:ilvl="2" w:tentative="1">
-      <w:start w:val="1"/>
-      <w:numFmt w:val="bullet"/>
-      <w:lvlText w:val=""/>
-      <w:lvlJc w:val="left"/>
-      <w:pPr>
-        <w:tabs>
-          <w:tab w:val="num" w:pos="2160"/>
-        </w:tabs>
-        <w:ind w:left="2160" w:hanging="360"/>
-      </w:pPr>
-      <w:rPr>
-        <w:rFonts w:ascii="Wingdings" w:hAnsi="Wingdings" w:hint="default"/>
-        <w:sz w:val="20"/>
-      </w:rPr>
-    </w:lvl>
-    <w:lvl w:ilvl="3" w:tentative="1">
-      <w:start w:val="1"/>
-      <w:numFmt w:val="bullet"/>
-      <w:lvlText w:val=""/>
-      <w:lvlJc w:val="left"/>
-      <w:pPr>
-        <w:tabs>
-          <w:tab w:val="num" w:pos="2880"/>
-        </w:tabs>
-        <w:ind w:left="2880" w:hanging="360"/>
-      </w:pPr>
-      <w:rPr>
-        <w:rFonts w:ascii="Wingdings" w:hAnsi="Wingdings" w:hint="default"/>
-        <w:sz w:val="20"/>
-      </w:rPr>
-    </w:lvl>
-    <w:lvl w:ilvl="4" w:tentative="1">
-      <w:start w:val="1"/>
-      <w:numFmt w:val="bullet"/>
-      <w:lvlText w:val=""/>
-      <w:lvlJc w:val="left"/>
-      <w:pPr>
-        <w:tabs>
-          <w:tab w:val="num" w:pos="3600"/>
-        </w:tabs>
-        <w:ind w:left="3600" w:hanging="360"/>
-      </w:pPr>
-      <w:rPr>
-        <w:rFonts w:ascii="Wingdings" w:hAnsi="Wingdings" w:hint="default"/>
-        <w:sz w:val="20"/>
-      </w:rPr>
-    </w:lvl>
-    <w:lvl w:ilvl="5" w:tentative="1">
-      <w:start w:val="1"/>
-      <w:numFmt w:val="bullet"/>
-      <w:lvlText w:val=""/>
-      <w:lvlJc w:val="left"/>
-      <w:pPr>
-        <w:tabs>
-          <w:tab w:val="num" w:pos="4320"/>
-        </w:tabs>
-        <w:ind w:left="4320" w:hanging="360"/>
-      </w:pPr>
-      <w:rPr>
-        <w:rFonts w:ascii="Wingdings" w:hAnsi="Wingdings" w:hint="default"/>
-        <w:sz w:val="20"/>
-      </w:rPr>
-    </w:lvl>
-    <w:lvl w:ilvl="6" w:tentative="1">
-      <w:start w:val="1"/>
-      <w:numFmt w:val="bullet"/>
-      <w:lvlText w:val=""/>
-      <w:lvlJc w:val="left"/>
-      <w:pPr>
-        <w:tabs>
-          <w:tab w:val="num" w:pos="5040"/>
-        </w:tabs>
-        <w:ind w:left="5040" w:hanging="360"/>
-      </w:pPr>
-      <w:rPr>
-        <w:rFonts w:ascii="Wingdings" w:hAnsi="Wingdings" w:hint="default"/>
-        <w:sz w:val="20"/>
-      </w:rPr>
-    </w:lvl>
-    <w:lvl w:ilvl="7" w:tentative="1">
-      <w:start w:val="1"/>
-      <w:numFmt w:val="bullet"/>
-      <w:lvlText w:val=""/>
-      <w:lvlJc w:val="left"/>
-      <w:pPr>
-        <w:tabs>
-          <w:tab w:val="num" w:pos="5760"/>
-        </w:tabs>
-        <w:ind w:left="5760" w:hanging="360"/>
-      </w:pPr>
-      <w:rPr>
-        <w:rFonts w:ascii="Wingdings" w:hAnsi="Wingdings" w:hint="default"/>
-        <w:sz w:val="20"/>
-      </w:rPr>
-    </w:lvl>
-    <w:lvl w:ilvl="8" w:tentative="1">
-      <w:start w:val="1"/>
-      <w:numFmt w:val="bullet"/>
-      <w:lvlText w:val=""/>
-      <w:lvlJc w:val="left"/>
-      <w:pPr>
-        <w:tabs>
-          <w:tab w:val="num" w:pos="6480"/>
-        </w:tabs>
-        <w:ind w:left="6480" w:hanging="360"/>
-      </w:pPr>
-      <w:rPr>
-        <w:rFonts w:ascii="Wingdings" w:hAnsi="Wingdings" w:hint="default"/>
-        <w:sz w:val="20"/>
-      </w:rPr>
-    </w:lvl>
-  </w:abstractNum>
-  <w:abstractNum w:abstractNumId="10" w15:restartNumberingAfterBreak="0">
     <w:nsid w:val="28FF771F"/>
     <w:multiLevelType w:val="hybridMultilevel"/>
     <w:tmpl w:val="660C7888"/>
@@ -7634,10 +8462,10 @@
       </w:rPr>
     </w:lvl>
   </w:abstractNum>
-  <w:abstractNum w:abstractNumId="11" w15:restartNumberingAfterBreak="0">
-    <w:nsid w:val="47000DBA"/>
+  <w:abstractNum w:abstractNumId="10" w15:restartNumberingAfterBreak="0">
+    <w:nsid w:val="49CF502F"/>
     <w:multiLevelType w:val="multilevel"/>
-    <w:tmpl w:val="CFEE8086"/>
+    <w:tmpl w:val="BEC65890"/>
     <w:lvl w:ilvl="0">
       <w:start w:val="1"/>
       <w:numFmt w:val="bullet"/>
@@ -7783,7 +8611,7 @@
       </w:rPr>
     </w:lvl>
   </w:abstractNum>
-  <w:abstractNum w:abstractNumId="12" w15:restartNumberingAfterBreak="0">
+  <w:abstractNum w:abstractNumId="11" w15:restartNumberingAfterBreak="0">
     <w:nsid w:val="52D74056"/>
     <w:multiLevelType w:val="hybridMultilevel"/>
     <w:tmpl w:val="F8E884D6"/>
@@ -7872,7 +8700,7 @@
       </w:pPr>
     </w:lvl>
   </w:abstractNum>
-  <w:abstractNum w:abstractNumId="13" w15:restartNumberingAfterBreak="0">
+  <w:abstractNum w:abstractNumId="12" w15:restartNumberingAfterBreak="0">
     <w:nsid w:val="53C20551"/>
     <w:multiLevelType w:val="hybridMultilevel"/>
     <w:tmpl w:val="9EBC212E"/>
@@ -7959,6 +8787,155 @@
       <w:pPr>
         <w:ind w:left="6480" w:hanging="180"/>
       </w:pPr>
+    </w:lvl>
+  </w:abstractNum>
+  <w:abstractNum w:abstractNumId="13" w15:restartNumberingAfterBreak="0">
+    <w:nsid w:val="5C4D38D8"/>
+    <w:multiLevelType w:val="multilevel"/>
+    <w:tmpl w:val="75967D3C"/>
+    <w:lvl w:ilvl="0">
+      <w:start w:val="1"/>
+      <w:numFmt w:val="bullet"/>
+      <w:lvlText w:val=""/>
+      <w:lvlJc w:val="left"/>
+      <w:pPr>
+        <w:tabs>
+          <w:tab w:val="num" w:pos="720"/>
+        </w:tabs>
+        <w:ind w:left="720" w:hanging="360"/>
+      </w:pPr>
+      <w:rPr>
+        <w:rFonts w:ascii="Symbol" w:hAnsi="Symbol" w:hint="default"/>
+        <w:sz w:val="20"/>
+      </w:rPr>
+    </w:lvl>
+    <w:lvl w:ilvl="1" w:tentative="1">
+      <w:start w:val="1"/>
+      <w:numFmt w:val="bullet"/>
+      <w:lvlText w:val="o"/>
+      <w:lvlJc w:val="left"/>
+      <w:pPr>
+        <w:tabs>
+          <w:tab w:val="num" w:pos="1440"/>
+        </w:tabs>
+        <w:ind w:left="1440" w:hanging="360"/>
+      </w:pPr>
+      <w:rPr>
+        <w:rFonts w:ascii="Courier New" w:hAnsi="Courier New" w:hint="default"/>
+        <w:sz w:val="20"/>
+      </w:rPr>
+    </w:lvl>
+    <w:lvl w:ilvl="2" w:tentative="1">
+      <w:start w:val="1"/>
+      <w:numFmt w:val="bullet"/>
+      <w:lvlText w:val=""/>
+      <w:lvlJc w:val="left"/>
+      <w:pPr>
+        <w:tabs>
+          <w:tab w:val="num" w:pos="2160"/>
+        </w:tabs>
+        <w:ind w:left="2160" w:hanging="360"/>
+      </w:pPr>
+      <w:rPr>
+        <w:rFonts w:ascii="Wingdings" w:hAnsi="Wingdings" w:hint="default"/>
+        <w:sz w:val="20"/>
+      </w:rPr>
+    </w:lvl>
+    <w:lvl w:ilvl="3" w:tentative="1">
+      <w:start w:val="1"/>
+      <w:numFmt w:val="bullet"/>
+      <w:lvlText w:val=""/>
+      <w:lvlJc w:val="left"/>
+      <w:pPr>
+        <w:tabs>
+          <w:tab w:val="num" w:pos="2880"/>
+        </w:tabs>
+        <w:ind w:left="2880" w:hanging="360"/>
+      </w:pPr>
+      <w:rPr>
+        <w:rFonts w:ascii="Wingdings" w:hAnsi="Wingdings" w:hint="default"/>
+        <w:sz w:val="20"/>
+      </w:rPr>
+    </w:lvl>
+    <w:lvl w:ilvl="4" w:tentative="1">
+      <w:start w:val="1"/>
+      <w:numFmt w:val="bullet"/>
+      <w:lvlText w:val=""/>
+      <w:lvlJc w:val="left"/>
+      <w:pPr>
+        <w:tabs>
+          <w:tab w:val="num" w:pos="3600"/>
+        </w:tabs>
+        <w:ind w:left="3600" w:hanging="360"/>
+      </w:pPr>
+      <w:rPr>
+        <w:rFonts w:ascii="Wingdings" w:hAnsi="Wingdings" w:hint="default"/>
+        <w:sz w:val="20"/>
+      </w:rPr>
+    </w:lvl>
+    <w:lvl w:ilvl="5" w:tentative="1">
+      <w:start w:val="1"/>
+      <w:numFmt w:val="bullet"/>
+      <w:lvlText w:val=""/>
+      <w:lvlJc w:val="left"/>
+      <w:pPr>
+        <w:tabs>
+          <w:tab w:val="num" w:pos="4320"/>
+        </w:tabs>
+        <w:ind w:left="4320" w:hanging="360"/>
+      </w:pPr>
+      <w:rPr>
+        <w:rFonts w:ascii="Wingdings" w:hAnsi="Wingdings" w:hint="default"/>
+        <w:sz w:val="20"/>
+      </w:rPr>
+    </w:lvl>
+    <w:lvl w:ilvl="6" w:tentative="1">
+      <w:start w:val="1"/>
+      <w:numFmt w:val="bullet"/>
+      <w:lvlText w:val=""/>
+      <w:lvlJc w:val="left"/>
+      <w:pPr>
+        <w:tabs>
+          <w:tab w:val="num" w:pos="5040"/>
+        </w:tabs>
+        <w:ind w:left="5040" w:hanging="360"/>
+      </w:pPr>
+      <w:rPr>
+        <w:rFonts w:ascii="Wingdings" w:hAnsi="Wingdings" w:hint="default"/>
+        <w:sz w:val="20"/>
+      </w:rPr>
+    </w:lvl>
+    <w:lvl w:ilvl="7" w:tentative="1">
+      <w:start w:val="1"/>
+      <w:numFmt w:val="bullet"/>
+      <w:lvlText w:val=""/>
+      <w:lvlJc w:val="left"/>
+      <w:pPr>
+        <w:tabs>
+          <w:tab w:val="num" w:pos="5760"/>
+        </w:tabs>
+        <w:ind w:left="5760" w:hanging="360"/>
+      </w:pPr>
+      <w:rPr>
+        <w:rFonts w:ascii="Wingdings" w:hAnsi="Wingdings" w:hint="default"/>
+        <w:sz w:val="20"/>
+      </w:rPr>
+    </w:lvl>
+    <w:lvl w:ilvl="8" w:tentative="1">
+      <w:start w:val="1"/>
+      <w:numFmt w:val="bullet"/>
+      <w:lvlText w:val=""/>
+      <w:lvlJc w:val="left"/>
+      <w:pPr>
+        <w:tabs>
+          <w:tab w:val="num" w:pos="6480"/>
+        </w:tabs>
+        <w:ind w:left="6480" w:hanging="360"/>
+      </w:pPr>
+      <w:rPr>
+        <w:rFonts w:ascii="Wingdings" w:hAnsi="Wingdings" w:hint="default"/>
+        <w:sz w:val="20"/>
+      </w:rPr>
     </w:lvl>
   </w:abstractNum>
   <w:num w:numId="1" w16cid:durableId="761797777">
@@ -7980,7 +8957,7 @@
     <w:abstractNumId w:val="0"/>
   </w:num>
   <w:num w:numId="7" w16cid:durableId="767509364">
-    <w:abstractNumId w:val="12"/>
+    <w:abstractNumId w:val="11"/>
   </w:num>
   <w:num w:numId="8" w16cid:durableId="1187519976">
     <w:abstractNumId w:val="8"/>
@@ -7989,19 +8966,19 @@
     <w:abstractNumId w:val="7"/>
   </w:num>
   <w:num w:numId="10" w16cid:durableId="2009867063">
-    <w:abstractNumId w:val="10"/>
+    <w:abstractNumId w:val="9"/>
   </w:num>
   <w:num w:numId="11" w16cid:durableId="1924602666">
-    <w:abstractNumId w:val="13"/>
+    <w:abstractNumId w:val="12"/>
   </w:num>
   <w:num w:numId="12" w16cid:durableId="2021344936">
     <w:abstractNumId w:val="2"/>
   </w:num>
-  <w:num w:numId="13" w16cid:durableId="2129884855">
-    <w:abstractNumId w:val="11"/>
+  <w:num w:numId="13" w16cid:durableId="2101290314">
+    <w:abstractNumId w:val="13"/>
   </w:num>
-  <w:num w:numId="14" w16cid:durableId="1533763625">
-    <w:abstractNumId w:val="9"/>
+  <w:num w:numId="14" w16cid:durableId="2044549667">
+    <w:abstractNumId w:val="10"/>
   </w:num>
   <w:numIdMacAtCleanup w:val="10"/>
 </w:numbering>
@@ -19658,7 +20635,7 @@
     <w:uiPriority w:val="99"/>
     <w:semiHidden/>
     <w:unhideWhenUsed/>
-    <w:rsid w:val="005A5DFA"/>
+    <w:rsid w:val="00A309AC"/>
     <w:pPr>
       <w:spacing w:before="100" w:beforeAutospacing="1" w:after="100" w:afterAutospacing="1" w:line="240" w:lineRule="auto"/>
     </w:pPr>
@@ -19676,7 +20653,7 @@
     <w:uiPriority w:val="99"/>
     <w:semiHidden/>
     <w:unhideWhenUsed/>
-    <w:rsid w:val="005A5DFA"/>
+    <w:rsid w:val="00A309AC"/>
     <w:rPr>
       <w:rFonts w:ascii="Courier New" w:eastAsiaTheme="minorEastAsia" w:hAnsi="Courier New" w:cs="Courier New"/>
       <w:sz w:val="20"/>

--- a/05-Mayo-Junio/Entregables/2026-06/03-Reporte_Monitoreo_Alertamiento_2026-06_INSTITUCIONAL.docx
+++ b/05-Mayo-Junio/Entregables/2026-06/03-Reporte_Monitoreo_Alertamiento_2026-06_INSTITUCIONAL.docx
@@ -161,7 +161,7 @@
         <w:rPr>
           <w:rFonts w:ascii="Calibri" w:eastAsia="Times New Roman" w:hAnsi="Calibri" w:cs="Calibri"/>
         </w:rPr>
-        <w:pict w14:anchorId="23AA14EF">
+        <w:pict w14:anchorId="453B72AC">
           <v:rect id="_x0000_i1025" style="width:0;height:1.5pt" o:hralign="center" o:hrstd="t" o:hr="t" fillcolor="#a0a0a0" stroked="f"/>
         </w:pict>
       </w:r>
@@ -243,7 +243,7 @@
         <w:rPr>
           <w:rFonts w:ascii="Calibri" w:eastAsia="Times New Roman" w:hAnsi="Calibri" w:cs="Calibri"/>
         </w:rPr>
-        <w:pict w14:anchorId="4EF1DD21">
+        <w:pict w14:anchorId="14AB02D5">
           <v:rect id="_x0000_i1026" style="width:0;height:1.5pt" o:hralign="center" o:hrstd="t" o:hr="t" fillcolor="#a0a0a0" stroked="f"/>
         </w:pict>
       </w:r>
@@ -956,7 +956,7 @@
           <w:noProof/>
         </w:rPr>
         <w:drawing>
-          <wp:inline distT="0" distB="0" distL="0" distR="0" wp14:anchorId="338C9D6F" wp14:editId="34807FB2">
+          <wp:inline distT="0" distB="0" distL="0" distR="0" wp14:anchorId="52BC9EC1" wp14:editId="29232B81">
             <wp:extent cx="10782300" cy="4602480"/>
             <wp:effectExtent l="0" t="0" r="0" b="0"/>
             <wp:docPr id="3" name="Imagen 3"/>
@@ -1015,7 +1015,7 @@
         <w:rPr>
           <w:rFonts w:ascii="Calibri" w:eastAsia="Times New Roman" w:hAnsi="Calibri" w:cs="Calibri"/>
         </w:rPr>
-        <w:pict w14:anchorId="2FBD1FB1">
+        <w:pict w14:anchorId="7F9870C1">
           <v:rect id="_x0000_i1027" style="width:0;height:1.5pt" o:hralign="center" o:hrstd="t" o:hr="t" fillcolor="#a0a0a0" stroked="f"/>
         </w:pict>
       </w:r>
@@ -1206,7 +1206,7 @@
         <w:rPr>
           <w:rFonts w:ascii="Calibri" w:eastAsia="Times New Roman" w:hAnsi="Calibri" w:cs="Calibri"/>
         </w:rPr>
-        <w:pict w14:anchorId="0575A7F0">
+        <w:pict w14:anchorId="162A91FA">
           <v:rect id="_x0000_i1028" style="width:0;height:1.5pt" o:hralign="center" o:hrstd="t" o:hr="t" fillcolor="#a0a0a0" stroked="f"/>
         </w:pict>
       </w:r>
@@ -1325,7 +1325,7 @@
         <w:rPr>
           <w:rFonts w:ascii="Calibri" w:eastAsia="Times New Roman" w:hAnsi="Calibri" w:cs="Calibri"/>
         </w:rPr>
-        <w:pict w14:anchorId="0DB8657A">
+        <w:pict w14:anchorId="7A2EF304">
           <v:rect id="_x0000_i1029" style="width:0;height:1.5pt" o:hralign="center" o:hrstd="t" o:hr="t" fillcolor="#a0a0a0" stroked="f"/>
         </w:pict>
       </w:r>
@@ -1499,1296 +1499,13 @@
         </w:rPr>
       </w:pPr>
     </w:p>
-    <w:sdt>
-      <w:sdtPr>
+    <w:p>
+      <w:pPr>
         <w:rPr>
-          <w:b w:val="0"/>
-          <w:color w:val="545454"/>
+          <w:rFonts w:asciiTheme="minorHAnsi" w:hAnsiTheme="minorHAnsi"/>
+          <w:color w:val="auto"/>
         </w:rPr>
-        <w:id w:val="389240926"/>
-        <w:docPartObj>
-          <w:docPartGallery w:val="Table of Contents"/>
-          <w:docPartUnique/>
-        </w:docPartObj>
-      </w:sdtPr>
-      <w:sdtEndPr>
-        <w:rPr>
-          <w:bCs/>
-        </w:rPr>
-      </w:sdtEndPr>
-      <w:sdtContent>
-        <w:p>
-          <w:pPr>
-            <w:pStyle w:val="TtuloTDC"/>
-            <w:rPr>
-              <w:rFonts w:asciiTheme="majorHAnsi" w:eastAsiaTheme="majorEastAsia" w:hAnsiTheme="majorHAnsi" w:cstheme="majorBidi"/>
-              <w:bCs/>
-              <w:color w:val="365F91" w:themeColor="accent1" w:themeShade="BF"/>
-              <w:sz w:val="28"/>
-              <w:szCs w:val="28"/>
-            </w:rPr>
-          </w:pPr>
-          <w:r>
-            <w:rPr>
-              <w:rFonts w:asciiTheme="majorHAnsi" w:eastAsiaTheme="majorEastAsia" w:hAnsiTheme="majorHAnsi" w:cstheme="majorBidi"/>
-              <w:bCs/>
-              <w:color w:val="365F91" w:themeColor="accent1" w:themeShade="BF"/>
-              <w:sz w:val="28"/>
-              <w:szCs w:val="28"/>
-            </w:rPr>
-            <w:t>Contenido</w:t>
-          </w:r>
-        </w:p>
-        <w:p>
-          <w:pPr>
-            <w:pStyle w:val="TDC1"/>
-            <w:tabs>
-              <w:tab w:val="right" w:leader="dot" w:pos="9350"/>
-            </w:tabs>
-            <w:rPr>
-              <w:rFonts w:asciiTheme="minorHAnsi" w:hAnsiTheme="minorHAnsi"/>
-              <w:noProof/>
-              <w:color w:val="auto"/>
-              <w:kern w:val="2"/>
-              <w:sz w:val="24"/>
-              <w:szCs w:val="24"/>
-              <w:lang w:eastAsia="es-MX"/>
-              <w14:ligatures w14:val="standardContextual"/>
-            </w:rPr>
-          </w:pPr>
-          <w:r>
-            <w:fldChar w:fldCharType="begin"/>
-          </w:r>
-          <w:r>
-            <w:instrText xml:space="preserve"> TOC \o "1-3" \h \z \u </w:instrText>
-          </w:r>
-          <w:r>
-            <w:fldChar w:fldCharType="separate"/>
-          </w:r>
-          <w:hyperlink w:anchor="_Toc221820019" w:history="1">
-            <w:r>
-              <w:rPr>
-                <w:rStyle w:val="Hipervnculo"/>
-                <w:rFonts w:asciiTheme="majorHAnsi" w:eastAsiaTheme="majorEastAsia" w:hAnsiTheme="majorHAnsi" w:cstheme="majorBidi"/>
-                <w:b/>
-                <w:bCs/>
-                <w:noProof/>
-              </w:rPr>
-              <w:t>Diagnóstico del ecosistema de datos</w:t>
-            </w:r>
-            <w:r>
-              <w:rPr>
-                <w:noProof/>
-                <w:webHidden/>
-              </w:rPr>
-              <w:tab/>
-            </w:r>
-            <w:r>
-              <w:rPr>
-                <w:noProof/>
-                <w:webHidden/>
-              </w:rPr>
-              <w:fldChar w:fldCharType="begin"/>
-            </w:r>
-            <w:r>
-              <w:rPr>
-                <w:noProof/>
-                <w:webHidden/>
-              </w:rPr>
-              <w:instrText xml:space="preserve"> PAGEREF _Toc221820019 \h </w:instrText>
-            </w:r>
-            <w:r>
-              <w:rPr>
-                <w:noProof/>
-                <w:webHidden/>
-              </w:rPr>
-            </w:r>
-            <w:r>
-              <w:rPr>
-                <w:noProof/>
-                <w:webHidden/>
-              </w:rPr>
-              <w:fldChar w:fldCharType="separate"/>
-            </w:r>
-            <w:r>
-              <w:rPr>
-                <w:noProof/>
-                <w:webHidden/>
-              </w:rPr>
-              <w:t>1</w:t>
-            </w:r>
-            <w:r>
-              <w:rPr>
-                <w:noProof/>
-                <w:webHidden/>
-              </w:rPr>
-              <w:fldChar w:fldCharType="end"/>
-            </w:r>
-          </w:hyperlink>
-        </w:p>
-        <w:p>
-          <w:pPr>
-            <w:pStyle w:val="TDC2"/>
-            <w:tabs>
-              <w:tab w:val="right" w:leader="dot" w:pos="9350"/>
-            </w:tabs>
-            <w:rPr>
-              <w:rFonts w:asciiTheme="minorHAnsi" w:hAnsiTheme="minorHAnsi"/>
-              <w:noProof/>
-              <w:color w:val="auto"/>
-              <w:kern w:val="2"/>
-              <w:sz w:val="24"/>
-              <w:szCs w:val="24"/>
-              <w:lang w:eastAsia="es-MX"/>
-              <w14:ligatures w14:val="standardContextual"/>
-            </w:rPr>
-          </w:pPr>
-          <w:hyperlink w:anchor="_Toc221820020" w:history="1">
-            <w:r>
-              <w:rPr>
-                <w:rStyle w:val="Hipervnculo"/>
-                <w:rFonts w:asciiTheme="majorHAnsi" w:eastAsiaTheme="majorEastAsia" w:hAnsiTheme="majorHAnsi" w:cstheme="majorBidi"/>
-                <w:b/>
-                <w:bCs/>
-                <w:noProof/>
-              </w:rPr>
-              <w:t>1. Resumen Ejecutivo</w:t>
-            </w:r>
-            <w:r>
-              <w:rPr>
-                <w:noProof/>
-                <w:webHidden/>
-              </w:rPr>
-              <w:tab/>
-            </w:r>
-            <w:r>
-              <w:rPr>
-                <w:noProof/>
-                <w:webHidden/>
-              </w:rPr>
-              <w:fldChar w:fldCharType="begin"/>
-            </w:r>
-            <w:r>
-              <w:rPr>
-                <w:noProof/>
-                <w:webHidden/>
-              </w:rPr>
-              <w:instrText xml:space="preserve"> PAGEREF _Toc221820020 \h </w:instrText>
-            </w:r>
-            <w:r>
-              <w:rPr>
-                <w:noProof/>
-                <w:webHidden/>
-              </w:rPr>
-            </w:r>
-            <w:r>
-              <w:rPr>
-                <w:noProof/>
-                <w:webHidden/>
-              </w:rPr>
-              <w:fldChar w:fldCharType="separate"/>
-            </w:r>
-            <w:r>
-              <w:rPr>
-                <w:noProof/>
-                <w:webHidden/>
-              </w:rPr>
-              <w:t>1</w:t>
-            </w:r>
-            <w:r>
-              <w:rPr>
-                <w:noProof/>
-                <w:webHidden/>
-              </w:rPr>
-              <w:fldChar w:fldCharType="end"/>
-            </w:r>
-          </w:hyperlink>
-        </w:p>
-        <w:p>
-          <w:pPr>
-            <w:pStyle w:val="TDC2"/>
-            <w:tabs>
-              <w:tab w:val="right" w:leader="dot" w:pos="9350"/>
-            </w:tabs>
-            <w:rPr>
-              <w:rFonts w:asciiTheme="minorHAnsi" w:hAnsiTheme="minorHAnsi"/>
-              <w:noProof/>
-              <w:color w:val="auto"/>
-              <w:kern w:val="2"/>
-              <w:sz w:val="24"/>
-              <w:szCs w:val="24"/>
-              <w:lang w:eastAsia="es-MX"/>
-              <w14:ligatures w14:val="standardContextual"/>
-            </w:rPr>
-          </w:pPr>
-          <w:hyperlink w:anchor="_Toc221820021" w:history="1">
-            <w:r>
-              <w:rPr>
-                <w:rStyle w:val="Hipervnculo"/>
-                <w:rFonts w:asciiTheme="majorHAnsi" w:eastAsiaTheme="majorEastAsia" w:hAnsiTheme="majorHAnsi" w:cstheme="majorBidi"/>
-                <w:b/>
-                <w:bCs/>
-                <w:noProof/>
-              </w:rPr>
-              <w:t>2. Actividades Realizadas</w:t>
-            </w:r>
-            <w:r>
-              <w:rPr>
-                <w:noProof/>
-                <w:webHidden/>
-              </w:rPr>
-              <w:tab/>
-            </w:r>
-            <w:r>
-              <w:rPr>
-                <w:noProof/>
-                <w:webHidden/>
-              </w:rPr>
-              <w:fldChar w:fldCharType="begin"/>
-            </w:r>
-            <w:r>
-              <w:rPr>
-                <w:noProof/>
-                <w:webHidden/>
-              </w:rPr>
-              <w:instrText xml:space="preserve"> PAGEREF _Toc221820021 \h </w:instrText>
-            </w:r>
-            <w:r>
-              <w:rPr>
-                <w:noProof/>
-                <w:webHidden/>
-              </w:rPr>
-            </w:r>
-            <w:r>
-              <w:rPr>
-                <w:noProof/>
-                <w:webHidden/>
-              </w:rPr>
-              <w:fldChar w:fldCharType="separate"/>
-            </w:r>
-            <w:r>
-              <w:rPr>
-                <w:noProof/>
-                <w:webHidden/>
-              </w:rPr>
-              <w:t>2</w:t>
-            </w:r>
-            <w:r>
-              <w:rPr>
-                <w:noProof/>
-                <w:webHidden/>
-              </w:rPr>
-              <w:fldChar w:fldCharType="end"/>
-            </w:r>
-          </w:hyperlink>
-        </w:p>
-        <w:p>
-          <w:pPr>
-            <w:pStyle w:val="TDC2"/>
-            <w:tabs>
-              <w:tab w:val="right" w:leader="dot" w:pos="9350"/>
-            </w:tabs>
-            <w:rPr>
-              <w:rFonts w:asciiTheme="minorHAnsi" w:hAnsiTheme="minorHAnsi"/>
-              <w:noProof/>
-              <w:color w:val="auto"/>
-              <w:kern w:val="2"/>
-              <w:sz w:val="24"/>
-              <w:szCs w:val="24"/>
-              <w:lang w:eastAsia="es-MX"/>
-              <w14:ligatures w14:val="standardContextual"/>
-            </w:rPr>
-          </w:pPr>
-          <w:hyperlink w:anchor="_Toc221820022" w:history="1">
-            <w:r>
-              <w:rPr>
-                <w:rStyle w:val="Hipervnculo"/>
-                <w:rFonts w:asciiTheme="majorHAnsi" w:eastAsiaTheme="majorEastAsia" w:hAnsiTheme="majorHAnsi" w:cstheme="majorBidi"/>
-                <w:b/>
-                <w:bCs/>
-                <w:noProof/>
-              </w:rPr>
-              <w:t>2.1 Matriz de Inventario de Fuentes de Datos</w:t>
-            </w:r>
-            <w:r>
-              <w:rPr>
-                <w:noProof/>
-                <w:webHidden/>
-              </w:rPr>
-              <w:tab/>
-            </w:r>
-            <w:r>
-              <w:rPr>
-                <w:noProof/>
-                <w:webHidden/>
-              </w:rPr>
-              <w:fldChar w:fldCharType="begin"/>
-            </w:r>
-            <w:r>
-              <w:rPr>
-                <w:noProof/>
-                <w:webHidden/>
-              </w:rPr>
-              <w:instrText xml:space="preserve"> PAGEREF _Toc221820022 \h </w:instrText>
-            </w:r>
-            <w:r>
-              <w:rPr>
-                <w:noProof/>
-                <w:webHidden/>
-              </w:rPr>
-            </w:r>
-            <w:r>
-              <w:rPr>
-                <w:noProof/>
-                <w:webHidden/>
-              </w:rPr>
-              <w:fldChar w:fldCharType="separate"/>
-            </w:r>
-            <w:r>
-              <w:rPr>
-                <w:noProof/>
-                <w:webHidden/>
-              </w:rPr>
-              <w:t>2</w:t>
-            </w:r>
-            <w:r>
-              <w:rPr>
-                <w:noProof/>
-                <w:webHidden/>
-              </w:rPr>
-              <w:fldChar w:fldCharType="end"/>
-            </w:r>
-          </w:hyperlink>
-        </w:p>
-        <w:p>
-          <w:pPr>
-            <w:pStyle w:val="TDC2"/>
-            <w:tabs>
-              <w:tab w:val="right" w:leader="dot" w:pos="9350"/>
-            </w:tabs>
-            <w:rPr>
-              <w:rFonts w:asciiTheme="minorHAnsi" w:hAnsiTheme="minorHAnsi"/>
-              <w:noProof/>
-              <w:color w:val="auto"/>
-              <w:kern w:val="2"/>
-              <w:sz w:val="24"/>
-              <w:szCs w:val="24"/>
-              <w:lang w:eastAsia="es-MX"/>
-              <w14:ligatures w14:val="standardContextual"/>
-            </w:rPr>
-          </w:pPr>
-          <w:hyperlink w:anchor="_Toc221820023" w:history="1">
-            <w:r>
-              <w:rPr>
-                <w:rStyle w:val="Hipervnculo"/>
-                <w:rFonts w:asciiTheme="majorHAnsi" w:eastAsiaTheme="majorEastAsia" w:hAnsiTheme="majorHAnsi" w:cstheme="majorBidi"/>
-                <w:b/>
-                <w:bCs/>
-                <w:noProof/>
-              </w:rPr>
-              <w:t>2.2 Matriz de Riesgos y Calidad</w:t>
-            </w:r>
-            <w:r>
-              <w:rPr>
-                <w:noProof/>
-                <w:webHidden/>
-              </w:rPr>
-              <w:tab/>
-            </w:r>
-            <w:r>
-              <w:rPr>
-                <w:noProof/>
-                <w:webHidden/>
-              </w:rPr>
-              <w:fldChar w:fldCharType="begin"/>
-            </w:r>
-            <w:r>
-              <w:rPr>
-                <w:noProof/>
-                <w:webHidden/>
-              </w:rPr>
-              <w:instrText xml:space="preserve"> PAGEREF _Toc221820023 \h </w:instrText>
-            </w:r>
-            <w:r>
-              <w:rPr>
-                <w:noProof/>
-                <w:webHidden/>
-              </w:rPr>
-            </w:r>
-            <w:r>
-              <w:rPr>
-                <w:noProof/>
-                <w:webHidden/>
-              </w:rPr>
-              <w:fldChar w:fldCharType="separate"/>
-            </w:r>
-            <w:r>
-              <w:rPr>
-                <w:noProof/>
-                <w:webHidden/>
-              </w:rPr>
-              <w:t>3</w:t>
-            </w:r>
-            <w:r>
-              <w:rPr>
-                <w:noProof/>
-                <w:webHidden/>
-              </w:rPr>
-              <w:fldChar w:fldCharType="end"/>
-            </w:r>
-          </w:hyperlink>
-        </w:p>
-        <w:p>
-          <w:pPr>
-            <w:pStyle w:val="TDC2"/>
-            <w:tabs>
-              <w:tab w:val="right" w:leader="dot" w:pos="9350"/>
-            </w:tabs>
-            <w:rPr>
-              <w:rFonts w:asciiTheme="minorHAnsi" w:hAnsiTheme="minorHAnsi"/>
-              <w:noProof/>
-              <w:color w:val="auto"/>
-              <w:kern w:val="2"/>
-              <w:sz w:val="24"/>
-              <w:szCs w:val="24"/>
-              <w:lang w:eastAsia="es-MX"/>
-              <w14:ligatures w14:val="standardContextual"/>
-            </w:rPr>
-          </w:pPr>
-          <w:hyperlink w:anchor="_Toc221820024" w:history="1">
-            <w:r>
-              <w:rPr>
-                <w:rStyle w:val="Hipervnculo"/>
-                <w:rFonts w:asciiTheme="majorHAnsi" w:eastAsiaTheme="majorEastAsia" w:hAnsiTheme="majorHAnsi" w:cstheme="majorBidi"/>
-                <w:b/>
-                <w:bCs/>
-                <w:noProof/>
-              </w:rPr>
-              <w:t>2.3 Formato de Entrevista a Responsables</w:t>
-            </w:r>
-            <w:r>
-              <w:rPr>
-                <w:noProof/>
-                <w:webHidden/>
-              </w:rPr>
-              <w:tab/>
-            </w:r>
-            <w:r>
-              <w:rPr>
-                <w:noProof/>
-                <w:webHidden/>
-              </w:rPr>
-              <w:fldChar w:fldCharType="begin"/>
-            </w:r>
-            <w:r>
-              <w:rPr>
-                <w:noProof/>
-                <w:webHidden/>
-              </w:rPr>
-              <w:instrText xml:space="preserve"> PAGEREF _Toc221820024 \h </w:instrText>
-            </w:r>
-            <w:r>
-              <w:rPr>
-                <w:noProof/>
-                <w:webHidden/>
-              </w:rPr>
-            </w:r>
-            <w:r>
-              <w:rPr>
-                <w:noProof/>
-                <w:webHidden/>
-              </w:rPr>
-              <w:fldChar w:fldCharType="separate"/>
-            </w:r>
-            <w:r>
-              <w:rPr>
-                <w:noProof/>
-                <w:webHidden/>
-              </w:rPr>
-              <w:t>3</w:t>
-            </w:r>
-            <w:r>
-              <w:rPr>
-                <w:noProof/>
-                <w:webHidden/>
-              </w:rPr>
-              <w:fldChar w:fldCharType="end"/>
-            </w:r>
-          </w:hyperlink>
-        </w:p>
-        <w:p>
-          <w:pPr>
-            <w:pStyle w:val="TDC2"/>
-            <w:tabs>
-              <w:tab w:val="right" w:leader="dot" w:pos="9350"/>
-            </w:tabs>
-            <w:rPr>
-              <w:rFonts w:asciiTheme="minorHAnsi" w:hAnsiTheme="minorHAnsi"/>
-              <w:noProof/>
-              <w:color w:val="auto"/>
-              <w:kern w:val="2"/>
-              <w:sz w:val="24"/>
-              <w:szCs w:val="24"/>
-              <w:lang w:eastAsia="es-MX"/>
-              <w14:ligatures w14:val="standardContextual"/>
-            </w:rPr>
-          </w:pPr>
-          <w:hyperlink w:anchor="_Toc221820025" w:history="1">
-            <w:r>
-              <w:rPr>
-                <w:rStyle w:val="Hipervnculo"/>
-                <w:rFonts w:asciiTheme="majorHAnsi" w:eastAsiaTheme="majorEastAsia" w:hAnsiTheme="majorHAnsi" w:cstheme="majorBidi"/>
-                <w:b/>
-                <w:bCs/>
-                <w:noProof/>
-              </w:rPr>
-              <w:t>2.4 Cronograma de Actividades</w:t>
-            </w:r>
-            <w:r>
-              <w:rPr>
-                <w:noProof/>
-                <w:webHidden/>
-              </w:rPr>
-              <w:tab/>
-            </w:r>
-            <w:r>
-              <w:rPr>
-                <w:noProof/>
-                <w:webHidden/>
-              </w:rPr>
-              <w:fldChar w:fldCharType="begin"/>
-            </w:r>
-            <w:r>
-              <w:rPr>
-                <w:noProof/>
-                <w:webHidden/>
-              </w:rPr>
-              <w:instrText xml:space="preserve"> PAGEREF _Toc221820025 \h </w:instrText>
-            </w:r>
-            <w:r>
-              <w:rPr>
-                <w:noProof/>
-                <w:webHidden/>
-              </w:rPr>
-            </w:r>
-            <w:r>
-              <w:rPr>
-                <w:noProof/>
-                <w:webHidden/>
-              </w:rPr>
-              <w:fldChar w:fldCharType="separate"/>
-            </w:r>
-            <w:r>
-              <w:rPr>
-                <w:noProof/>
-                <w:webHidden/>
-              </w:rPr>
-              <w:t>4</w:t>
-            </w:r>
-            <w:r>
-              <w:rPr>
-                <w:noProof/>
-                <w:webHidden/>
-              </w:rPr>
-              <w:fldChar w:fldCharType="end"/>
-            </w:r>
-          </w:hyperlink>
-        </w:p>
-        <w:p>
-          <w:pPr>
-            <w:pStyle w:val="TDC2"/>
-            <w:tabs>
-              <w:tab w:val="right" w:leader="dot" w:pos="9350"/>
-            </w:tabs>
-            <w:rPr>
-              <w:rFonts w:asciiTheme="minorHAnsi" w:hAnsiTheme="minorHAnsi"/>
-              <w:noProof/>
-              <w:color w:val="auto"/>
-              <w:kern w:val="2"/>
-              <w:sz w:val="24"/>
-              <w:szCs w:val="24"/>
-              <w:lang w:eastAsia="es-MX"/>
-              <w14:ligatures w14:val="standardContextual"/>
-            </w:rPr>
-          </w:pPr>
-          <w:hyperlink w:anchor="_Toc221820026" w:history="1">
-            <w:r>
-              <w:rPr>
-                <w:rStyle w:val="Hipervnculo"/>
-                <w:rFonts w:asciiTheme="majorHAnsi" w:eastAsiaTheme="majorEastAsia" w:hAnsiTheme="majorHAnsi" w:cstheme="majorBidi"/>
-                <w:b/>
-                <w:bCs/>
-                <w:noProof/>
-              </w:rPr>
-              <w:t>2.5 Taller Colaborativo</w:t>
-            </w:r>
-            <w:r>
-              <w:rPr>
-                <w:noProof/>
-                <w:webHidden/>
-              </w:rPr>
-              <w:tab/>
-            </w:r>
-            <w:r>
-              <w:rPr>
-                <w:noProof/>
-                <w:webHidden/>
-              </w:rPr>
-              <w:fldChar w:fldCharType="begin"/>
-            </w:r>
-            <w:r>
-              <w:rPr>
-                <w:noProof/>
-                <w:webHidden/>
-              </w:rPr>
-              <w:instrText xml:space="preserve"> PAGEREF _Toc221820026 \h </w:instrText>
-            </w:r>
-            <w:r>
-              <w:rPr>
-                <w:noProof/>
-                <w:webHidden/>
-              </w:rPr>
-            </w:r>
-            <w:r>
-              <w:rPr>
-                <w:noProof/>
-                <w:webHidden/>
-              </w:rPr>
-              <w:fldChar w:fldCharType="separate"/>
-            </w:r>
-            <w:r>
-              <w:rPr>
-                <w:noProof/>
-                <w:webHidden/>
-              </w:rPr>
-              <w:t>4</w:t>
-            </w:r>
-            <w:r>
-              <w:rPr>
-                <w:noProof/>
-                <w:webHidden/>
-              </w:rPr>
-              <w:fldChar w:fldCharType="end"/>
-            </w:r>
-          </w:hyperlink>
-        </w:p>
-        <w:p>
-          <w:pPr>
-            <w:pStyle w:val="TDC3"/>
-            <w:tabs>
-              <w:tab w:val="right" w:leader="dot" w:pos="9350"/>
-            </w:tabs>
-            <w:rPr>
-              <w:rFonts w:asciiTheme="minorHAnsi" w:hAnsiTheme="minorHAnsi"/>
-              <w:noProof/>
-              <w:color w:val="auto"/>
-              <w:kern w:val="2"/>
-              <w:sz w:val="24"/>
-              <w:szCs w:val="24"/>
-              <w:lang w:eastAsia="es-MX"/>
-              <w14:ligatures w14:val="standardContextual"/>
-            </w:rPr>
-          </w:pPr>
-          <w:hyperlink w:anchor="_Toc221820027" w:history="1">
-            <w:r>
-              <w:rPr>
-                <w:rStyle w:val="Hipervnculo"/>
-                <w:rFonts w:asciiTheme="majorHAnsi" w:eastAsiaTheme="majorEastAsia" w:hAnsiTheme="majorHAnsi" w:cstheme="majorBidi"/>
-                <w:b/>
-                <w:bCs/>
-                <w:noProof/>
-              </w:rPr>
-              <w:t>Sugerencia de Actividades para el Taller Colaborativo</w:t>
-            </w:r>
-            <w:r>
-              <w:rPr>
-                <w:noProof/>
-                <w:webHidden/>
-              </w:rPr>
-              <w:tab/>
-            </w:r>
-            <w:r>
-              <w:rPr>
-                <w:noProof/>
-                <w:webHidden/>
-              </w:rPr>
-              <w:fldChar w:fldCharType="begin"/>
-            </w:r>
-            <w:r>
-              <w:rPr>
-                <w:noProof/>
-                <w:webHidden/>
-              </w:rPr>
-              <w:instrText xml:space="preserve"> PAGEREF _Toc221820027 \h </w:instrText>
-            </w:r>
-            <w:r>
-              <w:rPr>
-                <w:noProof/>
-                <w:webHidden/>
-              </w:rPr>
-            </w:r>
-            <w:r>
-              <w:rPr>
-                <w:noProof/>
-                <w:webHidden/>
-              </w:rPr>
-              <w:fldChar w:fldCharType="separate"/>
-            </w:r>
-            <w:r>
-              <w:rPr>
-                <w:noProof/>
-                <w:webHidden/>
-              </w:rPr>
-              <w:t>5</w:t>
-            </w:r>
-            <w:r>
-              <w:rPr>
-                <w:noProof/>
-                <w:webHidden/>
-              </w:rPr>
-              <w:fldChar w:fldCharType="end"/>
-            </w:r>
-          </w:hyperlink>
-        </w:p>
-        <w:p>
-          <w:pPr>
-            <w:pStyle w:val="TDC2"/>
-            <w:tabs>
-              <w:tab w:val="right" w:leader="dot" w:pos="9350"/>
-            </w:tabs>
-            <w:rPr>
-              <w:rFonts w:asciiTheme="minorHAnsi" w:hAnsiTheme="minorHAnsi"/>
-              <w:noProof/>
-              <w:color w:val="auto"/>
-              <w:kern w:val="2"/>
-              <w:sz w:val="24"/>
-              <w:szCs w:val="24"/>
-              <w:lang w:eastAsia="es-MX"/>
-              <w14:ligatures w14:val="standardContextual"/>
-            </w:rPr>
-          </w:pPr>
-          <w:hyperlink w:anchor="_Toc221820028" w:history="1">
-            <w:r>
-              <w:rPr>
-                <w:rStyle w:val="Hipervnculo"/>
-                <w:rFonts w:asciiTheme="majorHAnsi" w:eastAsiaTheme="majorEastAsia" w:hAnsiTheme="majorHAnsi" w:cstheme="majorBidi"/>
-                <w:b/>
-                <w:bCs/>
-                <w:noProof/>
-              </w:rPr>
-              <w:t>2.6 Documentación de Hallazgos y Recomendaciones</w:t>
-            </w:r>
-            <w:r>
-              <w:rPr>
-                <w:noProof/>
-                <w:webHidden/>
-              </w:rPr>
-              <w:tab/>
-            </w:r>
-            <w:r>
-              <w:rPr>
-                <w:noProof/>
-                <w:webHidden/>
-              </w:rPr>
-              <w:fldChar w:fldCharType="begin"/>
-            </w:r>
-            <w:r>
-              <w:rPr>
-                <w:noProof/>
-                <w:webHidden/>
-              </w:rPr>
-              <w:instrText xml:space="preserve"> PAGEREF _Toc221820028 \h </w:instrText>
-            </w:r>
-            <w:r>
-              <w:rPr>
-                <w:noProof/>
-                <w:webHidden/>
-              </w:rPr>
-            </w:r>
-            <w:r>
-              <w:rPr>
-                <w:noProof/>
-                <w:webHidden/>
-              </w:rPr>
-              <w:fldChar w:fldCharType="separate"/>
-            </w:r>
-            <w:r>
-              <w:rPr>
-                <w:noProof/>
-                <w:webHidden/>
-              </w:rPr>
-              <w:t>5</w:t>
-            </w:r>
-            <w:r>
-              <w:rPr>
-                <w:noProof/>
-                <w:webHidden/>
-              </w:rPr>
-              <w:fldChar w:fldCharType="end"/>
-            </w:r>
-          </w:hyperlink>
-        </w:p>
-        <w:p>
-          <w:pPr>
-            <w:pStyle w:val="TDC3"/>
-            <w:tabs>
-              <w:tab w:val="right" w:leader="dot" w:pos="9350"/>
-            </w:tabs>
-            <w:rPr>
-              <w:rFonts w:asciiTheme="minorHAnsi" w:hAnsiTheme="minorHAnsi"/>
-              <w:noProof/>
-              <w:color w:val="auto"/>
-              <w:kern w:val="2"/>
-              <w:sz w:val="24"/>
-              <w:szCs w:val="24"/>
-              <w:lang w:eastAsia="es-MX"/>
-              <w14:ligatures w14:val="standardContextual"/>
-            </w:rPr>
-          </w:pPr>
-          <w:hyperlink w:anchor="_Toc221820029" w:history="1">
-            <w:r>
-              <w:rPr>
-                <w:rStyle w:val="Hipervnculo"/>
-                <w:rFonts w:asciiTheme="majorHAnsi" w:eastAsiaTheme="majorEastAsia" w:hAnsiTheme="majorHAnsi" w:cstheme="majorBidi"/>
-                <w:b/>
-                <w:bCs/>
-                <w:noProof/>
-              </w:rPr>
-              <w:t>Ejemplo de una matriz de Hallazgos y Recomendaciones</w:t>
-            </w:r>
-            <w:r>
-              <w:rPr>
-                <w:noProof/>
-                <w:webHidden/>
-              </w:rPr>
-              <w:tab/>
-            </w:r>
-            <w:r>
-              <w:rPr>
-                <w:noProof/>
-                <w:webHidden/>
-              </w:rPr>
-              <w:fldChar w:fldCharType="begin"/>
-            </w:r>
-            <w:r>
-              <w:rPr>
-                <w:noProof/>
-                <w:webHidden/>
-              </w:rPr>
-              <w:instrText xml:space="preserve"> PAGEREF _Toc221820029 \h </w:instrText>
-            </w:r>
-            <w:r>
-              <w:rPr>
-                <w:noProof/>
-                <w:webHidden/>
-              </w:rPr>
-            </w:r>
-            <w:r>
-              <w:rPr>
-                <w:noProof/>
-                <w:webHidden/>
-              </w:rPr>
-              <w:fldChar w:fldCharType="separate"/>
-            </w:r>
-            <w:r>
-              <w:rPr>
-                <w:noProof/>
-                <w:webHidden/>
-              </w:rPr>
-              <w:t>5</w:t>
-            </w:r>
-            <w:r>
-              <w:rPr>
-                <w:noProof/>
-                <w:webHidden/>
-              </w:rPr>
-              <w:fldChar w:fldCharType="end"/>
-            </w:r>
-          </w:hyperlink>
-        </w:p>
-        <w:p>
-          <w:pPr>
-            <w:pStyle w:val="TDC2"/>
-            <w:tabs>
-              <w:tab w:val="right" w:leader="dot" w:pos="9350"/>
-            </w:tabs>
-            <w:rPr>
-              <w:rFonts w:asciiTheme="minorHAnsi" w:hAnsiTheme="minorHAnsi"/>
-              <w:noProof/>
-              <w:color w:val="auto"/>
-              <w:kern w:val="2"/>
-              <w:sz w:val="24"/>
-              <w:szCs w:val="24"/>
-              <w:lang w:eastAsia="es-MX"/>
-              <w14:ligatures w14:val="standardContextual"/>
-            </w:rPr>
-          </w:pPr>
-          <w:hyperlink w:anchor="_Toc221820030" w:history="1">
-            <w:r>
-              <w:rPr>
-                <w:rStyle w:val="Hipervnculo"/>
-                <w:rFonts w:asciiTheme="majorHAnsi" w:eastAsiaTheme="majorEastAsia" w:hAnsiTheme="majorHAnsi" w:cstheme="majorBidi"/>
-                <w:b/>
-                <w:bCs/>
-                <w:noProof/>
-              </w:rPr>
-              <w:t>2.7 Ejemplo de Informe Estructurado</w:t>
-            </w:r>
-            <w:r>
-              <w:rPr>
-                <w:noProof/>
-                <w:webHidden/>
-              </w:rPr>
-              <w:tab/>
-            </w:r>
-            <w:r>
-              <w:rPr>
-                <w:noProof/>
-                <w:webHidden/>
-              </w:rPr>
-              <w:fldChar w:fldCharType="begin"/>
-            </w:r>
-            <w:r>
-              <w:rPr>
-                <w:noProof/>
-                <w:webHidden/>
-              </w:rPr>
-              <w:instrText xml:space="preserve"> PAGEREF _Toc221820030 \h </w:instrText>
-            </w:r>
-            <w:r>
-              <w:rPr>
-                <w:noProof/>
-                <w:webHidden/>
-              </w:rPr>
-            </w:r>
-            <w:r>
-              <w:rPr>
-                <w:noProof/>
-                <w:webHidden/>
-              </w:rPr>
-              <w:fldChar w:fldCharType="separate"/>
-            </w:r>
-            <w:r>
-              <w:rPr>
-                <w:noProof/>
-                <w:webHidden/>
-              </w:rPr>
-              <w:t>6</w:t>
-            </w:r>
-            <w:r>
-              <w:rPr>
-                <w:noProof/>
-                <w:webHidden/>
-              </w:rPr>
-              <w:fldChar w:fldCharType="end"/>
-            </w:r>
-          </w:hyperlink>
-        </w:p>
-        <w:p>
-          <w:pPr>
-            <w:pStyle w:val="TDC3"/>
-            <w:tabs>
-              <w:tab w:val="right" w:leader="dot" w:pos="9350"/>
-            </w:tabs>
-            <w:rPr>
-              <w:rFonts w:asciiTheme="minorHAnsi" w:hAnsiTheme="minorHAnsi"/>
-              <w:noProof/>
-              <w:color w:val="auto"/>
-              <w:kern w:val="2"/>
-              <w:sz w:val="24"/>
-              <w:szCs w:val="24"/>
-              <w:lang w:eastAsia="es-MX"/>
-              <w14:ligatures w14:val="standardContextual"/>
-            </w:rPr>
-          </w:pPr>
-          <w:hyperlink w:anchor="_Toc221820031" w:history="1">
-            <w:r>
-              <w:rPr>
-                <w:rStyle w:val="Hipervnculo"/>
-                <w:rFonts w:asciiTheme="majorHAnsi" w:eastAsiaTheme="majorEastAsia" w:hAnsiTheme="majorHAnsi" w:cstheme="majorBidi"/>
-                <w:b/>
-                <w:bCs/>
-                <w:noProof/>
-              </w:rPr>
-              <w:t>Breve ejemplo de informe estructurado</w:t>
-            </w:r>
-            <w:r>
-              <w:rPr>
-                <w:noProof/>
-                <w:webHidden/>
-              </w:rPr>
-              <w:tab/>
-            </w:r>
-            <w:r>
-              <w:rPr>
-                <w:noProof/>
-                <w:webHidden/>
-              </w:rPr>
-              <w:fldChar w:fldCharType="begin"/>
-            </w:r>
-            <w:r>
-              <w:rPr>
-                <w:noProof/>
-                <w:webHidden/>
-              </w:rPr>
-              <w:instrText xml:space="preserve"> PAGEREF _Toc221820031 \h </w:instrText>
-            </w:r>
-            <w:r>
-              <w:rPr>
-                <w:noProof/>
-                <w:webHidden/>
-              </w:rPr>
-            </w:r>
-            <w:r>
-              <w:rPr>
-                <w:noProof/>
-                <w:webHidden/>
-              </w:rPr>
-              <w:fldChar w:fldCharType="separate"/>
-            </w:r>
-            <w:r>
-              <w:rPr>
-                <w:noProof/>
-                <w:webHidden/>
-              </w:rPr>
-              <w:t>6</w:t>
-            </w:r>
-            <w:r>
-              <w:rPr>
-                <w:noProof/>
-                <w:webHidden/>
-              </w:rPr>
-              <w:fldChar w:fldCharType="end"/>
-            </w:r>
-          </w:hyperlink>
-        </w:p>
-        <w:p>
-          <w:pPr>
-            <w:pStyle w:val="TDC2"/>
-            <w:tabs>
-              <w:tab w:val="right" w:leader="dot" w:pos="9350"/>
-            </w:tabs>
-            <w:rPr>
-              <w:rFonts w:asciiTheme="minorHAnsi" w:hAnsiTheme="minorHAnsi"/>
-              <w:noProof/>
-              <w:color w:val="auto"/>
-              <w:kern w:val="2"/>
-              <w:sz w:val="24"/>
-              <w:szCs w:val="24"/>
-              <w:lang w:eastAsia="es-MX"/>
-              <w14:ligatures w14:val="standardContextual"/>
-            </w:rPr>
-          </w:pPr>
-          <w:hyperlink w:anchor="_Toc221820032" w:history="1">
-            <w:r>
-              <w:rPr>
-                <w:rStyle w:val="Hipervnculo"/>
-                <w:rFonts w:asciiTheme="majorHAnsi" w:eastAsiaTheme="majorEastAsia" w:hAnsiTheme="majorHAnsi" w:cstheme="majorBidi"/>
-                <w:b/>
-                <w:bCs/>
-                <w:noProof/>
-              </w:rPr>
-              <w:t>2.8 Matriz Visual de Riesgos</w:t>
-            </w:r>
-            <w:r>
-              <w:rPr>
-                <w:noProof/>
-                <w:webHidden/>
-              </w:rPr>
-              <w:tab/>
-            </w:r>
-            <w:r>
-              <w:rPr>
-                <w:noProof/>
-                <w:webHidden/>
-              </w:rPr>
-              <w:fldChar w:fldCharType="begin"/>
-            </w:r>
-            <w:r>
-              <w:rPr>
-                <w:noProof/>
-                <w:webHidden/>
-              </w:rPr>
-              <w:instrText xml:space="preserve"> PAGEREF _Toc221820032 \h </w:instrText>
-            </w:r>
-            <w:r>
-              <w:rPr>
-                <w:noProof/>
-                <w:webHidden/>
-              </w:rPr>
-            </w:r>
-            <w:r>
-              <w:rPr>
-                <w:noProof/>
-                <w:webHidden/>
-              </w:rPr>
-              <w:fldChar w:fldCharType="separate"/>
-            </w:r>
-            <w:r>
-              <w:rPr>
-                <w:noProof/>
-                <w:webHidden/>
-              </w:rPr>
-              <w:t>7</w:t>
-            </w:r>
-            <w:r>
-              <w:rPr>
-                <w:noProof/>
-                <w:webHidden/>
-              </w:rPr>
-              <w:fldChar w:fldCharType="end"/>
-            </w:r>
-          </w:hyperlink>
-        </w:p>
-        <w:p>
-          <w:pPr>
-            <w:pStyle w:val="TDC2"/>
-            <w:tabs>
-              <w:tab w:val="right" w:leader="dot" w:pos="9350"/>
-            </w:tabs>
-            <w:rPr>
-              <w:rFonts w:asciiTheme="minorHAnsi" w:hAnsiTheme="minorHAnsi"/>
-              <w:noProof/>
-              <w:color w:val="auto"/>
-              <w:kern w:val="2"/>
-              <w:sz w:val="24"/>
-              <w:szCs w:val="24"/>
-              <w:lang w:eastAsia="es-MX"/>
-              <w14:ligatures w14:val="standardContextual"/>
-            </w:rPr>
-          </w:pPr>
-          <w:hyperlink w:anchor="_Toc221820033" w:history="1">
-            <w:r>
-              <w:rPr>
-                <w:rStyle w:val="Hipervnculo"/>
-                <w:rFonts w:asciiTheme="majorHAnsi" w:eastAsiaTheme="majorEastAsia" w:hAnsiTheme="majorHAnsi" w:cstheme="majorBidi"/>
-                <w:b/>
-                <w:bCs/>
-                <w:noProof/>
-              </w:rPr>
-              <w:t>3. Sección de firmas</w:t>
-            </w:r>
-            <w:r>
-              <w:rPr>
-                <w:noProof/>
-                <w:webHidden/>
-              </w:rPr>
-              <w:tab/>
-            </w:r>
-            <w:r>
-              <w:rPr>
-                <w:noProof/>
-                <w:webHidden/>
-              </w:rPr>
-              <w:fldChar w:fldCharType="begin"/>
-            </w:r>
-            <w:r>
-              <w:rPr>
-                <w:noProof/>
-                <w:webHidden/>
-              </w:rPr>
-              <w:instrText xml:space="preserve"> PAGEREF _Toc221820033 \h </w:instrText>
-            </w:r>
-            <w:r>
-              <w:rPr>
-                <w:noProof/>
-                <w:webHidden/>
-              </w:rPr>
-            </w:r>
-            <w:r>
-              <w:rPr>
-                <w:noProof/>
-                <w:webHidden/>
-              </w:rPr>
-              <w:fldChar w:fldCharType="separate"/>
-            </w:r>
-            <w:r>
-              <w:rPr>
-                <w:noProof/>
-                <w:webHidden/>
-              </w:rPr>
-              <w:t>10</w:t>
-            </w:r>
-            <w:r>
-              <w:rPr>
-                <w:noProof/>
-                <w:webHidden/>
-              </w:rPr>
-              <w:fldChar w:fldCharType="end"/>
-            </w:r>
-          </w:hyperlink>
-        </w:p>
-        <w:p>
-          <w:r>
-            <w:rPr>
-              <w:b/>
-              <w:bCs/>
-            </w:rPr>
-            <w:fldChar w:fldCharType="end"/>
-          </w:r>
-        </w:p>
-      </w:sdtContent>
-    </w:sdt>
-    <w:p>
-      <w:pPr>
-        <w:keepNext/>
-        <w:keepLines/>
-        <w:spacing w:before="480" w:after="0"/>
-        <w:outlineLvl w:val="0"/>
-        <w:rPr>
-          <w:rFonts w:asciiTheme="majorHAnsi" w:eastAsiaTheme="majorEastAsia" w:hAnsiTheme="majorHAnsi" w:cstheme="majorBidi"/>
-          <w:b/>
-          <w:bCs/>
-          <w:color w:val="365F91" w:themeColor="accent1" w:themeShade="BF"/>
-          <w:sz w:val="28"/>
-          <w:szCs w:val="28"/>
-        </w:rPr>
-      </w:pPr>
-    </w:p>
-    <w:p>
-      <w:pPr>
-        <w:keepNext/>
-        <w:keepLines/>
-        <w:spacing w:before="480" w:after="0"/>
-        <w:outlineLvl w:val="0"/>
-        <w:rPr>
-          <w:rFonts w:asciiTheme="majorHAnsi" w:eastAsiaTheme="majorEastAsia" w:hAnsiTheme="majorHAnsi" w:cstheme="majorBidi"/>
-          <w:b/>
-          <w:bCs/>
-          <w:color w:val="365F91" w:themeColor="accent1" w:themeShade="BF"/>
-          <w:sz w:val="28"/>
-          <w:szCs w:val="28"/>
-        </w:rPr>
-      </w:pPr>
-    </w:p>
-    <w:p>
-      <w:pPr>
-        <w:keepNext/>
-        <w:keepLines/>
-        <w:spacing w:before="480" w:after="0"/>
-        <w:outlineLvl w:val="0"/>
-        <w:rPr>
-          <w:rFonts w:asciiTheme="majorHAnsi" w:eastAsiaTheme="majorEastAsia" w:hAnsiTheme="majorHAnsi" w:cstheme="majorBidi"/>
-          <w:b/>
-          <w:bCs/>
-          <w:color w:val="365F91" w:themeColor="accent1" w:themeShade="BF"/>
-          <w:sz w:val="28"/>
-          <w:szCs w:val="28"/>
-        </w:rPr>
-      </w:pPr>
-      <w:bookmarkStart w:id="0" w:name="_Toc221820019"/>
-      <w:r>
-        <w:rPr>
-          <w:rFonts w:asciiTheme="majorHAnsi" w:eastAsiaTheme="majorEastAsia" w:hAnsiTheme="majorHAnsi" w:cstheme="majorBidi"/>
-          <w:b/>
-          <w:bCs/>
-          <w:color w:val="365F91" w:themeColor="accent1" w:themeShade="BF"/>
-          <w:sz w:val="28"/>
-          <w:szCs w:val="28"/>
-        </w:rPr>
-        <w:t>Diagnóstico del ecosistema de datos</w:t>
-      </w:r>
-      <w:bookmarkEnd w:id="0"/>
+      </w:pPr>
     </w:p>
     <w:p>
       <w:pPr>
@@ -2805,7 +1522,8 @@
           <w:szCs w:val="26"/>
         </w:rPr>
       </w:pPr>
-      <w:bookmarkStart w:id="1" w:name="_Toc221820020"/>
+      <w:bookmarkStart w:id="0" w:name="_Toc217296775"/>
+      <w:bookmarkStart w:id="1" w:name="_Toc219739752"/>
       <w:r>
         <w:rPr>
           <w:rFonts w:asciiTheme="majorHAnsi" w:eastAsiaTheme="majorEastAsia" w:hAnsiTheme="majorHAnsi" w:cstheme="majorBidi"/>
@@ -2815,4279 +1533,10 @@
           <w:sz w:val="26"/>
           <w:szCs w:val="26"/>
         </w:rPr>
-        <w:t>1. Resumen Ejecutivo</w:t>
+        <w:t>8. Sección de firmas</w:t>
       </w:r>
+      <w:bookmarkEnd w:id="0"/>
       <w:bookmarkEnd w:id="1"/>
-    </w:p>
-    <w:p>
-      <w:pPr>
-        <w:rPr>
-          <w:rFonts w:asciiTheme="minorHAnsi" w:hAnsiTheme="minorHAnsi"/>
-          <w:color w:val="auto"/>
-        </w:rPr>
-      </w:pPr>
-    </w:p>
-    <w:p>
-      <w:pPr>
-        <w:jc w:val="both"/>
-        <w:rPr>
-          <w:rFonts w:asciiTheme="minorHAnsi" w:hAnsiTheme="minorHAnsi"/>
-          <w:color w:val="auto"/>
-        </w:rPr>
-      </w:pPr>
-      <w:r>
-        <w:rPr>
-          <w:rFonts w:asciiTheme="minorHAnsi" w:hAnsiTheme="minorHAnsi"/>
-          <w:color w:val="auto"/>
-        </w:rPr>
-        <w:t xml:space="preserve">Durante enero 2026 se realizó un análisis preliminar para definir las actividades necesarias que permitan llevar a cabo el diagnóstico del ecosistema de datos institucional. </w:t>
-      </w:r>
-    </w:p>
-    <w:p>
-      <w:pPr>
-        <w:jc w:val="both"/>
-        <w:rPr>
-          <w:rFonts w:asciiTheme="minorHAnsi" w:hAnsiTheme="minorHAnsi"/>
-          <w:color w:val="auto"/>
-        </w:rPr>
-      </w:pPr>
-      <w:r>
-        <w:rPr>
-          <w:rFonts w:asciiTheme="minorHAnsi" w:hAnsiTheme="minorHAnsi"/>
-          <w:color w:val="auto"/>
-        </w:rPr>
-        <w:t>Se plante</w:t>
-      </w:r>
-      <w:r>
-        <w:rPr>
-          <w:rFonts w:asciiTheme="minorHAnsi" w:hAnsiTheme="minorHAnsi"/>
-          <w:color w:val="auto"/>
-        </w:rPr>
-        <w:t>an</w:t>
-      </w:r>
-      <w:r>
-        <w:rPr>
-          <w:rFonts w:asciiTheme="minorHAnsi" w:hAnsiTheme="minorHAnsi"/>
-          <w:color w:val="auto"/>
-        </w:rPr>
-        <w:t xml:space="preserve"> propuestas para identificar fuentes de datos, estimar calidad y volumen, detectar posibles riesgos y establecer acciones prioritarias. </w:t>
-      </w:r>
-    </w:p>
-    <w:p>
-      <w:pPr>
-        <w:jc w:val="both"/>
-        <w:rPr>
-          <w:rFonts w:asciiTheme="minorHAnsi" w:hAnsiTheme="minorHAnsi"/>
-          <w:color w:val="auto"/>
-        </w:rPr>
-      </w:pPr>
-      <w:r>
-        <w:rPr>
-          <w:rFonts w:asciiTheme="minorHAnsi" w:hAnsiTheme="minorHAnsi"/>
-          <w:color w:val="auto"/>
-        </w:rPr>
-        <w:t xml:space="preserve">Todas las cifras y riesgos mencionados son ejemplos o estimaciones para orientar el diagnóstico futuro. </w:t>
-      </w:r>
-    </w:p>
-    <w:p>
-      <w:pPr>
-        <w:rPr>
-          <w:rFonts w:asciiTheme="minorHAnsi" w:hAnsiTheme="minorHAnsi"/>
-          <w:color w:val="auto"/>
-        </w:rPr>
-      </w:pPr>
-    </w:p>
-    <w:p>
-      <w:pPr>
-        <w:keepNext/>
-        <w:keepLines/>
-        <w:spacing w:before="200" w:after="0"/>
-        <w:outlineLvl w:val="1"/>
-        <w:rPr>
-          <w:rFonts w:asciiTheme="majorHAnsi" w:eastAsiaTheme="majorEastAsia" w:hAnsiTheme="majorHAnsi" w:cstheme="majorBidi"/>
-          <w:b/>
-          <w:bCs/>
-          <w:color w:val="4F81BD" w:themeColor="accent1"/>
-          <w:sz w:val="26"/>
-          <w:szCs w:val="26"/>
-        </w:rPr>
-      </w:pPr>
-      <w:bookmarkStart w:id="2" w:name="_Toc221820021"/>
-      <w:r>
-        <w:rPr>
-          <w:rFonts w:asciiTheme="majorHAnsi" w:eastAsiaTheme="majorEastAsia" w:hAnsiTheme="majorHAnsi" w:cstheme="majorBidi"/>
-          <w:b/>
-          <w:bCs/>
-          <w:color w:val="4F81BD" w:themeColor="accent1"/>
-          <w:sz w:val="26"/>
-          <w:szCs w:val="26"/>
-        </w:rPr>
-        <w:t>2. Actividades Realizadas</w:t>
-      </w:r>
-      <w:bookmarkEnd w:id="2"/>
-    </w:p>
-    <w:p>
-      <w:pPr>
-        <w:keepNext/>
-        <w:keepLines/>
-        <w:spacing w:before="200" w:after="0"/>
-        <w:outlineLvl w:val="1"/>
-        <w:rPr>
-          <w:rFonts w:asciiTheme="majorHAnsi" w:eastAsiaTheme="majorEastAsia" w:hAnsiTheme="majorHAnsi" w:cstheme="majorBidi"/>
-          <w:b/>
-          <w:bCs/>
-          <w:color w:val="4F81BD" w:themeColor="accent1"/>
-          <w:sz w:val="26"/>
-          <w:szCs w:val="26"/>
-        </w:rPr>
-      </w:pPr>
-      <w:bookmarkStart w:id="3" w:name="_Toc221820022"/>
-      <w:r>
-        <w:rPr>
-          <w:rFonts w:asciiTheme="majorHAnsi" w:eastAsiaTheme="majorEastAsia" w:hAnsiTheme="majorHAnsi" w:cstheme="majorBidi"/>
-          <w:b/>
-          <w:bCs/>
-          <w:color w:val="4F81BD" w:themeColor="accent1"/>
-          <w:sz w:val="26"/>
-          <w:szCs w:val="26"/>
-        </w:rPr>
-        <w:t>2.1 Matriz de Inventario de Fuentes de Datos</w:t>
-      </w:r>
-      <w:bookmarkEnd w:id="3"/>
-    </w:p>
-    <w:p>
-      <w:pPr>
-        <w:rPr>
-          <w:rFonts w:asciiTheme="minorHAnsi" w:hAnsiTheme="minorHAnsi"/>
-          <w:color w:val="auto"/>
-        </w:rPr>
-      </w:pPr>
-    </w:p>
-    <w:p>
-      <w:pPr>
-        <w:rPr>
-          <w:rFonts w:asciiTheme="minorHAnsi" w:hAnsiTheme="minorHAnsi"/>
-          <w:color w:val="auto"/>
-        </w:rPr>
-      </w:pPr>
-      <w:r>
-        <w:rPr>
-          <w:rFonts w:asciiTheme="minorHAnsi" w:hAnsiTheme="minorHAnsi"/>
-          <w:color w:val="auto"/>
-        </w:rPr>
-        <w:t>Esta tabla muestra las principales fuentes de datos institucionales, el área responsable, el sistema de origen, la periodicidad de actualización, el nivel de calidad, los riesgos identificados y las acciones recomendadas para cada fuente.</w:t>
-      </w:r>
-    </w:p>
-    <w:p>
-      <w:pPr>
-        <w:rPr>
-          <w:rFonts w:asciiTheme="minorHAnsi" w:hAnsiTheme="minorHAnsi"/>
-          <w:color w:val="auto"/>
-        </w:rPr>
-      </w:pPr>
-    </w:p>
-    <w:tbl>
-      <w:tblPr>
-        <w:tblStyle w:val="Tablaconcuadrcula"/>
-        <w:tblW w:w="0" w:type="auto"/>
-        <w:tblLook w:val="04A0" w:firstRow="1" w:lastRow="0" w:firstColumn="1" w:lastColumn="0" w:noHBand="0" w:noVBand="1"/>
-      </w:tblPr>
-      <w:tblGrid>
-        <w:gridCol w:w="1056"/>
-        <w:gridCol w:w="1235"/>
-        <w:gridCol w:w="961"/>
-        <w:gridCol w:w="1182"/>
-        <w:gridCol w:w="2340"/>
-        <w:gridCol w:w="1207"/>
-        <w:gridCol w:w="1369"/>
-      </w:tblGrid>
-      <w:tr>
-        <w:tc>
-          <w:tcPr>
-            <w:tcW w:w="1413" w:type="dxa"/>
-            <w:vAlign w:val="center"/>
-          </w:tcPr>
-          <w:p>
-            <w:pPr>
-              <w:rPr>
-                <w:rFonts w:asciiTheme="minorHAnsi" w:hAnsiTheme="minorHAnsi"/>
-                <w:color w:val="auto"/>
-              </w:rPr>
-            </w:pPr>
-            <w:r>
-              <w:rPr>
-                <w:rFonts w:asciiTheme="minorHAnsi" w:hAnsiTheme="minorHAnsi"/>
-                <w:color w:val="auto"/>
-              </w:rPr>
-              <w:t>Fuente de Datos</w:t>
-            </w:r>
-          </w:p>
-        </w:tc>
-        <w:tc>
-          <w:tcPr>
-            <w:tcW w:w="878" w:type="dxa"/>
-            <w:vAlign w:val="center"/>
-          </w:tcPr>
-          <w:p>
-            <w:pPr>
-              <w:rPr>
-                <w:rFonts w:asciiTheme="minorHAnsi" w:hAnsiTheme="minorHAnsi"/>
-                <w:color w:val="auto"/>
-              </w:rPr>
-            </w:pPr>
-            <w:r>
-              <w:rPr>
-                <w:rFonts w:asciiTheme="minorHAnsi" w:hAnsiTheme="minorHAnsi"/>
-                <w:color w:val="auto"/>
-              </w:rPr>
-              <w:t>Responsable</w:t>
-            </w:r>
-          </w:p>
-        </w:tc>
-        <w:tc>
-          <w:tcPr>
-            <w:tcW w:w="961" w:type="dxa"/>
-            <w:vAlign w:val="center"/>
-          </w:tcPr>
-          <w:p>
-            <w:pPr>
-              <w:rPr>
-                <w:rFonts w:asciiTheme="minorHAnsi" w:hAnsiTheme="minorHAnsi"/>
-                <w:color w:val="auto"/>
-              </w:rPr>
-            </w:pPr>
-            <w:r>
-              <w:rPr>
-                <w:rFonts w:asciiTheme="minorHAnsi" w:hAnsiTheme="minorHAnsi"/>
-                <w:color w:val="auto"/>
-              </w:rPr>
-              <w:t>Sistema Origen</w:t>
-            </w:r>
-          </w:p>
-        </w:tc>
-        <w:tc>
-          <w:tcPr>
-            <w:tcW w:w="1182" w:type="dxa"/>
-            <w:vAlign w:val="center"/>
-          </w:tcPr>
-          <w:p>
-            <w:pPr>
-              <w:rPr>
-                <w:rFonts w:asciiTheme="minorHAnsi" w:hAnsiTheme="minorHAnsi"/>
-                <w:color w:val="auto"/>
-              </w:rPr>
-            </w:pPr>
-            <w:r>
-              <w:rPr>
-                <w:rFonts w:asciiTheme="minorHAnsi" w:hAnsiTheme="minorHAnsi"/>
-                <w:color w:val="auto"/>
-              </w:rPr>
-              <w:t>Periodicidad</w:t>
-            </w:r>
-          </w:p>
-        </w:tc>
-        <w:tc>
-          <w:tcPr>
-            <w:tcW w:w="2340" w:type="dxa"/>
-            <w:vAlign w:val="center"/>
-          </w:tcPr>
-          <w:p>
-            <w:pPr>
-              <w:rPr>
-                <w:rFonts w:asciiTheme="minorHAnsi" w:hAnsiTheme="minorHAnsi"/>
-                <w:color w:val="auto"/>
-              </w:rPr>
-            </w:pPr>
-            <w:r>
-              <w:rPr>
-                <w:rFonts w:asciiTheme="minorHAnsi" w:hAnsiTheme="minorHAnsi"/>
-                <w:color w:val="auto"/>
-              </w:rPr>
-              <w:t>Calidad (Completitud/Consistencia)</w:t>
-            </w:r>
-          </w:p>
-        </w:tc>
-        <w:tc>
-          <w:tcPr>
-            <w:tcW w:w="1207" w:type="dxa"/>
-            <w:vAlign w:val="center"/>
-          </w:tcPr>
-          <w:p>
-            <w:pPr>
-              <w:rPr>
-                <w:rFonts w:asciiTheme="minorHAnsi" w:hAnsiTheme="minorHAnsi"/>
-                <w:color w:val="auto"/>
-              </w:rPr>
-            </w:pPr>
-            <w:r>
-              <w:rPr>
-                <w:rFonts w:asciiTheme="minorHAnsi" w:hAnsiTheme="minorHAnsi"/>
-                <w:color w:val="auto"/>
-              </w:rPr>
-              <w:t>Riesgos Identificados</w:t>
-            </w:r>
-          </w:p>
-        </w:tc>
-        <w:tc>
-          <w:tcPr>
-            <w:tcW w:w="1369" w:type="dxa"/>
-            <w:vAlign w:val="center"/>
-          </w:tcPr>
-          <w:p>
-            <w:pPr>
-              <w:rPr>
-                <w:rFonts w:asciiTheme="minorHAnsi" w:hAnsiTheme="minorHAnsi"/>
-                <w:color w:val="auto"/>
-              </w:rPr>
-            </w:pPr>
-            <w:r>
-              <w:rPr>
-                <w:rFonts w:asciiTheme="minorHAnsi" w:hAnsiTheme="minorHAnsi"/>
-                <w:color w:val="auto"/>
-              </w:rPr>
-              <w:t>Acciones Recomendadas</w:t>
-            </w:r>
-          </w:p>
-        </w:tc>
-      </w:tr>
-      <w:tr>
-        <w:tc>
-          <w:tcPr>
-            <w:tcW w:w="1413" w:type="dxa"/>
-            <w:vAlign w:val="center"/>
-          </w:tcPr>
-          <w:p>
-            <w:pPr>
-              <w:rPr>
-                <w:rFonts w:asciiTheme="minorHAnsi" w:hAnsiTheme="minorHAnsi"/>
-                <w:color w:val="auto"/>
-              </w:rPr>
-            </w:pPr>
-            <w:r>
-              <w:rPr>
-                <w:rFonts w:asciiTheme="minorHAnsi" w:hAnsiTheme="minorHAnsi"/>
-                <w:color w:val="auto"/>
-              </w:rPr>
-              <w:t>Base de Datos de Alumnos</w:t>
-            </w:r>
-          </w:p>
-        </w:tc>
-        <w:tc>
-          <w:tcPr>
-            <w:tcW w:w="878" w:type="dxa"/>
-            <w:vAlign w:val="center"/>
-          </w:tcPr>
-          <w:p>
-            <w:pPr>
-              <w:rPr>
-                <w:rFonts w:asciiTheme="minorHAnsi" w:hAnsiTheme="minorHAnsi"/>
-                <w:color w:val="auto"/>
-              </w:rPr>
-            </w:pPr>
-            <w:r>
-              <w:rPr>
-                <w:rFonts w:asciiTheme="minorHAnsi" w:hAnsiTheme="minorHAnsi"/>
-                <w:color w:val="auto"/>
-              </w:rPr>
-              <w:t>Servicios Escolares</w:t>
-            </w:r>
-          </w:p>
-        </w:tc>
-        <w:tc>
-          <w:tcPr>
-            <w:tcW w:w="961" w:type="dxa"/>
-            <w:vAlign w:val="center"/>
-          </w:tcPr>
-          <w:p>
-            <w:pPr>
-              <w:rPr>
-                <w:rFonts w:asciiTheme="minorHAnsi" w:hAnsiTheme="minorHAnsi"/>
-                <w:color w:val="auto"/>
-              </w:rPr>
-            </w:pPr>
-            <w:r>
-              <w:rPr>
-                <w:rFonts w:asciiTheme="minorHAnsi" w:hAnsiTheme="minorHAnsi"/>
-                <w:color w:val="auto"/>
-              </w:rPr>
-              <w:t>SIGA</w:t>
-            </w:r>
-          </w:p>
-        </w:tc>
-        <w:tc>
-          <w:tcPr>
-            <w:tcW w:w="1182" w:type="dxa"/>
-            <w:vAlign w:val="center"/>
-          </w:tcPr>
-          <w:p>
-            <w:pPr>
-              <w:rPr>
-                <w:rFonts w:asciiTheme="minorHAnsi" w:hAnsiTheme="minorHAnsi"/>
-                <w:color w:val="auto"/>
-              </w:rPr>
-            </w:pPr>
-            <w:r>
-              <w:rPr>
-                <w:rFonts w:asciiTheme="minorHAnsi" w:hAnsiTheme="minorHAnsi"/>
-                <w:color w:val="auto"/>
-              </w:rPr>
-              <w:t>Diaria</w:t>
-            </w:r>
-          </w:p>
-        </w:tc>
-        <w:tc>
-          <w:tcPr>
-            <w:tcW w:w="2340" w:type="dxa"/>
-            <w:vAlign w:val="center"/>
-          </w:tcPr>
-          <w:p>
-            <w:pPr>
-              <w:rPr>
-                <w:rFonts w:asciiTheme="minorHAnsi" w:hAnsiTheme="minorHAnsi"/>
-                <w:color w:val="auto"/>
-              </w:rPr>
-            </w:pPr>
-            <w:r>
-              <w:rPr>
-                <w:rFonts w:asciiTheme="minorHAnsi" w:hAnsiTheme="minorHAnsi"/>
-                <w:color w:val="auto"/>
-              </w:rPr>
-              <w:t>Alta / Media</w:t>
-            </w:r>
-          </w:p>
-        </w:tc>
-        <w:tc>
-          <w:tcPr>
-            <w:tcW w:w="1207" w:type="dxa"/>
-            <w:vAlign w:val="center"/>
-          </w:tcPr>
-          <w:p>
-            <w:pPr>
-              <w:rPr>
-                <w:rFonts w:asciiTheme="minorHAnsi" w:hAnsiTheme="minorHAnsi"/>
-                <w:color w:val="auto"/>
-              </w:rPr>
-            </w:pPr>
-            <w:r>
-              <w:rPr>
-                <w:rFonts w:asciiTheme="minorHAnsi" w:hAnsiTheme="minorHAnsi"/>
-                <w:color w:val="auto"/>
-              </w:rPr>
-              <w:t>Falta de datos de contacto</w:t>
-            </w:r>
-          </w:p>
-        </w:tc>
-        <w:tc>
-          <w:tcPr>
-            <w:tcW w:w="1369" w:type="dxa"/>
-            <w:vAlign w:val="center"/>
-          </w:tcPr>
-          <w:p>
-            <w:pPr>
-              <w:rPr>
-                <w:rFonts w:asciiTheme="minorHAnsi" w:hAnsiTheme="minorHAnsi"/>
-                <w:color w:val="auto"/>
-              </w:rPr>
-            </w:pPr>
-            <w:r>
-              <w:rPr>
-                <w:rFonts w:asciiTheme="minorHAnsi" w:hAnsiTheme="minorHAnsi"/>
-                <w:color w:val="auto"/>
-              </w:rPr>
-              <w:t>Validar y depurar registros</w:t>
-            </w:r>
-          </w:p>
-        </w:tc>
-      </w:tr>
-      <w:tr>
-        <w:tc>
-          <w:tcPr>
-            <w:tcW w:w="1413" w:type="dxa"/>
-            <w:vAlign w:val="center"/>
-          </w:tcPr>
-          <w:p>
-            <w:pPr>
-              <w:rPr>
-                <w:rFonts w:asciiTheme="minorHAnsi" w:hAnsiTheme="minorHAnsi"/>
-                <w:color w:val="auto"/>
-              </w:rPr>
-            </w:pPr>
-            <w:r>
-              <w:rPr>
-                <w:rFonts w:asciiTheme="minorHAnsi" w:hAnsiTheme="minorHAnsi"/>
-                <w:color w:val="auto"/>
-              </w:rPr>
-              <w:lastRenderedPageBreak/>
-              <w:t>Sistema de Recursos Humanos</w:t>
-            </w:r>
-          </w:p>
-        </w:tc>
-        <w:tc>
-          <w:tcPr>
-            <w:tcW w:w="878" w:type="dxa"/>
-            <w:vAlign w:val="center"/>
-          </w:tcPr>
-          <w:p>
-            <w:pPr>
-              <w:rPr>
-                <w:rFonts w:asciiTheme="minorHAnsi" w:hAnsiTheme="minorHAnsi"/>
-                <w:color w:val="auto"/>
-              </w:rPr>
-            </w:pPr>
-            <w:r>
-              <w:rPr>
-                <w:rFonts w:asciiTheme="minorHAnsi" w:hAnsiTheme="minorHAnsi"/>
-                <w:color w:val="auto"/>
-              </w:rPr>
-              <w:t>Dirección de Recursos Humanos</w:t>
-            </w:r>
-          </w:p>
-        </w:tc>
-        <w:tc>
-          <w:tcPr>
-            <w:tcW w:w="961" w:type="dxa"/>
-            <w:vAlign w:val="center"/>
-          </w:tcPr>
-          <w:p>
-            <w:pPr>
-              <w:rPr>
-                <w:rFonts w:asciiTheme="minorHAnsi" w:hAnsiTheme="minorHAnsi"/>
-                <w:color w:val="auto"/>
-              </w:rPr>
-            </w:pPr>
-            <w:r>
-              <w:rPr>
-                <w:rFonts w:asciiTheme="minorHAnsi" w:hAnsiTheme="minorHAnsi"/>
-                <w:color w:val="auto"/>
-              </w:rPr>
-              <w:t>RH-Plus</w:t>
-            </w:r>
-          </w:p>
-        </w:tc>
-        <w:tc>
-          <w:tcPr>
-            <w:tcW w:w="1182" w:type="dxa"/>
-            <w:vAlign w:val="center"/>
-          </w:tcPr>
-          <w:p>
-            <w:pPr>
-              <w:rPr>
-                <w:rFonts w:asciiTheme="minorHAnsi" w:hAnsiTheme="minorHAnsi"/>
-                <w:color w:val="auto"/>
-              </w:rPr>
-            </w:pPr>
-            <w:r>
-              <w:rPr>
-                <w:rFonts w:asciiTheme="minorHAnsi" w:hAnsiTheme="minorHAnsi"/>
-                <w:color w:val="auto"/>
-              </w:rPr>
-              <w:t>Diaria</w:t>
-            </w:r>
-          </w:p>
-        </w:tc>
-        <w:tc>
-          <w:tcPr>
-            <w:tcW w:w="2340" w:type="dxa"/>
-            <w:vAlign w:val="center"/>
-          </w:tcPr>
-          <w:p>
-            <w:pPr>
-              <w:rPr>
-                <w:rFonts w:asciiTheme="minorHAnsi" w:hAnsiTheme="minorHAnsi"/>
-                <w:color w:val="auto"/>
-              </w:rPr>
-            </w:pPr>
-            <w:r>
-              <w:rPr>
-                <w:rFonts w:asciiTheme="minorHAnsi" w:hAnsiTheme="minorHAnsi"/>
-                <w:color w:val="auto"/>
-              </w:rPr>
-              <w:t>Media / Alta</w:t>
-            </w:r>
-          </w:p>
-        </w:tc>
-        <w:tc>
-          <w:tcPr>
-            <w:tcW w:w="1207" w:type="dxa"/>
-            <w:vAlign w:val="center"/>
-          </w:tcPr>
-          <w:p>
-            <w:pPr>
-              <w:rPr>
-                <w:rFonts w:asciiTheme="minorHAnsi" w:hAnsiTheme="minorHAnsi"/>
-                <w:color w:val="auto"/>
-              </w:rPr>
-            </w:pPr>
-            <w:r>
-              <w:rPr>
-                <w:rFonts w:asciiTheme="minorHAnsi" w:hAnsiTheme="minorHAnsi"/>
-                <w:color w:val="auto"/>
-              </w:rPr>
-              <w:t>Campos incompletos</w:t>
-            </w:r>
-          </w:p>
-        </w:tc>
-        <w:tc>
-          <w:tcPr>
-            <w:tcW w:w="1369" w:type="dxa"/>
-            <w:vAlign w:val="center"/>
-          </w:tcPr>
-          <w:p>
-            <w:pPr>
-              <w:rPr>
-                <w:rFonts w:asciiTheme="minorHAnsi" w:hAnsiTheme="minorHAnsi"/>
-                <w:color w:val="auto"/>
-              </w:rPr>
-            </w:pPr>
-            <w:r>
-              <w:rPr>
-                <w:rFonts w:asciiTheme="minorHAnsi" w:hAnsiTheme="minorHAnsi"/>
-                <w:color w:val="auto"/>
-              </w:rPr>
-              <w:t>Actualizar información</w:t>
-            </w:r>
-          </w:p>
-        </w:tc>
-      </w:tr>
-      <w:tr>
-        <w:tc>
-          <w:tcPr>
-            <w:tcW w:w="1413" w:type="dxa"/>
-            <w:vAlign w:val="center"/>
-          </w:tcPr>
-          <w:p>
-            <w:pPr>
-              <w:rPr>
-                <w:rFonts w:asciiTheme="minorHAnsi" w:hAnsiTheme="minorHAnsi"/>
-                <w:color w:val="auto"/>
-              </w:rPr>
-            </w:pPr>
-            <w:r>
-              <w:rPr>
-                <w:rFonts w:asciiTheme="minorHAnsi" w:hAnsiTheme="minorHAnsi"/>
-                <w:color w:val="auto"/>
-              </w:rPr>
-              <w:t>Plataforma Evaluación Docente</w:t>
-            </w:r>
-          </w:p>
-        </w:tc>
-        <w:tc>
-          <w:tcPr>
-            <w:tcW w:w="878" w:type="dxa"/>
-            <w:vAlign w:val="center"/>
-          </w:tcPr>
-          <w:p>
-            <w:pPr>
-              <w:rPr>
-                <w:rFonts w:asciiTheme="minorHAnsi" w:hAnsiTheme="minorHAnsi"/>
-                <w:color w:val="auto"/>
-              </w:rPr>
-            </w:pPr>
-            <w:r>
-              <w:rPr>
-                <w:rFonts w:asciiTheme="minorHAnsi" w:hAnsiTheme="minorHAnsi"/>
-                <w:color w:val="auto"/>
-              </w:rPr>
-              <w:t>Coordinación Académica</w:t>
-            </w:r>
-          </w:p>
-        </w:tc>
-        <w:tc>
-          <w:tcPr>
-            <w:tcW w:w="961" w:type="dxa"/>
-            <w:vAlign w:val="center"/>
-          </w:tcPr>
-          <w:p>
-            <w:pPr>
-              <w:rPr>
-                <w:rFonts w:asciiTheme="minorHAnsi" w:hAnsiTheme="minorHAnsi"/>
-                <w:color w:val="auto"/>
-              </w:rPr>
-            </w:pPr>
-            <w:r>
-              <w:rPr>
-                <w:rFonts w:asciiTheme="minorHAnsi" w:hAnsiTheme="minorHAnsi"/>
-                <w:color w:val="auto"/>
-              </w:rPr>
-              <w:t>EvalDoc</w:t>
-            </w:r>
-          </w:p>
-        </w:tc>
-        <w:tc>
-          <w:tcPr>
-            <w:tcW w:w="1182" w:type="dxa"/>
-            <w:vAlign w:val="center"/>
-          </w:tcPr>
-          <w:p>
-            <w:pPr>
-              <w:rPr>
-                <w:rFonts w:asciiTheme="minorHAnsi" w:hAnsiTheme="minorHAnsi"/>
-                <w:color w:val="auto"/>
-              </w:rPr>
-            </w:pPr>
-            <w:r>
-              <w:rPr>
-                <w:rFonts w:asciiTheme="minorHAnsi" w:hAnsiTheme="minorHAnsi"/>
-                <w:color w:val="auto"/>
-              </w:rPr>
-              <w:t>Semestral</w:t>
-            </w:r>
-          </w:p>
-        </w:tc>
-        <w:tc>
-          <w:tcPr>
-            <w:tcW w:w="2340" w:type="dxa"/>
-            <w:vAlign w:val="center"/>
-          </w:tcPr>
-          <w:p>
-            <w:pPr>
-              <w:rPr>
-                <w:rFonts w:asciiTheme="minorHAnsi" w:hAnsiTheme="minorHAnsi"/>
-                <w:color w:val="auto"/>
-              </w:rPr>
-            </w:pPr>
-            <w:r>
-              <w:rPr>
-                <w:rFonts w:asciiTheme="minorHAnsi" w:hAnsiTheme="minorHAnsi"/>
-                <w:color w:val="auto"/>
-              </w:rPr>
-              <w:t>Media / Baja</w:t>
-            </w:r>
-          </w:p>
-        </w:tc>
-        <w:tc>
-          <w:tcPr>
-            <w:tcW w:w="1207" w:type="dxa"/>
-            <w:vAlign w:val="center"/>
-          </w:tcPr>
-          <w:p>
-            <w:pPr>
-              <w:rPr>
-                <w:rFonts w:asciiTheme="minorHAnsi" w:hAnsiTheme="minorHAnsi"/>
-                <w:color w:val="auto"/>
-              </w:rPr>
-            </w:pPr>
-            <w:r>
-              <w:rPr>
-                <w:rFonts w:asciiTheme="minorHAnsi" w:hAnsiTheme="minorHAnsi"/>
-                <w:color w:val="auto"/>
-              </w:rPr>
-              <w:t>Duplicidad de registros</w:t>
-            </w:r>
-          </w:p>
-        </w:tc>
-        <w:tc>
-          <w:tcPr>
-            <w:tcW w:w="1369" w:type="dxa"/>
-            <w:vAlign w:val="center"/>
-          </w:tcPr>
-          <w:p>
-            <w:pPr>
-              <w:rPr>
-                <w:rFonts w:asciiTheme="minorHAnsi" w:hAnsiTheme="minorHAnsi"/>
-                <w:color w:val="auto"/>
-              </w:rPr>
-            </w:pPr>
-            <w:r>
-              <w:rPr>
-                <w:rFonts w:asciiTheme="minorHAnsi" w:hAnsiTheme="minorHAnsi"/>
-                <w:color w:val="auto"/>
-              </w:rPr>
-              <w:t>Depuración y control de acceso</w:t>
-            </w:r>
-          </w:p>
-        </w:tc>
-      </w:tr>
-      <w:tr>
-        <w:tc>
-          <w:tcPr>
-            <w:tcW w:w="1413" w:type="dxa"/>
-            <w:vAlign w:val="center"/>
-          </w:tcPr>
-          <w:p>
-            <w:pPr>
-              <w:rPr>
-                <w:rFonts w:asciiTheme="minorHAnsi" w:hAnsiTheme="minorHAnsi"/>
-                <w:color w:val="auto"/>
-              </w:rPr>
-            </w:pPr>
-            <w:r>
-              <w:rPr>
-                <w:rFonts w:asciiTheme="minorHAnsi" w:hAnsiTheme="minorHAnsi"/>
-                <w:color w:val="auto"/>
-              </w:rPr>
-              <w:t>Sistema de Bibliotecas</w:t>
-            </w:r>
-          </w:p>
-        </w:tc>
-        <w:tc>
-          <w:tcPr>
-            <w:tcW w:w="878" w:type="dxa"/>
-            <w:vAlign w:val="center"/>
-          </w:tcPr>
-          <w:p>
-            <w:pPr>
-              <w:rPr>
-                <w:rFonts w:asciiTheme="minorHAnsi" w:hAnsiTheme="minorHAnsi"/>
-                <w:color w:val="auto"/>
-              </w:rPr>
-            </w:pPr>
-            <w:r>
-              <w:rPr>
-                <w:rFonts w:asciiTheme="minorHAnsi" w:hAnsiTheme="minorHAnsi"/>
-                <w:color w:val="auto"/>
-              </w:rPr>
-              <w:t>Biblioteca Central</w:t>
-            </w:r>
-          </w:p>
-        </w:tc>
-        <w:tc>
-          <w:tcPr>
-            <w:tcW w:w="961" w:type="dxa"/>
-            <w:vAlign w:val="center"/>
-          </w:tcPr>
-          <w:p>
-            <w:pPr>
-              <w:rPr>
-                <w:rFonts w:asciiTheme="minorHAnsi" w:hAnsiTheme="minorHAnsi"/>
-                <w:color w:val="auto"/>
-              </w:rPr>
-            </w:pPr>
-            <w:r>
-              <w:rPr>
-                <w:rFonts w:asciiTheme="minorHAnsi" w:hAnsiTheme="minorHAnsi"/>
-                <w:color w:val="auto"/>
-              </w:rPr>
-              <w:t>BiblioSoft</w:t>
-            </w:r>
-          </w:p>
-        </w:tc>
-        <w:tc>
-          <w:tcPr>
-            <w:tcW w:w="1182" w:type="dxa"/>
-            <w:vAlign w:val="center"/>
-          </w:tcPr>
-          <w:p>
-            <w:pPr>
-              <w:rPr>
-                <w:rFonts w:asciiTheme="minorHAnsi" w:hAnsiTheme="minorHAnsi"/>
-                <w:color w:val="auto"/>
-              </w:rPr>
-            </w:pPr>
-            <w:r>
-              <w:rPr>
-                <w:rFonts w:asciiTheme="minorHAnsi" w:hAnsiTheme="minorHAnsi"/>
-                <w:color w:val="auto"/>
-              </w:rPr>
-              <w:t>Semanal</w:t>
-            </w:r>
-          </w:p>
-        </w:tc>
-        <w:tc>
-          <w:tcPr>
-            <w:tcW w:w="2340" w:type="dxa"/>
-            <w:vAlign w:val="center"/>
-          </w:tcPr>
-          <w:p>
-            <w:pPr>
-              <w:rPr>
-                <w:rFonts w:asciiTheme="minorHAnsi" w:hAnsiTheme="minorHAnsi"/>
-                <w:color w:val="auto"/>
-              </w:rPr>
-            </w:pPr>
-            <w:r>
-              <w:rPr>
-                <w:rFonts w:asciiTheme="minorHAnsi" w:hAnsiTheme="minorHAnsi"/>
-                <w:color w:val="auto"/>
-              </w:rPr>
-              <w:t>Alta / Alta</w:t>
-            </w:r>
-          </w:p>
-        </w:tc>
-        <w:tc>
-          <w:tcPr>
-            <w:tcW w:w="1207" w:type="dxa"/>
-            <w:vAlign w:val="center"/>
-          </w:tcPr>
-          <w:p>
-            <w:pPr>
-              <w:rPr>
-                <w:rFonts w:asciiTheme="minorHAnsi" w:hAnsiTheme="minorHAnsi"/>
-                <w:color w:val="auto"/>
-              </w:rPr>
-            </w:pPr>
-            <w:r>
-              <w:rPr>
-                <w:rFonts w:asciiTheme="minorHAnsi" w:hAnsiTheme="minorHAnsi"/>
-                <w:color w:val="auto"/>
-              </w:rPr>
-              <w:t>Falta de respaldo</w:t>
-            </w:r>
-          </w:p>
-        </w:tc>
-        <w:tc>
-          <w:tcPr>
-            <w:tcW w:w="1369" w:type="dxa"/>
-            <w:vAlign w:val="center"/>
-          </w:tcPr>
-          <w:p>
-            <w:pPr>
-              <w:rPr>
-                <w:rFonts w:asciiTheme="minorHAnsi" w:hAnsiTheme="minorHAnsi"/>
-                <w:color w:val="auto"/>
-              </w:rPr>
-            </w:pPr>
-            <w:r>
-              <w:rPr>
-                <w:rFonts w:asciiTheme="minorHAnsi" w:hAnsiTheme="minorHAnsi"/>
-                <w:color w:val="auto"/>
-              </w:rPr>
-              <w:t>Implementar respaldo periódico</w:t>
-            </w:r>
-          </w:p>
-        </w:tc>
-      </w:tr>
-    </w:tbl>
-    <w:p>
-      <w:pPr>
-        <w:rPr>
-          <w:rFonts w:asciiTheme="minorHAnsi" w:hAnsiTheme="minorHAnsi"/>
-          <w:color w:val="auto"/>
-        </w:rPr>
-      </w:pPr>
-    </w:p>
-    <w:p>
-      <w:pPr>
-        <w:keepNext/>
-        <w:keepLines/>
-        <w:spacing w:before="200" w:after="0"/>
-        <w:outlineLvl w:val="1"/>
-        <w:rPr>
-          <w:rFonts w:asciiTheme="majorHAnsi" w:eastAsiaTheme="majorEastAsia" w:hAnsiTheme="majorHAnsi" w:cstheme="majorBidi"/>
-          <w:b/>
-          <w:bCs/>
-          <w:color w:val="4F81BD" w:themeColor="accent1"/>
-          <w:sz w:val="26"/>
-          <w:szCs w:val="26"/>
-        </w:rPr>
-      </w:pPr>
-      <w:bookmarkStart w:id="4" w:name="_Toc221820023"/>
-      <w:r>
-        <w:rPr>
-          <w:rFonts w:asciiTheme="majorHAnsi" w:eastAsiaTheme="majorEastAsia" w:hAnsiTheme="majorHAnsi" w:cstheme="majorBidi"/>
-          <w:b/>
-          <w:bCs/>
-          <w:color w:val="4F81BD" w:themeColor="accent1"/>
-          <w:sz w:val="26"/>
-          <w:szCs w:val="26"/>
-        </w:rPr>
-        <w:t>2.2 Matriz de Riesgos y Calidad</w:t>
-      </w:r>
-      <w:bookmarkEnd w:id="4"/>
-    </w:p>
-    <w:p>
-      <w:pPr>
-        <w:rPr>
-          <w:rFonts w:asciiTheme="minorHAnsi" w:hAnsiTheme="minorHAnsi"/>
-          <w:color w:val="auto"/>
-        </w:rPr>
-      </w:pPr>
-    </w:p>
-    <w:p>
-      <w:pPr>
-        <w:rPr>
-          <w:rFonts w:asciiTheme="minorHAnsi" w:hAnsiTheme="minorHAnsi"/>
-          <w:color w:val="auto"/>
-        </w:rPr>
-      </w:pPr>
-      <w:r>
-        <w:rPr>
-          <w:rFonts w:asciiTheme="minorHAnsi" w:hAnsiTheme="minorHAnsi"/>
-          <w:color w:val="auto"/>
-        </w:rPr>
-        <w:t>Esta tabla resume los riesgos principales asociados a cada fuente de datos, su probabilidad, impacto y la acción mitigadora sugerida para cada caso.</w:t>
-      </w:r>
-    </w:p>
-    <w:p>
-      <w:pPr>
-        <w:rPr>
-          <w:rFonts w:asciiTheme="minorHAnsi" w:hAnsiTheme="minorHAnsi"/>
-          <w:color w:val="auto"/>
-        </w:rPr>
-      </w:pPr>
-    </w:p>
-    <w:tbl>
-      <w:tblPr>
-        <w:tblStyle w:val="Tablaconcuadrcula"/>
-        <w:tblW w:w="0" w:type="auto"/>
-        <w:tblLook w:val="04A0" w:firstRow="1" w:lastRow="0" w:firstColumn="1" w:lastColumn="0" w:noHBand="0" w:noVBand="1"/>
-      </w:tblPr>
-      <w:tblGrid>
-        <w:gridCol w:w="1728"/>
-        <w:gridCol w:w="1728"/>
-        <w:gridCol w:w="1728"/>
-        <w:gridCol w:w="1728"/>
-        <w:gridCol w:w="1728"/>
-      </w:tblGrid>
-      <w:tr>
-        <w:tc>
-          <w:tcPr>
-            <w:tcW w:w="1728" w:type="dxa"/>
-            <w:vAlign w:val="center"/>
-          </w:tcPr>
-          <w:p>
-            <w:pPr>
-              <w:rPr>
-                <w:rFonts w:asciiTheme="minorHAnsi" w:hAnsiTheme="minorHAnsi"/>
-                <w:color w:val="auto"/>
-              </w:rPr>
-            </w:pPr>
-            <w:r>
-              <w:rPr>
-                <w:rFonts w:asciiTheme="minorHAnsi" w:hAnsiTheme="minorHAnsi"/>
-                <w:color w:val="auto"/>
-              </w:rPr>
-              <w:t>Fuente de Datos</w:t>
-            </w:r>
-          </w:p>
-        </w:tc>
-        <w:tc>
-          <w:tcPr>
-            <w:tcW w:w="1728" w:type="dxa"/>
-            <w:vAlign w:val="center"/>
-          </w:tcPr>
-          <w:p>
-            <w:pPr>
-              <w:rPr>
-                <w:rFonts w:asciiTheme="minorHAnsi" w:hAnsiTheme="minorHAnsi"/>
-                <w:color w:val="auto"/>
-              </w:rPr>
-            </w:pPr>
-            <w:r>
-              <w:rPr>
-                <w:rFonts w:asciiTheme="minorHAnsi" w:hAnsiTheme="minorHAnsi"/>
-                <w:color w:val="auto"/>
-              </w:rPr>
-              <w:t>Riesgo Principal</w:t>
-            </w:r>
-          </w:p>
-        </w:tc>
-        <w:tc>
-          <w:tcPr>
-            <w:tcW w:w="1728" w:type="dxa"/>
-            <w:vAlign w:val="center"/>
-          </w:tcPr>
-          <w:p>
-            <w:pPr>
-              <w:rPr>
-                <w:rFonts w:asciiTheme="minorHAnsi" w:hAnsiTheme="minorHAnsi"/>
-                <w:color w:val="auto"/>
-              </w:rPr>
-            </w:pPr>
-            <w:r>
-              <w:rPr>
-                <w:rFonts w:asciiTheme="minorHAnsi" w:hAnsiTheme="minorHAnsi"/>
-                <w:color w:val="auto"/>
-              </w:rPr>
-              <w:t>Probabilidad</w:t>
-            </w:r>
-          </w:p>
-        </w:tc>
-        <w:tc>
-          <w:tcPr>
-            <w:tcW w:w="1728" w:type="dxa"/>
-            <w:vAlign w:val="center"/>
-          </w:tcPr>
-          <w:p>
-            <w:pPr>
-              <w:rPr>
-                <w:rFonts w:asciiTheme="minorHAnsi" w:hAnsiTheme="minorHAnsi"/>
-                <w:color w:val="auto"/>
-              </w:rPr>
-            </w:pPr>
-            <w:r>
-              <w:rPr>
-                <w:rFonts w:asciiTheme="minorHAnsi" w:hAnsiTheme="minorHAnsi"/>
-                <w:color w:val="auto"/>
-              </w:rPr>
-              <w:t>Impacto</w:t>
-            </w:r>
-          </w:p>
-        </w:tc>
-        <w:tc>
-          <w:tcPr>
-            <w:tcW w:w="1728" w:type="dxa"/>
-            <w:vAlign w:val="center"/>
-          </w:tcPr>
-          <w:p>
-            <w:pPr>
-              <w:rPr>
-                <w:rFonts w:asciiTheme="minorHAnsi" w:hAnsiTheme="minorHAnsi"/>
-                <w:color w:val="auto"/>
-              </w:rPr>
-            </w:pPr>
-            <w:r>
-              <w:rPr>
-                <w:rFonts w:asciiTheme="minorHAnsi" w:hAnsiTheme="minorHAnsi"/>
-                <w:color w:val="auto"/>
-              </w:rPr>
-              <w:t>Acción Mitigadora</w:t>
-            </w:r>
-          </w:p>
-        </w:tc>
-      </w:tr>
-      <w:tr>
-        <w:tc>
-          <w:tcPr>
-            <w:tcW w:w="1728" w:type="dxa"/>
-            <w:vAlign w:val="center"/>
-          </w:tcPr>
-          <w:p>
-            <w:pPr>
-              <w:rPr>
-                <w:rFonts w:asciiTheme="minorHAnsi" w:hAnsiTheme="minorHAnsi"/>
-                <w:color w:val="auto"/>
-              </w:rPr>
-            </w:pPr>
-            <w:r>
-              <w:rPr>
-                <w:rFonts w:asciiTheme="minorHAnsi" w:hAnsiTheme="minorHAnsi"/>
-                <w:color w:val="auto"/>
-              </w:rPr>
-              <w:t>Base de Datos de Alumnos</w:t>
-            </w:r>
-          </w:p>
-        </w:tc>
-        <w:tc>
-          <w:tcPr>
-            <w:tcW w:w="1728" w:type="dxa"/>
-            <w:vAlign w:val="center"/>
-          </w:tcPr>
-          <w:p>
-            <w:pPr>
-              <w:rPr>
-                <w:rFonts w:asciiTheme="minorHAnsi" w:hAnsiTheme="minorHAnsi"/>
-                <w:color w:val="auto"/>
-              </w:rPr>
-            </w:pPr>
-            <w:r>
-              <w:rPr>
-                <w:rFonts w:asciiTheme="minorHAnsi" w:hAnsiTheme="minorHAnsi"/>
-                <w:color w:val="auto"/>
-              </w:rPr>
-              <w:t>Falta de datos de contacto</w:t>
-            </w:r>
-          </w:p>
-        </w:tc>
-        <w:tc>
-          <w:tcPr>
-            <w:tcW w:w="1728" w:type="dxa"/>
-            <w:vAlign w:val="center"/>
-          </w:tcPr>
-          <w:p>
-            <w:pPr>
-              <w:rPr>
-                <w:rFonts w:asciiTheme="minorHAnsi" w:hAnsiTheme="minorHAnsi"/>
-                <w:color w:val="auto"/>
-              </w:rPr>
-            </w:pPr>
-            <w:r>
-              <w:rPr>
-                <w:rFonts w:asciiTheme="minorHAnsi" w:hAnsiTheme="minorHAnsi"/>
-                <w:color w:val="auto"/>
-              </w:rPr>
-              <w:t>Media</w:t>
-            </w:r>
-          </w:p>
-        </w:tc>
-        <w:tc>
-          <w:tcPr>
-            <w:tcW w:w="1728" w:type="dxa"/>
-            <w:vAlign w:val="center"/>
-          </w:tcPr>
-          <w:p>
-            <w:pPr>
-              <w:rPr>
-                <w:rFonts w:asciiTheme="minorHAnsi" w:hAnsiTheme="minorHAnsi"/>
-                <w:color w:val="auto"/>
-              </w:rPr>
-            </w:pPr>
-            <w:r>
-              <w:rPr>
-                <w:rFonts w:asciiTheme="minorHAnsi" w:hAnsiTheme="minorHAnsi"/>
-                <w:color w:val="auto"/>
-              </w:rPr>
-              <w:t>Alta</w:t>
-            </w:r>
-          </w:p>
-        </w:tc>
-        <w:tc>
-          <w:tcPr>
-            <w:tcW w:w="1728" w:type="dxa"/>
-            <w:vAlign w:val="center"/>
-          </w:tcPr>
-          <w:p>
-            <w:pPr>
-              <w:rPr>
-                <w:rFonts w:asciiTheme="minorHAnsi" w:hAnsiTheme="minorHAnsi"/>
-                <w:color w:val="auto"/>
-              </w:rPr>
-            </w:pPr>
-            <w:r>
-              <w:rPr>
-                <w:rFonts w:asciiTheme="minorHAnsi" w:hAnsiTheme="minorHAnsi"/>
-                <w:color w:val="auto"/>
-              </w:rPr>
-              <w:t>Validar y solicitar actualización</w:t>
-            </w:r>
-          </w:p>
-        </w:tc>
-      </w:tr>
-      <w:tr>
-        <w:tc>
-          <w:tcPr>
-            <w:tcW w:w="1728" w:type="dxa"/>
-            <w:vAlign w:val="center"/>
-          </w:tcPr>
-          <w:p>
-            <w:pPr>
-              <w:rPr>
-                <w:rFonts w:asciiTheme="minorHAnsi" w:hAnsiTheme="minorHAnsi"/>
-                <w:color w:val="auto"/>
-              </w:rPr>
-            </w:pPr>
-            <w:r>
-              <w:rPr>
-                <w:rFonts w:asciiTheme="minorHAnsi" w:hAnsiTheme="minorHAnsi"/>
-                <w:color w:val="auto"/>
-              </w:rPr>
-              <w:t>Sistema de Recursos Humanos</w:t>
-            </w:r>
-          </w:p>
-        </w:tc>
-        <w:tc>
-          <w:tcPr>
-            <w:tcW w:w="1728" w:type="dxa"/>
-            <w:vAlign w:val="center"/>
-          </w:tcPr>
-          <w:p>
-            <w:pPr>
-              <w:rPr>
-                <w:rFonts w:asciiTheme="minorHAnsi" w:hAnsiTheme="minorHAnsi"/>
-                <w:color w:val="auto"/>
-              </w:rPr>
-            </w:pPr>
-            <w:r>
-              <w:rPr>
-                <w:rFonts w:asciiTheme="minorHAnsi" w:hAnsiTheme="minorHAnsi"/>
-                <w:color w:val="auto"/>
-              </w:rPr>
-              <w:t>Campos incompletos</w:t>
-            </w:r>
-          </w:p>
-        </w:tc>
-        <w:tc>
-          <w:tcPr>
-            <w:tcW w:w="1728" w:type="dxa"/>
-            <w:vAlign w:val="center"/>
-          </w:tcPr>
-          <w:p>
-            <w:pPr>
-              <w:rPr>
-                <w:rFonts w:asciiTheme="minorHAnsi" w:hAnsiTheme="minorHAnsi"/>
-                <w:color w:val="auto"/>
-              </w:rPr>
-            </w:pPr>
-            <w:r>
-              <w:rPr>
-                <w:rFonts w:asciiTheme="minorHAnsi" w:hAnsiTheme="minorHAnsi"/>
-                <w:color w:val="auto"/>
-              </w:rPr>
-              <w:t>Alta</w:t>
-            </w:r>
-          </w:p>
-        </w:tc>
-        <w:tc>
-          <w:tcPr>
-            <w:tcW w:w="1728" w:type="dxa"/>
-            <w:vAlign w:val="center"/>
-          </w:tcPr>
-          <w:p>
-            <w:pPr>
-              <w:rPr>
-                <w:rFonts w:asciiTheme="minorHAnsi" w:hAnsiTheme="minorHAnsi"/>
-                <w:color w:val="auto"/>
-              </w:rPr>
-            </w:pPr>
-            <w:r>
-              <w:rPr>
-                <w:rFonts w:asciiTheme="minorHAnsi" w:hAnsiTheme="minorHAnsi"/>
-                <w:color w:val="auto"/>
-              </w:rPr>
-              <w:t>Media</w:t>
-            </w:r>
-          </w:p>
-        </w:tc>
-        <w:tc>
-          <w:tcPr>
-            <w:tcW w:w="1728" w:type="dxa"/>
-            <w:vAlign w:val="center"/>
-          </w:tcPr>
-          <w:p>
-            <w:pPr>
-              <w:rPr>
-                <w:rFonts w:asciiTheme="minorHAnsi" w:hAnsiTheme="minorHAnsi"/>
-                <w:color w:val="auto"/>
-              </w:rPr>
-            </w:pPr>
-            <w:r>
-              <w:rPr>
-                <w:rFonts w:asciiTheme="minorHAnsi" w:hAnsiTheme="minorHAnsi"/>
-                <w:color w:val="auto"/>
-              </w:rPr>
-              <w:t>Actualizar registros</w:t>
-            </w:r>
-          </w:p>
-        </w:tc>
-      </w:tr>
-      <w:tr>
-        <w:tc>
-          <w:tcPr>
-            <w:tcW w:w="1728" w:type="dxa"/>
-            <w:vAlign w:val="center"/>
-          </w:tcPr>
-          <w:p>
-            <w:pPr>
-              <w:rPr>
-                <w:rFonts w:asciiTheme="minorHAnsi" w:hAnsiTheme="minorHAnsi"/>
-                <w:color w:val="auto"/>
-              </w:rPr>
-            </w:pPr>
-            <w:r>
-              <w:rPr>
-                <w:rFonts w:asciiTheme="minorHAnsi" w:hAnsiTheme="minorHAnsi"/>
-                <w:color w:val="auto"/>
-              </w:rPr>
-              <w:t>Plataforma Evaluación Docente</w:t>
-            </w:r>
-          </w:p>
-        </w:tc>
-        <w:tc>
-          <w:tcPr>
-            <w:tcW w:w="1728" w:type="dxa"/>
-            <w:vAlign w:val="center"/>
-          </w:tcPr>
-          <w:p>
-            <w:pPr>
-              <w:rPr>
-                <w:rFonts w:asciiTheme="minorHAnsi" w:hAnsiTheme="minorHAnsi"/>
-                <w:color w:val="auto"/>
-              </w:rPr>
-            </w:pPr>
-            <w:r>
-              <w:rPr>
-                <w:rFonts w:asciiTheme="minorHAnsi" w:hAnsiTheme="minorHAnsi"/>
-                <w:color w:val="auto"/>
-              </w:rPr>
-              <w:t>Duplicidad de registros</w:t>
-            </w:r>
-          </w:p>
-        </w:tc>
-        <w:tc>
-          <w:tcPr>
-            <w:tcW w:w="1728" w:type="dxa"/>
-            <w:vAlign w:val="center"/>
-          </w:tcPr>
-          <w:p>
-            <w:pPr>
-              <w:rPr>
-                <w:rFonts w:asciiTheme="minorHAnsi" w:hAnsiTheme="minorHAnsi"/>
-                <w:color w:val="auto"/>
-              </w:rPr>
-            </w:pPr>
-            <w:r>
-              <w:rPr>
-                <w:rFonts w:asciiTheme="minorHAnsi" w:hAnsiTheme="minorHAnsi"/>
-                <w:color w:val="auto"/>
-              </w:rPr>
-              <w:t>Alta</w:t>
-            </w:r>
-          </w:p>
-        </w:tc>
-        <w:tc>
-          <w:tcPr>
-            <w:tcW w:w="1728" w:type="dxa"/>
-            <w:vAlign w:val="center"/>
-          </w:tcPr>
-          <w:p>
-            <w:pPr>
-              <w:rPr>
-                <w:rFonts w:asciiTheme="minorHAnsi" w:hAnsiTheme="minorHAnsi"/>
-                <w:color w:val="auto"/>
-              </w:rPr>
-            </w:pPr>
-            <w:r>
-              <w:rPr>
-                <w:rFonts w:asciiTheme="minorHAnsi" w:hAnsiTheme="minorHAnsi"/>
-                <w:color w:val="auto"/>
-              </w:rPr>
-              <w:t>Alta</w:t>
-            </w:r>
-          </w:p>
-        </w:tc>
-        <w:tc>
-          <w:tcPr>
-            <w:tcW w:w="1728" w:type="dxa"/>
-            <w:vAlign w:val="center"/>
-          </w:tcPr>
-          <w:p>
-            <w:pPr>
-              <w:rPr>
-                <w:rFonts w:asciiTheme="minorHAnsi" w:hAnsiTheme="minorHAnsi"/>
-                <w:color w:val="auto"/>
-              </w:rPr>
-            </w:pPr>
-            <w:r>
-              <w:rPr>
-                <w:rFonts w:asciiTheme="minorHAnsi" w:hAnsiTheme="minorHAnsi"/>
-                <w:color w:val="auto"/>
-              </w:rPr>
-              <w:t>Depuración periódica</w:t>
-            </w:r>
-          </w:p>
-        </w:tc>
-      </w:tr>
-      <w:tr>
-        <w:tc>
-          <w:tcPr>
-            <w:tcW w:w="1728" w:type="dxa"/>
-            <w:vAlign w:val="center"/>
-          </w:tcPr>
-          <w:p>
-            <w:pPr>
-              <w:rPr>
-                <w:rFonts w:asciiTheme="minorHAnsi" w:hAnsiTheme="minorHAnsi"/>
-                <w:color w:val="auto"/>
-              </w:rPr>
-            </w:pPr>
-            <w:r>
-              <w:rPr>
-                <w:rFonts w:asciiTheme="minorHAnsi" w:hAnsiTheme="minorHAnsi"/>
-                <w:color w:val="auto"/>
-              </w:rPr>
-              <w:t>Sistema de Bibliotecas</w:t>
-            </w:r>
-          </w:p>
-        </w:tc>
-        <w:tc>
-          <w:tcPr>
-            <w:tcW w:w="1728" w:type="dxa"/>
-            <w:vAlign w:val="center"/>
-          </w:tcPr>
-          <w:p>
-            <w:pPr>
-              <w:rPr>
-                <w:rFonts w:asciiTheme="minorHAnsi" w:hAnsiTheme="minorHAnsi"/>
-                <w:color w:val="auto"/>
-              </w:rPr>
-            </w:pPr>
-            <w:r>
-              <w:rPr>
-                <w:rFonts w:asciiTheme="minorHAnsi" w:hAnsiTheme="minorHAnsi"/>
-                <w:color w:val="auto"/>
-              </w:rPr>
-              <w:t>Falta de respaldo</w:t>
-            </w:r>
-          </w:p>
-        </w:tc>
-        <w:tc>
-          <w:tcPr>
-            <w:tcW w:w="1728" w:type="dxa"/>
-            <w:vAlign w:val="center"/>
-          </w:tcPr>
-          <w:p>
-            <w:pPr>
-              <w:rPr>
-                <w:rFonts w:asciiTheme="minorHAnsi" w:hAnsiTheme="minorHAnsi"/>
-                <w:color w:val="auto"/>
-              </w:rPr>
-            </w:pPr>
-            <w:r>
-              <w:rPr>
-                <w:rFonts w:asciiTheme="minorHAnsi" w:hAnsiTheme="minorHAnsi"/>
-                <w:color w:val="auto"/>
-              </w:rPr>
-              <w:t>Media</w:t>
-            </w:r>
-          </w:p>
-        </w:tc>
-        <w:tc>
-          <w:tcPr>
-            <w:tcW w:w="1728" w:type="dxa"/>
-            <w:vAlign w:val="center"/>
-          </w:tcPr>
-          <w:p>
-            <w:pPr>
-              <w:rPr>
-                <w:rFonts w:asciiTheme="minorHAnsi" w:hAnsiTheme="minorHAnsi"/>
-                <w:color w:val="auto"/>
-              </w:rPr>
-            </w:pPr>
-            <w:r>
-              <w:rPr>
-                <w:rFonts w:asciiTheme="minorHAnsi" w:hAnsiTheme="minorHAnsi"/>
-                <w:color w:val="auto"/>
-              </w:rPr>
-              <w:t>Alta</w:t>
-            </w:r>
-          </w:p>
-        </w:tc>
-        <w:tc>
-          <w:tcPr>
-            <w:tcW w:w="1728" w:type="dxa"/>
-            <w:vAlign w:val="center"/>
-          </w:tcPr>
-          <w:p>
-            <w:pPr>
-              <w:rPr>
-                <w:rFonts w:asciiTheme="minorHAnsi" w:hAnsiTheme="minorHAnsi"/>
-                <w:color w:val="auto"/>
-              </w:rPr>
-            </w:pPr>
-            <w:r>
-              <w:rPr>
-                <w:rFonts w:asciiTheme="minorHAnsi" w:hAnsiTheme="minorHAnsi"/>
-                <w:color w:val="auto"/>
-              </w:rPr>
-              <w:t>Implementar respaldo automático</w:t>
-            </w:r>
-          </w:p>
-        </w:tc>
-      </w:tr>
-    </w:tbl>
-    <w:p>
-      <w:pPr>
-        <w:rPr>
-          <w:rFonts w:asciiTheme="minorHAnsi" w:hAnsiTheme="minorHAnsi"/>
-          <w:color w:val="auto"/>
-        </w:rPr>
-      </w:pPr>
-    </w:p>
-    <w:p>
-      <w:pPr>
-        <w:rPr>
-          <w:rFonts w:asciiTheme="minorHAnsi" w:hAnsiTheme="minorHAnsi"/>
-          <w:color w:val="auto"/>
-        </w:rPr>
-      </w:pPr>
-    </w:p>
-    <w:p>
-      <w:pPr>
-        <w:rPr>
-          <w:rFonts w:asciiTheme="minorHAnsi" w:hAnsiTheme="minorHAnsi"/>
-          <w:color w:val="auto"/>
-        </w:rPr>
-      </w:pPr>
-    </w:p>
-    <w:p>
-      <w:pPr>
-        <w:keepNext/>
-        <w:keepLines/>
-        <w:spacing w:before="200" w:after="0"/>
-        <w:outlineLvl w:val="1"/>
-        <w:rPr>
-          <w:rFonts w:asciiTheme="majorHAnsi" w:eastAsiaTheme="majorEastAsia" w:hAnsiTheme="majorHAnsi" w:cstheme="majorBidi"/>
-          <w:b/>
-          <w:bCs/>
-          <w:color w:val="4F81BD" w:themeColor="accent1"/>
-          <w:sz w:val="26"/>
-          <w:szCs w:val="26"/>
-        </w:rPr>
-      </w:pPr>
-      <w:bookmarkStart w:id="5" w:name="_Toc221820024"/>
-      <w:r>
-        <w:rPr>
-          <w:rFonts w:asciiTheme="majorHAnsi" w:eastAsiaTheme="majorEastAsia" w:hAnsiTheme="majorHAnsi" w:cstheme="majorBidi"/>
-          <w:b/>
-          <w:bCs/>
-          <w:color w:val="4F81BD" w:themeColor="accent1"/>
-          <w:sz w:val="26"/>
-          <w:szCs w:val="26"/>
-        </w:rPr>
-        <w:t>2.3 Formato de Entrevista a Responsables</w:t>
-      </w:r>
-      <w:bookmarkEnd w:id="5"/>
-    </w:p>
-    <w:p>
-      <w:pPr>
-        <w:rPr>
-          <w:rFonts w:asciiTheme="minorHAnsi" w:hAnsiTheme="minorHAnsi"/>
-          <w:color w:val="auto"/>
-        </w:rPr>
-      </w:pPr>
-    </w:p>
-    <w:p>
-      <w:pPr>
-        <w:tabs>
-          <w:tab w:val="num" w:pos="360"/>
-        </w:tabs>
-        <w:ind w:left="360" w:hanging="360"/>
-        <w:contextualSpacing/>
-        <w:rPr>
-          <w:rFonts w:asciiTheme="minorHAnsi" w:hAnsiTheme="minorHAnsi"/>
-          <w:color w:val="auto"/>
-        </w:rPr>
-      </w:pPr>
-      <w:r>
-        <w:rPr>
-          <w:rFonts w:asciiTheme="minorHAnsi" w:hAnsiTheme="minorHAnsi"/>
-          <w:color w:val="auto"/>
-        </w:rPr>
-        <w:t>1. ¿Cuál es la fuente de datos bajo su responsabilidad?</w:t>
-      </w:r>
-    </w:p>
-    <w:p>
-      <w:pPr>
-        <w:tabs>
-          <w:tab w:val="num" w:pos="360"/>
-        </w:tabs>
-        <w:ind w:left="360" w:hanging="360"/>
-        <w:contextualSpacing/>
-        <w:rPr>
-          <w:rFonts w:asciiTheme="minorHAnsi" w:hAnsiTheme="minorHAnsi"/>
-          <w:color w:val="auto"/>
-        </w:rPr>
-      </w:pPr>
-    </w:p>
-    <w:p>
-      <w:pPr>
-        <w:rPr>
-          <w:rFonts w:asciiTheme="minorHAnsi" w:hAnsiTheme="minorHAnsi"/>
-          <w:color w:val="auto"/>
-        </w:rPr>
-      </w:pPr>
-      <w:r>
-        <w:rPr>
-          <w:rFonts w:asciiTheme="minorHAnsi" w:hAnsiTheme="minorHAnsi"/>
-          <w:color w:val="auto"/>
-        </w:rPr>
-        <w:t>2. ¿Con qué frecuencia se actualiza la información?</w:t>
-      </w:r>
-    </w:p>
-    <w:p>
-      <w:pPr>
-        <w:rPr>
-          <w:rFonts w:asciiTheme="minorHAnsi" w:hAnsiTheme="minorHAnsi"/>
-          <w:color w:val="auto"/>
-        </w:rPr>
-      </w:pPr>
-      <w:r>
-        <w:rPr>
-          <w:rFonts w:asciiTheme="minorHAnsi" w:hAnsiTheme="minorHAnsi"/>
-          <w:color w:val="auto"/>
-        </w:rPr>
-        <w:t>3. ¿Qué problemas de calidad o riesgos ha detectado?</w:t>
-      </w:r>
-    </w:p>
-    <w:p>
-      <w:pPr>
-        <w:rPr>
-          <w:rFonts w:asciiTheme="minorHAnsi" w:hAnsiTheme="minorHAnsi"/>
-          <w:color w:val="auto"/>
-        </w:rPr>
-      </w:pPr>
-      <w:r>
-        <w:rPr>
-          <w:rFonts w:asciiTheme="minorHAnsi" w:hAnsiTheme="minorHAnsi"/>
-          <w:color w:val="auto"/>
-        </w:rPr>
-        <w:t>4. ¿Qué acciones considera necesarias para mejorar la gestión de datos?</w:t>
-      </w:r>
-    </w:p>
-    <w:p>
-      <w:pPr>
-        <w:rPr>
-          <w:rFonts w:asciiTheme="minorHAnsi" w:hAnsiTheme="minorHAnsi"/>
-          <w:color w:val="auto"/>
-        </w:rPr>
-      </w:pPr>
-      <w:r>
-        <w:rPr>
-          <w:rFonts w:asciiTheme="minorHAnsi" w:hAnsiTheme="minorHAnsi"/>
-          <w:color w:val="auto"/>
-        </w:rPr>
-        <w:t>5. ¿Cuenta con mecanismos de respaldo y seguridad?</w:t>
-      </w:r>
-    </w:p>
-    <w:p>
-      <w:pPr>
-        <w:rPr>
-          <w:rFonts w:asciiTheme="minorHAnsi" w:hAnsiTheme="minorHAnsi"/>
-          <w:color w:val="auto"/>
-        </w:rPr>
-      </w:pPr>
-    </w:p>
-    <w:p>
-      <w:pPr>
-        <w:keepNext/>
-        <w:keepLines/>
-        <w:spacing w:before="200" w:after="0"/>
-        <w:outlineLvl w:val="1"/>
-        <w:rPr>
-          <w:rFonts w:asciiTheme="majorHAnsi" w:eastAsiaTheme="majorEastAsia" w:hAnsiTheme="majorHAnsi" w:cstheme="majorBidi"/>
-          <w:b/>
-          <w:bCs/>
-          <w:color w:val="4F81BD" w:themeColor="accent1"/>
-          <w:sz w:val="26"/>
-          <w:szCs w:val="26"/>
-        </w:rPr>
-      </w:pPr>
-      <w:bookmarkStart w:id="6" w:name="_Toc221820025"/>
-      <w:r>
-        <w:rPr>
-          <w:rFonts w:asciiTheme="majorHAnsi" w:eastAsiaTheme="majorEastAsia" w:hAnsiTheme="majorHAnsi" w:cstheme="majorBidi"/>
-          <w:b/>
-          <w:bCs/>
-          <w:color w:val="4F81BD" w:themeColor="accent1"/>
-          <w:sz w:val="26"/>
-          <w:szCs w:val="26"/>
-        </w:rPr>
-        <w:t>2.4 Cronograma de Actividades</w:t>
-      </w:r>
-      <w:bookmarkEnd w:id="6"/>
-    </w:p>
-    <w:p>
-      <w:pPr>
-        <w:rPr>
-          <w:rFonts w:asciiTheme="minorHAnsi" w:hAnsiTheme="minorHAnsi"/>
-          <w:color w:val="auto"/>
-        </w:rPr>
-      </w:pPr>
-    </w:p>
-    <w:tbl>
-      <w:tblPr>
-        <w:tblStyle w:val="Tablaconcuadrcula"/>
-        <w:tblW w:w="0" w:type="auto"/>
-        <w:tblLook w:val="04A0" w:firstRow="1" w:lastRow="0" w:firstColumn="1" w:lastColumn="0" w:noHBand="0" w:noVBand="1"/>
-      </w:tblPr>
-      <w:tblGrid>
-        <w:gridCol w:w="3397"/>
-        <w:gridCol w:w="3402"/>
-        <w:gridCol w:w="1841"/>
-      </w:tblGrid>
-      <w:tr>
-        <w:trPr>
-          <w:trHeight w:val="547"/>
-        </w:trPr>
-        <w:tc>
-          <w:tcPr>
-            <w:tcW w:w="3397" w:type="dxa"/>
-            <w:vAlign w:val="center"/>
-          </w:tcPr>
-          <w:p>
-            <w:pPr>
-              <w:jc w:val="center"/>
-              <w:rPr>
-                <w:rFonts w:asciiTheme="minorHAnsi" w:hAnsiTheme="minorHAnsi"/>
-                <w:color w:val="auto"/>
-              </w:rPr>
-            </w:pPr>
-            <w:r>
-              <w:rPr>
-                <w:rFonts w:asciiTheme="minorHAnsi" w:hAnsiTheme="minorHAnsi"/>
-                <w:color w:val="auto"/>
-              </w:rPr>
-              <w:t>Actividad</w:t>
-            </w:r>
-          </w:p>
-        </w:tc>
-        <w:tc>
-          <w:tcPr>
-            <w:tcW w:w="3402" w:type="dxa"/>
-            <w:vAlign w:val="center"/>
-          </w:tcPr>
-          <w:p>
-            <w:pPr>
-              <w:jc w:val="center"/>
-              <w:rPr>
-                <w:rFonts w:asciiTheme="minorHAnsi" w:hAnsiTheme="minorHAnsi"/>
-                <w:color w:val="auto"/>
-              </w:rPr>
-            </w:pPr>
-            <w:r>
-              <w:rPr>
-                <w:rFonts w:asciiTheme="minorHAnsi" w:hAnsiTheme="minorHAnsi"/>
-                <w:color w:val="auto"/>
-              </w:rPr>
-              <w:t>Responsable</w:t>
-            </w:r>
-          </w:p>
-        </w:tc>
-        <w:tc>
-          <w:tcPr>
-            <w:tcW w:w="1841" w:type="dxa"/>
-            <w:vAlign w:val="center"/>
-          </w:tcPr>
-          <w:p>
-            <w:pPr>
-              <w:jc w:val="center"/>
-              <w:rPr>
-                <w:rFonts w:asciiTheme="minorHAnsi" w:hAnsiTheme="minorHAnsi"/>
-                <w:color w:val="auto"/>
-              </w:rPr>
-            </w:pPr>
-            <w:r>
-              <w:rPr>
-                <w:rFonts w:asciiTheme="minorHAnsi" w:hAnsiTheme="minorHAnsi"/>
-                <w:color w:val="auto"/>
-              </w:rPr>
-              <w:t>Fecha Estimada</w:t>
-            </w:r>
-          </w:p>
-        </w:tc>
-      </w:tr>
-      <w:tr>
-        <w:trPr>
-          <w:trHeight w:val="411"/>
-        </w:trPr>
-        <w:tc>
-          <w:tcPr>
-            <w:tcW w:w="3397" w:type="dxa"/>
-            <w:vAlign w:val="center"/>
-          </w:tcPr>
-          <w:p>
-            <w:pPr>
-              <w:rPr>
-                <w:rFonts w:asciiTheme="minorHAnsi" w:hAnsiTheme="minorHAnsi"/>
-                <w:color w:val="auto"/>
-              </w:rPr>
-            </w:pPr>
-            <w:r>
-              <w:rPr>
-                <w:rFonts w:asciiTheme="minorHAnsi" w:hAnsiTheme="minorHAnsi"/>
-                <w:color w:val="auto"/>
-              </w:rPr>
-              <w:t>Identificación de fuentes de datos</w:t>
-            </w:r>
-          </w:p>
-        </w:tc>
-        <w:tc>
-          <w:tcPr>
-            <w:tcW w:w="3402" w:type="dxa"/>
-            <w:vAlign w:val="center"/>
-          </w:tcPr>
-          <w:p>
-            <w:pPr>
-              <w:rPr>
-                <w:rFonts w:asciiTheme="minorHAnsi" w:hAnsiTheme="minorHAnsi"/>
-                <w:color w:val="auto"/>
-              </w:rPr>
-            </w:pPr>
-            <w:r>
-              <w:rPr>
-                <w:rFonts w:asciiTheme="minorHAnsi" w:hAnsiTheme="minorHAnsi"/>
-                <w:color w:val="auto"/>
-              </w:rPr>
-              <w:t>Coordinación de Proyectos TI</w:t>
-            </w:r>
-          </w:p>
-        </w:tc>
-        <w:tc>
-          <w:tcPr>
-            <w:tcW w:w="1841" w:type="dxa"/>
-            <w:vAlign w:val="center"/>
-          </w:tcPr>
-          <w:p>
-            <w:pPr>
-              <w:rPr>
-                <w:rFonts w:asciiTheme="minorHAnsi" w:hAnsiTheme="minorHAnsi"/>
-                <w:color w:val="auto"/>
-              </w:rPr>
-            </w:pPr>
-            <w:r>
-              <w:rPr>
-                <w:rFonts w:asciiTheme="minorHAnsi" w:hAnsiTheme="minorHAnsi"/>
-                <w:color w:val="auto"/>
-              </w:rPr>
-              <w:t>Pendiente</w:t>
-            </w:r>
-          </w:p>
-        </w:tc>
-      </w:tr>
-      <w:tr>
-        <w:trPr>
-          <w:trHeight w:val="403"/>
-        </w:trPr>
-        <w:tc>
-          <w:tcPr>
-            <w:tcW w:w="3397" w:type="dxa"/>
-            <w:vAlign w:val="center"/>
-          </w:tcPr>
-          <w:p>
-            <w:pPr>
-              <w:rPr>
-                <w:rFonts w:asciiTheme="minorHAnsi" w:hAnsiTheme="minorHAnsi"/>
-                <w:color w:val="auto"/>
-              </w:rPr>
-            </w:pPr>
-            <w:r>
-              <w:rPr>
-                <w:rFonts w:asciiTheme="minorHAnsi" w:hAnsiTheme="minorHAnsi"/>
-                <w:color w:val="auto"/>
-              </w:rPr>
-              <w:t>Reunión con responsables</w:t>
-            </w:r>
-          </w:p>
-        </w:tc>
-        <w:tc>
-          <w:tcPr>
-            <w:tcW w:w="3402" w:type="dxa"/>
-            <w:vAlign w:val="center"/>
-          </w:tcPr>
-          <w:p>
-            <w:pPr>
-              <w:rPr>
-                <w:rFonts w:asciiTheme="minorHAnsi" w:hAnsiTheme="minorHAnsi"/>
-                <w:color w:val="auto"/>
-              </w:rPr>
-            </w:pPr>
-            <w:r>
-              <w:rPr>
-                <w:rFonts w:asciiTheme="minorHAnsi" w:hAnsiTheme="minorHAnsi"/>
-                <w:color w:val="auto"/>
-              </w:rPr>
-              <w:t>Coordinación de Proyectos TI</w:t>
-            </w:r>
-          </w:p>
-        </w:tc>
-        <w:tc>
-          <w:tcPr>
-            <w:tcW w:w="1841" w:type="dxa"/>
-            <w:vAlign w:val="center"/>
-          </w:tcPr>
-          <w:p>
-            <w:pPr>
-              <w:rPr>
-                <w:rFonts w:asciiTheme="minorHAnsi" w:hAnsiTheme="minorHAnsi"/>
-                <w:color w:val="auto"/>
-              </w:rPr>
-            </w:pPr>
-            <w:r>
-              <w:rPr>
-                <w:rFonts w:asciiTheme="minorHAnsi" w:hAnsiTheme="minorHAnsi"/>
-                <w:color w:val="auto"/>
-              </w:rPr>
-              <w:t>Pendiente</w:t>
-            </w:r>
-          </w:p>
-        </w:tc>
-      </w:tr>
-      <w:tr>
-        <w:trPr>
-          <w:trHeight w:val="423"/>
-        </w:trPr>
-        <w:tc>
-          <w:tcPr>
-            <w:tcW w:w="3397" w:type="dxa"/>
-            <w:vAlign w:val="center"/>
-          </w:tcPr>
-          <w:p>
-            <w:pPr>
-              <w:rPr>
-                <w:rFonts w:asciiTheme="minorHAnsi" w:hAnsiTheme="minorHAnsi"/>
-                <w:color w:val="auto"/>
-              </w:rPr>
-            </w:pPr>
-            <w:r>
-              <w:rPr>
-                <w:rFonts w:asciiTheme="minorHAnsi" w:hAnsiTheme="minorHAnsi"/>
-                <w:color w:val="auto"/>
-              </w:rPr>
-              <w:t>Evaluación de calidad y riesgos</w:t>
-            </w:r>
-          </w:p>
-        </w:tc>
-        <w:tc>
-          <w:tcPr>
-            <w:tcW w:w="3402" w:type="dxa"/>
-            <w:vAlign w:val="center"/>
-          </w:tcPr>
-          <w:p>
-            <w:pPr>
-              <w:rPr>
-                <w:rFonts w:asciiTheme="minorHAnsi" w:hAnsiTheme="minorHAnsi"/>
-                <w:color w:val="auto"/>
-              </w:rPr>
-            </w:pPr>
-            <w:r>
-              <w:rPr>
-                <w:rFonts w:asciiTheme="minorHAnsi" w:hAnsiTheme="minorHAnsi"/>
-                <w:color w:val="auto"/>
-              </w:rPr>
-              <w:t>Coordinación de Proyectos TI</w:t>
-            </w:r>
-          </w:p>
-        </w:tc>
-        <w:tc>
-          <w:tcPr>
-            <w:tcW w:w="1841" w:type="dxa"/>
-            <w:vAlign w:val="center"/>
-          </w:tcPr>
-          <w:p>
-            <w:pPr>
-              <w:rPr>
-                <w:rFonts w:asciiTheme="minorHAnsi" w:hAnsiTheme="minorHAnsi"/>
-                <w:color w:val="auto"/>
-              </w:rPr>
-            </w:pPr>
-            <w:r>
-              <w:rPr>
-                <w:rFonts w:asciiTheme="minorHAnsi" w:hAnsiTheme="minorHAnsi"/>
-                <w:color w:val="auto"/>
-              </w:rPr>
-              <w:t>Pendiente</w:t>
-            </w:r>
-          </w:p>
-        </w:tc>
-      </w:tr>
-      <w:tr>
-        <w:trPr>
-          <w:trHeight w:val="699"/>
-        </w:trPr>
-        <w:tc>
-          <w:tcPr>
-            <w:tcW w:w="3397" w:type="dxa"/>
-            <w:vAlign w:val="center"/>
-          </w:tcPr>
-          <w:p>
-            <w:pPr>
-              <w:rPr>
-                <w:rFonts w:asciiTheme="minorHAnsi" w:hAnsiTheme="minorHAnsi"/>
-                <w:color w:val="auto"/>
-              </w:rPr>
-            </w:pPr>
-            <w:r>
-              <w:rPr>
-                <w:rFonts w:asciiTheme="minorHAnsi" w:hAnsiTheme="minorHAnsi"/>
-                <w:color w:val="auto"/>
-              </w:rPr>
-              <w:t>Documentación de inventario y matrices</w:t>
-            </w:r>
-          </w:p>
-        </w:tc>
-        <w:tc>
-          <w:tcPr>
-            <w:tcW w:w="3402" w:type="dxa"/>
-            <w:vAlign w:val="center"/>
-          </w:tcPr>
-          <w:p>
-            <w:pPr>
-              <w:rPr>
-                <w:rFonts w:asciiTheme="minorHAnsi" w:hAnsiTheme="minorHAnsi"/>
-                <w:color w:val="auto"/>
-              </w:rPr>
-            </w:pPr>
-            <w:r>
-              <w:rPr>
-                <w:rFonts w:asciiTheme="minorHAnsi" w:hAnsiTheme="minorHAnsi"/>
-                <w:color w:val="auto"/>
-              </w:rPr>
-              <w:t>Coordinación de Proyectos TI</w:t>
-            </w:r>
-          </w:p>
-        </w:tc>
-        <w:tc>
-          <w:tcPr>
-            <w:tcW w:w="1841" w:type="dxa"/>
-            <w:vAlign w:val="center"/>
-          </w:tcPr>
-          <w:p>
-            <w:pPr>
-              <w:rPr>
-                <w:rFonts w:asciiTheme="minorHAnsi" w:hAnsiTheme="minorHAnsi"/>
-                <w:color w:val="auto"/>
-              </w:rPr>
-            </w:pPr>
-            <w:r>
-              <w:rPr>
-                <w:rFonts w:asciiTheme="minorHAnsi" w:hAnsiTheme="minorHAnsi"/>
-                <w:color w:val="auto"/>
-              </w:rPr>
-              <w:t>Pendiente</w:t>
-            </w:r>
-          </w:p>
-        </w:tc>
-      </w:tr>
-      <w:tr>
-        <w:trPr>
-          <w:trHeight w:val="707"/>
-        </w:trPr>
-        <w:tc>
-          <w:tcPr>
-            <w:tcW w:w="3397" w:type="dxa"/>
-            <w:vAlign w:val="center"/>
-          </w:tcPr>
-          <w:p>
-            <w:pPr>
-              <w:rPr>
-                <w:rFonts w:asciiTheme="minorHAnsi" w:hAnsiTheme="minorHAnsi"/>
-                <w:color w:val="auto"/>
-              </w:rPr>
-            </w:pPr>
-            <w:r>
-              <w:rPr>
-                <w:rFonts w:asciiTheme="minorHAnsi" w:hAnsiTheme="minorHAnsi"/>
-                <w:color w:val="auto"/>
-              </w:rPr>
-              <w:t>Propuesta de acciones y capacitación</w:t>
-            </w:r>
-          </w:p>
-        </w:tc>
-        <w:tc>
-          <w:tcPr>
-            <w:tcW w:w="3402" w:type="dxa"/>
-            <w:vAlign w:val="center"/>
-          </w:tcPr>
-          <w:p>
-            <w:pPr>
-              <w:rPr>
-                <w:rFonts w:asciiTheme="minorHAnsi" w:hAnsiTheme="minorHAnsi"/>
-                <w:color w:val="auto"/>
-              </w:rPr>
-            </w:pPr>
-            <w:r>
-              <w:rPr>
-                <w:rFonts w:asciiTheme="minorHAnsi" w:hAnsiTheme="minorHAnsi"/>
-                <w:color w:val="auto"/>
-              </w:rPr>
-              <w:t>Coordinación de Proyectos TI</w:t>
-            </w:r>
-          </w:p>
-        </w:tc>
-        <w:tc>
-          <w:tcPr>
-            <w:tcW w:w="1841" w:type="dxa"/>
-            <w:vAlign w:val="center"/>
-          </w:tcPr>
-          <w:p>
-            <w:pPr>
-              <w:rPr>
-                <w:rFonts w:asciiTheme="minorHAnsi" w:hAnsiTheme="minorHAnsi"/>
-                <w:color w:val="auto"/>
-              </w:rPr>
-            </w:pPr>
-            <w:r>
-              <w:rPr>
-                <w:rFonts w:asciiTheme="minorHAnsi" w:hAnsiTheme="minorHAnsi"/>
-                <w:color w:val="auto"/>
-              </w:rPr>
-              <w:t>Pendiente</w:t>
-            </w:r>
-          </w:p>
-        </w:tc>
-      </w:tr>
-    </w:tbl>
-    <w:p>
-      <w:pPr>
-        <w:rPr>
-          <w:rFonts w:asciiTheme="minorHAnsi" w:hAnsiTheme="minorHAnsi"/>
-          <w:color w:val="auto"/>
-        </w:rPr>
-      </w:pPr>
-    </w:p>
-    <w:p>
-      <w:pPr>
-        <w:rPr>
-          <w:rFonts w:asciiTheme="minorHAnsi" w:hAnsiTheme="minorHAnsi"/>
-          <w:color w:val="auto"/>
-        </w:rPr>
-      </w:pPr>
-    </w:p>
-    <w:p>
-      <w:pPr>
-        <w:rPr>
-          <w:rFonts w:asciiTheme="minorHAnsi" w:hAnsiTheme="minorHAnsi"/>
-          <w:color w:val="auto"/>
-        </w:rPr>
-      </w:pPr>
-    </w:p>
-    <w:p>
-      <w:pPr>
-        <w:rPr>
-          <w:rFonts w:asciiTheme="minorHAnsi" w:hAnsiTheme="minorHAnsi"/>
-          <w:color w:val="auto"/>
-        </w:rPr>
-      </w:pPr>
-    </w:p>
-    <w:p>
-      <w:pPr>
-        <w:rPr>
-          <w:rFonts w:asciiTheme="minorHAnsi" w:hAnsiTheme="minorHAnsi"/>
-          <w:color w:val="auto"/>
-        </w:rPr>
-      </w:pPr>
-    </w:p>
-    <w:p>
-      <w:pPr>
-        <w:rPr>
-          <w:rFonts w:asciiTheme="minorHAnsi" w:hAnsiTheme="minorHAnsi"/>
-          <w:color w:val="auto"/>
-        </w:rPr>
-      </w:pPr>
-    </w:p>
-    <w:p>
-      <w:pPr>
-        <w:rPr>
-          <w:rFonts w:asciiTheme="minorHAnsi" w:hAnsiTheme="minorHAnsi"/>
-          <w:color w:val="auto"/>
-        </w:rPr>
-      </w:pPr>
-    </w:p>
-    <w:p>
-      <w:pPr>
-        <w:keepNext/>
-        <w:keepLines/>
-        <w:spacing w:before="200" w:after="0"/>
-        <w:outlineLvl w:val="1"/>
-        <w:rPr>
-          <w:rFonts w:asciiTheme="majorHAnsi" w:eastAsiaTheme="majorEastAsia" w:hAnsiTheme="majorHAnsi" w:cstheme="majorBidi"/>
-          <w:b/>
-          <w:bCs/>
-          <w:color w:val="4F81BD" w:themeColor="accent1"/>
-          <w:sz w:val="26"/>
-          <w:szCs w:val="26"/>
-        </w:rPr>
-      </w:pPr>
-      <w:bookmarkStart w:id="7" w:name="_Toc221820026"/>
-      <w:r>
-        <w:rPr>
-          <w:rFonts w:asciiTheme="majorHAnsi" w:eastAsiaTheme="majorEastAsia" w:hAnsiTheme="majorHAnsi" w:cstheme="majorBidi"/>
-          <w:b/>
-          <w:bCs/>
-          <w:color w:val="4F81BD" w:themeColor="accent1"/>
-          <w:sz w:val="26"/>
-          <w:szCs w:val="26"/>
-        </w:rPr>
-        <w:t>2.5 Taller Colaborativo</w:t>
-      </w:r>
-      <w:bookmarkEnd w:id="7"/>
-    </w:p>
-    <w:p>
-      <w:pPr>
-        <w:tabs>
-          <w:tab w:val="num" w:pos="360"/>
-        </w:tabs>
-        <w:ind w:left="360" w:hanging="360"/>
-        <w:contextualSpacing/>
-        <w:rPr>
-          <w:rFonts w:asciiTheme="minorHAnsi" w:hAnsiTheme="minorHAnsi"/>
-          <w:color w:val="auto"/>
-        </w:rPr>
-      </w:pPr>
-    </w:p>
-    <w:p>
-      <w:pPr>
-        <w:tabs>
-          <w:tab w:val="num" w:pos="360"/>
-        </w:tabs>
-        <w:ind w:left="360" w:hanging="360"/>
-        <w:contextualSpacing/>
-        <w:rPr>
-          <w:rFonts w:asciiTheme="minorHAnsi" w:hAnsiTheme="minorHAnsi"/>
-          <w:color w:val="auto"/>
-        </w:rPr>
-      </w:pPr>
-      <w:r>
-        <w:rPr>
-          <w:rFonts w:asciiTheme="minorHAnsi" w:hAnsiTheme="minorHAnsi"/>
-          <w:color w:val="auto"/>
-        </w:rPr>
-        <w:t>Revisión de riesgos y definición de acciones prioritarias:</w:t>
-      </w:r>
-    </w:p>
-    <w:p>
-      <w:pPr>
-        <w:tabs>
-          <w:tab w:val="num" w:pos="360"/>
-        </w:tabs>
-        <w:ind w:left="360" w:hanging="360"/>
-        <w:contextualSpacing/>
-        <w:rPr>
-          <w:rFonts w:asciiTheme="minorHAnsi" w:hAnsiTheme="minorHAnsi"/>
-          <w:color w:val="auto"/>
-        </w:rPr>
-      </w:pPr>
-    </w:p>
-    <w:p>
-      <w:pPr>
-        <w:rPr>
-          <w:rFonts w:asciiTheme="minorHAnsi" w:hAnsiTheme="minorHAnsi"/>
-          <w:color w:val="auto"/>
-        </w:rPr>
-      </w:pPr>
-      <w:r>
-        <w:rPr>
-          <w:rFonts w:asciiTheme="minorHAnsi" w:hAnsiTheme="minorHAnsi"/>
-          <w:color w:val="auto"/>
-        </w:rPr>
-        <w:tab/>
-        <w:t>- Validación y depuración en la</w:t>
-      </w:r>
-      <w:r>
-        <w:rPr>
-          <w:rFonts w:asciiTheme="minorHAnsi" w:hAnsiTheme="minorHAnsi"/>
-          <w:color w:val="auto"/>
-        </w:rPr>
-        <w:t>s</w:t>
-      </w:r>
-      <w:r>
-        <w:rPr>
-          <w:rFonts w:asciiTheme="minorHAnsi" w:hAnsiTheme="minorHAnsi"/>
-          <w:color w:val="auto"/>
-        </w:rPr>
-        <w:t xml:space="preserve"> Plataforma</w:t>
-      </w:r>
-      <w:r>
-        <w:rPr>
-          <w:rFonts w:asciiTheme="minorHAnsi" w:hAnsiTheme="minorHAnsi"/>
-          <w:color w:val="auto"/>
-        </w:rPr>
-        <w:t>s</w:t>
-      </w:r>
-      <w:r>
-        <w:rPr>
-          <w:rFonts w:asciiTheme="minorHAnsi" w:hAnsiTheme="minorHAnsi"/>
-          <w:color w:val="auto"/>
-        </w:rPr>
-        <w:t>.</w:t>
-      </w:r>
-    </w:p>
-    <w:p>
-      <w:pPr>
-        <w:rPr>
-          <w:rFonts w:asciiTheme="minorHAnsi" w:hAnsiTheme="minorHAnsi"/>
-          <w:color w:val="auto"/>
-        </w:rPr>
-      </w:pPr>
-      <w:r>
-        <w:rPr>
-          <w:rFonts w:asciiTheme="minorHAnsi" w:hAnsiTheme="minorHAnsi"/>
-          <w:color w:val="auto"/>
-        </w:rPr>
-        <w:tab/>
-        <w:t xml:space="preserve">- Respaldos automáticos semanales en </w:t>
-      </w:r>
-      <w:r>
-        <w:rPr>
-          <w:rFonts w:asciiTheme="minorHAnsi" w:hAnsiTheme="minorHAnsi"/>
-          <w:color w:val="auto"/>
-        </w:rPr>
-        <w:t xml:space="preserve">los </w:t>
-      </w:r>
-      <w:r>
-        <w:rPr>
-          <w:rFonts w:asciiTheme="minorHAnsi" w:hAnsiTheme="minorHAnsi"/>
-          <w:color w:val="auto"/>
-        </w:rPr>
-        <w:t>Sistema</w:t>
-      </w:r>
-      <w:r>
-        <w:rPr>
-          <w:rFonts w:asciiTheme="minorHAnsi" w:hAnsiTheme="minorHAnsi"/>
-          <w:color w:val="auto"/>
-        </w:rPr>
-        <w:t>s</w:t>
-      </w:r>
-      <w:r>
-        <w:rPr>
-          <w:rFonts w:asciiTheme="minorHAnsi" w:hAnsiTheme="minorHAnsi"/>
-          <w:color w:val="auto"/>
-        </w:rPr>
-        <w:t>.</w:t>
-      </w:r>
-    </w:p>
-    <w:p>
-      <w:pPr>
-        <w:rPr>
-          <w:rFonts w:asciiTheme="minorHAnsi" w:hAnsiTheme="minorHAnsi"/>
-          <w:color w:val="auto"/>
-        </w:rPr>
-      </w:pPr>
-      <w:r>
-        <w:rPr>
-          <w:rFonts w:asciiTheme="minorHAnsi" w:hAnsiTheme="minorHAnsi"/>
-          <w:color w:val="auto"/>
-        </w:rPr>
-        <w:tab/>
-        <w:t>- Reforzar controles de acceso y autenticación en la</w:t>
-      </w:r>
-      <w:r>
-        <w:rPr>
-          <w:rFonts w:asciiTheme="minorHAnsi" w:hAnsiTheme="minorHAnsi"/>
-          <w:color w:val="auto"/>
-        </w:rPr>
-        <w:t>s</w:t>
-      </w:r>
-      <w:r>
-        <w:rPr>
-          <w:rFonts w:asciiTheme="minorHAnsi" w:hAnsiTheme="minorHAnsi"/>
-          <w:color w:val="auto"/>
-        </w:rPr>
-        <w:t xml:space="preserve"> Base</w:t>
-      </w:r>
-      <w:r>
-        <w:rPr>
-          <w:rFonts w:asciiTheme="minorHAnsi" w:hAnsiTheme="minorHAnsi"/>
-          <w:color w:val="auto"/>
-        </w:rPr>
-        <w:t>s</w:t>
-      </w:r>
-      <w:r>
-        <w:rPr>
-          <w:rFonts w:asciiTheme="minorHAnsi" w:hAnsiTheme="minorHAnsi"/>
-          <w:color w:val="auto"/>
-        </w:rPr>
-        <w:t xml:space="preserve"> de Datos.</w:t>
-      </w:r>
-    </w:p>
-    <w:p>
-      <w:pPr>
-        <w:keepNext/>
-        <w:keepLines/>
-        <w:spacing w:before="200" w:after="0"/>
-        <w:outlineLvl w:val="2"/>
-        <w:rPr>
-          <w:rFonts w:asciiTheme="majorHAnsi" w:eastAsiaTheme="majorEastAsia" w:hAnsiTheme="majorHAnsi" w:cstheme="majorBidi"/>
-          <w:b/>
-          <w:bCs/>
-          <w:color w:val="4F81BD" w:themeColor="accent1"/>
-        </w:rPr>
-      </w:pPr>
-    </w:p>
-    <w:p>
-      <w:pPr>
-        <w:keepNext/>
-        <w:keepLines/>
-        <w:spacing w:before="200" w:after="0"/>
-        <w:outlineLvl w:val="2"/>
-        <w:rPr>
-          <w:rFonts w:asciiTheme="majorHAnsi" w:eastAsiaTheme="majorEastAsia" w:hAnsiTheme="majorHAnsi" w:cstheme="majorBidi"/>
-          <w:b/>
-          <w:bCs/>
-          <w:color w:val="4F81BD" w:themeColor="accent1"/>
-        </w:rPr>
-      </w:pPr>
-      <w:bookmarkStart w:id="8" w:name="_Toc221820027"/>
-      <w:r>
-        <w:rPr>
-          <w:rFonts w:asciiTheme="majorHAnsi" w:eastAsiaTheme="majorEastAsia" w:hAnsiTheme="majorHAnsi" w:cstheme="majorBidi"/>
-          <w:b/>
-          <w:bCs/>
-          <w:color w:val="4F81BD" w:themeColor="accent1"/>
-        </w:rPr>
-        <w:t>Sugerencia de Actividades para el Taller Colaborativo</w:t>
-      </w:r>
-      <w:bookmarkEnd w:id="8"/>
-    </w:p>
-    <w:p>
-      <w:pPr>
-        <w:tabs>
-          <w:tab w:val="num" w:pos="360"/>
-        </w:tabs>
-        <w:ind w:left="360" w:hanging="360"/>
-        <w:contextualSpacing/>
-        <w:rPr>
-          <w:rFonts w:asciiTheme="minorHAnsi" w:hAnsiTheme="minorHAnsi"/>
-          <w:color w:val="auto"/>
-        </w:rPr>
-      </w:pPr>
-    </w:p>
-    <w:p>
-      <w:pPr>
-        <w:numPr>
-          <w:ilvl w:val="0"/>
-          <w:numId w:val="1"/>
-        </w:numPr>
-        <w:contextualSpacing/>
-        <w:rPr>
-          <w:rFonts w:asciiTheme="minorHAnsi" w:hAnsiTheme="minorHAnsi"/>
-          <w:color w:val="auto"/>
-        </w:rPr>
-      </w:pPr>
-      <w:r>
-        <w:rPr>
-          <w:rFonts w:asciiTheme="minorHAnsi" w:hAnsiTheme="minorHAnsi"/>
-          <w:color w:val="auto"/>
-        </w:rPr>
-        <w:t>Presentación de objetivos y alcance del diagnóstico de datos.</w:t>
-      </w:r>
-    </w:p>
-    <w:p>
-      <w:pPr>
-        <w:numPr>
-          <w:ilvl w:val="0"/>
-          <w:numId w:val="1"/>
-        </w:numPr>
-        <w:contextualSpacing/>
-        <w:rPr>
-          <w:rFonts w:asciiTheme="minorHAnsi" w:hAnsiTheme="minorHAnsi"/>
-          <w:color w:val="auto"/>
-        </w:rPr>
-      </w:pPr>
-      <w:r>
-        <w:rPr>
-          <w:rFonts w:asciiTheme="minorHAnsi" w:hAnsiTheme="minorHAnsi"/>
-          <w:color w:val="auto"/>
-        </w:rPr>
-        <w:t>Revisión y validación conjunta del inventario de fuentes de datos.</w:t>
-      </w:r>
-    </w:p>
-    <w:p>
-      <w:pPr>
-        <w:numPr>
-          <w:ilvl w:val="0"/>
-          <w:numId w:val="1"/>
-        </w:numPr>
-        <w:contextualSpacing/>
-        <w:rPr>
-          <w:rFonts w:asciiTheme="minorHAnsi" w:hAnsiTheme="minorHAnsi"/>
-          <w:color w:val="auto"/>
-        </w:rPr>
-      </w:pPr>
-      <w:r>
-        <w:rPr>
-          <w:rFonts w:asciiTheme="minorHAnsi" w:hAnsiTheme="minorHAnsi"/>
-          <w:color w:val="auto"/>
-        </w:rPr>
-        <w:t>Identificación de problemas de calidad y riesgos en cada fuente.</w:t>
-      </w:r>
-    </w:p>
-    <w:p>
-      <w:pPr>
-        <w:numPr>
-          <w:ilvl w:val="0"/>
-          <w:numId w:val="1"/>
-        </w:numPr>
-        <w:contextualSpacing/>
-        <w:rPr>
-          <w:rFonts w:asciiTheme="minorHAnsi" w:hAnsiTheme="minorHAnsi"/>
-          <w:color w:val="auto"/>
-        </w:rPr>
-      </w:pPr>
-      <w:r>
-        <w:rPr>
-          <w:rFonts w:asciiTheme="minorHAnsi" w:hAnsiTheme="minorHAnsi"/>
-          <w:color w:val="auto"/>
-        </w:rPr>
-        <w:t>Priorización de acciones y definición de responsables.</w:t>
-      </w:r>
-    </w:p>
-    <w:p>
-      <w:pPr>
-        <w:numPr>
-          <w:ilvl w:val="0"/>
-          <w:numId w:val="1"/>
-        </w:numPr>
-        <w:contextualSpacing/>
-        <w:rPr>
-          <w:rFonts w:asciiTheme="minorHAnsi" w:hAnsiTheme="minorHAnsi"/>
-          <w:color w:val="auto"/>
-        </w:rPr>
-      </w:pPr>
-      <w:r>
-        <w:rPr>
-          <w:rFonts w:asciiTheme="minorHAnsi" w:hAnsiTheme="minorHAnsi"/>
-          <w:color w:val="auto"/>
-        </w:rPr>
-        <w:t>Elaboración de un plan de seguimiento y mejora.</w:t>
-      </w:r>
-    </w:p>
-    <w:p>
-      <w:pPr>
-        <w:tabs>
-          <w:tab w:val="num" w:pos="360"/>
-        </w:tabs>
-        <w:ind w:left="360" w:hanging="360"/>
-        <w:contextualSpacing/>
-        <w:rPr>
-          <w:rFonts w:asciiTheme="minorHAnsi" w:hAnsiTheme="minorHAnsi"/>
-          <w:color w:val="auto"/>
-        </w:rPr>
-      </w:pPr>
-    </w:p>
-    <w:p>
-      <w:pPr>
-        <w:tabs>
-          <w:tab w:val="num" w:pos="360"/>
-        </w:tabs>
-        <w:ind w:left="360" w:hanging="360"/>
-        <w:contextualSpacing/>
-        <w:rPr>
-          <w:rFonts w:asciiTheme="minorHAnsi" w:hAnsiTheme="minorHAnsi"/>
-          <w:color w:val="auto"/>
-        </w:rPr>
-      </w:pPr>
-    </w:p>
-    <w:p>
-      <w:pPr>
-        <w:tabs>
-          <w:tab w:val="num" w:pos="360"/>
-        </w:tabs>
-        <w:ind w:left="360" w:hanging="360"/>
-        <w:contextualSpacing/>
-        <w:rPr>
-          <w:rFonts w:asciiTheme="minorHAnsi" w:hAnsiTheme="minorHAnsi"/>
-          <w:color w:val="auto"/>
-        </w:rPr>
-      </w:pPr>
-    </w:p>
-    <w:p>
-      <w:pPr>
-        <w:tabs>
-          <w:tab w:val="num" w:pos="360"/>
-        </w:tabs>
-        <w:ind w:left="360" w:hanging="360"/>
-        <w:contextualSpacing/>
-        <w:rPr>
-          <w:rFonts w:asciiTheme="minorHAnsi" w:hAnsiTheme="minorHAnsi"/>
-          <w:color w:val="auto"/>
-        </w:rPr>
-      </w:pPr>
-    </w:p>
-    <w:p>
-      <w:pPr>
-        <w:tabs>
-          <w:tab w:val="num" w:pos="360"/>
-        </w:tabs>
-        <w:ind w:left="360" w:hanging="360"/>
-        <w:contextualSpacing/>
-        <w:rPr>
-          <w:rFonts w:asciiTheme="minorHAnsi" w:hAnsiTheme="minorHAnsi"/>
-          <w:color w:val="auto"/>
-        </w:rPr>
-      </w:pPr>
-    </w:p>
-    <w:p>
-      <w:pPr>
-        <w:tabs>
-          <w:tab w:val="num" w:pos="360"/>
-        </w:tabs>
-        <w:ind w:left="360" w:hanging="360"/>
-        <w:contextualSpacing/>
-        <w:rPr>
-          <w:rFonts w:asciiTheme="minorHAnsi" w:hAnsiTheme="minorHAnsi"/>
-          <w:color w:val="auto"/>
-        </w:rPr>
-      </w:pPr>
-    </w:p>
-    <w:p>
-      <w:pPr>
-        <w:tabs>
-          <w:tab w:val="num" w:pos="360"/>
-        </w:tabs>
-        <w:ind w:left="360" w:hanging="360"/>
-        <w:contextualSpacing/>
-        <w:rPr>
-          <w:rFonts w:asciiTheme="minorHAnsi" w:hAnsiTheme="minorHAnsi"/>
-          <w:color w:val="auto"/>
-        </w:rPr>
-      </w:pPr>
-    </w:p>
-    <w:p>
-      <w:pPr>
-        <w:tabs>
-          <w:tab w:val="num" w:pos="360"/>
-        </w:tabs>
-        <w:ind w:left="360" w:hanging="360"/>
-        <w:contextualSpacing/>
-        <w:rPr>
-          <w:rFonts w:asciiTheme="minorHAnsi" w:hAnsiTheme="minorHAnsi"/>
-          <w:color w:val="auto"/>
-        </w:rPr>
-      </w:pPr>
-    </w:p>
-    <w:p>
-      <w:pPr>
-        <w:tabs>
-          <w:tab w:val="num" w:pos="360"/>
-        </w:tabs>
-        <w:ind w:left="360" w:hanging="360"/>
-        <w:contextualSpacing/>
-        <w:rPr>
-          <w:rFonts w:asciiTheme="minorHAnsi" w:hAnsiTheme="minorHAnsi"/>
-          <w:color w:val="auto"/>
-        </w:rPr>
-      </w:pPr>
-    </w:p>
-    <w:p>
-      <w:pPr>
-        <w:tabs>
-          <w:tab w:val="num" w:pos="360"/>
-        </w:tabs>
-        <w:ind w:left="360" w:hanging="360"/>
-        <w:contextualSpacing/>
-        <w:rPr>
-          <w:rFonts w:asciiTheme="minorHAnsi" w:hAnsiTheme="minorHAnsi"/>
-          <w:color w:val="auto"/>
-        </w:rPr>
-      </w:pPr>
-    </w:p>
-    <w:p>
-      <w:pPr>
-        <w:tabs>
-          <w:tab w:val="num" w:pos="360"/>
-        </w:tabs>
-        <w:ind w:left="360" w:hanging="360"/>
-        <w:contextualSpacing/>
-        <w:rPr>
-          <w:rFonts w:asciiTheme="minorHAnsi" w:hAnsiTheme="minorHAnsi"/>
-          <w:color w:val="auto"/>
-        </w:rPr>
-      </w:pPr>
-    </w:p>
-    <w:p>
-      <w:pPr>
-        <w:tabs>
-          <w:tab w:val="num" w:pos="360"/>
-        </w:tabs>
-        <w:ind w:left="360" w:hanging="360"/>
-        <w:contextualSpacing/>
-        <w:rPr>
-          <w:rFonts w:asciiTheme="minorHAnsi" w:hAnsiTheme="minorHAnsi"/>
-          <w:color w:val="auto"/>
-        </w:rPr>
-      </w:pPr>
-    </w:p>
-    <w:p>
-      <w:pPr>
-        <w:tabs>
-          <w:tab w:val="num" w:pos="360"/>
-        </w:tabs>
-        <w:ind w:left="360" w:hanging="360"/>
-        <w:contextualSpacing/>
-        <w:rPr>
-          <w:rFonts w:asciiTheme="minorHAnsi" w:hAnsiTheme="minorHAnsi"/>
-          <w:color w:val="auto"/>
-        </w:rPr>
-      </w:pPr>
-    </w:p>
-    <w:p>
-      <w:pPr>
-        <w:tabs>
-          <w:tab w:val="num" w:pos="360"/>
-        </w:tabs>
-        <w:ind w:left="360" w:hanging="360"/>
-        <w:contextualSpacing/>
-        <w:rPr>
-          <w:rFonts w:asciiTheme="minorHAnsi" w:hAnsiTheme="minorHAnsi"/>
-          <w:color w:val="auto"/>
-        </w:rPr>
-      </w:pPr>
-    </w:p>
-    <w:p>
-      <w:pPr>
-        <w:tabs>
-          <w:tab w:val="num" w:pos="360"/>
-        </w:tabs>
-        <w:ind w:left="360" w:hanging="360"/>
-        <w:contextualSpacing/>
-        <w:rPr>
-          <w:rFonts w:asciiTheme="minorHAnsi" w:hAnsiTheme="minorHAnsi"/>
-          <w:color w:val="auto"/>
-        </w:rPr>
-      </w:pPr>
-    </w:p>
-    <w:p>
-      <w:pPr>
-        <w:keepNext/>
-        <w:keepLines/>
-        <w:spacing w:before="200" w:after="0"/>
-        <w:outlineLvl w:val="1"/>
-        <w:rPr>
-          <w:rFonts w:asciiTheme="majorHAnsi" w:eastAsiaTheme="majorEastAsia" w:hAnsiTheme="majorHAnsi" w:cstheme="majorBidi"/>
-          <w:b/>
-          <w:bCs/>
-          <w:color w:val="4F81BD" w:themeColor="accent1"/>
-          <w:sz w:val="26"/>
-          <w:szCs w:val="26"/>
-        </w:rPr>
-      </w:pPr>
-      <w:bookmarkStart w:id="9" w:name="_Toc221820028"/>
-      <w:r>
-        <w:rPr>
-          <w:rFonts w:asciiTheme="majorHAnsi" w:eastAsiaTheme="majorEastAsia" w:hAnsiTheme="majorHAnsi" w:cstheme="majorBidi"/>
-          <w:b/>
-          <w:bCs/>
-          <w:color w:val="4F81BD" w:themeColor="accent1"/>
-          <w:sz w:val="26"/>
-          <w:szCs w:val="26"/>
-        </w:rPr>
-        <w:t>2.6 Documentación de Hallazgos y Recomendaciones</w:t>
-      </w:r>
-      <w:bookmarkEnd w:id="9"/>
-    </w:p>
-    <w:p>
-      <w:pPr>
-        <w:rPr>
-          <w:rFonts w:asciiTheme="minorHAnsi" w:hAnsiTheme="minorHAnsi"/>
-          <w:color w:val="auto"/>
-        </w:rPr>
-      </w:pPr>
-    </w:p>
-    <w:p>
-      <w:pPr>
-        <w:keepNext/>
-        <w:keepLines/>
-        <w:spacing w:before="200" w:after="0"/>
-        <w:outlineLvl w:val="2"/>
-        <w:rPr>
-          <w:rFonts w:asciiTheme="majorHAnsi" w:eastAsiaTheme="majorEastAsia" w:hAnsiTheme="majorHAnsi" w:cstheme="majorBidi"/>
-          <w:b/>
-          <w:bCs/>
-          <w:color w:val="4F81BD" w:themeColor="accent1"/>
-        </w:rPr>
-      </w:pPr>
-      <w:bookmarkStart w:id="10" w:name="_Toc221820029"/>
-      <w:r>
-        <w:rPr>
-          <w:rFonts w:asciiTheme="majorHAnsi" w:eastAsiaTheme="majorEastAsia" w:hAnsiTheme="majorHAnsi" w:cstheme="majorBidi"/>
-          <w:b/>
-          <w:bCs/>
-          <w:color w:val="4F81BD" w:themeColor="accent1"/>
-        </w:rPr>
-        <w:t>Ejemplo de una m</w:t>
-      </w:r>
-      <w:r>
-        <w:rPr>
-          <w:rFonts w:asciiTheme="majorHAnsi" w:eastAsiaTheme="majorEastAsia" w:hAnsiTheme="majorHAnsi" w:cstheme="majorBidi"/>
-          <w:b/>
-          <w:bCs/>
-          <w:color w:val="4F81BD" w:themeColor="accent1"/>
-        </w:rPr>
-        <w:t>atriz de Hallazgos y Recomendaciones</w:t>
-      </w:r>
-      <w:bookmarkEnd w:id="10"/>
-    </w:p>
-    <w:p>
-      <w:pPr>
-        <w:rPr>
-          <w:rFonts w:asciiTheme="minorHAnsi" w:hAnsiTheme="minorHAnsi"/>
-          <w:color w:val="auto"/>
-        </w:rPr>
-      </w:pPr>
-    </w:p>
-    <w:tbl>
-      <w:tblPr>
-        <w:tblStyle w:val="Tablaconcuadrcula"/>
-        <w:tblW w:w="0" w:type="auto"/>
-        <w:tblLook w:val="04A0" w:firstRow="1" w:lastRow="0" w:firstColumn="1" w:lastColumn="0" w:noHBand="0" w:noVBand="1"/>
-      </w:tblPr>
-      <w:tblGrid>
-        <w:gridCol w:w="1728"/>
-        <w:gridCol w:w="1728"/>
-        <w:gridCol w:w="1728"/>
-        <w:gridCol w:w="1728"/>
-        <w:gridCol w:w="1728"/>
-      </w:tblGrid>
-      <w:tr>
-        <w:tc>
-          <w:tcPr>
-            <w:tcW w:w="1728" w:type="dxa"/>
-          </w:tcPr>
-          <w:p>
-            <w:pPr>
-              <w:rPr>
-                <w:rFonts w:asciiTheme="minorHAnsi" w:hAnsiTheme="minorHAnsi"/>
-                <w:color w:val="auto"/>
-              </w:rPr>
-            </w:pPr>
-            <w:r>
-              <w:rPr>
-                <w:rFonts w:asciiTheme="minorHAnsi" w:hAnsiTheme="minorHAnsi"/>
-                <w:color w:val="auto"/>
-              </w:rPr>
-              <w:t>Hallazgo</w:t>
-            </w:r>
-          </w:p>
-        </w:tc>
-        <w:tc>
-          <w:tcPr>
-            <w:tcW w:w="1728" w:type="dxa"/>
-          </w:tcPr>
-          <w:p>
-            <w:pPr>
-              <w:rPr>
-                <w:rFonts w:asciiTheme="minorHAnsi" w:hAnsiTheme="minorHAnsi"/>
-                <w:color w:val="auto"/>
-              </w:rPr>
-            </w:pPr>
-            <w:r>
-              <w:rPr>
-                <w:rFonts w:asciiTheme="minorHAnsi" w:hAnsiTheme="minorHAnsi"/>
-                <w:color w:val="auto"/>
-              </w:rPr>
-              <w:t>Fuente de Datos</w:t>
-            </w:r>
-          </w:p>
-        </w:tc>
-        <w:tc>
-          <w:tcPr>
-            <w:tcW w:w="1728" w:type="dxa"/>
-          </w:tcPr>
-          <w:p>
-            <w:pPr>
-              <w:rPr>
-                <w:rFonts w:asciiTheme="minorHAnsi" w:hAnsiTheme="minorHAnsi"/>
-                <w:color w:val="auto"/>
-              </w:rPr>
-            </w:pPr>
-            <w:r>
-              <w:rPr>
-                <w:rFonts w:asciiTheme="minorHAnsi" w:hAnsiTheme="minorHAnsi"/>
-                <w:color w:val="auto"/>
-              </w:rPr>
-              <w:t>Recomendación</w:t>
-            </w:r>
-          </w:p>
-        </w:tc>
-        <w:tc>
-          <w:tcPr>
-            <w:tcW w:w="1728" w:type="dxa"/>
-          </w:tcPr>
-          <w:p>
-            <w:pPr>
-              <w:rPr>
-                <w:rFonts w:asciiTheme="minorHAnsi" w:hAnsiTheme="minorHAnsi"/>
-                <w:color w:val="auto"/>
-              </w:rPr>
-            </w:pPr>
-            <w:r>
-              <w:rPr>
-                <w:rFonts w:asciiTheme="minorHAnsi" w:hAnsiTheme="minorHAnsi"/>
-                <w:color w:val="auto"/>
-              </w:rPr>
-              <w:t>Responsable</w:t>
-            </w:r>
-          </w:p>
-        </w:tc>
-        <w:tc>
-          <w:tcPr>
-            <w:tcW w:w="1728" w:type="dxa"/>
-          </w:tcPr>
-          <w:p>
-            <w:pPr>
-              <w:rPr>
-                <w:rFonts w:asciiTheme="minorHAnsi" w:hAnsiTheme="minorHAnsi"/>
-                <w:color w:val="auto"/>
-              </w:rPr>
-            </w:pPr>
-            <w:r>
-              <w:rPr>
-                <w:rFonts w:asciiTheme="minorHAnsi" w:hAnsiTheme="minorHAnsi"/>
-                <w:color w:val="auto"/>
-              </w:rPr>
-              <w:t>Prioridad</w:t>
-            </w:r>
-          </w:p>
-        </w:tc>
-      </w:tr>
-      <w:tr>
-        <w:tc>
-          <w:tcPr>
-            <w:tcW w:w="1728" w:type="dxa"/>
-          </w:tcPr>
-          <w:p>
-            <w:pPr>
-              <w:rPr>
-                <w:rFonts w:asciiTheme="minorHAnsi" w:hAnsiTheme="minorHAnsi"/>
-                <w:color w:val="auto"/>
-              </w:rPr>
-            </w:pPr>
-            <w:r>
-              <w:rPr>
-                <w:rFonts w:asciiTheme="minorHAnsi" w:hAnsiTheme="minorHAnsi"/>
-                <w:color w:val="auto"/>
-              </w:rPr>
-              <w:t>Falta de datos de contacto</w:t>
-            </w:r>
-          </w:p>
-        </w:tc>
-        <w:tc>
-          <w:tcPr>
-            <w:tcW w:w="1728" w:type="dxa"/>
-          </w:tcPr>
-          <w:p>
-            <w:pPr>
-              <w:rPr>
-                <w:rFonts w:asciiTheme="minorHAnsi" w:hAnsiTheme="minorHAnsi"/>
-                <w:color w:val="auto"/>
-              </w:rPr>
-            </w:pPr>
-            <w:r>
-              <w:rPr>
-                <w:rFonts w:asciiTheme="minorHAnsi" w:hAnsiTheme="minorHAnsi"/>
-                <w:color w:val="auto"/>
-              </w:rPr>
-              <w:t>Base de Datos de Alumnos</w:t>
-            </w:r>
-          </w:p>
-        </w:tc>
-        <w:tc>
-          <w:tcPr>
-            <w:tcW w:w="1728" w:type="dxa"/>
-          </w:tcPr>
-          <w:p>
-            <w:pPr>
-              <w:rPr>
-                <w:rFonts w:asciiTheme="minorHAnsi" w:hAnsiTheme="minorHAnsi"/>
-                <w:color w:val="auto"/>
-              </w:rPr>
-            </w:pPr>
-            <w:r>
-              <w:rPr>
-                <w:rFonts w:asciiTheme="minorHAnsi" w:hAnsiTheme="minorHAnsi"/>
-                <w:color w:val="auto"/>
-              </w:rPr>
-              <w:t>Solicitar actualización a estudiantes</w:t>
-            </w:r>
-          </w:p>
-        </w:tc>
-        <w:tc>
-          <w:tcPr>
-            <w:tcW w:w="1728" w:type="dxa"/>
-          </w:tcPr>
-          <w:p>
-            <w:pPr>
-              <w:rPr>
-                <w:rFonts w:asciiTheme="minorHAnsi" w:hAnsiTheme="minorHAnsi"/>
-                <w:color w:val="auto"/>
-              </w:rPr>
-            </w:pPr>
-            <w:r>
-              <w:rPr>
-                <w:rFonts w:asciiTheme="minorHAnsi" w:hAnsiTheme="minorHAnsi"/>
-                <w:color w:val="auto"/>
-              </w:rPr>
-              <w:t>Servicios Escolares</w:t>
-            </w:r>
-          </w:p>
-        </w:tc>
-        <w:tc>
-          <w:tcPr>
-            <w:tcW w:w="1728" w:type="dxa"/>
-          </w:tcPr>
-          <w:p>
-            <w:pPr>
-              <w:rPr>
-                <w:rFonts w:asciiTheme="minorHAnsi" w:hAnsiTheme="minorHAnsi"/>
-                <w:color w:val="auto"/>
-              </w:rPr>
-            </w:pPr>
-            <w:r>
-              <w:rPr>
-                <w:rFonts w:asciiTheme="minorHAnsi" w:hAnsiTheme="minorHAnsi"/>
-                <w:color w:val="auto"/>
-              </w:rPr>
-              <w:t>Alta</w:t>
-            </w:r>
-          </w:p>
-        </w:tc>
-      </w:tr>
-      <w:tr>
-        <w:tc>
-          <w:tcPr>
-            <w:tcW w:w="1728" w:type="dxa"/>
-          </w:tcPr>
-          <w:p>
-            <w:pPr>
-              <w:rPr>
-                <w:rFonts w:asciiTheme="minorHAnsi" w:hAnsiTheme="minorHAnsi"/>
-                <w:color w:val="auto"/>
-              </w:rPr>
-            </w:pPr>
-            <w:r>
-              <w:rPr>
-                <w:rFonts w:asciiTheme="minorHAnsi" w:hAnsiTheme="minorHAnsi"/>
-                <w:color w:val="auto"/>
-              </w:rPr>
-              <w:t>Campos incompletos</w:t>
-            </w:r>
-          </w:p>
-        </w:tc>
-        <w:tc>
-          <w:tcPr>
-            <w:tcW w:w="1728" w:type="dxa"/>
-          </w:tcPr>
-          <w:p>
-            <w:pPr>
-              <w:rPr>
-                <w:rFonts w:asciiTheme="minorHAnsi" w:hAnsiTheme="minorHAnsi"/>
-                <w:color w:val="auto"/>
-              </w:rPr>
-            </w:pPr>
-            <w:r>
-              <w:rPr>
-                <w:rFonts w:asciiTheme="minorHAnsi" w:hAnsiTheme="minorHAnsi"/>
-                <w:color w:val="auto"/>
-              </w:rPr>
-              <w:t>Sistema de Recursos Humanos</w:t>
-            </w:r>
-          </w:p>
-        </w:tc>
-        <w:tc>
-          <w:tcPr>
-            <w:tcW w:w="1728" w:type="dxa"/>
-          </w:tcPr>
-          <w:p>
-            <w:pPr>
-              <w:rPr>
-                <w:rFonts w:asciiTheme="minorHAnsi" w:hAnsiTheme="minorHAnsi"/>
-                <w:color w:val="auto"/>
-              </w:rPr>
-            </w:pPr>
-            <w:r>
-              <w:rPr>
-                <w:rFonts w:asciiTheme="minorHAnsi" w:hAnsiTheme="minorHAnsi"/>
-                <w:color w:val="auto"/>
-              </w:rPr>
-              <w:t>Revisar y completar registros</w:t>
-            </w:r>
-          </w:p>
-        </w:tc>
-        <w:tc>
-          <w:tcPr>
-            <w:tcW w:w="1728" w:type="dxa"/>
-          </w:tcPr>
-          <w:p>
-            <w:pPr>
-              <w:rPr>
-                <w:rFonts w:asciiTheme="minorHAnsi" w:hAnsiTheme="minorHAnsi"/>
-                <w:color w:val="auto"/>
-              </w:rPr>
-            </w:pPr>
-            <w:r>
-              <w:rPr>
-                <w:rFonts w:asciiTheme="minorHAnsi" w:hAnsiTheme="minorHAnsi"/>
-                <w:color w:val="auto"/>
-              </w:rPr>
-              <w:t>Dirección de Recursos Humanos</w:t>
-            </w:r>
-          </w:p>
-        </w:tc>
-        <w:tc>
-          <w:tcPr>
-            <w:tcW w:w="1728" w:type="dxa"/>
-          </w:tcPr>
-          <w:p>
-            <w:pPr>
-              <w:rPr>
-                <w:rFonts w:asciiTheme="minorHAnsi" w:hAnsiTheme="minorHAnsi"/>
-                <w:color w:val="auto"/>
-              </w:rPr>
-            </w:pPr>
-            <w:r>
-              <w:rPr>
-                <w:rFonts w:asciiTheme="minorHAnsi" w:hAnsiTheme="minorHAnsi"/>
-                <w:color w:val="auto"/>
-              </w:rPr>
-              <w:t>Media</w:t>
-            </w:r>
-          </w:p>
-        </w:tc>
-      </w:tr>
-      <w:tr>
-        <w:tc>
-          <w:tcPr>
-            <w:tcW w:w="1728" w:type="dxa"/>
-          </w:tcPr>
-          <w:p>
-            <w:pPr>
-              <w:rPr>
-                <w:rFonts w:asciiTheme="minorHAnsi" w:hAnsiTheme="minorHAnsi"/>
-                <w:color w:val="auto"/>
-              </w:rPr>
-            </w:pPr>
-            <w:r>
-              <w:rPr>
-                <w:rFonts w:asciiTheme="minorHAnsi" w:hAnsiTheme="minorHAnsi"/>
-                <w:color w:val="auto"/>
-              </w:rPr>
-              <w:t>Duplicidad de registros</w:t>
-            </w:r>
-          </w:p>
-        </w:tc>
-        <w:tc>
-          <w:tcPr>
-            <w:tcW w:w="1728" w:type="dxa"/>
-          </w:tcPr>
-          <w:p>
-            <w:pPr>
-              <w:rPr>
-                <w:rFonts w:asciiTheme="minorHAnsi" w:hAnsiTheme="minorHAnsi"/>
-                <w:color w:val="auto"/>
-              </w:rPr>
-            </w:pPr>
-            <w:r>
-              <w:rPr>
-                <w:rFonts w:asciiTheme="minorHAnsi" w:hAnsiTheme="minorHAnsi"/>
-                <w:color w:val="auto"/>
-              </w:rPr>
-              <w:t>Plataforma Evaluación Docente</w:t>
-            </w:r>
-          </w:p>
-        </w:tc>
-        <w:tc>
-          <w:tcPr>
-            <w:tcW w:w="1728" w:type="dxa"/>
-          </w:tcPr>
-          <w:p>
-            <w:pPr>
-              <w:rPr>
-                <w:rFonts w:asciiTheme="minorHAnsi" w:hAnsiTheme="minorHAnsi"/>
-                <w:color w:val="auto"/>
-              </w:rPr>
-            </w:pPr>
-            <w:r>
-              <w:rPr>
-                <w:rFonts w:asciiTheme="minorHAnsi" w:hAnsiTheme="minorHAnsi"/>
-                <w:color w:val="auto"/>
-              </w:rPr>
-              <w:t>Depuración periódica</w:t>
-            </w:r>
-          </w:p>
-        </w:tc>
-        <w:tc>
-          <w:tcPr>
-            <w:tcW w:w="1728" w:type="dxa"/>
-          </w:tcPr>
-          <w:p>
-            <w:pPr>
-              <w:rPr>
-                <w:rFonts w:asciiTheme="minorHAnsi" w:hAnsiTheme="minorHAnsi"/>
-                <w:color w:val="auto"/>
-              </w:rPr>
-            </w:pPr>
-            <w:r>
-              <w:rPr>
-                <w:rFonts w:asciiTheme="minorHAnsi" w:hAnsiTheme="minorHAnsi"/>
-                <w:color w:val="auto"/>
-              </w:rPr>
-              <w:t>Coordinación Académica</w:t>
-            </w:r>
-          </w:p>
-        </w:tc>
-        <w:tc>
-          <w:tcPr>
-            <w:tcW w:w="1728" w:type="dxa"/>
-          </w:tcPr>
-          <w:p>
-            <w:pPr>
-              <w:rPr>
-                <w:rFonts w:asciiTheme="minorHAnsi" w:hAnsiTheme="minorHAnsi"/>
-                <w:color w:val="auto"/>
-              </w:rPr>
-            </w:pPr>
-            <w:r>
-              <w:rPr>
-                <w:rFonts w:asciiTheme="minorHAnsi" w:hAnsiTheme="minorHAnsi"/>
-                <w:color w:val="auto"/>
-              </w:rPr>
-              <w:t>Alta</w:t>
-            </w:r>
-          </w:p>
-        </w:tc>
-      </w:tr>
-      <w:tr>
-        <w:tc>
-          <w:tcPr>
-            <w:tcW w:w="1728" w:type="dxa"/>
-          </w:tcPr>
-          <w:p>
-            <w:pPr>
-              <w:rPr>
-                <w:rFonts w:asciiTheme="minorHAnsi" w:hAnsiTheme="minorHAnsi"/>
-                <w:color w:val="auto"/>
-              </w:rPr>
-            </w:pPr>
-            <w:r>
-              <w:rPr>
-                <w:rFonts w:asciiTheme="minorHAnsi" w:hAnsiTheme="minorHAnsi"/>
-                <w:color w:val="auto"/>
-              </w:rPr>
-              <w:t>Falta de respaldo</w:t>
-            </w:r>
-          </w:p>
-        </w:tc>
-        <w:tc>
-          <w:tcPr>
-            <w:tcW w:w="1728" w:type="dxa"/>
-          </w:tcPr>
-          <w:p>
-            <w:pPr>
-              <w:rPr>
-                <w:rFonts w:asciiTheme="minorHAnsi" w:hAnsiTheme="minorHAnsi"/>
-                <w:color w:val="auto"/>
-              </w:rPr>
-            </w:pPr>
-            <w:r>
-              <w:rPr>
-                <w:rFonts w:asciiTheme="minorHAnsi" w:hAnsiTheme="minorHAnsi"/>
-                <w:color w:val="auto"/>
-              </w:rPr>
-              <w:t>Sistema de Bibliotecas</w:t>
-            </w:r>
-          </w:p>
-        </w:tc>
-        <w:tc>
-          <w:tcPr>
-            <w:tcW w:w="1728" w:type="dxa"/>
-          </w:tcPr>
-          <w:p>
-            <w:pPr>
-              <w:rPr>
-                <w:rFonts w:asciiTheme="minorHAnsi" w:hAnsiTheme="minorHAnsi"/>
-                <w:color w:val="auto"/>
-              </w:rPr>
-            </w:pPr>
-            <w:r>
-              <w:rPr>
-                <w:rFonts w:asciiTheme="minorHAnsi" w:hAnsiTheme="minorHAnsi"/>
-                <w:color w:val="auto"/>
-              </w:rPr>
-              <w:t>Implementar respaldo automático</w:t>
-            </w:r>
-          </w:p>
-        </w:tc>
-        <w:tc>
-          <w:tcPr>
-            <w:tcW w:w="1728" w:type="dxa"/>
-          </w:tcPr>
-          <w:p>
-            <w:pPr>
-              <w:rPr>
-                <w:rFonts w:asciiTheme="minorHAnsi" w:hAnsiTheme="minorHAnsi"/>
-                <w:color w:val="auto"/>
-              </w:rPr>
-            </w:pPr>
-            <w:r>
-              <w:rPr>
-                <w:rFonts w:asciiTheme="minorHAnsi" w:hAnsiTheme="minorHAnsi"/>
-                <w:color w:val="auto"/>
-              </w:rPr>
-              <w:t>Biblioteca Central</w:t>
-            </w:r>
-          </w:p>
-        </w:tc>
-        <w:tc>
-          <w:tcPr>
-            <w:tcW w:w="1728" w:type="dxa"/>
-          </w:tcPr>
-          <w:p>
-            <w:pPr>
-              <w:rPr>
-                <w:rFonts w:asciiTheme="minorHAnsi" w:hAnsiTheme="minorHAnsi"/>
-                <w:color w:val="auto"/>
-              </w:rPr>
-            </w:pPr>
-            <w:r>
-              <w:rPr>
-                <w:rFonts w:asciiTheme="minorHAnsi" w:hAnsiTheme="minorHAnsi"/>
-                <w:color w:val="auto"/>
-              </w:rPr>
-              <w:t>Alta</w:t>
-            </w:r>
-          </w:p>
-        </w:tc>
-      </w:tr>
-    </w:tbl>
-    <w:p>
-      <w:pPr>
-        <w:rPr>
-          <w:rFonts w:asciiTheme="minorHAnsi" w:hAnsiTheme="minorHAnsi"/>
-          <w:color w:val="auto"/>
-        </w:rPr>
-      </w:pPr>
-    </w:p>
-    <w:p>
-      <w:pPr>
-        <w:keepNext/>
-        <w:keepLines/>
-        <w:spacing w:before="200" w:after="0"/>
-        <w:outlineLvl w:val="1"/>
-        <w:rPr>
-          <w:rFonts w:asciiTheme="majorHAnsi" w:eastAsiaTheme="majorEastAsia" w:hAnsiTheme="majorHAnsi" w:cstheme="majorBidi"/>
-          <w:b/>
-          <w:bCs/>
-          <w:color w:val="4F81BD" w:themeColor="accent1"/>
-          <w:sz w:val="26"/>
-          <w:szCs w:val="26"/>
-        </w:rPr>
-      </w:pPr>
-      <w:bookmarkStart w:id="11" w:name="_Toc221820030"/>
-      <w:r>
-        <w:rPr>
-          <w:rFonts w:asciiTheme="majorHAnsi" w:eastAsiaTheme="majorEastAsia" w:hAnsiTheme="majorHAnsi" w:cstheme="majorBidi"/>
-          <w:b/>
-          <w:bCs/>
-          <w:color w:val="4F81BD" w:themeColor="accent1"/>
-          <w:sz w:val="26"/>
-          <w:szCs w:val="26"/>
-        </w:rPr>
-        <w:t>2.7 Ejemplo de Informe Estructurado</w:t>
-      </w:r>
-      <w:bookmarkEnd w:id="11"/>
-    </w:p>
-    <w:p>
-      <w:pPr>
-        <w:keepNext/>
-        <w:keepLines/>
-        <w:spacing w:before="200" w:after="0"/>
-        <w:outlineLvl w:val="2"/>
-        <w:rPr>
-          <w:rFonts w:asciiTheme="majorHAnsi" w:eastAsiaTheme="majorEastAsia" w:hAnsiTheme="majorHAnsi" w:cstheme="majorBidi"/>
-          <w:b/>
-          <w:bCs/>
-          <w:color w:val="4F81BD" w:themeColor="accent1"/>
-        </w:rPr>
-      </w:pPr>
-      <w:bookmarkStart w:id="12" w:name="_Toc221820031"/>
-      <w:r>
-        <w:rPr>
-          <w:rFonts w:asciiTheme="majorHAnsi" w:eastAsiaTheme="majorEastAsia" w:hAnsiTheme="majorHAnsi" w:cstheme="majorBidi"/>
-          <w:b/>
-          <w:bCs/>
-          <w:color w:val="4F81BD" w:themeColor="accent1"/>
-        </w:rPr>
-        <w:t>Breve ejemplo de informe estructurado</w:t>
-      </w:r>
-      <w:bookmarkEnd w:id="12"/>
-    </w:p>
-    <w:p>
-      <w:pPr>
-        <w:rPr>
-          <w:rFonts w:asciiTheme="minorHAnsi" w:hAnsiTheme="minorHAnsi"/>
-          <w:color w:val="auto"/>
-        </w:rPr>
-      </w:pPr>
-      <w:r>
-        <w:rPr>
-          <w:rFonts w:asciiTheme="minorHAnsi" w:hAnsiTheme="minorHAnsi"/>
-          <w:color w:val="auto"/>
-        </w:rPr>
-        <w:tab/>
-        <w:t>- Priorizar la mejora de calidad y seguridad en las fuentes críticas.</w:t>
-      </w:r>
-    </w:p>
-    <w:p>
-      <w:pPr>
-        <w:rPr>
-          <w:rFonts w:asciiTheme="minorHAnsi" w:hAnsiTheme="minorHAnsi"/>
-          <w:color w:val="auto"/>
-        </w:rPr>
-      </w:pPr>
-      <w:r>
-        <w:rPr>
-          <w:rFonts w:asciiTheme="minorHAnsi" w:hAnsiTheme="minorHAnsi"/>
-          <w:color w:val="auto"/>
-        </w:rPr>
-        <w:tab/>
-        <w:t>- Establecer procesos de respaldo y validación de datos.</w:t>
-      </w:r>
-    </w:p>
-    <w:p>
-      <w:pPr>
-        <w:rPr>
-          <w:rFonts w:asciiTheme="minorHAnsi" w:hAnsiTheme="minorHAnsi"/>
-          <w:color w:val="auto"/>
-        </w:rPr>
-      </w:pPr>
-      <w:r>
-        <w:rPr>
-          <w:rFonts w:asciiTheme="minorHAnsi" w:hAnsiTheme="minorHAnsi"/>
-          <w:color w:val="auto"/>
-        </w:rPr>
-        <w:tab/>
-        <w:t>- Implementar controles de acceso y autenticación.</w:t>
-      </w:r>
-    </w:p>
-    <w:p>
-      <w:pPr>
-        <w:rPr>
-          <w:rFonts w:asciiTheme="minorHAnsi" w:hAnsiTheme="minorHAnsi"/>
-          <w:color w:val="auto"/>
-        </w:rPr>
-      </w:pPr>
-      <w:r>
-        <w:rPr>
-          <w:rFonts w:asciiTheme="minorHAnsi" w:hAnsiTheme="minorHAnsi"/>
-          <w:color w:val="auto"/>
-        </w:rPr>
-        <w:tab/>
-        <w:t>- Estas acciones permitirán una gestión de datos más eficiente y segura.</w:t>
-      </w:r>
-    </w:p>
-    <w:p>
-      <w:pPr>
-        <w:rPr>
-          <w:rFonts w:asciiTheme="minorHAnsi" w:hAnsiTheme="minorHAnsi"/>
-          <w:color w:val="auto"/>
-        </w:rPr>
-      </w:pPr>
-    </w:p>
-    <w:p>
-      <w:pPr>
-        <w:rPr>
-          <w:rFonts w:asciiTheme="minorHAnsi" w:hAnsiTheme="minorHAnsi"/>
-          <w:color w:val="auto"/>
-        </w:rPr>
-      </w:pPr>
-      <w:r>
-        <w:rPr>
-          <w:rFonts w:asciiTheme="minorHAnsi" w:hAnsiTheme="minorHAnsi"/>
-          <w:color w:val="auto"/>
-        </w:rPr>
-        <w:t>Un informe estructurado debe incluir:</w:t>
-      </w:r>
-    </w:p>
-    <w:p>
-      <w:pPr>
-        <w:numPr>
-          <w:ilvl w:val="0"/>
-          <w:numId w:val="1"/>
-        </w:numPr>
-        <w:contextualSpacing/>
-        <w:rPr>
-          <w:rFonts w:asciiTheme="minorHAnsi" w:hAnsiTheme="minorHAnsi"/>
-          <w:color w:val="auto"/>
-        </w:rPr>
-      </w:pPr>
-      <w:r>
-        <w:rPr>
-          <w:rFonts w:asciiTheme="minorHAnsi" w:hAnsiTheme="minorHAnsi"/>
-          <w:color w:val="auto"/>
-        </w:rPr>
-        <w:t>Portada con título, fecha, responsable y área.</w:t>
-      </w:r>
-    </w:p>
-    <w:p>
-      <w:pPr>
-        <w:numPr>
-          <w:ilvl w:val="0"/>
-          <w:numId w:val="1"/>
-        </w:numPr>
-        <w:contextualSpacing/>
-        <w:rPr>
-          <w:rFonts w:asciiTheme="minorHAnsi" w:hAnsiTheme="minorHAnsi"/>
-          <w:color w:val="auto"/>
-        </w:rPr>
-      </w:pPr>
-      <w:r>
-        <w:rPr>
-          <w:rFonts w:asciiTheme="minorHAnsi" w:hAnsiTheme="minorHAnsi"/>
-          <w:color w:val="auto"/>
-        </w:rPr>
-        <w:t>Resumen ejecutivo de los principales hallazgos y objetivos.</w:t>
-      </w:r>
-    </w:p>
-    <w:p>
-      <w:pPr>
-        <w:numPr>
-          <w:ilvl w:val="0"/>
-          <w:numId w:val="1"/>
-        </w:numPr>
-        <w:contextualSpacing/>
-        <w:rPr>
-          <w:rFonts w:asciiTheme="minorHAnsi" w:hAnsiTheme="minorHAnsi"/>
-          <w:color w:val="auto"/>
-        </w:rPr>
-      </w:pPr>
-      <w:r>
-        <w:rPr>
-          <w:rFonts w:asciiTheme="minorHAnsi" w:hAnsiTheme="minorHAnsi"/>
-          <w:color w:val="auto"/>
-        </w:rPr>
-        <w:t>Inventario de fuentes de datos institucionales (nombre, responsable, sistema origen, periodicidad).</w:t>
-      </w:r>
-    </w:p>
-    <w:p>
-      <w:pPr>
-        <w:numPr>
-          <w:ilvl w:val="0"/>
-          <w:numId w:val="1"/>
-        </w:numPr>
-        <w:contextualSpacing/>
-        <w:rPr>
-          <w:rFonts w:asciiTheme="minorHAnsi" w:hAnsiTheme="minorHAnsi"/>
-          <w:color w:val="auto"/>
-        </w:rPr>
-      </w:pPr>
-      <w:r>
-        <w:rPr>
-          <w:rFonts w:asciiTheme="minorHAnsi" w:hAnsiTheme="minorHAnsi"/>
-          <w:color w:val="auto"/>
-        </w:rPr>
-        <w:t>Evaluación de calidad y riesgos (completitud, consistencia, actualidad, riesgos principales).</w:t>
-      </w:r>
-    </w:p>
-    <w:p>
-      <w:pPr>
-        <w:numPr>
-          <w:ilvl w:val="0"/>
-          <w:numId w:val="1"/>
-        </w:numPr>
-        <w:contextualSpacing/>
-        <w:rPr>
-          <w:rFonts w:asciiTheme="minorHAnsi" w:hAnsiTheme="minorHAnsi"/>
-          <w:color w:val="auto"/>
-        </w:rPr>
-      </w:pPr>
-      <w:r>
-        <w:rPr>
-          <w:rFonts w:asciiTheme="minorHAnsi" w:hAnsiTheme="minorHAnsi"/>
-          <w:color w:val="auto"/>
-        </w:rPr>
-        <w:t>Acciones recomendadas y cronograma de implementación.</w:t>
-      </w:r>
-    </w:p>
-    <w:p>
-      <w:pPr>
-        <w:numPr>
-          <w:ilvl w:val="0"/>
-          <w:numId w:val="1"/>
-        </w:numPr>
-        <w:contextualSpacing/>
-        <w:rPr>
-          <w:rFonts w:asciiTheme="minorHAnsi" w:hAnsiTheme="minorHAnsi"/>
-          <w:color w:val="auto"/>
-        </w:rPr>
-      </w:pPr>
-      <w:r>
-        <w:rPr>
-          <w:rFonts w:asciiTheme="minorHAnsi" w:hAnsiTheme="minorHAnsi"/>
-          <w:color w:val="auto"/>
-        </w:rPr>
-        <w:t>Evidencias y bitácoras de procesos realizados.</w:t>
-      </w:r>
-    </w:p>
-    <w:p>
-      <w:pPr>
-        <w:numPr>
-          <w:ilvl w:val="0"/>
-          <w:numId w:val="1"/>
-        </w:numPr>
-        <w:contextualSpacing/>
-        <w:rPr>
-          <w:rFonts w:asciiTheme="minorHAnsi" w:hAnsiTheme="minorHAnsi"/>
-          <w:color w:val="auto"/>
-        </w:rPr>
-      </w:pPr>
-      <w:r>
-        <w:rPr>
-          <w:rFonts w:asciiTheme="minorHAnsi" w:hAnsiTheme="minorHAnsi"/>
-          <w:color w:val="auto"/>
-        </w:rPr>
-        <w:t>Recomendaciones finales para la mejora continua.</w:t>
-      </w:r>
-    </w:p>
-    <w:p>
-      <w:pPr>
-        <w:rPr>
-          <w:rFonts w:asciiTheme="minorHAnsi" w:hAnsiTheme="minorHAnsi"/>
-          <w:color w:val="auto"/>
-        </w:rPr>
-      </w:pPr>
-    </w:p>
-    <w:p>
-      <w:pPr>
-        <w:rPr>
-          <w:rFonts w:asciiTheme="minorHAnsi" w:hAnsiTheme="minorHAnsi"/>
-          <w:color w:val="auto"/>
-        </w:rPr>
-      </w:pPr>
-      <w:r>
-        <w:rPr>
-          <w:rFonts w:asciiTheme="minorHAnsi" w:hAnsiTheme="minorHAnsi"/>
-          <w:color w:val="auto"/>
-        </w:rPr>
-        <w:t>Cada sección debe estar claramente identificada y contener datos específicos, tablas, gráficos o matrices según corresponda.</w:t>
-      </w:r>
-    </w:p>
-    <w:p>
-      <w:pPr>
-        <w:rPr>
-          <w:rFonts w:asciiTheme="minorHAnsi" w:hAnsiTheme="minorHAnsi"/>
-          <w:color w:val="auto"/>
-        </w:rPr>
-      </w:pPr>
-      <w:r>
-        <w:rPr>
-          <w:rFonts w:asciiTheme="minorHAnsi" w:hAnsiTheme="minorHAnsi"/>
-          <w:color w:val="auto"/>
-        </w:rPr>
-        <w:t>Se sugiere incluir anexos con documentación adicional relevante.</w:t>
-      </w:r>
-    </w:p>
-    <w:p>
-      <w:pPr>
-        <w:rPr>
-          <w:rFonts w:asciiTheme="minorHAnsi" w:hAnsiTheme="minorHAnsi"/>
-          <w:color w:val="auto"/>
-        </w:rPr>
-      </w:pPr>
-    </w:p>
-    <w:p>
-      <w:pPr>
-        <w:keepNext/>
-        <w:keepLines/>
-        <w:spacing w:before="200" w:after="0"/>
-        <w:outlineLvl w:val="1"/>
-        <w:rPr>
-          <w:rFonts w:asciiTheme="majorHAnsi" w:eastAsiaTheme="majorEastAsia" w:hAnsiTheme="majorHAnsi" w:cstheme="majorBidi"/>
-          <w:b/>
-          <w:bCs/>
-          <w:color w:val="4F81BD" w:themeColor="accent1"/>
-          <w:sz w:val="26"/>
-          <w:szCs w:val="26"/>
-        </w:rPr>
-      </w:pPr>
-      <w:bookmarkStart w:id="13" w:name="_Toc221820032"/>
-      <w:r>
-        <w:rPr>
-          <w:rFonts w:asciiTheme="majorHAnsi" w:eastAsiaTheme="majorEastAsia" w:hAnsiTheme="majorHAnsi" w:cstheme="majorBidi"/>
-          <w:b/>
-          <w:bCs/>
-          <w:color w:val="4F81BD" w:themeColor="accent1"/>
-          <w:sz w:val="26"/>
-          <w:szCs w:val="26"/>
-        </w:rPr>
-        <w:t>2.</w:t>
-      </w:r>
-      <w:r>
-        <w:rPr>
-          <w:rFonts w:asciiTheme="majorHAnsi" w:eastAsiaTheme="majorEastAsia" w:hAnsiTheme="majorHAnsi" w:cstheme="majorBidi"/>
-          <w:b/>
-          <w:bCs/>
-          <w:color w:val="4F81BD" w:themeColor="accent1"/>
-          <w:sz w:val="26"/>
-          <w:szCs w:val="26"/>
-        </w:rPr>
-        <w:t>8</w:t>
-      </w:r>
-      <w:r>
-        <w:rPr>
-          <w:rFonts w:asciiTheme="majorHAnsi" w:eastAsiaTheme="majorEastAsia" w:hAnsiTheme="majorHAnsi" w:cstheme="majorBidi"/>
-          <w:b/>
-          <w:bCs/>
-          <w:color w:val="4F81BD" w:themeColor="accent1"/>
-          <w:sz w:val="26"/>
-          <w:szCs w:val="26"/>
-        </w:rPr>
-        <w:t xml:space="preserve"> Matriz Visual de Riesgos</w:t>
-      </w:r>
-      <w:bookmarkEnd w:id="13"/>
-    </w:p>
-    <w:p>
-      <w:pPr>
-        <w:rPr>
-          <w:rFonts w:asciiTheme="minorHAnsi" w:hAnsiTheme="minorHAnsi"/>
-          <w:color w:val="auto"/>
-        </w:rPr>
-      </w:pPr>
-    </w:p>
-    <w:p>
-      <w:pPr>
-        <w:rPr>
-          <w:rFonts w:asciiTheme="minorHAnsi" w:hAnsiTheme="minorHAnsi"/>
-          <w:color w:val="auto"/>
-        </w:rPr>
-      </w:pPr>
-      <w:r>
-        <w:rPr>
-          <w:rFonts w:asciiTheme="minorHAnsi" w:hAnsiTheme="minorHAnsi"/>
-          <w:noProof/>
-          <w:color w:val="auto"/>
-        </w:rPr>
-        <w:drawing>
-          <wp:inline distT="0" distB="0" distL="0" distR="0" wp14:anchorId="70C4291F" wp14:editId="4B23C987">
-            <wp:extent cx="5943600" cy="1003300"/>
-            <wp:effectExtent l="0" t="0" r="0" b="6350"/>
-            <wp:docPr id="1560390585" name="Imagen 1" descr="Interfaz de usuario gráfica, Aplicación&#10;&#10;El contenido generado por IA puede ser incorrecto."/>
-            <wp:cNvGraphicFramePr>
-              <a:graphicFrameLocks xmlns:a="http://schemas.openxmlformats.org/drawingml/2006/main" noChangeAspect="1"/>
-            </wp:cNvGraphicFramePr>
-            <a:graphic xmlns:a="http://schemas.openxmlformats.org/drawingml/2006/main">
-              <a:graphicData uri="http://schemas.openxmlformats.org/drawingml/2006/picture">
-                <pic:pic xmlns:pic="http://schemas.openxmlformats.org/drawingml/2006/picture">
-                  <pic:nvPicPr>
-                    <pic:cNvPr id="1560390585" name="Imagen 1" descr="Interfaz de usuario gráfica, Aplicación&#10;&#10;El contenido generado por IA puede ser incorrecto."/>
-                    <pic:cNvPicPr/>
-                  </pic:nvPicPr>
-                  <pic:blipFill>
-                    <a:blip r:embed="rId9"/>
-                    <a:stretch>
-                      <a:fillRect/>
-                    </a:stretch>
-                  </pic:blipFill>
-                  <pic:spPr>
-                    <a:xfrm>
-                      <a:off x="0" y="0"/>
-                      <a:ext cx="5943600" cy="1003300"/>
-                    </a:xfrm>
-                    <a:prstGeom prst="rect">
-                      <a:avLst/>
-                    </a:prstGeom>
-                  </pic:spPr>
-                </pic:pic>
-              </a:graphicData>
-            </a:graphic>
-          </wp:inline>
-        </w:drawing>
-      </w:r>
-    </w:p>
-    <w:p>
-      <w:pPr>
-        <w:rPr>
-          <w:rFonts w:asciiTheme="minorHAnsi" w:hAnsiTheme="minorHAnsi"/>
-          <w:color w:val="auto"/>
-        </w:rPr>
-      </w:pPr>
-    </w:p>
-    <w:p>
-      <w:pPr>
-        <w:jc w:val="center"/>
-        <w:rPr>
-          <w:rFonts w:asciiTheme="minorHAnsi" w:hAnsiTheme="minorHAnsi"/>
-          <w:color w:val="auto"/>
-        </w:rPr>
-      </w:pPr>
-      <w:r>
-        <w:rPr>
-          <w:rFonts w:asciiTheme="minorHAnsi" w:hAnsiTheme="minorHAnsi"/>
-          <w:noProof/>
-          <w:color w:val="auto"/>
-        </w:rPr>
-        <w:drawing>
-          <wp:inline distT="0" distB="0" distL="0" distR="0" wp14:anchorId="0F326546" wp14:editId="5A638692">
-            <wp:extent cx="1741657" cy="4983480"/>
-            <wp:effectExtent l="0" t="0" r="0" b="7620"/>
-            <wp:docPr id="1253413742" name="Imagen 1" descr="Diagrama&#10;&#10;El contenido generado por IA puede ser incorrecto."/>
-            <wp:cNvGraphicFramePr>
-              <a:graphicFrameLocks xmlns:a="http://schemas.openxmlformats.org/drawingml/2006/main" noChangeAspect="1"/>
-            </wp:cNvGraphicFramePr>
-            <a:graphic xmlns:a="http://schemas.openxmlformats.org/drawingml/2006/main">
-              <a:graphicData uri="http://schemas.openxmlformats.org/drawingml/2006/picture">
-                <pic:pic xmlns:pic="http://schemas.openxmlformats.org/drawingml/2006/picture">
-                  <pic:nvPicPr>
-                    <pic:cNvPr id="1253413742" name="Imagen 1" descr="Diagrama&#10;&#10;El contenido generado por IA puede ser incorrecto."/>
-                    <pic:cNvPicPr/>
-                  </pic:nvPicPr>
-                  <pic:blipFill>
-                    <a:blip r:embed="rId10"/>
-                    <a:stretch>
-                      <a:fillRect/>
-                    </a:stretch>
-                  </pic:blipFill>
-                  <pic:spPr>
-                    <a:xfrm>
-                      <a:off x="0" y="0"/>
-                      <a:ext cx="1741808" cy="4983912"/>
-                    </a:xfrm>
-                    <a:prstGeom prst="rect">
-                      <a:avLst/>
-                    </a:prstGeom>
-                  </pic:spPr>
-                </pic:pic>
-              </a:graphicData>
-            </a:graphic>
-          </wp:inline>
-        </w:drawing>
-      </w:r>
-    </w:p>
-    <w:p>
-      <w:pPr>
-        <w:rPr>
-          <w:rFonts w:asciiTheme="minorHAnsi" w:hAnsiTheme="minorHAnsi"/>
-          <w:color w:val="auto"/>
-        </w:rPr>
-      </w:pPr>
-    </w:p>
-    <w:p>
-      <w:pPr>
-        <w:rPr>
-          <w:rFonts w:asciiTheme="minorHAnsi" w:hAnsiTheme="minorHAnsi"/>
-          <w:color w:val="auto"/>
-        </w:rPr>
-      </w:pPr>
-      <w:r>
-        <w:rPr>
-          <w:rFonts w:asciiTheme="minorHAnsi" w:hAnsiTheme="minorHAnsi"/>
-          <w:color w:val="auto"/>
-        </w:rPr>
-        <w:t>Sección 1:</w:t>
-      </w:r>
-      <w:r>
-        <w:rPr>
-          <w:rFonts w:asciiTheme="minorHAnsi" w:hAnsiTheme="minorHAnsi"/>
-          <w:color w:val="auto"/>
-        </w:rPr>
-        <w:t xml:space="preserve"> </w:t>
-      </w:r>
-      <w:r>
-        <w:rPr>
-          <w:rFonts w:asciiTheme="minorHAnsi" w:hAnsiTheme="minorHAnsi"/>
-          <w:color w:val="auto"/>
-        </w:rPr>
-        <w:t>Inventario de fuentes de datos</w:t>
-      </w:r>
-    </w:p>
-    <w:p>
-      <w:pPr>
-        <w:rPr>
-          <w:rFonts w:asciiTheme="minorHAnsi" w:hAnsiTheme="minorHAnsi"/>
-          <w:color w:val="auto"/>
-        </w:rPr>
-      </w:pPr>
-      <w:r>
-        <w:rPr>
-          <w:rFonts w:asciiTheme="minorHAnsi" w:hAnsiTheme="minorHAnsi"/>
-          <w:color w:val="auto"/>
-        </w:rPr>
-        <w:t>Sección 2: Evaluación de calidad y riesgos</w:t>
-      </w:r>
-    </w:p>
-    <w:p>
-      <w:pPr>
-        <w:rPr>
-          <w:rFonts w:asciiTheme="minorHAnsi" w:hAnsiTheme="minorHAnsi"/>
-          <w:color w:val="auto"/>
-        </w:rPr>
-      </w:pPr>
-      <w:r>
-        <w:rPr>
-          <w:rFonts w:asciiTheme="minorHAnsi" w:hAnsiTheme="minorHAnsi"/>
-          <w:color w:val="auto"/>
-        </w:rPr>
-        <w:t>Sección 3: Acciones recomendadas y cronograma</w:t>
-      </w:r>
-    </w:p>
-    <w:p>
-      <w:pPr>
-        <w:rPr>
-          <w:rFonts w:asciiTheme="minorHAnsi" w:hAnsiTheme="minorHAnsi"/>
-          <w:color w:val="auto"/>
-        </w:rPr>
-      </w:pPr>
-      <w:r>
-        <w:rPr>
-          <w:rFonts w:asciiTheme="minorHAnsi" w:hAnsiTheme="minorHAnsi"/>
-          <w:color w:val="auto"/>
-        </w:rPr>
-        <w:t>Sección 4: Evidencias y bitácoras de procesos</w:t>
-      </w:r>
-    </w:p>
-    <w:p>
-      <w:pPr>
-        <w:rPr>
-          <w:rFonts w:asciiTheme="minorHAnsi" w:hAnsiTheme="minorHAnsi"/>
-          <w:color w:val="auto"/>
-        </w:rPr>
-      </w:pPr>
-      <w:r>
-        <w:rPr>
-          <w:rFonts w:asciiTheme="minorHAnsi" w:hAnsiTheme="minorHAnsi"/>
-          <w:color w:val="auto"/>
-        </w:rPr>
-        <w:t>Sección 5: Recomendaciones finales</w:t>
-      </w:r>
-    </w:p>
-    <w:p>
-      <w:pPr>
-        <w:rPr>
-          <w:rFonts w:asciiTheme="minorHAnsi" w:hAnsiTheme="minorHAnsi"/>
-          <w:color w:val="auto"/>
-        </w:rPr>
-      </w:pPr>
-      <w:r>
-        <w:rPr>
-          <w:rFonts w:asciiTheme="minorHAnsi" w:hAnsiTheme="minorHAnsi"/>
-          <w:color w:val="auto"/>
-        </w:rPr>
-        <w:t>Identificación y listado de fuentes de datos institucionales.</w:t>
-      </w:r>
-    </w:p>
-    <w:p>
-      <w:pPr>
-        <w:ind w:firstLine="720"/>
-        <w:rPr>
-          <w:rFonts w:asciiTheme="minorHAnsi" w:hAnsiTheme="minorHAnsi"/>
-          <w:color w:val="auto"/>
-        </w:rPr>
-      </w:pPr>
-      <w:r>
-        <w:rPr>
-          <w:rFonts w:asciiTheme="minorHAnsi" w:hAnsiTheme="minorHAnsi"/>
-          <w:color w:val="auto"/>
-        </w:rPr>
-        <w:t>- Reunión con responsables de cada fuente para obtener información relevante.</w:t>
-      </w:r>
-    </w:p>
-    <w:p>
-      <w:pPr>
-        <w:rPr>
-          <w:rFonts w:asciiTheme="minorHAnsi" w:hAnsiTheme="minorHAnsi"/>
-          <w:color w:val="auto"/>
-        </w:rPr>
-      </w:pPr>
-      <w:r>
-        <w:rPr>
-          <w:rFonts w:asciiTheme="minorHAnsi" w:hAnsiTheme="minorHAnsi"/>
-          <w:color w:val="auto"/>
-        </w:rPr>
-        <w:tab/>
-        <w:t>- Evaluación preliminar de la calidad de los datos (completitud, consistencia, actualidad).</w:t>
-      </w:r>
-    </w:p>
-    <w:p>
-      <w:pPr>
-        <w:ind w:left="720"/>
-        <w:rPr>
-          <w:rFonts w:asciiTheme="minorHAnsi" w:hAnsiTheme="minorHAnsi"/>
-          <w:color w:val="auto"/>
-        </w:rPr>
-      </w:pPr>
-      <w:r>
-        <w:rPr>
-          <w:rFonts w:asciiTheme="minorHAnsi" w:hAnsiTheme="minorHAnsi"/>
-          <w:color w:val="auto"/>
-        </w:rPr>
-        <w:t>- Detección de posibles riesgos asociados a los datos (duplicidad, falta de respaldo, accesos no controlados).</w:t>
-      </w:r>
-    </w:p>
-    <w:p>
-      <w:pPr>
-        <w:rPr>
-          <w:rFonts w:asciiTheme="minorHAnsi" w:hAnsiTheme="minorHAnsi"/>
-          <w:color w:val="auto"/>
-        </w:rPr>
-      </w:pPr>
-      <w:r>
-        <w:rPr>
-          <w:rFonts w:asciiTheme="minorHAnsi" w:hAnsiTheme="minorHAnsi"/>
-          <w:color w:val="auto"/>
-        </w:rPr>
-        <w:tab/>
-        <w:t>- Documentación del inventario de fuentes, responsables y sistemas origen.</w:t>
-      </w:r>
-    </w:p>
-    <w:p>
-      <w:pPr>
-        <w:rPr>
-          <w:rFonts w:asciiTheme="minorHAnsi" w:hAnsiTheme="minorHAnsi"/>
-          <w:color w:val="auto"/>
-        </w:rPr>
-      </w:pPr>
-      <w:r>
-        <w:rPr>
-          <w:rFonts w:asciiTheme="minorHAnsi" w:hAnsiTheme="minorHAnsi"/>
-          <w:color w:val="auto"/>
-        </w:rPr>
-        <w:tab/>
-        <w:t>- Definición de criterios de priorización para la atención de fuentes críticas.</w:t>
-      </w:r>
-    </w:p>
-    <w:p>
-      <w:pPr>
-        <w:rPr>
-          <w:rFonts w:asciiTheme="minorHAnsi" w:hAnsiTheme="minorHAnsi"/>
-          <w:color w:val="auto"/>
-        </w:rPr>
-      </w:pPr>
-      <w:r>
-        <w:rPr>
-          <w:rFonts w:asciiTheme="minorHAnsi" w:hAnsiTheme="minorHAnsi"/>
-          <w:color w:val="auto"/>
-        </w:rPr>
-        <w:tab/>
-        <w:t>- Establecimiento de reglas de validación y depuración de datos.</w:t>
-      </w:r>
-    </w:p>
-    <w:p>
-      <w:pPr>
-        <w:rPr>
-          <w:rFonts w:asciiTheme="minorHAnsi" w:hAnsiTheme="minorHAnsi"/>
-          <w:color w:val="auto"/>
-        </w:rPr>
-      </w:pPr>
-      <w:r>
-        <w:rPr>
-          <w:rFonts w:asciiTheme="minorHAnsi" w:hAnsiTheme="minorHAnsi"/>
-          <w:color w:val="auto"/>
-        </w:rPr>
-        <w:tab/>
-        <w:t>- Registro de bitácoras y evidencias de los procesos implementados.</w:t>
-      </w:r>
-    </w:p>
-    <w:p>
-      <w:pPr>
-        <w:rPr>
-          <w:rFonts w:asciiTheme="minorHAnsi" w:hAnsiTheme="minorHAnsi"/>
-          <w:color w:val="auto"/>
-        </w:rPr>
-      </w:pPr>
-      <w:r>
-        <w:rPr>
-          <w:rFonts w:asciiTheme="minorHAnsi" w:hAnsiTheme="minorHAnsi"/>
-          <w:color w:val="auto"/>
-        </w:rPr>
-        <w:tab/>
-        <w:t>- Propuesta de mecanismos de seguridad y respaldo.</w:t>
-      </w:r>
-    </w:p>
-    <w:p>
-      <w:pPr>
-        <w:rPr>
-          <w:rFonts w:asciiTheme="minorHAnsi" w:hAnsiTheme="minorHAnsi"/>
-          <w:color w:val="auto"/>
-        </w:rPr>
-      </w:pPr>
-    </w:p>
-    <w:p>
-      <w:pPr>
-        <w:rPr>
-          <w:rFonts w:asciiTheme="minorHAnsi" w:hAnsiTheme="minorHAnsi"/>
-          <w:color w:val="auto"/>
-        </w:rPr>
-      </w:pPr>
-      <w:r>
-        <w:rPr>
-          <w:rFonts w:asciiTheme="minorHAnsi" w:hAnsiTheme="minorHAnsi"/>
-          <w:color w:val="auto"/>
-        </w:rPr>
-        <w:t>IMPORTANTE:</w:t>
-      </w:r>
-    </w:p>
-    <w:p>
-      <w:pPr>
-        <w:rPr>
-          <w:rFonts w:asciiTheme="minorHAnsi" w:hAnsiTheme="minorHAnsi"/>
-          <w:color w:val="auto"/>
-        </w:rPr>
-      </w:pPr>
-      <w:r>
-        <w:rPr>
-          <w:rFonts w:asciiTheme="minorHAnsi" w:hAnsiTheme="minorHAnsi"/>
-          <w:color w:val="auto"/>
-        </w:rPr>
-        <w:t xml:space="preserve">Se recomienda mantener comunicación continua con los responsables de cada fuente de datos para asegurar la actualización y calidad de la información. </w:t>
-      </w:r>
-    </w:p>
-    <w:p>
-      <w:pPr>
-        <w:rPr>
-          <w:rFonts w:asciiTheme="minorHAnsi" w:hAnsiTheme="minorHAnsi"/>
-          <w:color w:val="auto"/>
-        </w:rPr>
-      </w:pPr>
-    </w:p>
-    <w:p>
-      <w:pPr>
-        <w:rPr>
-          <w:rFonts w:asciiTheme="minorHAnsi" w:hAnsiTheme="minorHAnsi"/>
-          <w:color w:val="auto"/>
-        </w:rPr>
-      </w:pPr>
-    </w:p>
-    <w:p>
-      <w:pPr>
-        <w:rPr>
-          <w:rFonts w:asciiTheme="minorHAnsi" w:hAnsiTheme="minorHAnsi"/>
-          <w:color w:val="auto"/>
-        </w:rPr>
-      </w:pPr>
-    </w:p>
-    <w:p>
-      <w:pPr>
-        <w:rPr>
-          <w:rFonts w:asciiTheme="minorHAnsi" w:hAnsiTheme="minorHAnsi"/>
-          <w:color w:val="auto"/>
-        </w:rPr>
-      </w:pPr>
-    </w:p>
-    <w:p>
-      <w:pPr>
-        <w:rPr>
-          <w:rFonts w:asciiTheme="minorHAnsi" w:hAnsiTheme="minorHAnsi"/>
-          <w:color w:val="auto"/>
-        </w:rPr>
-      </w:pPr>
-    </w:p>
-    <w:p>
-      <w:pPr>
-        <w:rPr>
-          <w:rFonts w:asciiTheme="minorHAnsi" w:hAnsiTheme="minorHAnsi"/>
-          <w:color w:val="auto"/>
-        </w:rPr>
-      </w:pPr>
-    </w:p>
-    <w:p>
-      <w:pPr>
-        <w:rPr>
-          <w:rFonts w:asciiTheme="minorHAnsi" w:hAnsiTheme="minorHAnsi"/>
-          <w:color w:val="auto"/>
-        </w:rPr>
-      </w:pPr>
-    </w:p>
-    <w:p>
-      <w:pPr>
-        <w:rPr>
-          <w:rFonts w:asciiTheme="minorHAnsi" w:hAnsiTheme="minorHAnsi"/>
-          <w:color w:val="auto"/>
-        </w:rPr>
-      </w:pPr>
-    </w:p>
-    <w:p>
-      <w:pPr>
-        <w:keepNext/>
-        <w:keepLines/>
-        <w:spacing w:before="200" w:after="0"/>
-        <w:outlineLvl w:val="1"/>
-        <w:rPr>
-          <w:rFonts w:asciiTheme="majorHAnsi" w:eastAsiaTheme="majorEastAsia" w:hAnsiTheme="majorHAnsi" w:cstheme="majorBidi"/>
-          <w:b/>
-          <w:bCs/>
-          <w:color w:val="4F81BD" w:themeColor="accent1"/>
-          <w:sz w:val="26"/>
-          <w:szCs w:val="26"/>
-        </w:rPr>
-      </w:pPr>
-      <w:bookmarkStart w:id="14" w:name="_Toc217296775"/>
-      <w:bookmarkStart w:id="15" w:name="_Toc219739752"/>
-      <w:bookmarkStart w:id="16" w:name="_Toc221820033"/>
-      <w:r>
-        <w:rPr>
-          <w:rFonts w:asciiTheme="majorHAnsi" w:eastAsiaTheme="majorEastAsia" w:hAnsiTheme="majorHAnsi" w:cstheme="majorBidi"/>
-          <w:b/>
-          <w:bCs/>
-          <w:color w:val="4F81BD" w:themeColor="accent1"/>
-          <w:sz w:val="26"/>
-          <w:szCs w:val="26"/>
-        </w:rPr>
-        <w:t>3</w:t>
-      </w:r>
-      <w:r>
-        <w:rPr>
-          <w:rFonts w:asciiTheme="majorHAnsi" w:eastAsiaTheme="majorEastAsia" w:hAnsiTheme="majorHAnsi" w:cstheme="majorBidi"/>
-          <w:b/>
-          <w:bCs/>
-          <w:color w:val="4F81BD" w:themeColor="accent1"/>
-          <w:sz w:val="26"/>
-          <w:szCs w:val="26"/>
-        </w:rPr>
-        <w:t>. Sección de firmas</w:t>
-      </w:r>
-      <w:bookmarkEnd w:id="14"/>
-      <w:bookmarkEnd w:id="15"/>
-      <w:bookmarkEnd w:id="16"/>
     </w:p>
     <w:p>
       <w:pPr>
@@ -7496,8 +1945,8 @@
       </w:pPr>
     </w:p>
     <w:sectPr>
-      <w:headerReference w:type="default" r:id="rId11"/>
-      <w:footerReference w:type="default" r:id="rId12"/>
+      <w:headerReference w:type="default" r:id="rId9"/>
+      <w:footerReference w:type="default" r:id="rId10"/>
       <w:pgSz w:w="12240" w:h="15840"/>
       <w:pgMar w:top="2268" w:right="1440" w:bottom="2269" w:left="1440" w:header="720" w:footer="0" w:gutter="0"/>
       <w:cols w:space="720"/>
@@ -7538,8 +1987,8 @@
         <w:szCs w:val="18"/>
       </w:rPr>
     </w:pPr>
-    <w:bookmarkStart w:id="17" w:name="_Hlk195261366"/>
-    <w:bookmarkStart w:id="18" w:name="_Hlk195261367"/>
+    <w:bookmarkStart w:id="2" w:name="_Hlk195261366"/>
+    <w:bookmarkStart w:id="3" w:name="_Hlk195261367"/>
     <w:r>
       <w:rPr>
         <w:rFonts w:ascii="Noto Sans" w:hAnsi="Noto Sans" w:cs="Noto Sans"/>
@@ -7824,8 +2273,8 @@
       <w:tab/>
     </w:r>
   </w:p>
-  <w:bookmarkEnd w:id="17"/>
-  <w:bookmarkEnd w:id="18"/>
+  <w:bookmarkEnd w:id="2"/>
+  <w:bookmarkEnd w:id="3"/>
   <w:p>
     <w:pPr>
       <w:pStyle w:val="Encabezado"/>
@@ -8350,6 +2799,304 @@
     </w:lvl>
   </w:abstractNum>
   <w:abstractNum w:abstractNumId="9" w15:restartNumberingAfterBreak="0">
+    <w:nsid w:val="1D9C0DD1"/>
+    <w:multiLevelType w:val="multilevel"/>
+    <w:tmpl w:val="78C0CC76"/>
+    <w:lvl w:ilvl="0">
+      <w:start w:val="1"/>
+      <w:numFmt w:val="bullet"/>
+      <w:lvlText w:val=""/>
+      <w:lvlJc w:val="left"/>
+      <w:pPr>
+        <w:tabs>
+          <w:tab w:val="num" w:pos="720"/>
+        </w:tabs>
+        <w:ind w:left="720" w:hanging="360"/>
+      </w:pPr>
+      <w:rPr>
+        <w:rFonts w:ascii="Symbol" w:hAnsi="Symbol" w:hint="default"/>
+        <w:sz w:val="20"/>
+      </w:rPr>
+    </w:lvl>
+    <w:lvl w:ilvl="1" w:tentative="1">
+      <w:start w:val="1"/>
+      <w:numFmt w:val="bullet"/>
+      <w:lvlText w:val="o"/>
+      <w:lvlJc w:val="left"/>
+      <w:pPr>
+        <w:tabs>
+          <w:tab w:val="num" w:pos="1440"/>
+        </w:tabs>
+        <w:ind w:left="1440" w:hanging="360"/>
+      </w:pPr>
+      <w:rPr>
+        <w:rFonts w:ascii="Courier New" w:hAnsi="Courier New" w:hint="default"/>
+        <w:sz w:val="20"/>
+      </w:rPr>
+    </w:lvl>
+    <w:lvl w:ilvl="2" w:tentative="1">
+      <w:start w:val="1"/>
+      <w:numFmt w:val="bullet"/>
+      <w:lvlText w:val=""/>
+      <w:lvlJc w:val="left"/>
+      <w:pPr>
+        <w:tabs>
+          <w:tab w:val="num" w:pos="2160"/>
+        </w:tabs>
+        <w:ind w:left="2160" w:hanging="360"/>
+      </w:pPr>
+      <w:rPr>
+        <w:rFonts w:ascii="Wingdings" w:hAnsi="Wingdings" w:hint="default"/>
+        <w:sz w:val="20"/>
+      </w:rPr>
+    </w:lvl>
+    <w:lvl w:ilvl="3" w:tentative="1">
+      <w:start w:val="1"/>
+      <w:numFmt w:val="bullet"/>
+      <w:lvlText w:val=""/>
+      <w:lvlJc w:val="left"/>
+      <w:pPr>
+        <w:tabs>
+          <w:tab w:val="num" w:pos="2880"/>
+        </w:tabs>
+        <w:ind w:left="2880" w:hanging="360"/>
+      </w:pPr>
+      <w:rPr>
+        <w:rFonts w:ascii="Wingdings" w:hAnsi="Wingdings" w:hint="default"/>
+        <w:sz w:val="20"/>
+      </w:rPr>
+    </w:lvl>
+    <w:lvl w:ilvl="4" w:tentative="1">
+      <w:start w:val="1"/>
+      <w:numFmt w:val="bullet"/>
+      <w:lvlText w:val=""/>
+      <w:lvlJc w:val="left"/>
+      <w:pPr>
+        <w:tabs>
+          <w:tab w:val="num" w:pos="3600"/>
+        </w:tabs>
+        <w:ind w:left="3600" w:hanging="360"/>
+      </w:pPr>
+      <w:rPr>
+        <w:rFonts w:ascii="Wingdings" w:hAnsi="Wingdings" w:hint="default"/>
+        <w:sz w:val="20"/>
+      </w:rPr>
+    </w:lvl>
+    <w:lvl w:ilvl="5" w:tentative="1">
+      <w:start w:val="1"/>
+      <w:numFmt w:val="bullet"/>
+      <w:lvlText w:val=""/>
+      <w:lvlJc w:val="left"/>
+      <w:pPr>
+        <w:tabs>
+          <w:tab w:val="num" w:pos="4320"/>
+        </w:tabs>
+        <w:ind w:left="4320" w:hanging="360"/>
+      </w:pPr>
+      <w:rPr>
+        <w:rFonts w:ascii="Wingdings" w:hAnsi="Wingdings" w:hint="default"/>
+        <w:sz w:val="20"/>
+      </w:rPr>
+    </w:lvl>
+    <w:lvl w:ilvl="6" w:tentative="1">
+      <w:start w:val="1"/>
+      <w:numFmt w:val="bullet"/>
+      <w:lvlText w:val=""/>
+      <w:lvlJc w:val="left"/>
+      <w:pPr>
+        <w:tabs>
+          <w:tab w:val="num" w:pos="5040"/>
+        </w:tabs>
+        <w:ind w:left="5040" w:hanging="360"/>
+      </w:pPr>
+      <w:rPr>
+        <w:rFonts w:ascii="Wingdings" w:hAnsi="Wingdings" w:hint="default"/>
+        <w:sz w:val="20"/>
+      </w:rPr>
+    </w:lvl>
+    <w:lvl w:ilvl="7" w:tentative="1">
+      <w:start w:val="1"/>
+      <w:numFmt w:val="bullet"/>
+      <w:lvlText w:val=""/>
+      <w:lvlJc w:val="left"/>
+      <w:pPr>
+        <w:tabs>
+          <w:tab w:val="num" w:pos="5760"/>
+        </w:tabs>
+        <w:ind w:left="5760" w:hanging="360"/>
+      </w:pPr>
+      <w:rPr>
+        <w:rFonts w:ascii="Wingdings" w:hAnsi="Wingdings" w:hint="default"/>
+        <w:sz w:val="20"/>
+      </w:rPr>
+    </w:lvl>
+    <w:lvl w:ilvl="8" w:tentative="1">
+      <w:start w:val="1"/>
+      <w:numFmt w:val="bullet"/>
+      <w:lvlText w:val=""/>
+      <w:lvlJc w:val="left"/>
+      <w:pPr>
+        <w:tabs>
+          <w:tab w:val="num" w:pos="6480"/>
+        </w:tabs>
+        <w:ind w:left="6480" w:hanging="360"/>
+      </w:pPr>
+      <w:rPr>
+        <w:rFonts w:ascii="Wingdings" w:hAnsi="Wingdings" w:hint="default"/>
+        <w:sz w:val="20"/>
+      </w:rPr>
+    </w:lvl>
+  </w:abstractNum>
+  <w:abstractNum w:abstractNumId="10" w15:restartNumberingAfterBreak="0">
+    <w:nsid w:val="21A27C8D"/>
+    <w:multiLevelType w:val="multilevel"/>
+    <w:tmpl w:val="AF62B090"/>
+    <w:lvl w:ilvl="0">
+      <w:start w:val="1"/>
+      <w:numFmt w:val="bullet"/>
+      <w:lvlText w:val=""/>
+      <w:lvlJc w:val="left"/>
+      <w:pPr>
+        <w:tabs>
+          <w:tab w:val="num" w:pos="720"/>
+        </w:tabs>
+        <w:ind w:left="720" w:hanging="360"/>
+      </w:pPr>
+      <w:rPr>
+        <w:rFonts w:ascii="Symbol" w:hAnsi="Symbol" w:hint="default"/>
+        <w:sz w:val="20"/>
+      </w:rPr>
+    </w:lvl>
+    <w:lvl w:ilvl="1" w:tentative="1">
+      <w:start w:val="1"/>
+      <w:numFmt w:val="bullet"/>
+      <w:lvlText w:val="o"/>
+      <w:lvlJc w:val="left"/>
+      <w:pPr>
+        <w:tabs>
+          <w:tab w:val="num" w:pos="1440"/>
+        </w:tabs>
+        <w:ind w:left="1440" w:hanging="360"/>
+      </w:pPr>
+      <w:rPr>
+        <w:rFonts w:ascii="Courier New" w:hAnsi="Courier New" w:hint="default"/>
+        <w:sz w:val="20"/>
+      </w:rPr>
+    </w:lvl>
+    <w:lvl w:ilvl="2" w:tentative="1">
+      <w:start w:val="1"/>
+      <w:numFmt w:val="bullet"/>
+      <w:lvlText w:val=""/>
+      <w:lvlJc w:val="left"/>
+      <w:pPr>
+        <w:tabs>
+          <w:tab w:val="num" w:pos="2160"/>
+        </w:tabs>
+        <w:ind w:left="2160" w:hanging="360"/>
+      </w:pPr>
+      <w:rPr>
+        <w:rFonts w:ascii="Wingdings" w:hAnsi="Wingdings" w:hint="default"/>
+        <w:sz w:val="20"/>
+      </w:rPr>
+    </w:lvl>
+    <w:lvl w:ilvl="3" w:tentative="1">
+      <w:start w:val="1"/>
+      <w:numFmt w:val="bullet"/>
+      <w:lvlText w:val=""/>
+      <w:lvlJc w:val="left"/>
+      <w:pPr>
+        <w:tabs>
+          <w:tab w:val="num" w:pos="2880"/>
+        </w:tabs>
+        <w:ind w:left="2880" w:hanging="360"/>
+      </w:pPr>
+      <w:rPr>
+        <w:rFonts w:ascii="Wingdings" w:hAnsi="Wingdings" w:hint="default"/>
+        <w:sz w:val="20"/>
+      </w:rPr>
+    </w:lvl>
+    <w:lvl w:ilvl="4" w:tentative="1">
+      <w:start w:val="1"/>
+      <w:numFmt w:val="bullet"/>
+      <w:lvlText w:val=""/>
+      <w:lvlJc w:val="left"/>
+      <w:pPr>
+        <w:tabs>
+          <w:tab w:val="num" w:pos="3600"/>
+        </w:tabs>
+        <w:ind w:left="3600" w:hanging="360"/>
+      </w:pPr>
+      <w:rPr>
+        <w:rFonts w:ascii="Wingdings" w:hAnsi="Wingdings" w:hint="default"/>
+        <w:sz w:val="20"/>
+      </w:rPr>
+    </w:lvl>
+    <w:lvl w:ilvl="5" w:tentative="1">
+      <w:start w:val="1"/>
+      <w:numFmt w:val="bullet"/>
+      <w:lvlText w:val=""/>
+      <w:lvlJc w:val="left"/>
+      <w:pPr>
+        <w:tabs>
+          <w:tab w:val="num" w:pos="4320"/>
+        </w:tabs>
+        <w:ind w:left="4320" w:hanging="360"/>
+      </w:pPr>
+      <w:rPr>
+        <w:rFonts w:ascii="Wingdings" w:hAnsi="Wingdings" w:hint="default"/>
+        <w:sz w:val="20"/>
+      </w:rPr>
+    </w:lvl>
+    <w:lvl w:ilvl="6" w:tentative="1">
+      <w:start w:val="1"/>
+      <w:numFmt w:val="bullet"/>
+      <w:lvlText w:val=""/>
+      <w:lvlJc w:val="left"/>
+      <w:pPr>
+        <w:tabs>
+          <w:tab w:val="num" w:pos="5040"/>
+        </w:tabs>
+        <w:ind w:left="5040" w:hanging="360"/>
+      </w:pPr>
+      <w:rPr>
+        <w:rFonts w:ascii="Wingdings" w:hAnsi="Wingdings" w:hint="default"/>
+        <w:sz w:val="20"/>
+      </w:rPr>
+    </w:lvl>
+    <w:lvl w:ilvl="7" w:tentative="1">
+      <w:start w:val="1"/>
+      <w:numFmt w:val="bullet"/>
+      <w:lvlText w:val=""/>
+      <w:lvlJc w:val="left"/>
+      <w:pPr>
+        <w:tabs>
+          <w:tab w:val="num" w:pos="5760"/>
+        </w:tabs>
+        <w:ind w:left="5760" w:hanging="360"/>
+      </w:pPr>
+      <w:rPr>
+        <w:rFonts w:ascii="Wingdings" w:hAnsi="Wingdings" w:hint="default"/>
+        <w:sz w:val="20"/>
+      </w:rPr>
+    </w:lvl>
+    <w:lvl w:ilvl="8" w:tentative="1">
+      <w:start w:val="1"/>
+      <w:numFmt w:val="bullet"/>
+      <w:lvlText w:val=""/>
+      <w:lvlJc w:val="left"/>
+      <w:pPr>
+        <w:tabs>
+          <w:tab w:val="num" w:pos="6480"/>
+        </w:tabs>
+        <w:ind w:left="6480" w:hanging="360"/>
+      </w:pPr>
+      <w:rPr>
+        <w:rFonts w:ascii="Wingdings" w:hAnsi="Wingdings" w:hint="default"/>
+        <w:sz w:val="20"/>
+      </w:rPr>
+    </w:lvl>
+  </w:abstractNum>
+  <w:abstractNum w:abstractNumId="11" w15:restartNumberingAfterBreak="0">
     <w:nsid w:val="28FF771F"/>
     <w:multiLevelType w:val="hybridMultilevel"/>
     <w:tmpl w:val="660C7888"/>
@@ -8462,156 +3209,7 @@
       </w:rPr>
     </w:lvl>
   </w:abstractNum>
-  <w:abstractNum w:abstractNumId="10" w15:restartNumberingAfterBreak="0">
-    <w:nsid w:val="49CF502F"/>
-    <w:multiLevelType w:val="multilevel"/>
-    <w:tmpl w:val="BEC65890"/>
-    <w:lvl w:ilvl="0">
-      <w:start w:val="1"/>
-      <w:numFmt w:val="bullet"/>
-      <w:lvlText w:val=""/>
-      <w:lvlJc w:val="left"/>
-      <w:pPr>
-        <w:tabs>
-          <w:tab w:val="num" w:pos="720"/>
-        </w:tabs>
-        <w:ind w:left="720" w:hanging="360"/>
-      </w:pPr>
-      <w:rPr>
-        <w:rFonts w:ascii="Symbol" w:hAnsi="Symbol" w:hint="default"/>
-        <w:sz w:val="20"/>
-      </w:rPr>
-    </w:lvl>
-    <w:lvl w:ilvl="1" w:tentative="1">
-      <w:start w:val="1"/>
-      <w:numFmt w:val="bullet"/>
-      <w:lvlText w:val="o"/>
-      <w:lvlJc w:val="left"/>
-      <w:pPr>
-        <w:tabs>
-          <w:tab w:val="num" w:pos="1440"/>
-        </w:tabs>
-        <w:ind w:left="1440" w:hanging="360"/>
-      </w:pPr>
-      <w:rPr>
-        <w:rFonts w:ascii="Courier New" w:hAnsi="Courier New" w:hint="default"/>
-        <w:sz w:val="20"/>
-      </w:rPr>
-    </w:lvl>
-    <w:lvl w:ilvl="2" w:tentative="1">
-      <w:start w:val="1"/>
-      <w:numFmt w:val="bullet"/>
-      <w:lvlText w:val=""/>
-      <w:lvlJc w:val="left"/>
-      <w:pPr>
-        <w:tabs>
-          <w:tab w:val="num" w:pos="2160"/>
-        </w:tabs>
-        <w:ind w:left="2160" w:hanging="360"/>
-      </w:pPr>
-      <w:rPr>
-        <w:rFonts w:ascii="Wingdings" w:hAnsi="Wingdings" w:hint="default"/>
-        <w:sz w:val="20"/>
-      </w:rPr>
-    </w:lvl>
-    <w:lvl w:ilvl="3" w:tentative="1">
-      <w:start w:val="1"/>
-      <w:numFmt w:val="bullet"/>
-      <w:lvlText w:val=""/>
-      <w:lvlJc w:val="left"/>
-      <w:pPr>
-        <w:tabs>
-          <w:tab w:val="num" w:pos="2880"/>
-        </w:tabs>
-        <w:ind w:left="2880" w:hanging="360"/>
-      </w:pPr>
-      <w:rPr>
-        <w:rFonts w:ascii="Wingdings" w:hAnsi="Wingdings" w:hint="default"/>
-        <w:sz w:val="20"/>
-      </w:rPr>
-    </w:lvl>
-    <w:lvl w:ilvl="4" w:tentative="1">
-      <w:start w:val="1"/>
-      <w:numFmt w:val="bullet"/>
-      <w:lvlText w:val=""/>
-      <w:lvlJc w:val="left"/>
-      <w:pPr>
-        <w:tabs>
-          <w:tab w:val="num" w:pos="3600"/>
-        </w:tabs>
-        <w:ind w:left="3600" w:hanging="360"/>
-      </w:pPr>
-      <w:rPr>
-        <w:rFonts w:ascii="Wingdings" w:hAnsi="Wingdings" w:hint="default"/>
-        <w:sz w:val="20"/>
-      </w:rPr>
-    </w:lvl>
-    <w:lvl w:ilvl="5" w:tentative="1">
-      <w:start w:val="1"/>
-      <w:numFmt w:val="bullet"/>
-      <w:lvlText w:val=""/>
-      <w:lvlJc w:val="left"/>
-      <w:pPr>
-        <w:tabs>
-          <w:tab w:val="num" w:pos="4320"/>
-        </w:tabs>
-        <w:ind w:left="4320" w:hanging="360"/>
-      </w:pPr>
-      <w:rPr>
-        <w:rFonts w:ascii="Wingdings" w:hAnsi="Wingdings" w:hint="default"/>
-        <w:sz w:val="20"/>
-      </w:rPr>
-    </w:lvl>
-    <w:lvl w:ilvl="6" w:tentative="1">
-      <w:start w:val="1"/>
-      <w:numFmt w:val="bullet"/>
-      <w:lvlText w:val=""/>
-      <w:lvlJc w:val="left"/>
-      <w:pPr>
-        <w:tabs>
-          <w:tab w:val="num" w:pos="5040"/>
-        </w:tabs>
-        <w:ind w:left="5040" w:hanging="360"/>
-      </w:pPr>
-      <w:rPr>
-        <w:rFonts w:ascii="Wingdings" w:hAnsi="Wingdings" w:hint="default"/>
-        <w:sz w:val="20"/>
-      </w:rPr>
-    </w:lvl>
-    <w:lvl w:ilvl="7" w:tentative="1">
-      <w:start w:val="1"/>
-      <w:numFmt w:val="bullet"/>
-      <w:lvlText w:val=""/>
-      <w:lvlJc w:val="left"/>
-      <w:pPr>
-        <w:tabs>
-          <w:tab w:val="num" w:pos="5760"/>
-        </w:tabs>
-        <w:ind w:left="5760" w:hanging="360"/>
-      </w:pPr>
-      <w:rPr>
-        <w:rFonts w:ascii="Wingdings" w:hAnsi="Wingdings" w:hint="default"/>
-        <w:sz w:val="20"/>
-      </w:rPr>
-    </w:lvl>
-    <w:lvl w:ilvl="8" w:tentative="1">
-      <w:start w:val="1"/>
-      <w:numFmt w:val="bullet"/>
-      <w:lvlText w:val=""/>
-      <w:lvlJc w:val="left"/>
-      <w:pPr>
-        <w:tabs>
-          <w:tab w:val="num" w:pos="6480"/>
-        </w:tabs>
-        <w:ind w:left="6480" w:hanging="360"/>
-      </w:pPr>
-      <w:rPr>
-        <w:rFonts w:ascii="Wingdings" w:hAnsi="Wingdings" w:hint="default"/>
-        <w:sz w:val="20"/>
-      </w:rPr>
-    </w:lvl>
-  </w:abstractNum>
-  <w:abstractNum w:abstractNumId="11" w15:restartNumberingAfterBreak="0">
+  <w:abstractNum w:abstractNumId="12" w15:restartNumberingAfterBreak="0">
     <w:nsid w:val="52D74056"/>
     <w:multiLevelType w:val="hybridMultilevel"/>
     <w:tmpl w:val="F8E884D6"/>
@@ -8700,7 +3298,7 @@
       </w:pPr>
     </w:lvl>
   </w:abstractNum>
-  <w:abstractNum w:abstractNumId="12" w15:restartNumberingAfterBreak="0">
+  <w:abstractNum w:abstractNumId="13" w15:restartNumberingAfterBreak="0">
     <w:nsid w:val="53C20551"/>
     <w:multiLevelType w:val="hybridMultilevel"/>
     <w:tmpl w:val="9EBC212E"/>
@@ -8787,155 +3385,6 @@
       <w:pPr>
         <w:ind w:left="6480" w:hanging="180"/>
       </w:pPr>
-    </w:lvl>
-  </w:abstractNum>
-  <w:abstractNum w:abstractNumId="13" w15:restartNumberingAfterBreak="0">
-    <w:nsid w:val="5C4D38D8"/>
-    <w:multiLevelType w:val="multilevel"/>
-    <w:tmpl w:val="75967D3C"/>
-    <w:lvl w:ilvl="0">
-      <w:start w:val="1"/>
-      <w:numFmt w:val="bullet"/>
-      <w:lvlText w:val=""/>
-      <w:lvlJc w:val="left"/>
-      <w:pPr>
-        <w:tabs>
-          <w:tab w:val="num" w:pos="720"/>
-        </w:tabs>
-        <w:ind w:left="720" w:hanging="360"/>
-      </w:pPr>
-      <w:rPr>
-        <w:rFonts w:ascii="Symbol" w:hAnsi="Symbol" w:hint="default"/>
-        <w:sz w:val="20"/>
-      </w:rPr>
-    </w:lvl>
-    <w:lvl w:ilvl="1" w:tentative="1">
-      <w:start w:val="1"/>
-      <w:numFmt w:val="bullet"/>
-      <w:lvlText w:val="o"/>
-      <w:lvlJc w:val="left"/>
-      <w:pPr>
-        <w:tabs>
-          <w:tab w:val="num" w:pos="1440"/>
-        </w:tabs>
-        <w:ind w:left="1440" w:hanging="360"/>
-      </w:pPr>
-      <w:rPr>
-        <w:rFonts w:ascii="Courier New" w:hAnsi="Courier New" w:hint="default"/>
-        <w:sz w:val="20"/>
-      </w:rPr>
-    </w:lvl>
-    <w:lvl w:ilvl="2" w:tentative="1">
-      <w:start w:val="1"/>
-      <w:numFmt w:val="bullet"/>
-      <w:lvlText w:val=""/>
-      <w:lvlJc w:val="left"/>
-      <w:pPr>
-        <w:tabs>
-          <w:tab w:val="num" w:pos="2160"/>
-        </w:tabs>
-        <w:ind w:left="2160" w:hanging="360"/>
-      </w:pPr>
-      <w:rPr>
-        <w:rFonts w:ascii="Wingdings" w:hAnsi="Wingdings" w:hint="default"/>
-        <w:sz w:val="20"/>
-      </w:rPr>
-    </w:lvl>
-    <w:lvl w:ilvl="3" w:tentative="1">
-      <w:start w:val="1"/>
-      <w:numFmt w:val="bullet"/>
-      <w:lvlText w:val=""/>
-      <w:lvlJc w:val="left"/>
-      <w:pPr>
-        <w:tabs>
-          <w:tab w:val="num" w:pos="2880"/>
-        </w:tabs>
-        <w:ind w:left="2880" w:hanging="360"/>
-      </w:pPr>
-      <w:rPr>
-        <w:rFonts w:ascii="Wingdings" w:hAnsi="Wingdings" w:hint="default"/>
-        <w:sz w:val="20"/>
-      </w:rPr>
-    </w:lvl>
-    <w:lvl w:ilvl="4" w:tentative="1">
-      <w:start w:val="1"/>
-      <w:numFmt w:val="bullet"/>
-      <w:lvlText w:val=""/>
-      <w:lvlJc w:val="left"/>
-      <w:pPr>
-        <w:tabs>
-          <w:tab w:val="num" w:pos="3600"/>
-        </w:tabs>
-        <w:ind w:left="3600" w:hanging="360"/>
-      </w:pPr>
-      <w:rPr>
-        <w:rFonts w:ascii="Wingdings" w:hAnsi="Wingdings" w:hint="default"/>
-        <w:sz w:val="20"/>
-      </w:rPr>
-    </w:lvl>
-    <w:lvl w:ilvl="5" w:tentative="1">
-      <w:start w:val="1"/>
-      <w:numFmt w:val="bullet"/>
-      <w:lvlText w:val=""/>
-      <w:lvlJc w:val="left"/>
-      <w:pPr>
-        <w:tabs>
-          <w:tab w:val="num" w:pos="4320"/>
-        </w:tabs>
-        <w:ind w:left="4320" w:hanging="360"/>
-      </w:pPr>
-      <w:rPr>
-        <w:rFonts w:ascii="Wingdings" w:hAnsi="Wingdings" w:hint="default"/>
-        <w:sz w:val="20"/>
-      </w:rPr>
-    </w:lvl>
-    <w:lvl w:ilvl="6" w:tentative="1">
-      <w:start w:val="1"/>
-      <w:numFmt w:val="bullet"/>
-      <w:lvlText w:val=""/>
-      <w:lvlJc w:val="left"/>
-      <w:pPr>
-        <w:tabs>
-          <w:tab w:val="num" w:pos="5040"/>
-        </w:tabs>
-        <w:ind w:left="5040" w:hanging="360"/>
-      </w:pPr>
-      <w:rPr>
-        <w:rFonts w:ascii="Wingdings" w:hAnsi="Wingdings" w:hint="default"/>
-        <w:sz w:val="20"/>
-      </w:rPr>
-    </w:lvl>
-    <w:lvl w:ilvl="7" w:tentative="1">
-      <w:start w:val="1"/>
-      <w:numFmt w:val="bullet"/>
-      <w:lvlText w:val=""/>
-      <w:lvlJc w:val="left"/>
-      <w:pPr>
-        <w:tabs>
-          <w:tab w:val="num" w:pos="5760"/>
-        </w:tabs>
-        <w:ind w:left="5760" w:hanging="360"/>
-      </w:pPr>
-      <w:rPr>
-        <w:rFonts w:ascii="Wingdings" w:hAnsi="Wingdings" w:hint="default"/>
-        <w:sz w:val="20"/>
-      </w:rPr>
-    </w:lvl>
-    <w:lvl w:ilvl="8" w:tentative="1">
-      <w:start w:val="1"/>
-      <w:numFmt w:val="bullet"/>
-      <w:lvlText w:val=""/>
-      <w:lvlJc w:val="left"/>
-      <w:pPr>
-        <w:tabs>
-          <w:tab w:val="num" w:pos="6480"/>
-        </w:tabs>
-        <w:ind w:left="6480" w:hanging="360"/>
-      </w:pPr>
-      <w:rPr>
-        <w:rFonts w:ascii="Wingdings" w:hAnsi="Wingdings" w:hint="default"/>
-        <w:sz w:val="20"/>
-      </w:rPr>
     </w:lvl>
   </w:abstractNum>
   <w:num w:numId="1" w16cid:durableId="761797777">
@@ -8957,7 +3406,7 @@
     <w:abstractNumId w:val="0"/>
   </w:num>
   <w:num w:numId="7" w16cid:durableId="767509364">
-    <w:abstractNumId w:val="11"/>
+    <w:abstractNumId w:val="12"/>
   </w:num>
   <w:num w:numId="8" w16cid:durableId="1187519976">
     <w:abstractNumId w:val="8"/>
@@ -8966,19 +3415,19 @@
     <w:abstractNumId w:val="7"/>
   </w:num>
   <w:num w:numId="10" w16cid:durableId="2009867063">
-    <w:abstractNumId w:val="9"/>
+    <w:abstractNumId w:val="11"/>
   </w:num>
   <w:num w:numId="11" w16cid:durableId="1924602666">
-    <w:abstractNumId w:val="12"/>
+    <w:abstractNumId w:val="13"/>
   </w:num>
   <w:num w:numId="12" w16cid:durableId="2021344936">
     <w:abstractNumId w:val="2"/>
   </w:num>
-  <w:num w:numId="13" w16cid:durableId="2101290314">
-    <w:abstractNumId w:val="13"/>
+  <w:num w:numId="13" w16cid:durableId="213541981">
+    <w:abstractNumId w:val="10"/>
   </w:num>
-  <w:num w:numId="14" w16cid:durableId="2044549667">
-    <w:abstractNumId w:val="10"/>
+  <w:num w:numId="14" w16cid:durableId="881553081">
+    <w:abstractNumId w:val="9"/>
   </w:num>
   <w:numIdMacAtCleanup w:val="10"/>
 </w:numbering>
@@ -10279,6 +4728,7 @@
     <w:basedOn w:val="Ttulo1"/>
     <w:next w:val="Normal"/>
     <w:uiPriority w:val="39"/>
+    <w:semiHidden/>
     <w:unhideWhenUsed/>
     <w:qFormat/>
     <w:rsid w:val="00FC693F"/>
@@ -20591,51 +15041,13 @@
       </w:tblBorders>
     </w:tblPr>
   </w:style>
-  <w:style w:type="paragraph" w:styleId="TDC1">
-    <w:name w:val="toc 1"/>
-    <w:basedOn w:val="Normal"/>
-    <w:next w:val="Normal"/>
-    <w:autoRedefine/>
-    <w:uiPriority w:val="39"/>
-    <w:unhideWhenUsed/>
-    <w:rsid w:val="00B76CBE"/>
-    <w:pPr>
-      <w:spacing w:after="100"/>
-    </w:pPr>
-  </w:style>
-  <w:style w:type="paragraph" w:styleId="TDC2">
-    <w:name w:val="toc 2"/>
-    <w:basedOn w:val="Normal"/>
-    <w:next w:val="Normal"/>
-    <w:autoRedefine/>
-    <w:uiPriority w:val="39"/>
-    <w:unhideWhenUsed/>
-    <w:rsid w:val="00B76CBE"/>
-    <w:pPr>
-      <w:spacing w:after="100"/>
-      <w:ind w:left="220"/>
-    </w:pPr>
-  </w:style>
-  <w:style w:type="paragraph" w:styleId="TDC3">
-    <w:name w:val="toc 3"/>
-    <w:basedOn w:val="Normal"/>
-    <w:next w:val="Normal"/>
-    <w:autoRedefine/>
-    <w:uiPriority w:val="39"/>
-    <w:unhideWhenUsed/>
-    <w:rsid w:val="00B76CBE"/>
-    <w:pPr>
-      <w:spacing w:after="100"/>
-      <w:ind w:left="440"/>
-    </w:pPr>
-  </w:style>
   <w:style w:type="paragraph" w:styleId="NormalWeb">
     <w:name w:val="Normal (Web)"/>
     <w:basedOn w:val="Normal"/>
     <w:uiPriority w:val="99"/>
     <w:semiHidden/>
     <w:unhideWhenUsed/>
-    <w:rsid w:val="00A309AC"/>
+    <w:rsid w:val="004B6437"/>
     <w:pPr>
       <w:spacing w:before="100" w:beforeAutospacing="1" w:after="100" w:afterAutospacing="1" w:line="240" w:lineRule="auto"/>
     </w:pPr>
@@ -20653,7 +15065,7 @@
     <w:uiPriority w:val="99"/>
     <w:semiHidden/>
     <w:unhideWhenUsed/>
-    <w:rsid w:val="00A309AC"/>
+    <w:rsid w:val="004B6437"/>
     <w:rPr>
       <w:rFonts w:ascii="Courier New" w:eastAsiaTheme="minorEastAsia" w:hAnsi="Courier New" w:cs="Courier New"/>
       <w:sz w:val="20"/>

--- a/05-Mayo-Junio/Entregables/2026-06/03-Reporte_Monitoreo_Alertamiento_2026-06_INSTITUCIONAL.docx
+++ b/05-Mayo-Junio/Entregables/2026-06/03-Reporte_Monitoreo_Alertamiento_2026-06_INSTITUCIONAL.docx
@@ -161,7 +161,7 @@
         <w:rPr>
           <w:rFonts w:ascii="Calibri" w:eastAsia="Times New Roman" w:hAnsi="Calibri" w:cs="Calibri"/>
         </w:rPr>
-        <w:pict w14:anchorId="453B72AC">
+        <w:pict w14:anchorId="0766434D">
           <v:rect id="_x0000_i1025" style="width:0;height:1.5pt" o:hralign="center" o:hrstd="t" o:hr="t" fillcolor="#a0a0a0" stroked="f"/>
         </w:pict>
       </w:r>
@@ -243,7 +243,7 @@
         <w:rPr>
           <w:rFonts w:ascii="Calibri" w:eastAsia="Times New Roman" w:hAnsi="Calibri" w:cs="Calibri"/>
         </w:rPr>
-        <w:pict w14:anchorId="14AB02D5">
+        <w:pict w14:anchorId="79309233">
           <v:rect id="_x0000_i1026" style="width:0;height:1.5pt" o:hralign="center" o:hrstd="t" o:hr="t" fillcolor="#a0a0a0" stroked="f"/>
         </w:pict>
       </w:r>
@@ -956,7 +956,7 @@
           <w:noProof/>
         </w:rPr>
         <w:drawing>
-          <wp:inline distT="0" distB="0" distL="0" distR="0" wp14:anchorId="52BC9EC1" wp14:editId="29232B81">
+          <wp:inline distT="0" distB="0" distL="0" distR="0" wp14:anchorId="35BCFC69" wp14:editId="2E2C1BD7">
             <wp:extent cx="10782300" cy="4602480"/>
             <wp:effectExtent l="0" t="0" r="0" b="0"/>
             <wp:docPr id="3" name="Imagen 3"/>
@@ -1015,7 +1015,7 @@
         <w:rPr>
           <w:rFonts w:ascii="Calibri" w:eastAsia="Times New Roman" w:hAnsi="Calibri" w:cs="Calibri"/>
         </w:rPr>
-        <w:pict w14:anchorId="7F9870C1">
+        <w:pict w14:anchorId="57659554">
           <v:rect id="_x0000_i1027" style="width:0;height:1.5pt" o:hralign="center" o:hrstd="t" o:hr="t" fillcolor="#a0a0a0" stroked="f"/>
         </w:pict>
       </w:r>
@@ -1206,7 +1206,7 @@
         <w:rPr>
           <w:rFonts w:ascii="Calibri" w:eastAsia="Times New Roman" w:hAnsi="Calibri" w:cs="Calibri"/>
         </w:rPr>
-        <w:pict w14:anchorId="162A91FA">
+        <w:pict w14:anchorId="6F1E9972">
           <v:rect id="_x0000_i1028" style="width:0;height:1.5pt" o:hralign="center" o:hrstd="t" o:hr="t" fillcolor="#a0a0a0" stroked="f"/>
         </w:pict>
       </w:r>
@@ -1325,7 +1325,7 @@
         <w:rPr>
           <w:rFonts w:ascii="Calibri" w:eastAsia="Times New Roman" w:hAnsi="Calibri" w:cs="Calibri"/>
         </w:rPr>
-        <w:pict w14:anchorId="7A2EF304">
+        <w:pict w14:anchorId="03F193C4">
           <v:rect id="_x0000_i1029" style="width:0;height:1.5pt" o:hralign="center" o:hrstd="t" o:hr="t" fillcolor="#a0a0a0" stroked="f"/>
         </w:pict>
       </w:r>
@@ -1489,6 +1489,256 @@
           <w:szCs w:val="22"/>
         </w:rPr>
         <w:t>La vertiente de monitoreo, defensa volumétrica y contención queda operativamente asegurada, auditada y finiquitada.</w:t>
+      </w:r>
+    </w:p>
+    <w:p>
+      <w:pPr>
+        <w:pStyle w:val="Ttulo2"/>
+        <w:rPr>
+          <w:rFonts w:ascii="Calibri" w:eastAsia="Times New Roman" w:hAnsi="Calibri" w:cs="Calibri"/>
+        </w:rPr>
+      </w:pPr>
+      <w:r>
+        <w:rPr>
+          <w:rFonts w:ascii="Calibri" w:eastAsia="Times New Roman" w:hAnsi="Calibri" w:cs="Calibri"/>
+        </w:rPr>
+        <w:t>Actualización Especial de Cierre (Junio 2026)</w:t>
+      </w:r>
+    </w:p>
+    <w:p>
+      <w:pPr>
+        <w:pStyle w:val="Ttulo2"/>
+        <w:rPr>
+          <w:rFonts w:ascii="Calibri" w:eastAsia="Times New Roman" w:hAnsi="Calibri" w:cs="Calibri"/>
+        </w:rPr>
+      </w:pPr>
+      <w:r>
+        <w:rPr>
+          <w:rFonts w:ascii="Calibri" w:eastAsia="Times New Roman" w:hAnsi="Calibri" w:cs="Calibri"/>
+        </w:rPr>
+        <w:t>5. Resumen de Despliegue Oficial en Ambiente QA</w:t>
+      </w:r>
+    </w:p>
+    <w:p>
+      <w:pPr>
+        <w:pStyle w:val="NormalWeb"/>
+        <w:rPr>
+          <w:rFonts w:ascii="Calibri" w:hAnsi="Calibri" w:cs="Calibri"/>
+          <w:sz w:val="22"/>
+          <w:szCs w:val="22"/>
+        </w:rPr>
+      </w:pPr>
+      <w:r>
+        <w:rPr>
+          <w:rFonts w:ascii="Calibri" w:hAnsi="Calibri" w:cs="Calibri"/>
+          <w:sz w:val="22"/>
+          <w:szCs w:val="22"/>
+        </w:rPr>
+        <w:t>El sistema MUSEMS se entrega funcional, aprovisionado y certificado por las pruebas *End-to-End* en el clúster de Aseguramiento de la Calidad (QA) de la SEP.</w:t>
+      </w:r>
+    </w:p>
+    <w:p>
+      <w:pPr>
+        <w:numPr>
+          <w:ilvl w:val="0"/>
+          <w:numId w:val="15"/>
+        </w:numPr>
+        <w:spacing w:before="100" w:beforeAutospacing="1" w:after="100" w:afterAutospacing="1" w:line="240" w:lineRule="auto"/>
+        <w:rPr>
+          <w:rFonts w:ascii="Calibri" w:eastAsia="Times New Roman" w:hAnsi="Calibri" w:cs="Calibri"/>
+        </w:rPr>
+      </w:pPr>
+      <w:r>
+        <w:rPr>
+          <w:rStyle w:val="Fuerte"/>
+          <w:rFonts w:ascii="Calibri" w:eastAsia="Times New Roman" w:hAnsi="Calibri" w:cs="Calibri"/>
+        </w:rPr>
+        <w:t>Endpoint del Servidor Web:</w:t>
+      </w:r>
+      <w:r>
+        <w:rPr>
+          <w:rFonts w:ascii="Calibri" w:eastAsia="Times New Roman" w:hAnsi="Calibri" w:cs="Calibri"/>
+        </w:rPr>
+        <w:t xml:space="preserve"> </w:t>
+      </w:r>
+      <w:r>
+        <w:rPr>
+          <w:rStyle w:val="CdigoHTML"/>
+        </w:rPr>
+        <w:t>http://168.255.101.231:8086/</w:t>
+      </w:r>
+    </w:p>
+    <w:p>
+      <w:pPr>
+        <w:numPr>
+          <w:ilvl w:val="0"/>
+          <w:numId w:val="15"/>
+        </w:numPr>
+        <w:spacing w:before="100" w:beforeAutospacing="1" w:after="100" w:afterAutospacing="1" w:line="240" w:lineRule="auto"/>
+        <w:rPr>
+          <w:rFonts w:ascii="Calibri" w:eastAsia="Times New Roman" w:hAnsi="Calibri" w:cs="Calibri"/>
+        </w:rPr>
+      </w:pPr>
+      <w:r>
+        <w:rPr>
+          <w:rStyle w:val="Fuerte"/>
+          <w:rFonts w:ascii="Calibri" w:eastAsia="Times New Roman" w:hAnsi="Calibri" w:cs="Calibri"/>
+        </w:rPr>
+        <w:t>Nodos de Base de Datos:</w:t>
+      </w:r>
+      <w:r>
+        <w:rPr>
+          <w:rFonts w:ascii="Calibri" w:eastAsia="Times New Roman" w:hAnsi="Calibri" w:cs="Calibri"/>
+        </w:rPr>
+        <w:t xml:space="preserve"> </w:t>
+      </w:r>
+      <w:r>
+        <w:rPr>
+          <w:rStyle w:val="CdigoHTML"/>
+        </w:rPr>
+        <w:t>168.255.101.67:1530/MUSEMSD</w:t>
+      </w:r>
+      <w:r>
+        <w:rPr>
+          <w:rFonts w:ascii="Calibri" w:eastAsia="Times New Roman" w:hAnsi="Calibri" w:cs="Calibri"/>
+        </w:rPr>
+        <w:t xml:space="preserve"> (Esquema: </w:t>
+      </w:r>
+      <w:r>
+        <w:rPr>
+          <w:rStyle w:val="CdigoHTML"/>
+        </w:rPr>
+        <w:t>MUSEMSQA</w:t>
+      </w:r>
+      <w:r>
+        <w:rPr>
+          <w:rFonts w:ascii="Calibri" w:eastAsia="Times New Roman" w:hAnsi="Calibri" w:cs="Calibri"/>
+        </w:rPr>
+        <w:t>)</w:t>
+      </w:r>
+    </w:p>
+    <w:p>
+      <w:pPr>
+        <w:numPr>
+          <w:ilvl w:val="0"/>
+          <w:numId w:val="15"/>
+        </w:numPr>
+        <w:spacing w:before="100" w:beforeAutospacing="1" w:after="100" w:afterAutospacing="1" w:line="240" w:lineRule="auto"/>
+        <w:rPr>
+          <w:rFonts w:ascii="Calibri" w:eastAsia="Times New Roman" w:hAnsi="Calibri" w:cs="Calibri"/>
+        </w:rPr>
+      </w:pPr>
+      <w:r>
+        <w:rPr>
+          <w:rStyle w:val="Fuerte"/>
+          <w:rFonts w:ascii="Calibri" w:eastAsia="Times New Roman" w:hAnsi="Calibri" w:cs="Calibri"/>
+        </w:rPr>
+        <w:t>Usuarios Creados e Intransferibles:</w:t>
+      </w:r>
+      <w:r>
+        <w:rPr>
+          <w:rFonts w:ascii="Calibri" w:eastAsia="Times New Roman" w:hAnsi="Calibri" w:cs="Calibri"/>
+        </w:rPr>
+        <w:t xml:space="preserve"> 5 perfiles con rol de </w:t>
+      </w:r>
+      <w:r>
+        <w:rPr>
+          <w:rStyle w:val="CdigoHTML"/>
+        </w:rPr>
+        <w:t>ADMINISTRADOR</w:t>
+      </w:r>
+      <w:r>
+        <w:rPr>
+          <w:rFonts w:ascii="Calibri" w:eastAsia="Times New Roman" w:hAnsi="Calibri" w:cs="Calibri"/>
+        </w:rPr>
+        <w:t xml:space="preserve"> (</w:t>
+      </w:r>
+      <w:r>
+        <w:rPr>
+          <w:rStyle w:val="CdigoHTML"/>
+        </w:rPr>
+        <w:t>david</w:t>
+      </w:r>
+      <w:r>
+        <w:rPr>
+          <w:rFonts w:ascii="Calibri" w:eastAsia="Times New Roman" w:hAnsi="Calibri" w:cs="Calibri"/>
+        </w:rPr>
+        <w:t xml:space="preserve">, </w:t>
+      </w:r>
+      <w:r>
+        <w:rPr>
+          <w:rStyle w:val="CdigoHTML"/>
+        </w:rPr>
+        <w:t>abraham</w:t>
+      </w:r>
+      <w:r>
+        <w:rPr>
+          <w:rFonts w:ascii="Calibri" w:eastAsia="Times New Roman" w:hAnsi="Calibri" w:cs="Calibri"/>
+        </w:rPr>
+        <w:t xml:space="preserve">, </w:t>
+      </w:r>
+      <w:r>
+        <w:rPr>
+          <w:rStyle w:val="CdigoHTML"/>
+        </w:rPr>
+        <w:t>valeria</w:t>
+      </w:r>
+      <w:r>
+        <w:rPr>
+          <w:rFonts w:ascii="Calibri" w:eastAsia="Times New Roman" w:hAnsi="Calibri" w:cs="Calibri"/>
+        </w:rPr>
+        <w:t xml:space="preserve">, </w:t>
+      </w:r>
+      <w:r>
+        <w:rPr>
+          <w:rStyle w:val="CdigoHTML"/>
+        </w:rPr>
+        <w:t>dolores</w:t>
+      </w:r>
+      <w:r>
+        <w:rPr>
+          <w:rFonts w:ascii="Calibri" w:eastAsia="Times New Roman" w:hAnsi="Calibri" w:cs="Calibri"/>
+        </w:rPr>
+        <w:t xml:space="preserve">, </w:t>
+      </w:r>
+      <w:r>
+        <w:rPr>
+          <w:rStyle w:val="CdigoHTML"/>
+        </w:rPr>
+        <w:t>eduardo</w:t>
+      </w:r>
+      <w:r>
+        <w:rPr>
+          <w:rFonts w:ascii="Calibri" w:eastAsia="Times New Roman" w:hAnsi="Calibri" w:cs="Calibri"/>
+        </w:rPr>
+        <w:t xml:space="preserve">) probados y asegurados con la contraseña maestra </w:t>
+      </w:r>
+      <w:r>
+        <w:rPr>
+          <w:rStyle w:val="CdigoHTML"/>
+        </w:rPr>
+        <w:t>musems2026</w:t>
+      </w:r>
+      <w:r>
+        <w:rPr>
+          <w:rFonts w:ascii="Calibri" w:eastAsia="Times New Roman" w:hAnsi="Calibri" w:cs="Calibri"/>
+        </w:rPr>
+        <w:t>. Estos usuarios están blindados bajo la lógica de retención obligatoria (Lockout Prevention) para asegurar continuidad administrativa.</w:t>
+      </w:r>
+    </w:p>
+    <w:p>
+      <w:pPr>
+        <w:rPr>
+          <w:rFonts w:ascii="Calibri" w:eastAsia="Times New Roman" w:hAnsi="Calibri" w:cs="Calibri"/>
+        </w:rPr>
+      </w:pPr>
+      <w:r>
+        <w:rPr>
+          <w:rFonts w:ascii="Calibri" w:eastAsia="Times New Roman" w:hAnsi="Calibri" w:cs="Calibri"/>
+        </w:rPr>
+        <w:pict w14:anchorId="65BE88AA">
+          <v:rect id="_x0000_i1030" style="width:0;height:1.5pt" o:hralign="center" o:hrstd="t" o:hr="t" fillcolor="#a0a0a0" stroked="f"/>
+        </w:pict>
       </w:r>
     </w:p>
     <w:p>
@@ -2686,6 +2936,155 @@
     </w:lvl>
   </w:abstractNum>
   <w:abstractNum w:abstractNumId="8" w15:restartNumberingAfterBreak="0">
+    <w:nsid w:val="0C3B5B0E"/>
+    <w:multiLevelType w:val="multilevel"/>
+    <w:tmpl w:val="DF9C27B6"/>
+    <w:lvl w:ilvl="0">
+      <w:start w:val="1"/>
+      <w:numFmt w:val="bullet"/>
+      <w:lvlText w:val=""/>
+      <w:lvlJc w:val="left"/>
+      <w:pPr>
+        <w:tabs>
+          <w:tab w:val="num" w:pos="720"/>
+        </w:tabs>
+        <w:ind w:left="720" w:hanging="360"/>
+      </w:pPr>
+      <w:rPr>
+        <w:rFonts w:ascii="Symbol" w:hAnsi="Symbol" w:hint="default"/>
+        <w:sz w:val="20"/>
+      </w:rPr>
+    </w:lvl>
+    <w:lvl w:ilvl="1" w:tentative="1">
+      <w:start w:val="1"/>
+      <w:numFmt w:val="bullet"/>
+      <w:lvlText w:val="o"/>
+      <w:lvlJc w:val="left"/>
+      <w:pPr>
+        <w:tabs>
+          <w:tab w:val="num" w:pos="1440"/>
+        </w:tabs>
+        <w:ind w:left="1440" w:hanging="360"/>
+      </w:pPr>
+      <w:rPr>
+        <w:rFonts w:ascii="Courier New" w:hAnsi="Courier New" w:hint="default"/>
+        <w:sz w:val="20"/>
+      </w:rPr>
+    </w:lvl>
+    <w:lvl w:ilvl="2" w:tentative="1">
+      <w:start w:val="1"/>
+      <w:numFmt w:val="bullet"/>
+      <w:lvlText w:val=""/>
+      <w:lvlJc w:val="left"/>
+      <w:pPr>
+        <w:tabs>
+          <w:tab w:val="num" w:pos="2160"/>
+        </w:tabs>
+        <w:ind w:left="2160" w:hanging="360"/>
+      </w:pPr>
+      <w:rPr>
+        <w:rFonts w:ascii="Wingdings" w:hAnsi="Wingdings" w:hint="default"/>
+        <w:sz w:val="20"/>
+      </w:rPr>
+    </w:lvl>
+    <w:lvl w:ilvl="3" w:tentative="1">
+      <w:start w:val="1"/>
+      <w:numFmt w:val="bullet"/>
+      <w:lvlText w:val=""/>
+      <w:lvlJc w:val="left"/>
+      <w:pPr>
+        <w:tabs>
+          <w:tab w:val="num" w:pos="2880"/>
+        </w:tabs>
+        <w:ind w:left="2880" w:hanging="360"/>
+      </w:pPr>
+      <w:rPr>
+        <w:rFonts w:ascii="Wingdings" w:hAnsi="Wingdings" w:hint="default"/>
+        <w:sz w:val="20"/>
+      </w:rPr>
+    </w:lvl>
+    <w:lvl w:ilvl="4" w:tentative="1">
+      <w:start w:val="1"/>
+      <w:numFmt w:val="bullet"/>
+      <w:lvlText w:val=""/>
+      <w:lvlJc w:val="left"/>
+      <w:pPr>
+        <w:tabs>
+          <w:tab w:val="num" w:pos="3600"/>
+        </w:tabs>
+        <w:ind w:left="3600" w:hanging="360"/>
+      </w:pPr>
+      <w:rPr>
+        <w:rFonts w:ascii="Wingdings" w:hAnsi="Wingdings" w:hint="default"/>
+        <w:sz w:val="20"/>
+      </w:rPr>
+    </w:lvl>
+    <w:lvl w:ilvl="5" w:tentative="1">
+      <w:start w:val="1"/>
+      <w:numFmt w:val="bullet"/>
+      <w:lvlText w:val=""/>
+      <w:lvlJc w:val="left"/>
+      <w:pPr>
+        <w:tabs>
+          <w:tab w:val="num" w:pos="4320"/>
+        </w:tabs>
+        <w:ind w:left="4320" w:hanging="360"/>
+      </w:pPr>
+      <w:rPr>
+        <w:rFonts w:ascii="Wingdings" w:hAnsi="Wingdings" w:hint="default"/>
+        <w:sz w:val="20"/>
+      </w:rPr>
+    </w:lvl>
+    <w:lvl w:ilvl="6" w:tentative="1">
+      <w:start w:val="1"/>
+      <w:numFmt w:val="bullet"/>
+      <w:lvlText w:val=""/>
+      <w:lvlJc w:val="left"/>
+      <w:pPr>
+        <w:tabs>
+          <w:tab w:val="num" w:pos="5040"/>
+        </w:tabs>
+        <w:ind w:left="5040" w:hanging="360"/>
+      </w:pPr>
+      <w:rPr>
+        <w:rFonts w:ascii="Wingdings" w:hAnsi="Wingdings" w:hint="default"/>
+        <w:sz w:val="20"/>
+      </w:rPr>
+    </w:lvl>
+    <w:lvl w:ilvl="7" w:tentative="1">
+      <w:start w:val="1"/>
+      <w:numFmt w:val="bullet"/>
+      <w:lvlText w:val=""/>
+      <w:lvlJc w:val="left"/>
+      <w:pPr>
+        <w:tabs>
+          <w:tab w:val="num" w:pos="5760"/>
+        </w:tabs>
+        <w:ind w:left="5760" w:hanging="360"/>
+      </w:pPr>
+      <w:rPr>
+        <w:rFonts w:ascii="Wingdings" w:hAnsi="Wingdings" w:hint="default"/>
+        <w:sz w:val="20"/>
+      </w:rPr>
+    </w:lvl>
+    <w:lvl w:ilvl="8" w:tentative="1">
+      <w:start w:val="1"/>
+      <w:numFmt w:val="bullet"/>
+      <w:lvlText w:val=""/>
+      <w:lvlJc w:val="left"/>
+      <w:pPr>
+        <w:tabs>
+          <w:tab w:val="num" w:pos="6480"/>
+        </w:tabs>
+        <w:ind w:left="6480" w:hanging="360"/>
+      </w:pPr>
+      <w:rPr>
+        <w:rFonts w:ascii="Wingdings" w:hAnsi="Wingdings" w:hint="default"/>
+        <w:sz w:val="20"/>
+      </w:rPr>
+    </w:lvl>
+  </w:abstractNum>
+  <w:abstractNum w:abstractNumId="9" w15:restartNumberingAfterBreak="0">
     <w:nsid w:val="14A24D95"/>
     <w:multiLevelType w:val="hybridMultilevel"/>
     <w:tmpl w:val="0EDC7788"/>
@@ -2798,305 +3197,7 @@
       </w:rPr>
     </w:lvl>
   </w:abstractNum>
-  <w:abstractNum w:abstractNumId="9" w15:restartNumberingAfterBreak="0">
-    <w:nsid w:val="1D9C0DD1"/>
-    <w:multiLevelType w:val="multilevel"/>
-    <w:tmpl w:val="78C0CC76"/>
-    <w:lvl w:ilvl="0">
-      <w:start w:val="1"/>
-      <w:numFmt w:val="bullet"/>
-      <w:lvlText w:val=""/>
-      <w:lvlJc w:val="left"/>
-      <w:pPr>
-        <w:tabs>
-          <w:tab w:val="num" w:pos="720"/>
-        </w:tabs>
-        <w:ind w:left="720" w:hanging="360"/>
-      </w:pPr>
-      <w:rPr>
-        <w:rFonts w:ascii="Symbol" w:hAnsi="Symbol" w:hint="default"/>
-        <w:sz w:val="20"/>
-      </w:rPr>
-    </w:lvl>
-    <w:lvl w:ilvl="1" w:tentative="1">
-      <w:start w:val="1"/>
-      <w:numFmt w:val="bullet"/>
-      <w:lvlText w:val="o"/>
-      <w:lvlJc w:val="left"/>
-      <w:pPr>
-        <w:tabs>
-          <w:tab w:val="num" w:pos="1440"/>
-        </w:tabs>
-        <w:ind w:left="1440" w:hanging="360"/>
-      </w:pPr>
-      <w:rPr>
-        <w:rFonts w:ascii="Courier New" w:hAnsi="Courier New" w:hint="default"/>
-        <w:sz w:val="20"/>
-      </w:rPr>
-    </w:lvl>
-    <w:lvl w:ilvl="2" w:tentative="1">
-      <w:start w:val="1"/>
-      <w:numFmt w:val="bullet"/>
-      <w:lvlText w:val=""/>
-      <w:lvlJc w:val="left"/>
-      <w:pPr>
-        <w:tabs>
-          <w:tab w:val="num" w:pos="2160"/>
-        </w:tabs>
-        <w:ind w:left="2160" w:hanging="360"/>
-      </w:pPr>
-      <w:rPr>
-        <w:rFonts w:ascii="Wingdings" w:hAnsi="Wingdings" w:hint="default"/>
-        <w:sz w:val="20"/>
-      </w:rPr>
-    </w:lvl>
-    <w:lvl w:ilvl="3" w:tentative="1">
-      <w:start w:val="1"/>
-      <w:numFmt w:val="bullet"/>
-      <w:lvlText w:val=""/>
-      <w:lvlJc w:val="left"/>
-      <w:pPr>
-        <w:tabs>
-          <w:tab w:val="num" w:pos="2880"/>
-        </w:tabs>
-        <w:ind w:left="2880" w:hanging="360"/>
-      </w:pPr>
-      <w:rPr>
-        <w:rFonts w:ascii="Wingdings" w:hAnsi="Wingdings" w:hint="default"/>
-        <w:sz w:val="20"/>
-      </w:rPr>
-    </w:lvl>
-    <w:lvl w:ilvl="4" w:tentative="1">
-      <w:start w:val="1"/>
-      <w:numFmt w:val="bullet"/>
-      <w:lvlText w:val=""/>
-      <w:lvlJc w:val="left"/>
-      <w:pPr>
-        <w:tabs>
-          <w:tab w:val="num" w:pos="3600"/>
-        </w:tabs>
-        <w:ind w:left="3600" w:hanging="360"/>
-      </w:pPr>
-      <w:rPr>
-        <w:rFonts w:ascii="Wingdings" w:hAnsi="Wingdings" w:hint="default"/>
-        <w:sz w:val="20"/>
-      </w:rPr>
-    </w:lvl>
-    <w:lvl w:ilvl="5" w:tentative="1">
-      <w:start w:val="1"/>
-      <w:numFmt w:val="bullet"/>
-      <w:lvlText w:val=""/>
-      <w:lvlJc w:val="left"/>
-      <w:pPr>
-        <w:tabs>
-          <w:tab w:val="num" w:pos="4320"/>
-        </w:tabs>
-        <w:ind w:left="4320" w:hanging="360"/>
-      </w:pPr>
-      <w:rPr>
-        <w:rFonts w:ascii="Wingdings" w:hAnsi="Wingdings" w:hint="default"/>
-        <w:sz w:val="20"/>
-      </w:rPr>
-    </w:lvl>
-    <w:lvl w:ilvl="6" w:tentative="1">
-      <w:start w:val="1"/>
-      <w:numFmt w:val="bullet"/>
-      <w:lvlText w:val=""/>
-      <w:lvlJc w:val="left"/>
-      <w:pPr>
-        <w:tabs>
-          <w:tab w:val="num" w:pos="5040"/>
-        </w:tabs>
-        <w:ind w:left="5040" w:hanging="360"/>
-      </w:pPr>
-      <w:rPr>
-        <w:rFonts w:ascii="Wingdings" w:hAnsi="Wingdings" w:hint="default"/>
-        <w:sz w:val="20"/>
-      </w:rPr>
-    </w:lvl>
-    <w:lvl w:ilvl="7" w:tentative="1">
-      <w:start w:val="1"/>
-      <w:numFmt w:val="bullet"/>
-      <w:lvlText w:val=""/>
-      <w:lvlJc w:val="left"/>
-      <w:pPr>
-        <w:tabs>
-          <w:tab w:val="num" w:pos="5760"/>
-        </w:tabs>
-        <w:ind w:left="5760" w:hanging="360"/>
-      </w:pPr>
-      <w:rPr>
-        <w:rFonts w:ascii="Wingdings" w:hAnsi="Wingdings" w:hint="default"/>
-        <w:sz w:val="20"/>
-      </w:rPr>
-    </w:lvl>
-    <w:lvl w:ilvl="8" w:tentative="1">
-      <w:start w:val="1"/>
-      <w:numFmt w:val="bullet"/>
-      <w:lvlText w:val=""/>
-      <w:lvlJc w:val="left"/>
-      <w:pPr>
-        <w:tabs>
-          <w:tab w:val="num" w:pos="6480"/>
-        </w:tabs>
-        <w:ind w:left="6480" w:hanging="360"/>
-      </w:pPr>
-      <w:rPr>
-        <w:rFonts w:ascii="Wingdings" w:hAnsi="Wingdings" w:hint="default"/>
-        <w:sz w:val="20"/>
-      </w:rPr>
-    </w:lvl>
-  </w:abstractNum>
   <w:abstractNum w:abstractNumId="10" w15:restartNumberingAfterBreak="0">
-    <w:nsid w:val="21A27C8D"/>
-    <w:multiLevelType w:val="multilevel"/>
-    <w:tmpl w:val="AF62B090"/>
-    <w:lvl w:ilvl="0">
-      <w:start w:val="1"/>
-      <w:numFmt w:val="bullet"/>
-      <w:lvlText w:val=""/>
-      <w:lvlJc w:val="left"/>
-      <w:pPr>
-        <w:tabs>
-          <w:tab w:val="num" w:pos="720"/>
-        </w:tabs>
-        <w:ind w:left="720" w:hanging="360"/>
-      </w:pPr>
-      <w:rPr>
-        <w:rFonts w:ascii="Symbol" w:hAnsi="Symbol" w:hint="default"/>
-        <w:sz w:val="20"/>
-      </w:rPr>
-    </w:lvl>
-    <w:lvl w:ilvl="1" w:tentative="1">
-      <w:start w:val="1"/>
-      <w:numFmt w:val="bullet"/>
-      <w:lvlText w:val="o"/>
-      <w:lvlJc w:val="left"/>
-      <w:pPr>
-        <w:tabs>
-          <w:tab w:val="num" w:pos="1440"/>
-        </w:tabs>
-        <w:ind w:left="1440" w:hanging="360"/>
-      </w:pPr>
-      <w:rPr>
-        <w:rFonts w:ascii="Courier New" w:hAnsi="Courier New" w:hint="default"/>
-        <w:sz w:val="20"/>
-      </w:rPr>
-    </w:lvl>
-    <w:lvl w:ilvl="2" w:tentative="1">
-      <w:start w:val="1"/>
-      <w:numFmt w:val="bullet"/>
-      <w:lvlText w:val=""/>
-      <w:lvlJc w:val="left"/>
-      <w:pPr>
-        <w:tabs>
-          <w:tab w:val="num" w:pos="2160"/>
-        </w:tabs>
-        <w:ind w:left="2160" w:hanging="360"/>
-      </w:pPr>
-      <w:rPr>
-        <w:rFonts w:ascii="Wingdings" w:hAnsi="Wingdings" w:hint="default"/>
-        <w:sz w:val="20"/>
-      </w:rPr>
-    </w:lvl>
-    <w:lvl w:ilvl="3" w:tentative="1">
-      <w:start w:val="1"/>
-      <w:numFmt w:val="bullet"/>
-      <w:lvlText w:val=""/>
-      <w:lvlJc w:val="left"/>
-      <w:pPr>
-        <w:tabs>
-          <w:tab w:val="num" w:pos="2880"/>
-        </w:tabs>
-        <w:ind w:left="2880" w:hanging="360"/>
-      </w:pPr>
-      <w:rPr>
-        <w:rFonts w:ascii="Wingdings" w:hAnsi="Wingdings" w:hint="default"/>
-        <w:sz w:val="20"/>
-      </w:rPr>
-    </w:lvl>
-    <w:lvl w:ilvl="4" w:tentative="1">
-      <w:start w:val="1"/>
-      <w:numFmt w:val="bullet"/>
-      <w:lvlText w:val=""/>
-      <w:lvlJc w:val="left"/>
-      <w:pPr>
-        <w:tabs>
-          <w:tab w:val="num" w:pos="3600"/>
-        </w:tabs>
-        <w:ind w:left="3600" w:hanging="360"/>
-      </w:pPr>
-      <w:rPr>
-        <w:rFonts w:ascii="Wingdings" w:hAnsi="Wingdings" w:hint="default"/>
-        <w:sz w:val="20"/>
-      </w:rPr>
-    </w:lvl>
-    <w:lvl w:ilvl="5" w:tentative="1">
-      <w:start w:val="1"/>
-      <w:numFmt w:val="bullet"/>
-      <w:lvlText w:val=""/>
-      <w:lvlJc w:val="left"/>
-      <w:pPr>
-        <w:tabs>
-          <w:tab w:val="num" w:pos="4320"/>
-        </w:tabs>
-        <w:ind w:left="4320" w:hanging="360"/>
-      </w:pPr>
-      <w:rPr>
-        <w:rFonts w:ascii="Wingdings" w:hAnsi="Wingdings" w:hint="default"/>
-        <w:sz w:val="20"/>
-      </w:rPr>
-    </w:lvl>
-    <w:lvl w:ilvl="6" w:tentative="1">
-      <w:start w:val="1"/>
-      <w:numFmt w:val="bullet"/>
-      <w:lvlText w:val=""/>
-      <w:lvlJc w:val="left"/>
-      <w:pPr>
-        <w:tabs>
-          <w:tab w:val="num" w:pos="5040"/>
-        </w:tabs>
-        <w:ind w:left="5040" w:hanging="360"/>
-      </w:pPr>
-      <w:rPr>
-        <w:rFonts w:ascii="Wingdings" w:hAnsi="Wingdings" w:hint="default"/>
-        <w:sz w:val="20"/>
-      </w:rPr>
-    </w:lvl>
-    <w:lvl w:ilvl="7" w:tentative="1">
-      <w:start w:val="1"/>
-      <w:numFmt w:val="bullet"/>
-      <w:lvlText w:val=""/>
-      <w:lvlJc w:val="left"/>
-      <w:pPr>
-        <w:tabs>
-          <w:tab w:val="num" w:pos="5760"/>
-        </w:tabs>
-        <w:ind w:left="5760" w:hanging="360"/>
-      </w:pPr>
-      <w:rPr>
-        <w:rFonts w:ascii="Wingdings" w:hAnsi="Wingdings" w:hint="default"/>
-        <w:sz w:val="20"/>
-      </w:rPr>
-    </w:lvl>
-    <w:lvl w:ilvl="8" w:tentative="1">
-      <w:start w:val="1"/>
-      <w:numFmt w:val="bullet"/>
-      <w:lvlText w:val=""/>
-      <w:lvlJc w:val="left"/>
-      <w:pPr>
-        <w:tabs>
-          <w:tab w:val="num" w:pos="6480"/>
-        </w:tabs>
-        <w:ind w:left="6480" w:hanging="360"/>
-      </w:pPr>
-      <w:rPr>
-        <w:rFonts w:ascii="Wingdings" w:hAnsi="Wingdings" w:hint="default"/>
-        <w:sz w:val="20"/>
-      </w:rPr>
-    </w:lvl>
-  </w:abstractNum>
-  <w:abstractNum w:abstractNumId="11" w15:restartNumberingAfterBreak="0">
     <w:nsid w:val="28FF771F"/>
     <w:multiLevelType w:val="hybridMultilevel"/>
     <w:tmpl w:val="660C7888"/>
@@ -3206,6 +3307,155 @@
       </w:pPr>
       <w:rPr>
         <w:rFonts w:ascii="Wingdings" w:hAnsi="Wingdings" w:hint="default"/>
+      </w:rPr>
+    </w:lvl>
+  </w:abstractNum>
+  <w:abstractNum w:abstractNumId="11" w15:restartNumberingAfterBreak="0">
+    <w:nsid w:val="2AB9314E"/>
+    <w:multiLevelType w:val="multilevel"/>
+    <w:tmpl w:val="8408B8EE"/>
+    <w:lvl w:ilvl="0">
+      <w:start w:val="1"/>
+      <w:numFmt w:val="bullet"/>
+      <w:lvlText w:val=""/>
+      <w:lvlJc w:val="left"/>
+      <w:pPr>
+        <w:tabs>
+          <w:tab w:val="num" w:pos="720"/>
+        </w:tabs>
+        <w:ind w:left="720" w:hanging="360"/>
+      </w:pPr>
+      <w:rPr>
+        <w:rFonts w:ascii="Symbol" w:hAnsi="Symbol" w:hint="default"/>
+        <w:sz w:val="20"/>
+      </w:rPr>
+    </w:lvl>
+    <w:lvl w:ilvl="1" w:tentative="1">
+      <w:start w:val="1"/>
+      <w:numFmt w:val="bullet"/>
+      <w:lvlText w:val="o"/>
+      <w:lvlJc w:val="left"/>
+      <w:pPr>
+        <w:tabs>
+          <w:tab w:val="num" w:pos="1440"/>
+        </w:tabs>
+        <w:ind w:left="1440" w:hanging="360"/>
+      </w:pPr>
+      <w:rPr>
+        <w:rFonts w:ascii="Courier New" w:hAnsi="Courier New" w:hint="default"/>
+        <w:sz w:val="20"/>
+      </w:rPr>
+    </w:lvl>
+    <w:lvl w:ilvl="2" w:tentative="1">
+      <w:start w:val="1"/>
+      <w:numFmt w:val="bullet"/>
+      <w:lvlText w:val=""/>
+      <w:lvlJc w:val="left"/>
+      <w:pPr>
+        <w:tabs>
+          <w:tab w:val="num" w:pos="2160"/>
+        </w:tabs>
+        <w:ind w:left="2160" w:hanging="360"/>
+      </w:pPr>
+      <w:rPr>
+        <w:rFonts w:ascii="Wingdings" w:hAnsi="Wingdings" w:hint="default"/>
+        <w:sz w:val="20"/>
+      </w:rPr>
+    </w:lvl>
+    <w:lvl w:ilvl="3" w:tentative="1">
+      <w:start w:val="1"/>
+      <w:numFmt w:val="bullet"/>
+      <w:lvlText w:val=""/>
+      <w:lvlJc w:val="left"/>
+      <w:pPr>
+        <w:tabs>
+          <w:tab w:val="num" w:pos="2880"/>
+        </w:tabs>
+        <w:ind w:left="2880" w:hanging="360"/>
+      </w:pPr>
+      <w:rPr>
+        <w:rFonts w:ascii="Wingdings" w:hAnsi="Wingdings" w:hint="default"/>
+        <w:sz w:val="20"/>
+      </w:rPr>
+    </w:lvl>
+    <w:lvl w:ilvl="4" w:tentative="1">
+      <w:start w:val="1"/>
+      <w:numFmt w:val="bullet"/>
+      <w:lvlText w:val=""/>
+      <w:lvlJc w:val="left"/>
+      <w:pPr>
+        <w:tabs>
+          <w:tab w:val="num" w:pos="3600"/>
+        </w:tabs>
+        <w:ind w:left="3600" w:hanging="360"/>
+      </w:pPr>
+      <w:rPr>
+        <w:rFonts w:ascii="Wingdings" w:hAnsi="Wingdings" w:hint="default"/>
+        <w:sz w:val="20"/>
+      </w:rPr>
+    </w:lvl>
+    <w:lvl w:ilvl="5" w:tentative="1">
+      <w:start w:val="1"/>
+      <w:numFmt w:val="bullet"/>
+      <w:lvlText w:val=""/>
+      <w:lvlJc w:val="left"/>
+      <w:pPr>
+        <w:tabs>
+          <w:tab w:val="num" w:pos="4320"/>
+        </w:tabs>
+        <w:ind w:left="4320" w:hanging="360"/>
+      </w:pPr>
+      <w:rPr>
+        <w:rFonts w:ascii="Wingdings" w:hAnsi="Wingdings" w:hint="default"/>
+        <w:sz w:val="20"/>
+      </w:rPr>
+    </w:lvl>
+    <w:lvl w:ilvl="6" w:tentative="1">
+      <w:start w:val="1"/>
+      <w:numFmt w:val="bullet"/>
+      <w:lvlText w:val=""/>
+      <w:lvlJc w:val="left"/>
+      <w:pPr>
+        <w:tabs>
+          <w:tab w:val="num" w:pos="5040"/>
+        </w:tabs>
+        <w:ind w:left="5040" w:hanging="360"/>
+      </w:pPr>
+      <w:rPr>
+        <w:rFonts w:ascii="Wingdings" w:hAnsi="Wingdings" w:hint="default"/>
+        <w:sz w:val="20"/>
+      </w:rPr>
+    </w:lvl>
+    <w:lvl w:ilvl="7" w:tentative="1">
+      <w:start w:val="1"/>
+      <w:numFmt w:val="bullet"/>
+      <w:lvlText w:val=""/>
+      <w:lvlJc w:val="left"/>
+      <w:pPr>
+        <w:tabs>
+          <w:tab w:val="num" w:pos="5760"/>
+        </w:tabs>
+        <w:ind w:left="5760" w:hanging="360"/>
+      </w:pPr>
+      <w:rPr>
+        <w:rFonts w:ascii="Wingdings" w:hAnsi="Wingdings" w:hint="default"/>
+        <w:sz w:val="20"/>
+      </w:rPr>
+    </w:lvl>
+    <w:lvl w:ilvl="8" w:tentative="1">
+      <w:start w:val="1"/>
+      <w:numFmt w:val="bullet"/>
+      <w:lvlText w:val=""/>
+      <w:lvlJc w:val="left"/>
+      <w:pPr>
+        <w:tabs>
+          <w:tab w:val="num" w:pos="6480"/>
+        </w:tabs>
+        <w:ind w:left="6480" w:hanging="360"/>
+      </w:pPr>
+      <w:rPr>
+        <w:rFonts w:ascii="Wingdings" w:hAnsi="Wingdings" w:hint="default"/>
+        <w:sz w:val="20"/>
       </w:rPr>
     </w:lvl>
   </w:abstractNum>
@@ -3385,6 +3635,155 @@
       <w:pPr>
         <w:ind w:left="6480" w:hanging="180"/>
       </w:pPr>
+    </w:lvl>
+  </w:abstractNum>
+  <w:abstractNum w:abstractNumId="14" w15:restartNumberingAfterBreak="0">
+    <w:nsid w:val="79186CC9"/>
+    <w:multiLevelType w:val="multilevel"/>
+    <w:tmpl w:val="62B898D2"/>
+    <w:lvl w:ilvl="0">
+      <w:start w:val="1"/>
+      <w:numFmt w:val="bullet"/>
+      <w:lvlText w:val=""/>
+      <w:lvlJc w:val="left"/>
+      <w:pPr>
+        <w:tabs>
+          <w:tab w:val="num" w:pos="720"/>
+        </w:tabs>
+        <w:ind w:left="720" w:hanging="360"/>
+      </w:pPr>
+      <w:rPr>
+        <w:rFonts w:ascii="Symbol" w:hAnsi="Symbol" w:hint="default"/>
+        <w:sz w:val="20"/>
+      </w:rPr>
+    </w:lvl>
+    <w:lvl w:ilvl="1" w:tentative="1">
+      <w:start w:val="1"/>
+      <w:numFmt w:val="bullet"/>
+      <w:lvlText w:val="o"/>
+      <w:lvlJc w:val="left"/>
+      <w:pPr>
+        <w:tabs>
+          <w:tab w:val="num" w:pos="1440"/>
+        </w:tabs>
+        <w:ind w:left="1440" w:hanging="360"/>
+      </w:pPr>
+      <w:rPr>
+        <w:rFonts w:ascii="Courier New" w:hAnsi="Courier New" w:hint="default"/>
+        <w:sz w:val="20"/>
+      </w:rPr>
+    </w:lvl>
+    <w:lvl w:ilvl="2" w:tentative="1">
+      <w:start w:val="1"/>
+      <w:numFmt w:val="bullet"/>
+      <w:lvlText w:val=""/>
+      <w:lvlJc w:val="left"/>
+      <w:pPr>
+        <w:tabs>
+          <w:tab w:val="num" w:pos="2160"/>
+        </w:tabs>
+        <w:ind w:left="2160" w:hanging="360"/>
+      </w:pPr>
+      <w:rPr>
+        <w:rFonts w:ascii="Wingdings" w:hAnsi="Wingdings" w:hint="default"/>
+        <w:sz w:val="20"/>
+      </w:rPr>
+    </w:lvl>
+    <w:lvl w:ilvl="3" w:tentative="1">
+      <w:start w:val="1"/>
+      <w:numFmt w:val="bullet"/>
+      <w:lvlText w:val=""/>
+      <w:lvlJc w:val="left"/>
+      <w:pPr>
+        <w:tabs>
+          <w:tab w:val="num" w:pos="2880"/>
+        </w:tabs>
+        <w:ind w:left="2880" w:hanging="360"/>
+      </w:pPr>
+      <w:rPr>
+        <w:rFonts w:ascii="Wingdings" w:hAnsi="Wingdings" w:hint="default"/>
+        <w:sz w:val="20"/>
+      </w:rPr>
+    </w:lvl>
+    <w:lvl w:ilvl="4" w:tentative="1">
+      <w:start w:val="1"/>
+      <w:numFmt w:val="bullet"/>
+      <w:lvlText w:val=""/>
+      <w:lvlJc w:val="left"/>
+      <w:pPr>
+        <w:tabs>
+          <w:tab w:val="num" w:pos="3600"/>
+        </w:tabs>
+        <w:ind w:left="3600" w:hanging="360"/>
+      </w:pPr>
+      <w:rPr>
+        <w:rFonts w:ascii="Wingdings" w:hAnsi="Wingdings" w:hint="default"/>
+        <w:sz w:val="20"/>
+      </w:rPr>
+    </w:lvl>
+    <w:lvl w:ilvl="5" w:tentative="1">
+      <w:start w:val="1"/>
+      <w:numFmt w:val="bullet"/>
+      <w:lvlText w:val=""/>
+      <w:lvlJc w:val="left"/>
+      <w:pPr>
+        <w:tabs>
+          <w:tab w:val="num" w:pos="4320"/>
+        </w:tabs>
+        <w:ind w:left="4320" w:hanging="360"/>
+      </w:pPr>
+      <w:rPr>
+        <w:rFonts w:ascii="Wingdings" w:hAnsi="Wingdings" w:hint="default"/>
+        <w:sz w:val="20"/>
+      </w:rPr>
+    </w:lvl>
+    <w:lvl w:ilvl="6" w:tentative="1">
+      <w:start w:val="1"/>
+      <w:numFmt w:val="bullet"/>
+      <w:lvlText w:val=""/>
+      <w:lvlJc w:val="left"/>
+      <w:pPr>
+        <w:tabs>
+          <w:tab w:val="num" w:pos="5040"/>
+        </w:tabs>
+        <w:ind w:left="5040" w:hanging="360"/>
+      </w:pPr>
+      <w:rPr>
+        <w:rFonts w:ascii="Wingdings" w:hAnsi="Wingdings" w:hint="default"/>
+        <w:sz w:val="20"/>
+      </w:rPr>
+    </w:lvl>
+    <w:lvl w:ilvl="7" w:tentative="1">
+      <w:start w:val="1"/>
+      <w:numFmt w:val="bullet"/>
+      <w:lvlText w:val=""/>
+      <w:lvlJc w:val="left"/>
+      <w:pPr>
+        <w:tabs>
+          <w:tab w:val="num" w:pos="5760"/>
+        </w:tabs>
+        <w:ind w:left="5760" w:hanging="360"/>
+      </w:pPr>
+      <w:rPr>
+        <w:rFonts w:ascii="Wingdings" w:hAnsi="Wingdings" w:hint="default"/>
+        <w:sz w:val="20"/>
+      </w:rPr>
+    </w:lvl>
+    <w:lvl w:ilvl="8" w:tentative="1">
+      <w:start w:val="1"/>
+      <w:numFmt w:val="bullet"/>
+      <w:lvlText w:val=""/>
+      <w:lvlJc w:val="left"/>
+      <w:pPr>
+        <w:tabs>
+          <w:tab w:val="num" w:pos="6480"/>
+        </w:tabs>
+        <w:ind w:left="6480" w:hanging="360"/>
+      </w:pPr>
+      <w:rPr>
+        <w:rFonts w:ascii="Wingdings" w:hAnsi="Wingdings" w:hint="default"/>
+        <w:sz w:val="20"/>
+      </w:rPr>
     </w:lvl>
   </w:abstractNum>
   <w:num w:numId="1" w16cid:durableId="761797777">
@@ -3409,13 +3808,13 @@
     <w:abstractNumId w:val="12"/>
   </w:num>
   <w:num w:numId="8" w16cid:durableId="1187519976">
-    <w:abstractNumId w:val="8"/>
+    <w:abstractNumId w:val="9"/>
   </w:num>
   <w:num w:numId="9" w16cid:durableId="774518276">
     <w:abstractNumId w:val="7"/>
   </w:num>
   <w:num w:numId="10" w16cid:durableId="2009867063">
-    <w:abstractNumId w:val="11"/>
+    <w:abstractNumId w:val="10"/>
   </w:num>
   <w:num w:numId="11" w16cid:durableId="1924602666">
     <w:abstractNumId w:val="13"/>
@@ -3423,11 +3822,14 @@
   <w:num w:numId="12" w16cid:durableId="2021344936">
     <w:abstractNumId w:val="2"/>
   </w:num>
-  <w:num w:numId="13" w16cid:durableId="213541981">
-    <w:abstractNumId w:val="10"/>
+  <w:num w:numId="13" w16cid:durableId="184639531">
+    <w:abstractNumId w:val="14"/>
   </w:num>
-  <w:num w:numId="14" w16cid:durableId="881553081">
-    <w:abstractNumId w:val="9"/>
+  <w:num w:numId="14" w16cid:durableId="358243968">
+    <w:abstractNumId w:val="11"/>
+  </w:num>
+  <w:num w:numId="15" w16cid:durableId="1910074114">
+    <w:abstractNumId w:val="8"/>
   </w:num>
   <w:numIdMacAtCleanup w:val="10"/>
 </w:numbering>
@@ -15047,7 +15449,7 @@
     <w:uiPriority w:val="99"/>
     <w:semiHidden/>
     <w:unhideWhenUsed/>
-    <w:rsid w:val="004B6437"/>
+    <w:rsid w:val="00A60609"/>
     <w:pPr>
       <w:spacing w:before="100" w:beforeAutospacing="1" w:after="100" w:afterAutospacing="1" w:line="240" w:lineRule="auto"/>
     </w:pPr>
@@ -15065,7 +15467,7 @@
     <w:uiPriority w:val="99"/>
     <w:semiHidden/>
     <w:unhideWhenUsed/>
-    <w:rsid w:val="004B6437"/>
+    <w:rsid w:val="00A60609"/>
     <w:rPr>
       <w:rFonts w:ascii="Courier New" w:eastAsiaTheme="minorEastAsia" w:hAnsi="Courier New" w:cs="Courier New"/>
       <w:sz w:val="20"/>
